--- a/link/documentation/Signifyd LINK Integration Documentation 22.1.0.docx
+++ b/link/documentation/Signifyd LINK Integration Documentation 22.1.0.docx
@@ -236,7 +236,7 @@
           <w:r>
             <w:fldChar w:fldCharType="separate"/>
           </w:r>
-          <w:hyperlink w:anchor="_Toc203403263" w:history="1">
+          <w:hyperlink w:anchor="_Toc207269090" w:history="1">
             <w:r>
               <w:rPr>
                 <w:rStyle w:val="Hyperlink"/>
@@ -259,7 +259,7 @@
               <w:rPr>
                 <w:webHidden/>
               </w:rPr>
-              <w:instrText xml:space="preserve"> PAGEREF _Toc203403263 \h </w:instrText>
+              <w:instrText xml:space="preserve"> PAGEREF _Toc207269090 \h </w:instrText>
             </w:r>
             <w:r>
               <w:rPr>
@@ -297,7 +297,7 @@
               <w14:ligatures w14:val="standardContextual"/>
             </w:rPr>
           </w:pPr>
-          <w:hyperlink w:anchor="_Toc203403264" w:history="1">
+          <w:hyperlink w:anchor="_Toc207269091" w:history="1">
             <w:r>
               <w:rPr>
                 <w:rStyle w:val="Hyperlink"/>
@@ -320,7 +320,7 @@
               <w:rPr>
                 <w:webHidden/>
               </w:rPr>
-              <w:instrText xml:space="preserve"> PAGEREF _Toc203403264 \h </w:instrText>
+              <w:instrText xml:space="preserve"> PAGEREF _Toc207269091 \h </w:instrText>
             </w:r>
             <w:r>
               <w:rPr>
@@ -358,7 +358,7 @@
               <w14:ligatures w14:val="standardContextual"/>
             </w:rPr>
           </w:pPr>
-          <w:hyperlink w:anchor="_Toc203403265" w:history="1">
+          <w:hyperlink w:anchor="_Toc207269092" w:history="1">
             <w:r>
               <w:rPr>
                 <w:rStyle w:val="Hyperlink"/>
@@ -381,7 +381,7 @@
               <w:rPr>
                 <w:webHidden/>
               </w:rPr>
-              <w:instrText xml:space="preserve"> PAGEREF _Toc203403265 \h </w:instrText>
+              <w:instrText xml:space="preserve"> PAGEREF _Toc207269092 \h </w:instrText>
             </w:r>
             <w:r>
               <w:rPr>
@@ -419,7 +419,7 @@
               <w14:ligatures w14:val="standardContextual"/>
             </w:rPr>
           </w:pPr>
-          <w:hyperlink w:anchor="_Toc203403266" w:history="1">
+          <w:hyperlink w:anchor="_Toc207269093" w:history="1">
             <w:r>
               <w:rPr>
                 <w:rStyle w:val="Hyperlink"/>
@@ -442,7 +442,7 @@
               <w:rPr>
                 <w:webHidden/>
               </w:rPr>
-              <w:instrText xml:space="preserve"> PAGEREF _Toc203403266 \h </w:instrText>
+              <w:instrText xml:space="preserve"> PAGEREF _Toc207269093 \h </w:instrText>
             </w:r>
             <w:r>
               <w:rPr>
@@ -480,7 +480,7 @@
               <w14:ligatures w14:val="standardContextual"/>
             </w:rPr>
           </w:pPr>
-          <w:hyperlink w:anchor="_Toc203403267" w:history="1">
+          <w:hyperlink w:anchor="_Toc207269094" w:history="1">
             <w:r>
               <w:rPr>
                 <w:rStyle w:val="Hyperlink"/>
@@ -503,7 +503,7 @@
               <w:rPr>
                 <w:webHidden/>
               </w:rPr>
-              <w:instrText xml:space="preserve"> PAGEREF _Toc203403267 \h </w:instrText>
+              <w:instrText xml:space="preserve"> PAGEREF _Toc207269094 \h </w:instrText>
             </w:r>
             <w:r>
               <w:rPr>
@@ -541,7 +541,7 @@
               <w14:ligatures w14:val="standardContextual"/>
             </w:rPr>
           </w:pPr>
-          <w:hyperlink w:anchor="_Toc203403268" w:history="1">
+          <w:hyperlink w:anchor="_Toc207269095" w:history="1">
             <w:r>
               <w:rPr>
                 <w:rStyle w:val="Hyperlink"/>
@@ -564,7 +564,7 @@
               <w:rPr>
                 <w:webHidden/>
               </w:rPr>
-              <w:instrText xml:space="preserve"> PAGEREF _Toc203403268 \h </w:instrText>
+              <w:instrText xml:space="preserve"> PAGEREF _Toc207269095 \h </w:instrText>
             </w:r>
             <w:r>
               <w:rPr>
@@ -602,7 +602,7 @@
               <w14:ligatures w14:val="standardContextual"/>
             </w:rPr>
           </w:pPr>
-          <w:hyperlink w:anchor="_Toc203403269" w:history="1">
+          <w:hyperlink w:anchor="_Toc207269096" w:history="1">
             <w:r>
               <w:rPr>
                 <w:rStyle w:val="Hyperlink"/>
@@ -625,7 +625,7 @@
               <w:rPr>
                 <w:webHidden/>
               </w:rPr>
-              <w:instrText xml:space="preserve"> PAGEREF _Toc203403269 \h </w:instrText>
+              <w:instrText xml:space="preserve"> PAGEREF _Toc207269096 \h </w:instrText>
             </w:r>
             <w:r>
               <w:rPr>
@@ -663,7 +663,7 @@
               <w14:ligatures w14:val="standardContextual"/>
             </w:rPr>
           </w:pPr>
-          <w:hyperlink w:anchor="_Toc203403270" w:history="1">
+          <w:hyperlink w:anchor="_Toc207269097" w:history="1">
             <w:r>
               <w:rPr>
                 <w:rStyle w:val="Hyperlink"/>
@@ -686,7 +686,7 @@
               <w:rPr>
                 <w:webHidden/>
               </w:rPr>
-              <w:instrText xml:space="preserve"> PAGEREF _Toc203403270 \h </w:instrText>
+              <w:instrText xml:space="preserve"> PAGEREF _Toc207269097 \h </w:instrText>
             </w:r>
             <w:r>
               <w:rPr>
@@ -724,7 +724,7 @@
               <w14:ligatures w14:val="standardContextual"/>
             </w:rPr>
           </w:pPr>
-          <w:hyperlink w:anchor="_Toc203403271" w:history="1">
+          <w:hyperlink w:anchor="_Toc207269098" w:history="1">
             <w:r>
               <w:rPr>
                 <w:rStyle w:val="Hyperlink"/>
@@ -747,7 +747,7 @@
               <w:rPr>
                 <w:webHidden/>
               </w:rPr>
-              <w:instrText xml:space="preserve"> PAGEREF _Toc203403271 \h </w:instrText>
+              <w:instrText xml:space="preserve"> PAGEREF _Toc207269098 \h </w:instrText>
             </w:r>
             <w:r>
               <w:rPr>
@@ -785,7 +785,7 @@
               <w14:ligatures w14:val="standardContextual"/>
             </w:rPr>
           </w:pPr>
-          <w:hyperlink w:anchor="_Toc203403272" w:history="1">
+          <w:hyperlink w:anchor="_Toc207269099" w:history="1">
             <w:r>
               <w:rPr>
                 <w:rStyle w:val="Hyperlink"/>
@@ -808,7 +808,7 @@
               <w:rPr>
                 <w:webHidden/>
               </w:rPr>
-              <w:instrText xml:space="preserve"> PAGEREF _Toc203403272 \h </w:instrText>
+              <w:instrText xml:space="preserve"> PAGEREF _Toc207269099 \h </w:instrText>
             </w:r>
             <w:r>
               <w:rPr>
@@ -846,7 +846,7 @@
               <w14:ligatures w14:val="standardContextual"/>
             </w:rPr>
           </w:pPr>
-          <w:hyperlink w:anchor="_Toc203403273" w:history="1">
+          <w:hyperlink w:anchor="_Toc207269100" w:history="1">
             <w:r>
               <w:rPr>
                 <w:rStyle w:val="Hyperlink"/>
@@ -869,7 +869,7 @@
               <w:rPr>
                 <w:webHidden/>
               </w:rPr>
-              <w:instrText xml:space="preserve"> PAGEREF _Toc203403273 \h </w:instrText>
+              <w:instrText xml:space="preserve"> PAGEREF _Toc207269100 \h </w:instrText>
             </w:r>
             <w:r>
               <w:rPr>
@@ -907,7 +907,7 @@
               <w14:ligatures w14:val="standardContextual"/>
             </w:rPr>
           </w:pPr>
-          <w:hyperlink w:anchor="_Toc203403274" w:history="1">
+          <w:hyperlink w:anchor="_Toc207269101" w:history="1">
             <w:r>
               <w:rPr>
                 <w:rStyle w:val="Hyperlink"/>
@@ -930,7 +930,7 @@
               <w:rPr>
                 <w:webHidden/>
               </w:rPr>
-              <w:instrText xml:space="preserve"> PAGEREF _Toc203403274 \h </w:instrText>
+              <w:instrText xml:space="preserve"> PAGEREF _Toc207269101 \h </w:instrText>
             </w:r>
             <w:r>
               <w:rPr>
@@ -968,7 +968,7 @@
               <w14:ligatures w14:val="standardContextual"/>
             </w:rPr>
           </w:pPr>
-          <w:hyperlink w:anchor="_Toc203403275" w:history="1">
+          <w:hyperlink w:anchor="_Toc207269102" w:history="1">
             <w:r>
               <w:rPr>
                 <w:rStyle w:val="Hyperlink"/>
@@ -991,7 +991,7 @@
               <w:rPr>
                 <w:webHidden/>
               </w:rPr>
-              <w:instrText xml:space="preserve"> PAGEREF _Toc203403275 \h </w:instrText>
+              <w:instrText xml:space="preserve"> PAGEREF _Toc207269102 \h </w:instrText>
             </w:r>
             <w:r>
               <w:rPr>
@@ -1029,7 +1029,7 @@
               <w14:ligatures w14:val="standardContextual"/>
             </w:rPr>
           </w:pPr>
-          <w:hyperlink w:anchor="_Toc203403276" w:history="1">
+          <w:hyperlink w:anchor="_Toc207269103" w:history="1">
             <w:r>
               <w:rPr>
                 <w:rStyle w:val="Hyperlink"/>
@@ -1052,7 +1052,7 @@
               <w:rPr>
                 <w:webHidden/>
               </w:rPr>
-              <w:instrText xml:space="preserve"> PAGEREF _Toc203403276 \h </w:instrText>
+              <w:instrText xml:space="preserve"> PAGEREF _Toc207269103 \h </w:instrText>
             </w:r>
             <w:r>
               <w:rPr>
@@ -1090,7 +1090,7 @@
               <w14:ligatures w14:val="standardContextual"/>
             </w:rPr>
           </w:pPr>
-          <w:hyperlink w:anchor="_Toc203403277" w:history="1">
+          <w:hyperlink w:anchor="_Toc207269104" w:history="1">
             <w:r>
               <w:rPr>
                 <w:rStyle w:val="Hyperlink"/>
@@ -1113,7 +1113,7 @@
               <w:rPr>
                 <w:webHidden/>
               </w:rPr>
-              <w:instrText xml:space="preserve"> PAGEREF _Toc203403277 \h </w:instrText>
+              <w:instrText xml:space="preserve"> PAGEREF _Toc207269104 \h </w:instrText>
             </w:r>
             <w:r>
               <w:rPr>
@@ -1151,7 +1151,7 @@
               <w14:ligatures w14:val="standardContextual"/>
             </w:rPr>
           </w:pPr>
-          <w:hyperlink w:anchor="_Toc203403278" w:history="1">
+          <w:hyperlink w:anchor="_Toc207269105" w:history="1">
             <w:r>
               <w:rPr>
                 <w:rStyle w:val="Hyperlink"/>
@@ -1174,7 +1174,7 @@
               <w:rPr>
                 <w:webHidden/>
               </w:rPr>
-              <w:instrText xml:space="preserve"> PAGEREF _Toc203403278 \h </w:instrText>
+              <w:instrText xml:space="preserve"> PAGEREF _Toc207269105 \h </w:instrText>
             </w:r>
             <w:r>
               <w:rPr>
@@ -1212,7 +1212,7 @@
               <w14:ligatures w14:val="standardContextual"/>
             </w:rPr>
           </w:pPr>
-          <w:hyperlink w:anchor="_Toc203403279" w:history="1">
+          <w:hyperlink w:anchor="_Toc207269106" w:history="1">
             <w:r>
               <w:rPr>
                 <w:rStyle w:val="Hyperlink"/>
@@ -1235,7 +1235,7 @@
               <w:rPr>
                 <w:webHidden/>
               </w:rPr>
-              <w:instrText xml:space="preserve"> PAGEREF _Toc203403279 \h </w:instrText>
+              <w:instrText xml:space="preserve"> PAGEREF _Toc207269106 \h </w:instrText>
             </w:r>
             <w:r>
               <w:rPr>
@@ -1273,7 +1273,7 @@
               <w14:ligatures w14:val="standardContextual"/>
             </w:rPr>
           </w:pPr>
-          <w:hyperlink w:anchor="_Toc203403280" w:history="1">
+          <w:hyperlink w:anchor="_Toc207269107" w:history="1">
             <w:r>
               <w:rPr>
                 <w:rStyle w:val="Hyperlink"/>
@@ -1296,7 +1296,7 @@
               <w:rPr>
                 <w:webHidden/>
               </w:rPr>
-              <w:instrText xml:space="preserve"> PAGEREF _Toc203403280 \h </w:instrText>
+              <w:instrText xml:space="preserve"> PAGEREF _Toc207269107 \h </w:instrText>
             </w:r>
             <w:r>
               <w:rPr>
@@ -1334,7 +1334,7 @@
               <w14:ligatures w14:val="standardContextual"/>
             </w:rPr>
           </w:pPr>
-          <w:hyperlink w:anchor="_Toc203403281" w:history="1">
+          <w:hyperlink w:anchor="_Toc207269108" w:history="1">
             <w:r>
               <w:rPr>
                 <w:rStyle w:val="Hyperlink"/>
@@ -1357,7 +1357,7 @@
               <w:rPr>
                 <w:webHidden/>
               </w:rPr>
-              <w:instrText xml:space="preserve"> PAGEREF _Toc203403281 \h </w:instrText>
+              <w:instrText xml:space="preserve"> PAGEREF _Toc207269108 \h </w:instrText>
             </w:r>
             <w:r>
               <w:rPr>
@@ -1395,7 +1395,7 @@
               <w14:ligatures w14:val="standardContextual"/>
             </w:rPr>
           </w:pPr>
-          <w:hyperlink w:anchor="_Toc203403282" w:history="1">
+          <w:hyperlink w:anchor="_Toc207269109" w:history="1">
             <w:r>
               <w:rPr>
                 <w:rStyle w:val="Hyperlink"/>
@@ -1418,7 +1418,7 @@
               <w:rPr>
                 <w:webHidden/>
               </w:rPr>
-              <w:instrText xml:space="preserve"> PAGEREF _Toc203403282 \h </w:instrText>
+              <w:instrText xml:space="preserve"> PAGEREF _Toc207269109 \h </w:instrText>
             </w:r>
             <w:r>
               <w:rPr>
@@ -1456,7 +1456,7 @@
               <w14:ligatures w14:val="standardContextual"/>
             </w:rPr>
           </w:pPr>
-          <w:hyperlink w:anchor="_Toc203403283" w:history="1">
+          <w:hyperlink w:anchor="_Toc207269110" w:history="1">
             <w:r>
               <w:rPr>
                 <w:rStyle w:val="Hyperlink"/>
@@ -1479,7 +1479,7 @@
               <w:rPr>
                 <w:webHidden/>
               </w:rPr>
-              <w:instrText xml:space="preserve"> PAGEREF _Toc203403283 \h </w:instrText>
+              <w:instrText xml:space="preserve"> PAGEREF _Toc207269110 \h </w:instrText>
             </w:r>
             <w:r>
               <w:rPr>
@@ -1517,7 +1517,7 @@
               <w14:ligatures w14:val="standardContextual"/>
             </w:rPr>
           </w:pPr>
-          <w:hyperlink w:anchor="_Toc203403284" w:history="1">
+          <w:hyperlink w:anchor="_Toc207269111" w:history="1">
             <w:r>
               <w:rPr>
                 <w:rStyle w:val="Hyperlink"/>
@@ -1540,7 +1540,7 @@
               <w:rPr>
                 <w:webHidden/>
               </w:rPr>
-              <w:instrText xml:space="preserve"> PAGEREF _Toc203403284 \h </w:instrText>
+              <w:instrText xml:space="preserve"> PAGEREF _Toc207269111 \h </w:instrText>
             </w:r>
             <w:r>
               <w:rPr>
@@ -1578,7 +1578,7 @@
               <w14:ligatures w14:val="standardContextual"/>
             </w:rPr>
           </w:pPr>
-          <w:hyperlink w:anchor="_Toc203403285" w:history="1">
+          <w:hyperlink w:anchor="_Toc207269112" w:history="1">
             <w:r>
               <w:rPr>
                 <w:rStyle w:val="Hyperlink"/>
@@ -1601,7 +1601,7 @@
               <w:rPr>
                 <w:webHidden/>
               </w:rPr>
-              <w:instrText xml:space="preserve"> PAGEREF _Toc203403285 \h </w:instrText>
+              <w:instrText xml:space="preserve"> PAGEREF _Toc207269112 \h </w:instrText>
             </w:r>
             <w:r>
               <w:rPr>
@@ -1639,7 +1639,7 @@
               <w14:ligatures w14:val="standardContextual"/>
             </w:rPr>
           </w:pPr>
-          <w:hyperlink w:anchor="_Toc203403286" w:history="1">
+          <w:hyperlink w:anchor="_Toc207269113" w:history="1">
             <w:r>
               <w:rPr>
                 <w:rStyle w:val="Hyperlink"/>
@@ -1662,7 +1662,7 @@
               <w:rPr>
                 <w:webHidden/>
               </w:rPr>
-              <w:instrText xml:space="preserve"> PAGEREF _Toc203403286 \h </w:instrText>
+              <w:instrText xml:space="preserve"> PAGEREF _Toc207269113 \h </w:instrText>
             </w:r>
             <w:r>
               <w:rPr>
@@ -1700,7 +1700,7 @@
               <w14:ligatures w14:val="standardContextual"/>
             </w:rPr>
           </w:pPr>
-          <w:hyperlink w:anchor="_Toc203403287" w:history="1">
+          <w:hyperlink w:anchor="_Toc207269114" w:history="1">
             <w:r>
               <w:rPr>
                 <w:rStyle w:val="Hyperlink"/>
@@ -1723,7 +1723,7 @@
               <w:rPr>
                 <w:webHidden/>
               </w:rPr>
-              <w:instrText xml:space="preserve"> PAGEREF _Toc203403287 \h </w:instrText>
+              <w:instrText xml:space="preserve"> PAGEREF _Toc207269114 \h </w:instrText>
             </w:r>
             <w:r>
               <w:rPr>
@@ -1761,7 +1761,7 @@
               <w14:ligatures w14:val="standardContextual"/>
             </w:rPr>
           </w:pPr>
-          <w:hyperlink w:anchor="_Toc203403288" w:history="1">
+          <w:hyperlink w:anchor="_Toc207269115" w:history="1">
             <w:r>
               <w:rPr>
                 <w:rStyle w:val="Hyperlink"/>
@@ -1770,10 +1770,15 @@
             </w:r>
             <w:r>
               <w:rPr>
+                <w:rStyle w:val="Hyperlink"/>
+              </w:rPr>
+              <w:t>………………</w:t>
+            </w:r>
+            <w:r>
+              <w:rPr>
                 <w:webHidden/>
               </w:rPr>
               <w:tab/>
-              <w:t>………………………………………………………………………………………………………..</w:t>
             </w:r>
             <w:r>
               <w:rPr>
@@ -1785,7 +1790,7 @@
               <w:rPr>
                 <w:webHidden/>
               </w:rPr>
-              <w:instrText xml:space="preserve"> PAGEREF _Toc203403288 \h </w:instrText>
+              <w:instrText xml:space="preserve"> PAGEREF _Toc207269115 \h </w:instrText>
             </w:r>
             <w:r>
               <w:rPr>
@@ -1823,7 +1828,7 @@
               <w14:ligatures w14:val="standardContextual"/>
             </w:rPr>
           </w:pPr>
-          <w:hyperlink w:anchor="_Toc203403289" w:history="1">
+          <w:hyperlink w:anchor="_Toc207269116" w:history="1">
             <w:r>
               <w:rPr>
                 <w:rStyle w:val="Hyperlink"/>
@@ -1846,7 +1851,7 @@
               <w:rPr>
                 <w:webHidden/>
               </w:rPr>
-              <w:instrText xml:space="preserve"> PAGEREF _Toc203403289 \h </w:instrText>
+              <w:instrText xml:space="preserve"> PAGEREF _Toc207269116 \h </w:instrText>
             </w:r>
             <w:r>
               <w:rPr>
@@ -1884,7 +1889,7 @@
               <w14:ligatures w14:val="standardContextual"/>
             </w:rPr>
           </w:pPr>
-          <w:hyperlink w:anchor="_Toc203403290" w:history="1">
+          <w:hyperlink w:anchor="_Toc207269117" w:history="1">
             <w:r>
               <w:rPr>
                 <w:rStyle w:val="Hyperlink"/>
@@ -1907,7 +1912,7 @@
               <w:rPr>
                 <w:webHidden/>
               </w:rPr>
-              <w:instrText xml:space="preserve"> PAGEREF _Toc203403290 \h </w:instrText>
+              <w:instrText xml:space="preserve"> PAGEREF _Toc207269117 \h </w:instrText>
             </w:r>
             <w:r>
               <w:rPr>
@@ -1945,7 +1950,7 @@
               <w14:ligatures w14:val="standardContextual"/>
             </w:rPr>
           </w:pPr>
-          <w:hyperlink w:anchor="_Toc203403291" w:history="1">
+          <w:hyperlink w:anchor="_Toc207269118" w:history="1">
             <w:r>
               <w:rPr>
                 <w:rStyle w:val="Hyperlink"/>
@@ -1968,7 +1973,7 @@
               <w:rPr>
                 <w:webHidden/>
               </w:rPr>
-              <w:instrText xml:space="preserve"> PAGEREF _Toc203403291 \h </w:instrText>
+              <w:instrText xml:space="preserve"> PAGEREF _Toc207269118 \h </w:instrText>
             </w:r>
             <w:r>
               <w:rPr>
@@ -2006,7 +2011,7 @@
               <w14:ligatures w14:val="standardContextual"/>
             </w:rPr>
           </w:pPr>
-          <w:hyperlink w:anchor="_Toc203403292" w:history="1">
+          <w:hyperlink w:anchor="_Toc207269119" w:history="1">
             <w:r>
               <w:rPr>
                 <w:rStyle w:val="Hyperlink"/>
@@ -2029,7 +2034,7 @@
               <w:rPr>
                 <w:webHidden/>
               </w:rPr>
-              <w:instrText xml:space="preserve"> PAGEREF _Toc203403292 \h </w:instrText>
+              <w:instrText xml:space="preserve"> PAGEREF _Toc207269119 \h </w:instrText>
             </w:r>
             <w:r>
               <w:rPr>
@@ -2067,7 +2072,7 @@
               <w14:ligatures w14:val="standardContextual"/>
             </w:rPr>
           </w:pPr>
-          <w:hyperlink w:anchor="_Toc203403293" w:history="1">
+          <w:hyperlink w:anchor="_Toc207269120" w:history="1">
             <w:r>
               <w:rPr>
                 <w:rStyle w:val="Hyperlink"/>
@@ -2090,7 +2095,7 @@
               <w:rPr>
                 <w:webHidden/>
               </w:rPr>
-              <w:instrText xml:space="preserve"> PAGEREF _Toc203403293 \h </w:instrText>
+              <w:instrText xml:space="preserve"> PAGEREF _Toc207269120 \h </w:instrText>
             </w:r>
             <w:r>
               <w:rPr>
@@ -2128,7 +2133,7 @@
               <w14:ligatures w14:val="standardContextual"/>
             </w:rPr>
           </w:pPr>
-          <w:hyperlink w:anchor="_Toc203403294" w:history="1">
+          <w:hyperlink w:anchor="_Toc207269121" w:history="1">
             <w:r>
               <w:rPr>
                 <w:rStyle w:val="Hyperlink"/>
@@ -2151,7 +2156,7 @@
               <w:rPr>
                 <w:webHidden/>
               </w:rPr>
-              <w:instrText xml:space="preserve"> PAGEREF _Toc203403294 \h </w:instrText>
+              <w:instrText xml:space="preserve"> PAGEREF _Toc207269121 \h </w:instrText>
             </w:r>
             <w:r>
               <w:rPr>
@@ -2189,7 +2194,7 @@
               <w14:ligatures w14:val="standardContextual"/>
             </w:rPr>
           </w:pPr>
-          <w:hyperlink w:anchor="_Toc203403295" w:history="1">
+          <w:hyperlink w:anchor="_Toc207269122" w:history="1">
             <w:r>
               <w:rPr>
                 <w:rStyle w:val="Hyperlink"/>
@@ -2212,7 +2217,7 @@
               <w:rPr>
                 <w:webHidden/>
               </w:rPr>
-              <w:instrText xml:space="preserve"> PAGEREF _Toc203403295 \h </w:instrText>
+              <w:instrText xml:space="preserve"> PAGEREF _Toc207269122 \h </w:instrText>
             </w:r>
             <w:r>
               <w:rPr>
@@ -2250,7 +2255,7 @@
               <w14:ligatures w14:val="standardContextual"/>
             </w:rPr>
           </w:pPr>
-          <w:hyperlink w:anchor="_Toc203403296" w:history="1">
+          <w:hyperlink w:anchor="_Toc207269123" w:history="1">
             <w:r>
               <w:rPr>
                 <w:rStyle w:val="Hyperlink"/>
@@ -2273,7 +2278,7 @@
               <w:rPr>
                 <w:webHidden/>
               </w:rPr>
-              <w:instrText xml:space="preserve"> PAGEREF _Toc203403296 \h </w:instrText>
+              <w:instrText xml:space="preserve"> PAGEREF _Toc207269123 \h </w:instrText>
             </w:r>
             <w:r>
               <w:rPr>
@@ -2311,7 +2316,7 @@
               <w14:ligatures w14:val="standardContextual"/>
             </w:rPr>
           </w:pPr>
-          <w:hyperlink w:anchor="_Toc203403297" w:history="1">
+          <w:hyperlink w:anchor="_Toc207269124" w:history="1">
             <w:r>
               <w:rPr>
                 <w:rStyle w:val="Hyperlink"/>
@@ -2334,7 +2339,7 @@
               <w:rPr>
                 <w:webHidden/>
               </w:rPr>
-              <w:instrText xml:space="preserve"> PAGEREF _Toc203403297 \h </w:instrText>
+              <w:instrText xml:space="preserve"> PAGEREF _Toc207269124 \h </w:instrText>
             </w:r>
             <w:r>
               <w:rPr>
@@ -2372,7 +2377,7 @@
               <w14:ligatures w14:val="standardContextual"/>
             </w:rPr>
           </w:pPr>
-          <w:hyperlink w:anchor="_Toc203403298" w:history="1">
+          <w:hyperlink w:anchor="_Toc207269125" w:history="1">
             <w:r>
               <w:rPr>
                 <w:rStyle w:val="Hyperlink"/>
@@ -2395,7 +2400,7 @@
               <w:rPr>
                 <w:webHidden/>
               </w:rPr>
-              <w:instrText xml:space="preserve"> PAGEREF _Toc203403298 \h </w:instrText>
+              <w:instrText xml:space="preserve"> PAGEREF _Toc207269125 \h </w:instrText>
             </w:r>
             <w:r>
               <w:rPr>
@@ -2433,7 +2438,7 @@
               <w14:ligatures w14:val="standardContextual"/>
             </w:rPr>
           </w:pPr>
-          <w:hyperlink w:anchor="_Toc203403299" w:history="1">
+          <w:hyperlink w:anchor="_Toc207269126" w:history="1">
             <w:r>
               <w:rPr>
                 <w:rStyle w:val="Hyperlink"/>
@@ -2456,7 +2461,7 @@
               <w:rPr>
                 <w:webHidden/>
               </w:rPr>
-              <w:instrText xml:space="preserve"> PAGEREF _Toc203403299 \h </w:instrText>
+              <w:instrText xml:space="preserve"> PAGEREF _Toc207269126 \h </w:instrText>
             </w:r>
             <w:r>
               <w:rPr>
@@ -2494,7 +2499,7 @@
               <w14:ligatures w14:val="standardContextual"/>
             </w:rPr>
           </w:pPr>
-          <w:hyperlink w:anchor="_Toc203403300" w:history="1">
+          <w:hyperlink w:anchor="_Toc207269127" w:history="1">
             <w:r>
               <w:rPr>
                 <w:rStyle w:val="Hyperlink"/>
@@ -2517,7 +2522,7 @@
               <w:rPr>
                 <w:webHidden/>
               </w:rPr>
-              <w:instrText xml:space="preserve"> PAGEREF _Toc203403300 \h </w:instrText>
+              <w:instrText xml:space="preserve"> PAGEREF _Toc207269127 \h </w:instrText>
             </w:r>
             <w:r>
               <w:rPr>
@@ -2555,7 +2560,7 @@
               <w14:ligatures w14:val="standardContextual"/>
             </w:rPr>
           </w:pPr>
-          <w:hyperlink w:anchor="_Toc203403301" w:history="1">
+          <w:hyperlink w:anchor="_Toc207269128" w:history="1">
             <w:r>
               <w:rPr>
                 <w:rStyle w:val="Hyperlink"/>
@@ -2578,7 +2583,7 @@
               <w:rPr>
                 <w:webHidden/>
               </w:rPr>
-              <w:instrText xml:space="preserve"> PAGEREF _Toc203403301 \h </w:instrText>
+              <w:instrText xml:space="preserve"> PAGEREF _Toc207269128 \h </w:instrText>
             </w:r>
             <w:r>
               <w:rPr>
@@ -2616,7 +2621,7 @@
               <w14:ligatures w14:val="standardContextual"/>
             </w:rPr>
           </w:pPr>
-          <w:hyperlink w:anchor="_Toc203403302" w:history="1">
+          <w:hyperlink w:anchor="_Toc207269129" w:history="1">
             <w:r>
               <w:rPr>
                 <w:rStyle w:val="Hyperlink"/>
@@ -2639,7 +2644,7 @@
               <w:rPr>
                 <w:webHidden/>
               </w:rPr>
-              <w:instrText xml:space="preserve"> PAGEREF _Toc203403302 \h </w:instrText>
+              <w:instrText xml:space="preserve"> PAGEREF _Toc207269129 \h </w:instrText>
             </w:r>
             <w:r>
               <w:rPr>
@@ -2677,7 +2682,7 @@
               <w14:ligatures w14:val="standardContextual"/>
             </w:rPr>
           </w:pPr>
-          <w:hyperlink w:anchor="_Toc203403303" w:history="1">
+          <w:hyperlink w:anchor="_Toc207269130" w:history="1">
             <w:r>
               <w:rPr>
                 <w:rStyle w:val="Hyperlink"/>
@@ -2700,7 +2705,7 @@
               <w:rPr>
                 <w:webHidden/>
               </w:rPr>
-              <w:instrText xml:space="preserve"> PAGEREF _Toc203403303 \h </w:instrText>
+              <w:instrText xml:space="preserve"> PAGEREF _Toc207269130 \h </w:instrText>
             </w:r>
             <w:r>
               <w:rPr>
@@ -2738,7 +2743,7 @@
               <w14:ligatures w14:val="standardContextual"/>
             </w:rPr>
           </w:pPr>
-          <w:hyperlink w:anchor="_Toc203403304" w:history="1">
+          <w:hyperlink w:anchor="_Toc207269131" w:history="1">
             <w:r>
               <w:rPr>
                 <w:rStyle w:val="Hyperlink"/>
@@ -2761,7 +2766,7 @@
               <w:rPr>
                 <w:webHidden/>
               </w:rPr>
-              <w:instrText xml:space="preserve"> PAGEREF _Toc203403304 \h </w:instrText>
+              <w:instrText xml:space="preserve"> PAGEREF _Toc207269131 \h </w:instrText>
             </w:r>
             <w:r>
               <w:rPr>
@@ -2799,7 +2804,7 @@
               <w14:ligatures w14:val="standardContextual"/>
             </w:rPr>
           </w:pPr>
-          <w:hyperlink w:anchor="_Toc203403305" w:history="1">
+          <w:hyperlink w:anchor="_Toc207269132" w:history="1">
             <w:r>
               <w:rPr>
                 <w:rStyle w:val="Hyperlink"/>
@@ -2822,7 +2827,7 @@
               <w:rPr>
                 <w:webHidden/>
               </w:rPr>
-              <w:instrText xml:space="preserve"> PAGEREF _Toc203403305 \h </w:instrText>
+              <w:instrText xml:space="preserve"> PAGEREF _Toc207269132 \h </w:instrText>
             </w:r>
             <w:r>
               <w:rPr>
@@ -2860,7 +2865,7 @@
               <w14:ligatures w14:val="standardContextual"/>
             </w:rPr>
           </w:pPr>
-          <w:hyperlink w:anchor="_Toc203403306" w:history="1">
+          <w:hyperlink w:anchor="_Toc207269133" w:history="1">
             <w:r>
               <w:rPr>
                 <w:rStyle w:val="Hyperlink"/>
@@ -2883,7 +2888,7 @@
               <w:rPr>
                 <w:webHidden/>
               </w:rPr>
-              <w:instrText xml:space="preserve"> PAGEREF _Toc203403306 \h </w:instrText>
+              <w:instrText xml:space="preserve"> PAGEREF _Toc207269133 \h </w:instrText>
             </w:r>
             <w:r>
               <w:rPr>
@@ -2921,7 +2926,7 @@
               <w14:ligatures w14:val="standardContextual"/>
             </w:rPr>
           </w:pPr>
-          <w:hyperlink w:anchor="_Toc203403307" w:history="1">
+          <w:hyperlink w:anchor="_Toc207269134" w:history="1">
             <w:r>
               <w:rPr>
                 <w:rStyle w:val="Hyperlink"/>
@@ -2944,7 +2949,7 @@
               <w:rPr>
                 <w:webHidden/>
               </w:rPr>
-              <w:instrText xml:space="preserve"> PAGEREF _Toc203403307 \h </w:instrText>
+              <w:instrText xml:space="preserve"> PAGEREF _Toc207269134 \h </w:instrText>
             </w:r>
             <w:r>
               <w:rPr>
@@ -2982,7 +2987,7 @@
               <w14:ligatures w14:val="standardContextual"/>
             </w:rPr>
           </w:pPr>
-          <w:hyperlink w:anchor="_Toc203403308" w:history="1">
+          <w:hyperlink w:anchor="_Toc207269135" w:history="1">
             <w:r>
               <w:rPr>
                 <w:rStyle w:val="Hyperlink"/>
@@ -3005,7 +3010,7 @@
               <w:rPr>
                 <w:webHidden/>
               </w:rPr>
-              <w:instrText xml:space="preserve"> PAGEREF _Toc203403308 \h </w:instrText>
+              <w:instrText xml:space="preserve"> PAGEREF _Toc207269135 \h </w:instrText>
             </w:r>
             <w:r>
               <w:rPr>
@@ -3043,7 +3048,7 @@
               <w14:ligatures w14:val="standardContextual"/>
             </w:rPr>
           </w:pPr>
-          <w:hyperlink w:anchor="_Toc203403309" w:history="1">
+          <w:hyperlink w:anchor="_Toc207269136" w:history="1">
             <w:r>
               <w:rPr>
                 <w:rStyle w:val="Hyperlink"/>
@@ -3067,7 +3072,7 @@
               <w:rPr>
                 <w:webHidden/>
               </w:rPr>
-              <w:instrText xml:space="preserve"> PAGEREF _Toc203403309 \h </w:instrText>
+              <w:instrText xml:space="preserve"> PAGEREF _Toc207269136 \h </w:instrText>
             </w:r>
             <w:r>
               <w:rPr>
@@ -3105,7 +3110,7 @@
               <w14:ligatures w14:val="standardContextual"/>
             </w:rPr>
           </w:pPr>
-          <w:hyperlink w:anchor="_Toc203403310" w:history="1">
+          <w:hyperlink w:anchor="_Toc207269137" w:history="1">
             <w:r>
               <w:rPr>
                 <w:rStyle w:val="Hyperlink"/>
@@ -3128,7 +3133,7 @@
               <w:rPr>
                 <w:webHidden/>
               </w:rPr>
-              <w:instrText xml:space="preserve"> PAGEREF _Toc203403310 \h </w:instrText>
+              <w:instrText xml:space="preserve"> PAGEREF _Toc207269137 \h </w:instrText>
             </w:r>
             <w:r>
               <w:rPr>
@@ -3166,7 +3171,7 @@
               <w14:ligatures w14:val="standardContextual"/>
             </w:rPr>
           </w:pPr>
-          <w:hyperlink w:anchor="_Toc203403311" w:history="1">
+          <w:hyperlink w:anchor="_Toc207269138" w:history="1">
             <w:r>
               <w:rPr>
                 <w:rStyle w:val="Hyperlink"/>
@@ -3190,7 +3195,7 @@
               <w:rPr>
                 <w:webHidden/>
               </w:rPr>
-              <w:instrText xml:space="preserve"> PAGEREF _Toc203403311 \h </w:instrText>
+              <w:instrText xml:space="preserve"> PAGEREF _Toc207269138 \h </w:instrText>
             </w:r>
             <w:r>
               <w:rPr>
@@ -3228,7 +3233,7 @@
               <w14:ligatures w14:val="standardContextual"/>
             </w:rPr>
           </w:pPr>
-          <w:hyperlink w:anchor="_Toc203403312" w:history="1">
+          <w:hyperlink w:anchor="_Toc207269139" w:history="1">
             <w:r>
               <w:rPr>
                 <w:rStyle w:val="Hyperlink"/>
@@ -3252,7 +3257,7 @@
               <w:rPr>
                 <w:webHidden/>
               </w:rPr>
-              <w:instrText xml:space="preserve"> PAGEREF _Toc203403312 \h </w:instrText>
+              <w:instrText xml:space="preserve"> PAGEREF _Toc207269139 \h </w:instrText>
             </w:r>
             <w:r>
               <w:rPr>
@@ -3290,7 +3295,7 @@
               <w14:ligatures w14:val="standardContextual"/>
             </w:rPr>
           </w:pPr>
-          <w:hyperlink w:anchor="_Toc203403313" w:history="1">
+          <w:hyperlink w:anchor="_Toc207269140" w:history="1">
             <w:r>
               <w:rPr>
                 <w:rStyle w:val="Hyperlink"/>
@@ -3314,7 +3319,7 @@
               <w:rPr>
                 <w:webHidden/>
               </w:rPr>
-              <w:instrText xml:space="preserve"> PAGEREF _Toc203403313 \h </w:instrText>
+              <w:instrText xml:space="preserve"> PAGEREF _Toc207269140 \h </w:instrText>
             </w:r>
             <w:r>
               <w:rPr>
@@ -3352,7 +3357,7 @@
               <w14:ligatures w14:val="standardContextual"/>
             </w:rPr>
           </w:pPr>
-          <w:hyperlink w:anchor="_Toc203403314" w:history="1">
+          <w:hyperlink w:anchor="_Toc207269141" w:history="1">
             <w:r>
               <w:rPr>
                 <w:rStyle w:val="Hyperlink"/>
@@ -3376,7 +3381,7 @@
               <w:rPr>
                 <w:webHidden/>
               </w:rPr>
-              <w:instrText xml:space="preserve"> PAGEREF _Toc203403314 \h </w:instrText>
+              <w:instrText xml:space="preserve"> PAGEREF _Toc207269141 \h </w:instrText>
             </w:r>
             <w:r>
               <w:rPr>
@@ -3394,6 +3399,68 @@
                 <w:webHidden/>
               </w:rPr>
               <w:t>29</w:t>
+            </w:r>
+            <w:r>
+              <w:rPr>
+                <w:webHidden/>
+              </w:rPr>
+              <w:fldChar w:fldCharType="end"/>
+            </w:r>
+          </w:hyperlink>
+        </w:p>
+        <w:p>
+          <w:pPr>
+            <w:pStyle w:val="Sumrio3"/>
+            <w:rPr>
+              <w:kern w:val="2"/>
+              <w:sz w:val="24"/>
+              <w:szCs w:val="24"/>
+              <w:lang w:val="pt-BR" w:eastAsia="pt-BR"/>
+              <w14:ligatures w14:val="standardContextual"/>
+            </w:rPr>
+          </w:pPr>
+          <w:hyperlink w:anchor="_Toc207269142" w:history="1">
+            <w:r>
+              <w:rPr>
+                <w:rStyle w:val="Hyperlink"/>
+                <w:rFonts w:cstheme="minorHAnsi"/>
+              </w:rPr>
+              <w:t>5.10.5 Webhook Callbacks Are Blocked by SFCC</w:t>
+            </w:r>
+            <w:r>
+              <w:rPr>
+                <w:webHidden/>
+              </w:rPr>
+              <w:tab/>
+            </w:r>
+            <w:r>
+              <w:rPr>
+                <w:webHidden/>
+              </w:rPr>
+              <w:fldChar w:fldCharType="begin"/>
+            </w:r>
+            <w:r>
+              <w:rPr>
+                <w:webHidden/>
+              </w:rPr>
+              <w:instrText xml:space="preserve"> PAGEREF _Toc207269142 \h </w:instrText>
+            </w:r>
+            <w:r>
+              <w:rPr>
+                <w:webHidden/>
+              </w:rPr>
+            </w:r>
+            <w:r>
+              <w:rPr>
+                <w:webHidden/>
+              </w:rPr>
+              <w:fldChar w:fldCharType="separate"/>
+            </w:r>
+            <w:r>
+              <w:rPr>
+                <w:webHidden/>
+              </w:rPr>
+              <w:t>30</w:t>
             </w:r>
             <w:r>
               <w:rPr>
@@ -3414,7 +3481,7 @@
               <w14:ligatures w14:val="standardContextual"/>
             </w:rPr>
           </w:pPr>
-          <w:hyperlink w:anchor="_Toc203403315" w:history="1">
+          <w:hyperlink w:anchor="_Toc207269143" w:history="1">
             <w:r>
               <w:rPr>
                 <w:rStyle w:val="Hyperlink"/>
@@ -3437,7 +3504,7 @@
               <w:rPr>
                 <w:webHidden/>
               </w:rPr>
-              <w:instrText xml:space="preserve"> PAGEREF _Toc203403315 \h </w:instrText>
+              <w:instrText xml:space="preserve"> PAGEREF _Toc207269143 \h </w:instrText>
             </w:r>
             <w:r>
               <w:rPr>
@@ -3475,7 +3542,7 @@
               <w14:ligatures w14:val="standardContextual"/>
             </w:rPr>
           </w:pPr>
-          <w:hyperlink w:anchor="_Toc203403316" w:history="1">
+          <w:hyperlink w:anchor="_Toc207269144" w:history="1">
             <w:r>
               <w:rPr>
                 <w:rStyle w:val="Hyperlink"/>
@@ -3498,7 +3565,7 @@
               <w:rPr>
                 <w:webHidden/>
               </w:rPr>
-              <w:instrText xml:space="preserve"> PAGEREF _Toc203403316 \h </w:instrText>
+              <w:instrText xml:space="preserve"> PAGEREF _Toc207269144 \h </w:instrText>
             </w:r>
             <w:r>
               <w:rPr>
@@ -3536,7 +3603,7 @@
               <w14:ligatures w14:val="standardContextual"/>
             </w:rPr>
           </w:pPr>
-          <w:hyperlink w:anchor="_Toc203403317" w:history="1">
+          <w:hyperlink w:anchor="_Toc207269145" w:history="1">
             <w:r>
               <w:rPr>
                 <w:rStyle w:val="Hyperlink"/>
@@ -3559,7 +3626,7 @@
               <w:rPr>
                 <w:webHidden/>
               </w:rPr>
-              <w:instrText xml:space="preserve"> PAGEREF _Toc203403317 \h </w:instrText>
+              <w:instrText xml:space="preserve"> PAGEREF _Toc207269145 \h </w:instrText>
             </w:r>
             <w:r>
               <w:rPr>
@@ -3597,7 +3664,7 @@
               <w14:ligatures w14:val="standardContextual"/>
             </w:rPr>
           </w:pPr>
-          <w:hyperlink w:anchor="_Toc203403318" w:history="1">
+          <w:hyperlink w:anchor="_Toc207269146" w:history="1">
             <w:r>
               <w:rPr>
                 <w:rStyle w:val="Hyperlink"/>
@@ -3620,7 +3687,7 @@
               <w:rPr>
                 <w:webHidden/>
               </w:rPr>
-              <w:instrText xml:space="preserve"> PAGEREF _Toc203403318 \h </w:instrText>
+              <w:instrText xml:space="preserve"> PAGEREF _Toc207269146 \h </w:instrText>
             </w:r>
             <w:r>
               <w:rPr>
@@ -3658,7 +3725,7 @@
               <w14:ligatures w14:val="standardContextual"/>
             </w:rPr>
           </w:pPr>
-          <w:hyperlink w:anchor="_Toc203403319" w:history="1">
+          <w:hyperlink w:anchor="_Toc207269147" w:history="1">
             <w:r>
               <w:rPr>
                 <w:rStyle w:val="Hyperlink"/>
@@ -3681,7 +3748,7 @@
               <w:rPr>
                 <w:webHidden/>
               </w:rPr>
-              <w:instrText xml:space="preserve"> PAGEREF _Toc203403319 \h </w:instrText>
+              <w:instrText xml:space="preserve"> PAGEREF _Toc207269147 \h </w:instrText>
             </w:r>
             <w:r>
               <w:rPr>
@@ -3698,7 +3765,7 @@
               <w:rPr>
                 <w:webHidden/>
               </w:rPr>
-              <w:t>30</w:t>
+              <w:t>31</w:t>
             </w:r>
             <w:r>
               <w:rPr>
@@ -3719,7 +3786,7 @@
               <w14:ligatures w14:val="standardContextual"/>
             </w:rPr>
           </w:pPr>
-          <w:hyperlink w:anchor="_Toc203403320" w:history="1">
+          <w:hyperlink w:anchor="_Toc207269148" w:history="1">
             <w:r>
               <w:rPr>
                 <w:rStyle w:val="Hyperlink"/>
@@ -3742,7 +3809,7 @@
               <w:rPr>
                 <w:webHidden/>
               </w:rPr>
-              <w:instrText xml:space="preserve"> PAGEREF _Toc203403320 \h </w:instrText>
+              <w:instrText xml:space="preserve"> PAGEREF _Toc207269148 \h </w:instrText>
             </w:r>
             <w:r>
               <w:rPr>
@@ -3786,7 +3853,7 @@
         <w:pStyle w:val="Ttulo1"/>
       </w:pPr>
       <w:bookmarkStart w:id="2" w:name="_Toc191549018"/>
-      <w:bookmarkStart w:id="3" w:name="_Toc203403263"/>
+      <w:bookmarkStart w:id="3" w:name="_Toc207269090"/>
       <w:r>
         <w:t>1</w:t>
       </w:r>
@@ -3809,15 +3876,7 @@
     </w:p>
     <w:p>
       <w:r>
-        <w:t xml:space="preserve">This document </w:t>
-      </w:r>
-      <w:proofErr w:type="gramStart"/>
-      <w:r>
-        <w:t>is intended</w:t>
-      </w:r>
-      <w:proofErr w:type="gramEnd"/>
-      <w:r>
-        <w:t xml:space="preserve"> for the technical audience that will be directly involved in the setup and/or integration of this Salesforce Commerce Cloud cartridge.</w:t>
+        <w:t>This document is intended for the technical audience that will be directly involved in the setup and/or integration of this Salesforce Commerce Cloud cartridge.</w:t>
       </w:r>
     </w:p>
     <w:p>
@@ -3825,7 +3884,7 @@
         <w:pStyle w:val="Ttulo1"/>
       </w:pPr>
       <w:bookmarkStart w:id="4" w:name="_Toc191549019"/>
-      <w:bookmarkStart w:id="5" w:name="_Toc203403264"/>
+      <w:bookmarkStart w:id="5" w:name="_Toc207269091"/>
       <w:r>
         <w:t>2</w:t>
       </w:r>
@@ -3870,23 +3929,7 @@
           <w:rFonts w:eastAsia="Times New Roman" w:cs="Times New Roman"/>
           <w:shd w:val="clear" w:color="auto" w:fill="FFFFFF"/>
         </w:rPr>
-        <w:t xml:space="preserve">The Signifyd cartridge will </w:t>
-      </w:r>
-      <w:proofErr w:type="gramStart"/>
-      <w:r>
-        <w:rPr>
-          <w:rFonts w:eastAsia="Times New Roman" w:cs="Times New Roman"/>
-          <w:shd w:val="clear" w:color="auto" w:fill="FFFFFF"/>
-        </w:rPr>
-        <w:t>be integrated</w:t>
-      </w:r>
-      <w:proofErr w:type="gramEnd"/>
-      <w:r>
-        <w:rPr>
-          <w:rFonts w:eastAsia="Times New Roman" w:cs="Times New Roman"/>
-          <w:shd w:val="clear" w:color="auto" w:fill="FFFFFF"/>
-        </w:rPr>
-        <w:t xml:space="preserve"> into Salesforce Commerce Cloud using three primary API integration points:</w:t>
+        <w:t>The Signifyd cartridge will be integrated into Salesforce Commerce Cloud using three primary API integration points:</w:t>
       </w:r>
     </w:p>
     <w:p>
@@ -3947,45 +3990,8 @@
     </w:p>
     <w:p>
       <w:r>
-        <w:t xml:space="preserve">Sale API </w:t>
-      </w:r>
-      <w:proofErr w:type="gramStart"/>
-      <w:r>
-        <w:t>is used</w:t>
-      </w:r>
-      <w:proofErr w:type="gramEnd"/>
-      <w:r>
-        <w:t xml:space="preserve"> if merchants are executing a "Post-Auth" Flow where they call into Signifyd after the order has </w:t>
-      </w:r>
-      <w:proofErr w:type="gramStart"/>
-      <w:r>
-        <w:t>been placed</w:t>
-      </w:r>
-      <w:proofErr w:type="gramEnd"/>
-      <w:r>
-        <w:t xml:space="preserve"> and the payment has </w:t>
-      </w:r>
-      <w:proofErr w:type="gramStart"/>
-      <w:r>
-        <w:t>been authorized</w:t>
-      </w:r>
-      <w:proofErr w:type="gramEnd"/>
-      <w:r>
-        <w:t xml:space="preserve"> with the Payment Gateway. Checkout API </w:t>
-      </w:r>
-      <w:proofErr w:type="gramStart"/>
-      <w:r>
-        <w:t>is used</w:t>
-      </w:r>
-      <w:proofErr w:type="gramEnd"/>
-      <w:r>
-        <w:t xml:space="preserve"> if merchants are executing a "Pre-Auth" Flow where they call into Signifyd before authorizing a payment with the Payment Gateway. In "Pre-Auth" flow, for each order, there are at least 2 API calls, a Checkout API call prior to payment authorization and a Transaction API after </w:t>
-      </w:r>
-      <w:proofErr w:type="gramStart"/>
-      <w:r>
-        <w:t>authorization</w:t>
-      </w:r>
-      <w:proofErr w:type="gramEnd"/>
+        <w:t>Sale API is used if merchants are executing a "Post-Auth" Flow where they call into Signifyd after the order has been placed and the payment has been authorized with the Payment Gateway. Checkout API is used if merchants are executing a "Pre-Auth" Flow where they call into Signifyd before authorizing a payment with the Payment Gateway. In "Pre-Auth" flow, for each order, there are at least 2 API calls, a Checkout API call prior to payment authorization and a Transaction API after authorization</w:t>
+      </w:r>
     </w:p>
     <w:p>
       <w:r>
@@ -4008,15 +4014,7 @@
       </w:r>
       <w:proofErr w:type="spellEnd"/>
       <w:r>
-        <w:t xml:space="preserve">. Custom coding might </w:t>
-      </w:r>
-      <w:proofErr w:type="gramStart"/>
-      <w:r>
-        <w:t>be required</w:t>
-      </w:r>
-      <w:proofErr w:type="gramEnd"/>
-      <w:r>
-        <w:t xml:space="preserve"> if adapting the cartridge to work with other SiteGenesis releases, pre-2.0 releases, and versions of SiteGenesis that do not include the </w:t>
+        <w:t xml:space="preserve">. Custom coding might be required if adapting the cartridge to work with other SiteGenesis releases, pre-2.0 releases, and versions of SiteGenesis that do not include the </w:t>
       </w:r>
       <w:proofErr w:type="spellStart"/>
       <w:r>
@@ -4039,7 +4037,7 @@
         <w:pStyle w:val="Ttulo1"/>
       </w:pPr>
       <w:bookmarkStart w:id="6" w:name="_Toc191549020"/>
-      <w:bookmarkStart w:id="7" w:name="_Toc203403265"/>
+      <w:bookmarkStart w:id="7" w:name="_Toc207269092"/>
       <w:r>
         <w:t>3</w:t>
       </w:r>
@@ -4064,7 +4062,7 @@
       <w:pPr>
         <w:pStyle w:val="Ttulo2"/>
       </w:pPr>
-      <w:bookmarkStart w:id="8" w:name="_Toc203403266"/>
+      <w:bookmarkStart w:id="8" w:name="_Toc207269093"/>
       <w:r>
         <w:t>3.1</w:t>
       </w:r>
@@ -4163,7 +4161,7 @@
       <w:pPr>
         <w:pStyle w:val="Ttulo2"/>
       </w:pPr>
-      <w:bookmarkStart w:id="9" w:name="_Toc203403267"/>
+      <w:bookmarkStart w:id="9" w:name="_Toc207269094"/>
       <w:r>
         <w:t>3.2 int_signifyd_sfra</w:t>
       </w:r>
@@ -4260,7 +4258,7 @@
       <w:pPr>
         <w:pStyle w:val="Ttulo2"/>
       </w:pPr>
-      <w:bookmarkStart w:id="10" w:name="_Toc203403268"/>
+      <w:bookmarkStart w:id="10" w:name="_Toc207269095"/>
       <w:r>
         <w:t>3.3 signifyd_sfra_changes</w:t>
       </w:r>
@@ -4293,15 +4291,7 @@
         <w:t>contains examples of file</w:t>
       </w:r>
       <w:r>
-        <w:t xml:space="preserve">s that should </w:t>
-      </w:r>
-      <w:proofErr w:type="gramStart"/>
-      <w:r>
-        <w:t>be changed</w:t>
-      </w:r>
-      <w:proofErr w:type="gramEnd"/>
-      <w:r>
-        <w:t xml:space="preserve"> on the SFRA base file </w:t>
+        <w:t xml:space="preserve">s that should be changed on the SFRA base file </w:t>
       </w:r>
       <w:r>
         <w:t>or customized file used by the merchant integration.</w:t>
@@ -4366,7 +4356,7 @@
       <w:pPr>
         <w:pStyle w:val="Ttulo2"/>
       </w:pPr>
-      <w:bookmarkStart w:id="11" w:name="_Toc203403269"/>
+      <w:bookmarkStart w:id="11" w:name="_Toc207269096"/>
       <w:r>
         <w:t>3.4 Metadata</w:t>
       </w:r>
@@ -4437,7 +4427,7 @@
       <w:pPr>
         <w:pStyle w:val="Ttulo3"/>
       </w:pPr>
-      <w:bookmarkStart w:id="12" w:name="_Toc203403270"/>
+      <w:bookmarkStart w:id="12" w:name="_Toc207269097"/>
       <w:r>
         <w:t xml:space="preserve">3.4.1 </w:t>
       </w:r>
@@ -4469,15 +4459,7 @@
         <w:ind w:left="360"/>
       </w:pPr>
       <w:r>
-        <w:t xml:space="preserve">The Order system object </w:t>
-      </w:r>
-      <w:proofErr w:type="gramStart"/>
-      <w:r>
-        <w:t>is updated</w:t>
-      </w:r>
-      <w:proofErr w:type="gramEnd"/>
-      <w:r>
-        <w:t xml:space="preserve"> with Signifyd related </w:t>
+        <w:t xml:space="preserve">The Order system object is updated with Signifyd related </w:t>
       </w:r>
       <w:r>
         <w:t>custom attributes, visible in the Signifyd custom attribute group.</w:t>
@@ -4583,15 +4565,7 @@
         <w:t xml:space="preserve">references </w:t>
       </w:r>
       <w:r>
-        <w:t xml:space="preserve">are inside the group Signifyd Settings. The preferences </w:t>
-      </w:r>
-      <w:proofErr w:type="gramStart"/>
-      <w:r>
-        <w:t>are used</w:t>
-      </w:r>
-      <w:proofErr w:type="gramEnd"/>
-      <w:r>
-        <w:t xml:space="preserve"> to control </w:t>
+        <w:t xml:space="preserve">are inside the group Signifyd Settings. The preferences are used to control </w:t>
       </w:r>
       <w:proofErr w:type="gramStart"/>
       <w:r>
@@ -4662,7 +4636,7 @@
       <w:pPr>
         <w:pStyle w:val="Ttulo1"/>
       </w:pPr>
-      <w:bookmarkStart w:id="13" w:name="_Toc203403271"/>
+      <w:bookmarkStart w:id="13" w:name="_Toc207269098"/>
       <w:r>
         <w:lastRenderedPageBreak/>
         <w:t>4. F</w:t>
@@ -4677,7 +4651,7 @@
       <w:pPr>
         <w:pStyle w:val="Ttulo2"/>
       </w:pPr>
-      <w:bookmarkStart w:id="14" w:name="_Toc203403272"/>
+      <w:bookmarkStart w:id="14" w:name="_Toc207269099"/>
       <w:r>
         <w:t>4</w:t>
       </w:r>
@@ -4700,7 +4674,7 @@
       <w:pPr>
         <w:pStyle w:val="Ttulo3"/>
       </w:pPr>
-      <w:bookmarkStart w:id="15" w:name="_Toc203403273"/>
+      <w:bookmarkStart w:id="15" w:name="_Toc207269100"/>
       <w:r>
         <w:t xml:space="preserve">4.1.1 </w:t>
       </w:r>
@@ -4741,38 +4715,10 @@
           <w:iCs/>
           <w:color w:val="00000A"/>
         </w:rPr>
-        <w:t>is set to “POST_AUTH</w:t>
-      </w:r>
-      <w:proofErr w:type="gramStart"/>
-      <w:r>
-        <w:rPr>
-          <w:rFonts w:cs="Trebuchet MS"/>
-          <w:bCs/>
-          <w:iCs/>
-          <w:color w:val="00000A"/>
-        </w:rPr>
-        <w:t>”,</w:t>
-      </w:r>
-      <w:proofErr w:type="gramEnd"/>
-      <w:r>
-        <w:rPr>
-          <w:rFonts w:cs="Trebuchet MS"/>
-          <w:bCs/>
-          <w:iCs/>
-          <w:color w:val="00000A"/>
-        </w:rPr>
-        <w:t xml:space="preserve"> </w:t>
-      </w:r>
-      <w:r>
-        <w:t xml:space="preserve">Signifyd decisions </w:t>
-      </w:r>
-      <w:proofErr w:type="gramStart"/>
-      <w:r>
-        <w:t>are returned</w:t>
-      </w:r>
-      <w:proofErr w:type="gramEnd"/>
-      <w:r>
-        <w:t xml:space="preserve"> asynchronously, so an HTTP </w:t>
+        <w:t xml:space="preserve">is set to “POST_AUTH”, </w:t>
+      </w:r>
+      <w:r>
+        <w:t xml:space="preserve">Signifyd decisions are returned asynchronously, so an HTTP </w:t>
       </w:r>
       <w:r>
         <w:t xml:space="preserve">callback </w:t>
@@ -4781,15 +4727,7 @@
         <w:t>(webhook)</w:t>
       </w:r>
       <w:r>
-        <w:t xml:space="preserve"> </w:t>
-      </w:r>
-      <w:proofErr w:type="gramStart"/>
-      <w:r>
-        <w:t>is used</w:t>
-      </w:r>
-      <w:proofErr w:type="gramEnd"/>
-      <w:r>
-        <w:t xml:space="preserve"> to return </w:t>
+        <w:t xml:space="preserve"> is used to return </w:t>
       </w:r>
       <w:r>
         <w:t>their</w:t>
@@ -4892,44 +4830,36 @@
         <w:t>Sale API</w:t>
       </w:r>
       <w:r>
+        <w:t xml:space="preserve"> is called </w:t>
+      </w:r>
+      <w:r>
+        <w:t>after the</w:t>
+      </w:r>
+      <w:r>
         <w:t xml:space="preserve"> </w:t>
       </w:r>
-      <w:proofErr w:type="gramStart"/>
-      <w:r>
-        <w:t>is called</w:t>
-      </w:r>
-      <w:proofErr w:type="gramEnd"/>
+      <w:r>
+        <w:rPr>
+          <w:rFonts w:cs="Trebuchet MS"/>
+          <w:color w:val="00000A"/>
+        </w:rPr>
+        <w:t>Salesforce Commerce Cloud</w:t>
+      </w:r>
       <w:r>
         <w:t xml:space="preserve"> </w:t>
       </w:r>
       <w:r>
-        <w:t>after the</w:t>
+        <w:t>place order event, which happens after the</w:t>
       </w:r>
       <w:r>
         <w:t xml:space="preserve"> </w:t>
       </w:r>
       <w:r>
+        <w:t xml:space="preserve">order has gone through the </w:t>
+      </w:r>
+      <w:r>
         <w:rPr>
           <w:rFonts w:cs="Trebuchet MS"/>
-          <w:color w:val="00000A"/>
-        </w:rPr>
-        <w:t>Salesforce Commerce Cloud</w:t>
-      </w:r>
-      <w:r>
-        <w:t xml:space="preserve"> </w:t>
-      </w:r>
-      <w:r>
-        <w:t>place order event, which happens after the</w:t>
-      </w:r>
-      <w:r>
-        <w:t xml:space="preserve"> </w:t>
-      </w:r>
-      <w:r>
-        <w:t xml:space="preserve">order has gone through the </w:t>
-      </w:r>
-      <w:r>
-        <w:rPr>
-          <w:rFonts w:cs="Trebuchet MS"/>
           <w:bCs/>
           <w:iCs/>
           <w:color w:val="00000A"/>
@@ -4937,15 +4867,7 @@
         <w:t xml:space="preserve">authorization </w:t>
       </w:r>
       <w:r>
-        <w:t xml:space="preserve">process against the payment provider right before displaying the order summary page. Because it </w:t>
-      </w:r>
-      <w:proofErr w:type="gramStart"/>
-      <w:r>
-        <w:t>is only called</w:t>
-      </w:r>
-      <w:proofErr w:type="gramEnd"/>
-      <w:r>
-        <w:t xml:space="preserve"> during </w:t>
+        <w:t xml:space="preserve">process against the payment provider right before displaying the order summary page. Because it is only called during </w:t>
       </w:r>
       <w:r>
         <w:t xml:space="preserve">the </w:t>
@@ -4969,34 +4891,10 @@
         <w:t>C</w:t>
       </w:r>
       <w:r>
-        <w:t xml:space="preserve">ase </w:t>
-      </w:r>
-      <w:proofErr w:type="gramStart"/>
-      <w:r>
-        <w:t>is never called</w:t>
-      </w:r>
-      <w:proofErr w:type="gramEnd"/>
-      <w:r>
-        <w:t xml:space="preserve"> again for that same order. </w:t>
-      </w:r>
-      <w:r>
-        <w:t xml:space="preserve">The Sale API </w:t>
-      </w:r>
-      <w:proofErr w:type="gramStart"/>
-      <w:r>
-        <w:t>is called</w:t>
-      </w:r>
-      <w:proofErr w:type="gramEnd"/>
-      <w:r>
-        <w:t xml:space="preserve"> when all below actions </w:t>
-      </w:r>
-      <w:proofErr w:type="gramStart"/>
-      <w:r>
-        <w:t>are completed</w:t>
-      </w:r>
-      <w:proofErr w:type="gramEnd"/>
-      <w:r>
-        <w:t>:</w:t>
+        <w:t>ase is never called again for that same order. </w:t>
+      </w:r>
+      <w:r>
+        <w:t>The Sale API is called when all below actions are completed:</w:t>
       </w:r>
     </w:p>
     <w:p>
@@ -5009,15 +4907,7 @@
         <w:spacing w:after="200" w:line="276" w:lineRule="auto"/>
       </w:pPr>
       <w:r>
-        <w:t xml:space="preserve">Payment </w:t>
-      </w:r>
-      <w:proofErr w:type="gramStart"/>
-      <w:r>
-        <w:t>is authorized</w:t>
-      </w:r>
-      <w:proofErr w:type="gramEnd"/>
-      <w:r>
-        <w:t xml:space="preserve"> without errors.</w:t>
+        <w:t>Payment is authorized without errors.</w:t>
       </w:r>
     </w:p>
     <w:p>
@@ -5030,15 +4920,7 @@
         <w:spacing w:after="200" w:line="276" w:lineRule="auto"/>
       </w:pPr>
       <w:r>
-        <w:t xml:space="preserve">The order </w:t>
-      </w:r>
-      <w:proofErr w:type="gramStart"/>
-      <w:r>
-        <w:t>is successfully placed</w:t>
-      </w:r>
-      <w:proofErr w:type="gramEnd"/>
-      <w:r>
-        <w:t>.</w:t>
+        <w:t>The order is successfully placed.</w:t>
       </w:r>
     </w:p>
     <w:p>
@@ -5057,159 +4939,96 @@
         <w:t>the order</w:t>
       </w:r>
       <w:r>
+        <w:t xml:space="preserve"> is sent to the customer.</w:t>
+      </w:r>
+    </w:p>
+    <w:p>
+      <w:r>
+        <w:rPr>
+          <w:b/>
+          <w:bCs/>
+        </w:rPr>
+        <w:t>Note</w:t>
+      </w:r>
+      <w:r>
+        <w:t>: Any customizations done by the merchant should guarantee that the Sale API is called after the above steps are completed.</w:t>
+      </w:r>
+    </w:p>
+    <w:p>
+      <w:r>
+        <w:rPr>
+          <w:b/>
+          <w:bCs/>
+        </w:rPr>
+        <w:t>Action 2</w:t>
+      </w:r>
+      <w:r>
+        <w:rPr>
+          <w:b/>
+          <w:bCs/>
+        </w:rPr>
+        <w:t>.</w:t>
+      </w:r>
+      <w:r>
+        <w:t xml:space="preserve"> The second integration point is </w:t>
+      </w:r>
+      <w:r>
+        <w:t>a</w:t>
+      </w:r>
+      <w:r>
+        <w:t xml:space="preserve"> publicly accessible URL that will be used as the callback/web-hook endpoint. This endpoint will be called when Sign</w:t>
+      </w:r>
+      <w:r>
+        <w:t>i</w:t>
+      </w:r>
+      <w:r>
+        <w:t xml:space="preserve">fyd </w:t>
+      </w:r>
+      <w:r>
+        <w:t xml:space="preserve">has completed its </w:t>
+      </w:r>
+      <w:r>
+        <w:t xml:space="preserve">fraud </w:t>
+      </w:r>
+      <w:r>
+        <w:t>assessment,</w:t>
+      </w:r>
+      <w:r>
         <w:t xml:space="preserve"> </w:t>
       </w:r>
+      <w:r>
+        <w:t xml:space="preserve">and a </w:t>
+      </w:r>
+      <w:r>
+        <w:t>decision is made</w:t>
+      </w:r>
+      <w:r>
+        <w:t xml:space="preserve"> to either approve or decline the order for financial guarantee</w:t>
+      </w:r>
+      <w:r>
+        <w:t xml:space="preserve">. </w:t>
+      </w:r>
+      <w:r>
+        <w:t xml:space="preserve"> This triggers an update to the order in SFCC and could also indicate that the order is ready to export (depending on settings).</w:t>
+      </w:r>
+    </w:p>
+    <w:p>
+      <w:r>
+        <w:t>Note: In the case that Signifyd returns a decline decision, the merchant should decide how to proceed with that order. If the order is manually cancelled</w:t>
+      </w:r>
+      <w:r>
+        <w:t xml:space="preserve"> in SFCC and/or with the payment processor</w:t>
+      </w:r>
+      <w:r>
+        <w:t xml:space="preserve">, </w:t>
+      </w:r>
       <w:proofErr w:type="gramStart"/>
       <w:r>
-        <w:t>is sent</w:t>
+        <w:t>the communication</w:t>
       </w:r>
       <w:proofErr w:type="gramEnd"/>
       <w:r>
-        <w:t xml:space="preserve"> to the customer.</w:t>
-      </w:r>
-    </w:p>
-    <w:p>
-      <w:r>
-        <w:rPr>
-          <w:b/>
-          <w:bCs/>
-        </w:rPr>
-        <w:t>Note</w:t>
-      </w:r>
-      <w:r>
-        <w:t xml:space="preserve">: Any customizations done by the merchant should guarantee that the Sale API </w:t>
-      </w:r>
-      <w:proofErr w:type="gramStart"/>
-      <w:r>
-        <w:t>is called</w:t>
-      </w:r>
-      <w:proofErr w:type="gramEnd"/>
-      <w:r>
-        <w:t xml:space="preserve"> after the above steps </w:t>
-      </w:r>
-      <w:proofErr w:type="gramStart"/>
-      <w:r>
-        <w:t>are completed</w:t>
-      </w:r>
-      <w:proofErr w:type="gramEnd"/>
-      <w:r>
-        <w:t>.</w:t>
-      </w:r>
-    </w:p>
-    <w:p>
-      <w:r>
-        <w:rPr>
-          <w:b/>
-          <w:bCs/>
-        </w:rPr>
-        <w:t>Action 2</w:t>
-      </w:r>
-      <w:r>
-        <w:rPr>
-          <w:b/>
-          <w:bCs/>
-        </w:rPr>
-        <w:t>.</w:t>
-      </w:r>
-      <w:r>
-        <w:t xml:space="preserve"> The second integration point is </w:t>
-      </w:r>
-      <w:r>
-        <w:t>a</w:t>
-      </w:r>
-      <w:r>
-        <w:t xml:space="preserve"> publicly accessible URL that will </w:t>
-      </w:r>
-      <w:proofErr w:type="gramStart"/>
-      <w:r>
-        <w:t>be used</w:t>
-      </w:r>
-      <w:proofErr w:type="gramEnd"/>
-      <w:r>
-        <w:t xml:space="preserve"> as the callback/web-hook endpoint. This endpoint will </w:t>
-      </w:r>
-      <w:proofErr w:type="gramStart"/>
-      <w:r>
-        <w:t>be called</w:t>
-      </w:r>
-      <w:proofErr w:type="gramEnd"/>
-      <w:r>
-        <w:t xml:space="preserve"> when Sign</w:t>
-      </w:r>
-      <w:r>
-        <w:t>i</w:t>
-      </w:r>
-      <w:r>
-        <w:t xml:space="preserve">fyd </w:t>
-      </w:r>
-      <w:r>
-        <w:t xml:space="preserve">has completed its </w:t>
-      </w:r>
-      <w:r>
-        <w:t xml:space="preserve">fraud </w:t>
-      </w:r>
-      <w:r>
-        <w:t>assessment,</w:t>
-      </w:r>
-      <w:r>
-        <w:t xml:space="preserve"> </w:t>
-      </w:r>
-      <w:r>
-        <w:t xml:space="preserve">and a </w:t>
-      </w:r>
-      <w:r>
-        <w:t xml:space="preserve">decision </w:t>
-      </w:r>
-      <w:proofErr w:type="gramStart"/>
-      <w:r>
-        <w:t>is made</w:t>
-      </w:r>
-      <w:proofErr w:type="gramEnd"/>
-      <w:r>
-        <w:t xml:space="preserve"> to either approve or decline the order for financial guarantee</w:t>
-      </w:r>
-      <w:proofErr w:type="gramStart"/>
-      <w:r>
-        <w:t xml:space="preserve">. </w:t>
-      </w:r>
-      <w:r>
-        <w:t xml:space="preserve"> </w:t>
-      </w:r>
-      <w:proofErr w:type="gramEnd"/>
-      <w:r>
-        <w:t>This triggers an update to the order in SFCC and could also indicate that the order is ready to export (depending on settings).</w:t>
-      </w:r>
-    </w:p>
-    <w:p>
-      <w:r>
-        <w:t xml:space="preserve">Note: In the case that Signifyd returns a decline decision, the merchant should decide how to proceed with that order. If the order </w:t>
-      </w:r>
-      <w:proofErr w:type="gramStart"/>
-      <w:r>
-        <w:t>is manually cancelled</w:t>
-      </w:r>
-      <w:proofErr w:type="gramEnd"/>
-      <w:r>
-        <w:t xml:space="preserve"> in SFCC and/or with the payment processor</w:t>
-      </w:r>
-      <w:r>
-        <w:t xml:space="preserve">, </w:t>
-      </w:r>
-      <w:proofErr w:type="gramStart"/>
-      <w:r>
-        <w:t>the communication</w:t>
-      </w:r>
-      <w:proofErr w:type="gramEnd"/>
-      <w:r>
-        <w:t xml:space="preserve"> to the client should also </w:t>
-      </w:r>
-      <w:proofErr w:type="gramStart"/>
-      <w:r>
-        <w:t>be done</w:t>
-      </w:r>
-      <w:proofErr w:type="gramEnd"/>
-      <w:r>
-        <w:t xml:space="preserve"> by the merchant, since the checkout experience on the storefront itself is complete at this stage.</w:t>
+        <w:t xml:space="preserve"> to the client should also be done by the merchant, since the checkout experience on the storefront itself is complete at this stage.</w:t>
       </w:r>
     </w:p>
     <w:p/>
@@ -5218,7 +5037,7 @@
         <w:pStyle w:val="Ttulo3"/>
       </w:pPr>
       <w:bookmarkStart w:id="16" w:name="_Hlk83804264"/>
-      <w:bookmarkStart w:id="17" w:name="_Toc203403274"/>
+      <w:bookmarkStart w:id="17" w:name="_Toc207269101"/>
       <w:r>
         <w:t>4.1.</w:t>
       </w:r>
@@ -5268,51 +5087,18 @@
           <w:iCs/>
           <w:color w:val="00000A"/>
         </w:rPr>
-        <w:t>is set to “PRE_AUTH</w:t>
-      </w:r>
-      <w:proofErr w:type="gramStart"/>
-      <w:r>
-        <w:rPr>
-          <w:rFonts w:cs="Trebuchet MS"/>
-          <w:bCs/>
-          <w:iCs/>
-          <w:color w:val="00000A"/>
-        </w:rPr>
-        <w:t>”,</w:t>
-      </w:r>
-      <w:proofErr w:type="gramEnd"/>
-      <w:r>
-        <w:rPr>
-          <w:rFonts w:cs="Trebuchet MS"/>
-          <w:bCs/>
-          <w:iCs/>
-          <w:color w:val="00000A"/>
-        </w:rPr>
-        <w:t xml:space="preserve"> </w:t>
-      </w:r>
-      <w:r>
-        <w:t xml:space="preserve">Signifyd decisions </w:t>
-      </w:r>
-      <w:proofErr w:type="gramStart"/>
-      <w:r>
-        <w:t>are returned</w:t>
-      </w:r>
-      <w:proofErr w:type="gramEnd"/>
-      <w:r>
-        <w:t xml:space="preserve"> synchronously </w:t>
+        <w:t xml:space="preserve">is set to “PRE_AUTH”, </w:t>
+      </w:r>
+      <w:r>
+        <w:t xml:space="preserve">Signifyd decisions are returned synchronously </w:t>
       </w:r>
       <w:bookmarkEnd w:id="16"/>
       <w:r>
         <w:t xml:space="preserve">after the </w:t>
       </w:r>
       <w:r>
-        <w:t xml:space="preserve">relevant Signifyd API </w:t>
-      </w:r>
-      <w:proofErr w:type="gramStart"/>
-      <w:r>
-        <w:t>is called</w:t>
-      </w:r>
-      <w:proofErr w:type="gramEnd"/>
+        <w:t>relevant Signifyd API is called</w:t>
+      </w:r>
       <w:r>
         <w:t>.</w:t>
       </w:r>
@@ -5403,13 +5189,8 @@
       <w:r>
         <w:t xml:space="preserve"> </w:t>
       </w:r>
-      <w:proofErr w:type="gramStart"/>
-      <w:r>
-        <w:t>is called</w:t>
-      </w:r>
-      <w:proofErr w:type="gramEnd"/>
-      <w:r>
-        <w:t xml:space="preserve"> before the </w:t>
+      <w:r>
+        <w:t xml:space="preserve">is called before the </w:t>
       </w:r>
       <w:r>
         <w:rPr>
@@ -5453,9 +5234,8 @@
           <w:color w:val="00000A"/>
         </w:rPr>
         <w:lastRenderedPageBreak/>
-        <w:t xml:space="preserve">authorization call will not happen, and the order will </w:t>
-      </w:r>
-      <w:proofErr w:type="gramStart"/>
+        <w:t>authorization call will not happen, and the order will be failed.</w:t>
+      </w:r>
       <w:r>
         <w:rPr>
           <w:rFonts w:cs="Trebuchet MS"/>
@@ -5463,9 +5243,8 @@
           <w:iCs/>
           <w:color w:val="00000A"/>
         </w:rPr>
-        <w:t>be failed</w:t>
-      </w:r>
-      <w:proofErr w:type="gramEnd"/>
+        <w:t xml:space="preserve"> The failed order will be in “failed” status in Business Manager, where the merchant can also check the Signifyd order attributes, like the score received and the reason it failed.</w:t>
+      </w:r>
       <w:r>
         <w:rPr>
           <w:rFonts w:cs="Trebuchet MS"/>
@@ -5473,175 +5252,113 @@
           <w:iCs/>
           <w:color w:val="00000A"/>
         </w:rPr>
+        <w:t xml:space="preserve"> The storefront will display a default error message </w:t>
+      </w:r>
+      <w:r>
+        <w:rPr>
+          <w:rFonts w:cs="Trebuchet MS"/>
+          <w:bCs/>
+          <w:iCs/>
+          <w:color w:val="00000A"/>
+        </w:rPr>
+        <w:t>to</w:t>
+      </w:r>
+      <w:r>
+        <w:rPr>
+          <w:rFonts w:cs="Trebuchet MS"/>
+          <w:bCs/>
+          <w:iCs/>
+          <w:color w:val="00000A"/>
+        </w:rPr>
+        <w:t xml:space="preserve"> the customer. If the merchant wants to customize this message, it can be changed directly in the code.</w:t>
+      </w:r>
+      <w:r>
+        <w:rPr>
+          <w:rFonts w:cs="Trebuchet MS"/>
+          <w:bCs/>
+          <w:iCs/>
+          <w:color w:val="00000A"/>
+        </w:rPr>
+        <w:t xml:space="preserve"> If Signifyd returns an accept/approved response, Salesforce Commerce Cloud proceeds with the </w:t>
+      </w:r>
+      <w:r>
+        <w:rPr>
+          <w:rFonts w:cs="Trebuchet MS"/>
+          <w:bCs/>
+          <w:iCs/>
+          <w:color w:val="00000A"/>
+        </w:rPr>
+        <w:t>authorization</w:t>
+      </w:r>
+      <w:r>
+        <w:rPr>
+          <w:rFonts w:cs="Trebuchet MS"/>
+          <w:bCs/>
+          <w:iCs/>
+          <w:color w:val="00000A"/>
+        </w:rPr>
+        <w:t xml:space="preserve"> process against the payment provider.</w:t>
+      </w:r>
+    </w:p>
+    <w:p>
+      <w:pPr>
+        <w:rPr>
+          <w:b/>
+          <w:bCs/>
+        </w:rPr>
+      </w:pPr>
+      <w:r>
+        <w:rPr>
+          <w:b/>
+          <w:bCs/>
+        </w:rPr>
+        <w:t>Action</w:t>
+      </w:r>
+      <w:r>
+        <w:rPr>
+          <w:b/>
+          <w:bCs/>
+        </w:rPr>
+        <w:t xml:space="preserve"> </w:t>
+      </w:r>
+      <w:r>
+        <w:rPr>
+          <w:b/>
+          <w:bCs/>
+        </w:rPr>
+        <w:t xml:space="preserve">2. </w:t>
+      </w:r>
+      <w:r>
+        <w:t>For Signifyd "Approved" orders, the</w:t>
+      </w:r>
+      <w:r>
+        <w:t xml:space="preserve"> T</w:t>
+      </w:r>
+      <w:r>
+        <w:t>ransaction API is called to send payment status after the authorization result.</w:t>
+      </w:r>
+      <w:r>
+        <w:t xml:space="preserve"> Some of the fields should be manually added by the merchant for the Transaction API. More details in the section </w:t>
+      </w:r>
+      <w:r>
+        <w:t>3.1.11</w:t>
+      </w:r>
+      <w:r>
+        <w:t xml:space="preserve"> </w:t>
+      </w:r>
+      <w:r>
+        <w:t>API Integration – Limitations and Constraints</w:t>
+      </w:r>
+      <w:r>
         <w:t>.</w:t>
       </w:r>
-      <w:r>
-        <w:rPr>
-          <w:rFonts w:cs="Trebuchet MS"/>
-          <w:bCs/>
-          <w:iCs/>
-          <w:color w:val="00000A"/>
-        </w:rPr>
-        <w:t xml:space="preserve"> The failed order will be in “failed” status in Business Manager, where the merchant can also check the Signifyd order attributes, like the score received and the reason it failed.</w:t>
-      </w:r>
-      <w:r>
-        <w:rPr>
-          <w:rFonts w:cs="Trebuchet MS"/>
-          <w:bCs/>
-          <w:iCs/>
-          <w:color w:val="00000A"/>
-        </w:rPr>
-        <w:t xml:space="preserve"> The storefront will display a default error message </w:t>
-      </w:r>
-      <w:r>
-        <w:rPr>
-          <w:rFonts w:cs="Trebuchet MS"/>
-          <w:bCs/>
-          <w:iCs/>
-          <w:color w:val="00000A"/>
-        </w:rPr>
-        <w:t>to</w:t>
-      </w:r>
-      <w:r>
-        <w:rPr>
-          <w:rFonts w:cs="Trebuchet MS"/>
-          <w:bCs/>
-          <w:iCs/>
-          <w:color w:val="00000A"/>
-        </w:rPr>
-        <w:t xml:space="preserve"> the customer. If the merchant wants to customize this message, it can </w:t>
-      </w:r>
-      <w:proofErr w:type="gramStart"/>
-      <w:r>
-        <w:rPr>
-          <w:rFonts w:cs="Trebuchet MS"/>
-          <w:bCs/>
-          <w:iCs/>
-          <w:color w:val="00000A"/>
-        </w:rPr>
-        <w:t>be changed</w:t>
-      </w:r>
-      <w:proofErr w:type="gramEnd"/>
-      <w:r>
-        <w:rPr>
-          <w:rFonts w:cs="Trebuchet MS"/>
-          <w:bCs/>
-          <w:iCs/>
-          <w:color w:val="00000A"/>
-        </w:rPr>
-        <w:t xml:space="preserve"> directly in the code.</w:t>
-      </w:r>
-      <w:r>
-        <w:rPr>
-          <w:rFonts w:cs="Trebuchet MS"/>
-          <w:bCs/>
-          <w:iCs/>
-          <w:color w:val="00000A"/>
-        </w:rPr>
-        <w:t xml:space="preserve"> If Signifyd returns an accept/approved response, Salesforce Commerce Cloud proceeds with the </w:t>
-      </w:r>
-      <w:r>
-        <w:rPr>
-          <w:rFonts w:cs="Trebuchet MS"/>
-          <w:bCs/>
-          <w:iCs/>
-          <w:color w:val="00000A"/>
-        </w:rPr>
-        <w:t>authorization</w:t>
-      </w:r>
-      <w:r>
-        <w:rPr>
-          <w:rFonts w:cs="Trebuchet MS"/>
-          <w:bCs/>
-          <w:iCs/>
-          <w:color w:val="00000A"/>
-        </w:rPr>
-        <w:t xml:space="preserve"> process against the payment provider.</w:t>
-      </w:r>
-    </w:p>
-    <w:p>
-      <w:pPr>
-        <w:rPr>
-          <w:b/>
-          <w:bCs/>
-        </w:rPr>
-      </w:pPr>
-      <w:r>
-        <w:rPr>
-          <w:b/>
-          <w:bCs/>
-        </w:rPr>
-        <w:t>Action</w:t>
-      </w:r>
-      <w:r>
-        <w:rPr>
-          <w:b/>
-          <w:bCs/>
-        </w:rPr>
-        <w:t xml:space="preserve"> </w:t>
-      </w:r>
-      <w:r>
-        <w:rPr>
-          <w:b/>
-          <w:bCs/>
-        </w:rPr>
-        <w:t xml:space="preserve">2. </w:t>
-      </w:r>
-      <w:r>
-        <w:t>For Signifyd "Approved" orders, the</w:t>
-      </w:r>
-      <w:r>
-        <w:t xml:space="preserve"> T</w:t>
-      </w:r>
-      <w:r>
-        <w:t xml:space="preserve">ransaction API </w:t>
-      </w:r>
-      <w:proofErr w:type="gramStart"/>
-      <w:r>
-        <w:t>is called</w:t>
-      </w:r>
-      <w:proofErr w:type="gramEnd"/>
-      <w:r>
-        <w:t xml:space="preserve"> to send payment status after the authorization result.</w:t>
-      </w:r>
-      <w:r>
-        <w:t xml:space="preserve"> </w:t>
-      </w:r>
-      <w:proofErr w:type="gramStart"/>
-      <w:r>
-        <w:t>Some of</w:t>
-      </w:r>
-      <w:proofErr w:type="gramEnd"/>
-      <w:r>
-        <w:t xml:space="preserve"> the fields should </w:t>
-      </w:r>
-      <w:proofErr w:type="gramStart"/>
-      <w:r>
-        <w:t>be manually added</w:t>
-      </w:r>
-      <w:proofErr w:type="gramEnd"/>
-      <w:r>
-        <w:t xml:space="preserve"> by the merchant for the Transaction API. More details in the section </w:t>
-      </w:r>
-      <w:r>
-        <w:t>3.1.11</w:t>
-      </w:r>
-      <w:r>
-        <w:t xml:space="preserve"> </w:t>
-      </w:r>
-      <w:r>
-        <w:t>API Integration – Limitations and Constraints</w:t>
-      </w:r>
-      <w:r>
-        <w:t>.</w:t>
-      </w:r>
     </w:p>
     <w:p/>
     <w:p>
       <w:pPr>
         <w:pStyle w:val="Ttulo3"/>
       </w:pPr>
-      <w:bookmarkStart w:id="18" w:name="_Toc203403275"/>
+      <w:bookmarkStart w:id="18" w:name="_Toc207269102"/>
       <w:r>
         <w:t>4.1.3 Passive Mode</w:t>
       </w:r>
@@ -5656,15 +5373,7 @@
         <w:t>mode</w:t>
       </w:r>
       <w:r>
-        <w:t xml:space="preserve"> can </w:t>
-      </w:r>
-      <w:proofErr w:type="gramStart"/>
-      <w:r>
-        <w:t>be used</w:t>
-      </w:r>
-      <w:proofErr w:type="gramEnd"/>
-      <w:r>
-        <w:t xml:space="preserve"> by setting the custom site preference </w:t>
+        <w:t xml:space="preserve"> can be used by setting the custom site preference </w:t>
       </w:r>
       <w:bookmarkStart w:id="19" w:name="_Hlk148691776"/>
       <w:proofErr w:type="spellStart"/>
@@ -5680,101 +5389,69 @@
       <w:bookmarkEnd w:id="19"/>
       <w:proofErr w:type="spellEnd"/>
       <w:r>
-        <w:t xml:space="preserve"> to “Yes</w:t>
+        <w:t xml:space="preserve"> to “Yes”. I</w:t>
+      </w:r>
+      <w:r>
+        <w:t xml:space="preserve">f passive mode is </w:t>
+      </w:r>
+      <w:r>
+        <w:t xml:space="preserve">enabled, </w:t>
+      </w:r>
+      <w:r>
+        <w:t xml:space="preserve">Signifyd decision </w:t>
+      </w:r>
+      <w:r>
+        <w:t xml:space="preserve">will be visible </w:t>
+      </w:r>
+      <w:r>
+        <w:t xml:space="preserve">on Business Manager </w:t>
+      </w:r>
+      <w:r>
+        <w:t xml:space="preserve">through the </w:t>
+      </w:r>
+      <w:r>
+        <w:t xml:space="preserve">order </w:t>
+      </w:r>
+      <w:r>
+        <w:t xml:space="preserve">custom </w:t>
+      </w:r>
+      <w:r>
+        <w:t xml:space="preserve">attributes, </w:t>
+      </w:r>
+      <w:r>
+        <w:t>but</w:t>
+      </w:r>
+      <w:r>
+        <w:t xml:space="preserve"> it won’t impact the order </w:t>
+      </w:r>
+      <w:r>
+        <w:t>status regardless of Signifyd</w:t>
+      </w:r>
+      <w:r>
+        <w:t xml:space="preserve"> accept/</w:t>
+      </w:r>
+      <w:r>
+        <w:t>reject</w:t>
+      </w:r>
+      <w:r>
+        <w:t xml:space="preserve"> decisions.</w:t>
+      </w:r>
+      <w:r>
+        <w:t xml:space="preserve"> </w:t>
+      </w:r>
+      <w:r>
+        <w:t xml:space="preserve">When the passive mode is switched off, Signifyd decision will be updated </w:t>
+      </w:r>
+      <w:r>
+        <w:t xml:space="preserve">on the </w:t>
       </w:r>
       <w:proofErr w:type="gramStart"/>
       <w:r>
-        <w:t>”.</w:t>
+        <w:t>order</w:t>
       </w:r>
       <w:proofErr w:type="gramEnd"/>
       <w:r>
-        <w:t xml:space="preserve"> I</w:t>
-      </w:r>
-      <w:r>
-        <w:t xml:space="preserve">f passive mode is </w:t>
-      </w:r>
-      <w:r>
-        <w:t xml:space="preserve">enabled, </w:t>
-      </w:r>
-      <w:r>
-        <w:t xml:space="preserve">Signifyd decision </w:t>
-      </w:r>
-      <w:r>
-        <w:t xml:space="preserve">will be visible </w:t>
-      </w:r>
-      <w:r>
-        <w:t xml:space="preserve">on Business Manager </w:t>
-      </w:r>
-      <w:r>
-        <w:t xml:space="preserve">through the </w:t>
-      </w:r>
-      <w:r>
-        <w:t xml:space="preserve">order </w:t>
-      </w:r>
-      <w:r>
-        <w:t xml:space="preserve">custom </w:t>
-      </w:r>
-      <w:r>
-        <w:t xml:space="preserve">attributes, </w:t>
-      </w:r>
-      <w:r>
-        <w:t>but</w:t>
-      </w:r>
-      <w:r>
-        <w:t xml:space="preserve"> it </w:t>
-      </w:r>
-      <w:proofErr w:type="gramStart"/>
-      <w:r>
-        <w:t>won’t</w:t>
-      </w:r>
-      <w:proofErr w:type="gramEnd"/>
-      <w:r>
-        <w:t xml:space="preserve"> impact the order </w:t>
-      </w:r>
-      <w:r>
-        <w:t>status regardless of Signifyd</w:t>
-      </w:r>
-      <w:r>
-        <w:t xml:space="preserve"> accept/</w:t>
-      </w:r>
-      <w:r>
-        <w:t>reject</w:t>
-      </w:r>
-      <w:r>
-        <w:t xml:space="preserve"> decisions.</w:t>
-      </w:r>
-      <w:r>
-        <w:t xml:space="preserve"> </w:t>
-      </w:r>
-      <w:r>
-        <w:t xml:space="preserve">When the passive mode </w:t>
-      </w:r>
-      <w:proofErr w:type="gramStart"/>
-      <w:r>
-        <w:t>is switched</w:t>
-      </w:r>
-      <w:proofErr w:type="gramEnd"/>
-      <w:r>
-        <w:t xml:space="preserve"> off, Signifyd decision will </w:t>
-      </w:r>
-      <w:proofErr w:type="gramStart"/>
-      <w:r>
-        <w:t>be updated</w:t>
-      </w:r>
-      <w:proofErr w:type="gramEnd"/>
-      <w:r>
-        <w:t xml:space="preserve"> </w:t>
-      </w:r>
-      <w:r>
-        <w:t xml:space="preserve">on the order and the order status will </w:t>
-      </w:r>
-      <w:proofErr w:type="gramStart"/>
-      <w:r>
-        <w:t>be impacted</w:t>
-      </w:r>
-      <w:proofErr w:type="gramEnd"/>
-      <w:r>
-        <w:t xml:space="preserve"> according to the accept/reject decisions.</w:t>
+        <w:t xml:space="preserve"> and the order status will be impacted according to the accept/reject decisions.</w:t>
       </w:r>
     </w:p>
     <w:p/>
@@ -5782,7 +5459,7 @@
       <w:pPr>
         <w:pStyle w:val="Ttulo3"/>
       </w:pPr>
-      <w:bookmarkStart w:id="20" w:name="_Toc203403276"/>
+      <w:bookmarkStart w:id="20" w:name="_Toc207269103"/>
       <w:r>
         <w:t>4.1.4 Post-Auth Fallback</w:t>
       </w:r>
@@ -5805,13 +5482,8 @@
       </w:r>
       <w:proofErr w:type="spellEnd"/>
       <w:r>
-        <w:t xml:space="preserve"> preference to “Yes” to have a fallback Post-Auth call in case the original Pre-Auth call fails during checkout. By default, this preference is set to “No</w:t>
-      </w:r>
-      <w:proofErr w:type="gramStart"/>
-      <w:r>
-        <w:t>”.</w:t>
-      </w:r>
-      <w:proofErr w:type="gramEnd"/>
+        <w:t xml:space="preserve"> preference to “Yes” to have a fallback Post-Auth call in case the original Pre-Auth call fails during checkout. By default, this preference is set to “No”.</w:t>
+      </w:r>
     </w:p>
     <w:p>
       <w:r>
@@ -5860,7 +5532,7 @@
       <w:pPr>
         <w:pStyle w:val="Ttulo3"/>
       </w:pPr>
-      <w:bookmarkStart w:id="21" w:name="_Toc203403277"/>
+      <w:bookmarkStart w:id="21" w:name="_Toc207269104"/>
       <w:r>
         <w:t>4.1.</w:t>
       </w:r>
@@ -5890,13 +5562,8 @@
         <w:t xml:space="preserve">were </w:t>
       </w:r>
       <w:r>
-        <w:t xml:space="preserve">shipped, even if the order </w:t>
-      </w:r>
-      <w:proofErr w:type="gramStart"/>
-      <w:r>
-        <w:t>is partially shipped</w:t>
-      </w:r>
-      <w:proofErr w:type="gramEnd"/>
+        <w:t>shipped, even if the order is partially shipped</w:t>
+      </w:r>
       <w:r>
         <w:t xml:space="preserve">. The function </w:t>
       </w:r>
@@ -5930,48 +5597,16 @@
         <w:t>is available to</w:t>
       </w:r>
       <w:r>
-        <w:t xml:space="preserve"> </w:t>
-      </w:r>
-      <w:proofErr w:type="gramStart"/>
-      <w:r>
-        <w:t>b</w:t>
-      </w:r>
-      <w:r>
-        <w:t>e called</w:t>
-      </w:r>
-      <w:proofErr w:type="gramEnd"/>
-      <w:r>
-        <w:t xml:space="preserve"> at the time when the order </w:t>
-      </w:r>
-      <w:proofErr w:type="gramStart"/>
-      <w:r>
-        <w:t>is fulfilled</w:t>
-      </w:r>
-      <w:proofErr w:type="gramEnd"/>
-      <w:r>
-        <w:t xml:space="preserve"> on the merchant order flow. </w:t>
-      </w:r>
-      <w:proofErr w:type="gramStart"/>
-      <w:r>
-        <w:t>Some of</w:t>
-      </w:r>
-      <w:proofErr w:type="gramEnd"/>
-      <w:r>
-        <w:t xml:space="preserve"> the fields for the Fulfillment API </w:t>
+        <w:t xml:space="preserve"> b</w:t>
+      </w:r>
+      <w:r>
+        <w:t xml:space="preserve">e called at the time when the order is fulfilled on the merchant order flow. Some of the fields for the Fulfillment API </w:t>
       </w:r>
       <w:r>
         <w:t>need</w:t>
       </w:r>
       <w:r>
-        <w:t xml:space="preserve"> to </w:t>
-      </w:r>
-      <w:proofErr w:type="gramStart"/>
-      <w:r>
-        <w:t>be added</w:t>
-      </w:r>
-      <w:proofErr w:type="gramEnd"/>
-      <w:r>
-        <w:t xml:space="preserve"> manually by the merchant. More details in the section </w:t>
+        <w:t xml:space="preserve"> to be added manually by the merchant. More details in the section </w:t>
       </w:r>
       <w:r>
         <w:rPr>
@@ -6043,7 +5678,7 @@
       <w:pPr>
         <w:pStyle w:val="Ttulo3"/>
       </w:pPr>
-      <w:bookmarkStart w:id="22" w:name="_Toc203403278"/>
+      <w:bookmarkStart w:id="22" w:name="_Toc207269105"/>
       <w:r>
         <w:lastRenderedPageBreak/>
         <w:t>4.1.6 Re</w:t>
@@ -6174,7 +5809,7 @@
       <w:pPr>
         <w:pStyle w:val="Ttulo3"/>
       </w:pPr>
-      <w:bookmarkStart w:id="23" w:name="_Toc203403279"/>
+      <w:bookmarkStart w:id="23" w:name="_Toc207269106"/>
       <w:r>
         <w:t xml:space="preserve">4.1.6 </w:t>
       </w:r>
@@ -6194,15 +5829,7 @@
       </w:r>
       <w:proofErr w:type="spellEnd"/>
       <w:r>
-        <w:t xml:space="preserve"> guarantee decision. The site preference setting </w:t>
-      </w:r>
-      <w:proofErr w:type="gramStart"/>
-      <w:r>
-        <w:t>is called</w:t>
-      </w:r>
-      <w:proofErr w:type="gramEnd"/>
-      <w:r>
-        <w:t xml:space="preserve"> </w:t>
+        <w:t xml:space="preserve"> guarantee decision. The site preference setting is called </w:t>
       </w:r>
       <w:proofErr w:type="spellStart"/>
       <w:r>
@@ -6214,39 +5841,7 @@
       </w:r>
       <w:proofErr w:type="spellEnd"/>
       <w:r>
-        <w:t xml:space="preserve"> and if set to true this indicates that the Salesforce Commerce Cloud order </w:t>
-      </w:r>
-      <w:proofErr w:type="gramStart"/>
-      <w:r>
-        <w:t>is held</w:t>
-      </w:r>
-      <w:proofErr w:type="gramEnd"/>
-      <w:r>
-        <w:t xml:space="preserve"> until the webhook listener </w:t>
-      </w:r>
-      <w:proofErr w:type="gramStart"/>
-      <w:r>
-        <w:t>is called</w:t>
-      </w:r>
-      <w:proofErr w:type="gramEnd"/>
-      <w:r>
-        <w:t xml:space="preserve"> and indicates that the order </w:t>
-      </w:r>
-      <w:proofErr w:type="gramStart"/>
-      <w:r>
-        <w:t>is approved</w:t>
-      </w:r>
-      <w:proofErr w:type="gramEnd"/>
-      <w:r>
-        <w:t xml:space="preserve">. This </w:t>
-      </w:r>
-      <w:proofErr w:type="gramStart"/>
-      <w:r>
-        <w:t>is accomplished</w:t>
-      </w:r>
-      <w:proofErr w:type="gramEnd"/>
-      <w:r>
-        <w:t xml:space="preserve"> by marking </w:t>
+        <w:t xml:space="preserve"> and if set to true this indicates that the Salesforce Commerce Cloud order is held until the webhook listener is called and indicates that the order is approved. This is accomplished by marking </w:t>
       </w:r>
       <w:r>
         <w:t>the order</w:t>
@@ -6358,7 +5953,7 @@
       <w:pPr>
         <w:pStyle w:val="Ttulo3"/>
       </w:pPr>
-      <w:bookmarkStart w:id="24" w:name="_Toc203403280"/>
+      <w:bookmarkStart w:id="24" w:name="_Toc207269107"/>
       <w:r>
         <w:t>4.1.</w:t>
       </w:r>
@@ -6394,23 +5989,7 @@
         <w:t xml:space="preserve"> </w:t>
       </w:r>
       <w:r>
-        <w:t xml:space="preserve">webhook. In this scenario, Signifyd decisions (for manual review orders) will </w:t>
-      </w:r>
-      <w:proofErr w:type="gramStart"/>
-      <w:r>
-        <w:t>be returned</w:t>
-      </w:r>
-      <w:proofErr w:type="gramEnd"/>
-      <w:r>
-        <w:t xml:space="preserve"> asynchronously, so an HTTP callback (webhook) </w:t>
-      </w:r>
-      <w:proofErr w:type="gramStart"/>
-      <w:r>
-        <w:t>is used</w:t>
-      </w:r>
-      <w:proofErr w:type="gramEnd"/>
-      <w:r>
-        <w:t xml:space="preserve"> to return the guarantee decision.</w:t>
+        <w:t>webhook. In this scenario, Signifyd decisions (for manual review orders) will be returned asynchronously, so an HTTP callback (webhook) is used to return the guarantee decision.</w:t>
       </w:r>
     </w:p>
     <w:p>
@@ -6420,13 +5999,8 @@
       <w:r>
         <w:t xml:space="preserve">in pre-auth setting </w:t>
       </w:r>
-      <w:proofErr w:type="gramStart"/>
-      <w:r>
-        <w:t>is mentioned</w:t>
-      </w:r>
-      <w:proofErr w:type="gramEnd"/>
-      <w:r>
-        <w:t xml:space="preserve"> below:</w:t>
+      <w:r>
+        <w:t>is mentioned below:</w:t>
       </w:r>
     </w:p>
     <w:p>
@@ -6439,21 +6013,8 @@
         <w:spacing w:after="200" w:line="276" w:lineRule="auto"/>
       </w:pPr>
       <w:r>
-        <w:t xml:space="preserve">Order </w:t>
-      </w:r>
-      <w:proofErr w:type="gramStart"/>
-      <w:r>
-        <w:t>is sent</w:t>
-      </w:r>
-      <w:proofErr w:type="gramEnd"/>
-      <w:r>
-        <w:t xml:space="preserve"> to Signifyd for pre-auth fraud </w:t>
-      </w:r>
-      <w:proofErr w:type="gramStart"/>
-      <w:r>
-        <w:t>check</w:t>
-      </w:r>
-      <w:proofErr w:type="gramEnd"/>
+        <w:t>Order is sent to Signifyd for pre-auth fraud check</w:t>
+      </w:r>
     </w:p>
     <w:p>
       <w:pPr>
@@ -6484,13 +6045,8 @@
         <w:spacing w:after="200" w:line="276" w:lineRule="auto"/>
       </w:pPr>
       <w:r>
-        <w:t xml:space="preserve">SFCC sends the order for payment </w:t>
-      </w:r>
-      <w:proofErr w:type="gramStart"/>
-      <w:r>
-        <w:t>authorization</w:t>
-      </w:r>
-      <w:proofErr w:type="gramEnd"/>
+        <w:t>SFCC sends the order for payment authorization</w:t>
+      </w:r>
     </w:p>
     <w:p>
       <w:pPr>
@@ -6502,13 +6058,8 @@
         <w:spacing w:after="200" w:line="276" w:lineRule="auto"/>
       </w:pPr>
       <w:r>
-        <w:t xml:space="preserve">Once the payment authorization process is complete, SFCC sends the payment authorization details to Signifyd via the transaction API </w:t>
-      </w:r>
-      <w:proofErr w:type="gramStart"/>
-      <w:r>
-        <w:t>endpoint</w:t>
-      </w:r>
-      <w:proofErr w:type="gramEnd"/>
+        <w:t>Once the payment authorization process is complete, SFCC sends the payment authorization details to Signifyd via the transaction API endpoint</w:t>
+      </w:r>
     </w:p>
     <w:p>
       <w:pPr>
@@ -6545,27 +6096,14 @@
         <w:t xml:space="preserve"> </w:t>
       </w:r>
       <w:r>
-        <w:t xml:space="preserve">webhook </w:t>
-      </w:r>
-      <w:proofErr w:type="gramStart"/>
-      <w:r>
-        <w:t>is sent</w:t>
-      </w:r>
-      <w:proofErr w:type="gramEnd"/>
-      <w:r>
-        <w:t xml:space="preserve"> to SFCC for this </w:t>
+        <w:t xml:space="preserve">webhook is sent to SFCC for this </w:t>
       </w:r>
       <w:r>
         <w:t>asynchronous</w:t>
       </w:r>
       <w:r>
-        <w:t xml:space="preserve"> decision by </w:t>
-      </w:r>
-      <w:proofErr w:type="gramStart"/>
-      <w:r>
-        <w:t>Signifyd</w:t>
-      </w:r>
-      <w:proofErr w:type="gramEnd"/>
+        <w:t xml:space="preserve"> decision by Signifyd</w:t>
+      </w:r>
     </w:p>
     <w:p>
       <w:pPr>
@@ -6607,21 +6145,8 @@
         <w:spacing w:after="200" w:line="276" w:lineRule="auto"/>
       </w:pPr>
       <w:r>
-        <w:t xml:space="preserve">For Signifyd approved orders, the order may </w:t>
-      </w:r>
-      <w:proofErr w:type="gramStart"/>
-      <w:r>
-        <w:t>be exported</w:t>
-      </w:r>
-      <w:proofErr w:type="gramEnd"/>
-      <w:r>
-        <w:t xml:space="preserve"> to merchant’s </w:t>
-      </w:r>
-      <w:proofErr w:type="gramStart"/>
-      <w:r>
-        <w:t>OMS</w:t>
-      </w:r>
-      <w:proofErr w:type="gramEnd"/>
+        <w:t>For Signifyd approved orders, the order may be exported to merchant’s OMS</w:t>
+      </w:r>
     </w:p>
     <w:p>
       <w:pPr>
@@ -6633,21 +6158,8 @@
         <w:spacing w:after="200" w:line="276" w:lineRule="auto"/>
       </w:pPr>
       <w:r>
-        <w:t xml:space="preserve">For Signifyd declined/rejected orders, the order may not </w:t>
-      </w:r>
-      <w:proofErr w:type="gramStart"/>
-      <w:r>
-        <w:t>be exported</w:t>
-      </w:r>
-      <w:proofErr w:type="gramEnd"/>
-      <w:r>
-        <w:t xml:space="preserve"> to merchant’s </w:t>
-      </w:r>
-      <w:proofErr w:type="gramStart"/>
-      <w:r>
-        <w:t>OMS</w:t>
-      </w:r>
-      <w:proofErr w:type="gramEnd"/>
+        <w:t>For Signifyd declined/rejected orders, the order may not be exported to merchant’s OMS</w:t>
+      </w:r>
     </w:p>
     <w:p>
       <w:r>
@@ -6657,15 +6169,7 @@
         <w:t>table below</w:t>
       </w:r>
       <w:r>
-        <w:t xml:space="preserve"> lists out the </w:t>
-      </w:r>
-      <w:proofErr w:type="gramStart"/>
-      <w:r>
-        <w:t>different types</w:t>
-      </w:r>
-      <w:proofErr w:type="gramEnd"/>
-      <w:r>
-        <w:t xml:space="preserve"> of scenarios related to Manual Review orders that a merchant may want to consider.</w:t>
+        <w:t xml:space="preserve"> lists out the different types of scenarios related to Manual Review orders that a merchant may want to consider.</w:t>
       </w:r>
     </w:p>
     <w:tbl>
@@ -6935,7 +6439,6 @@
               </w:rPr>
               <w:t xml:space="preserve"> </w:t>
             </w:r>
-            <w:proofErr w:type="gramStart"/>
             <w:r>
               <w:rPr>
                 <w:rFonts w:asciiTheme="minorHAnsi" w:hAnsiTheme="minorHAnsi" w:cstheme="minorHAnsi"/>
@@ -6945,7 +6448,6 @@
               </w:rPr>
               <w:t>webhooks</w:t>
             </w:r>
-            <w:proofErr w:type="gramEnd"/>
           </w:p>
           <w:p>
             <w:pPr>
@@ -7090,19 +6592,8 @@
                 <w:sz w:val="20"/>
                 <w:szCs w:val="20"/>
               </w:rPr>
-              <w:t xml:space="preserve">Merchant user would need to mark the order as Good within Signifyd </w:t>
-            </w:r>
-            <w:proofErr w:type="gramStart"/>
-            <w:r>
-              <w:rPr>
-                <w:rFonts w:asciiTheme="minorHAnsi" w:hAnsiTheme="minorHAnsi" w:cstheme="minorHAnsi"/>
-                <w:color w:val="000000" w:themeColor="text1"/>
-                <w:sz w:val="20"/>
-                <w:szCs w:val="20"/>
-              </w:rPr>
-              <w:t>console</w:t>
-            </w:r>
-            <w:proofErr w:type="gramEnd"/>
+              <w:t>Merchant user would need to mark the order as Good within Signifyd console</w:t>
+            </w:r>
           </w:p>
           <w:p>
             <w:pPr>
@@ -7259,19 +6750,19 @@
                 <w:sz w:val="20"/>
                 <w:szCs w:val="20"/>
               </w:rPr>
-              <w:t xml:space="preserve">-   Merchant would need to reverse payment authorization for this order since the authorization </w:t>
-            </w:r>
-            <w:proofErr w:type="gramStart"/>
-            <w:r>
+              <w:t>-   Merchant would need to reverse payment authorization for this order since the authorization was already done.</w:t>
+            </w:r>
+          </w:p>
+          <w:p>
+            <w:pPr>
+              <w:cnfStyle w:val="000000100000" w:firstRow="0" w:lastRow="0" w:firstColumn="0" w:lastColumn="0" w:oddVBand="0" w:evenVBand="0" w:oddHBand="1" w:evenHBand="0" w:firstRowFirstColumn="0" w:firstRowLastColumn="0" w:lastRowFirstColumn="0" w:lastRowLastColumn="0"/>
               <w:rPr>
                 <w:rFonts w:cstheme="minorHAnsi"/>
                 <w:color w:val="000000" w:themeColor="text1"/>
                 <w:sz w:val="20"/>
                 <w:szCs w:val="20"/>
               </w:rPr>
-              <w:t>was already done</w:t>
-            </w:r>
-            <w:proofErr w:type="gramEnd"/>
+            </w:pPr>
             <w:r>
               <w:rPr>
                 <w:rFonts w:cstheme="minorHAnsi"/>
@@ -7279,19 +6770,19 @@
                 <w:sz w:val="20"/>
                 <w:szCs w:val="20"/>
               </w:rPr>
-              <w:t>.</w:t>
-            </w:r>
-          </w:p>
-          <w:p>
-            <w:pPr>
-              <w:cnfStyle w:val="000000100000" w:firstRow="0" w:lastRow="0" w:firstColumn="0" w:lastColumn="0" w:oddVBand="0" w:evenVBand="0" w:oddHBand="1" w:evenHBand="0" w:firstRowFirstColumn="0" w:firstRowLastColumn="0" w:lastRowFirstColumn="0" w:lastRowLastColumn="0"/>
+              <w:t xml:space="preserve">- In case the payment was captured prior to receiving </w:t>
+            </w:r>
+            <w:proofErr w:type="spellStart"/>
+            <w:r>
               <w:rPr>
                 <w:rFonts w:cstheme="minorHAnsi"/>
                 <w:color w:val="000000" w:themeColor="text1"/>
                 <w:sz w:val="20"/>
                 <w:szCs w:val="20"/>
               </w:rPr>
-            </w:pPr>
+              <w:t>Signifyd's</w:t>
+            </w:r>
+            <w:proofErr w:type="spellEnd"/>
             <w:r>
               <w:rPr>
                 <w:rFonts w:cstheme="minorHAnsi"/>
@@ -7299,59 +6790,8 @@
                 <w:sz w:val="20"/>
                 <w:szCs w:val="20"/>
               </w:rPr>
-              <w:t xml:space="preserve">- In case the payment </w:t>
-            </w:r>
-            <w:proofErr w:type="gramStart"/>
-            <w:r>
-              <w:rPr>
-                <w:rFonts w:cstheme="minorHAnsi"/>
-                <w:color w:val="000000" w:themeColor="text1"/>
-                <w:sz w:val="20"/>
-                <w:szCs w:val="20"/>
-              </w:rPr>
-              <w:t>was captured</w:t>
-            </w:r>
-            <w:proofErr w:type="gramEnd"/>
-            <w:r>
-              <w:rPr>
-                <w:rFonts w:cstheme="minorHAnsi"/>
-                <w:color w:val="000000" w:themeColor="text1"/>
-                <w:sz w:val="20"/>
-                <w:szCs w:val="20"/>
-              </w:rPr>
-              <w:t xml:space="preserve"> prior to receiving </w:t>
-            </w:r>
-            <w:proofErr w:type="spellStart"/>
-            <w:r>
-              <w:rPr>
-                <w:rFonts w:cstheme="minorHAnsi"/>
-                <w:color w:val="000000" w:themeColor="text1"/>
-                <w:sz w:val="20"/>
-                <w:szCs w:val="20"/>
-              </w:rPr>
-              <w:t>Signifyd's</w:t>
-            </w:r>
-            <w:proofErr w:type="spellEnd"/>
-            <w:r>
-              <w:rPr>
-                <w:rFonts w:cstheme="minorHAnsi"/>
-                <w:color w:val="000000" w:themeColor="text1"/>
-                <w:sz w:val="20"/>
-                <w:szCs w:val="20"/>
-              </w:rPr>
-              <w:t xml:space="preserve"> decision, the payment would need to </w:t>
-            </w:r>
-            <w:proofErr w:type="gramStart"/>
-            <w:r>
-              <w:rPr>
-                <w:rFonts w:cstheme="minorHAnsi"/>
-                <w:color w:val="000000" w:themeColor="text1"/>
-                <w:sz w:val="20"/>
-                <w:szCs w:val="20"/>
-              </w:rPr>
-              <w:t>be refunded</w:t>
-            </w:r>
-            <w:proofErr w:type="gramEnd"/>
+              <w:t xml:space="preserve"> decision, the payment would need to be refunded</w:t>
+            </w:r>
           </w:p>
         </w:tc>
         <w:tc>
@@ -7456,19 +6896,8 @@
                 <w:sz w:val="20"/>
                 <w:szCs w:val="20"/>
               </w:rPr>
-              <w:t xml:space="preserve">Merchant decides to resubmit order to </w:t>
-            </w:r>
-            <w:proofErr w:type="gramStart"/>
-            <w:r>
-              <w:rPr>
-                <w:rFonts w:asciiTheme="minorHAnsi" w:hAnsiTheme="minorHAnsi" w:cstheme="minorHAnsi"/>
-                <w:color w:val="000000" w:themeColor="text1"/>
-                <w:sz w:val="20"/>
-                <w:szCs w:val="20"/>
-              </w:rPr>
-              <w:t>Signifyd</w:t>
-            </w:r>
-            <w:proofErr w:type="gramEnd"/>
+              <w:t>Merchant decides to resubmit order to Signifyd</w:t>
+            </w:r>
           </w:p>
           <w:p>
             <w:pPr>
@@ -7656,7 +7085,7 @@
       <w:pPr>
         <w:pStyle w:val="Ttulo3"/>
       </w:pPr>
-      <w:bookmarkStart w:id="25" w:name="_Toc203403281"/>
+      <w:bookmarkStart w:id="25" w:name="_Toc207269108"/>
       <w:r>
         <w:t>4.1.</w:t>
       </w:r>
@@ -7671,23 +7100,7 @@
     <w:p/>
     <w:p>
       <w:r>
-        <w:t xml:space="preserve">Webhooks </w:t>
-      </w:r>
-      <w:proofErr w:type="gramStart"/>
-      <w:r>
-        <w:t>are sent</w:t>
-      </w:r>
-      <w:proofErr w:type="gramEnd"/>
-      <w:r>
-        <w:t xml:space="preserve"> by Signifyd when Signifyd approves/declines an order for guarantee and will </w:t>
-      </w:r>
-      <w:proofErr w:type="gramStart"/>
-      <w:r>
-        <w:t>be indicated</w:t>
-      </w:r>
-      <w:proofErr w:type="gramEnd"/>
-      <w:r>
-        <w:t xml:space="preserve"> in the </w:t>
+        <w:t xml:space="preserve">Webhooks are sent by Signifyd when Signifyd approves/declines an order for guarantee and will be indicated in the </w:t>
       </w:r>
       <w:proofErr w:type="spellStart"/>
       <w:r>
@@ -7695,23 +7108,7 @@
       </w:r>
       <w:proofErr w:type="spellEnd"/>
       <w:r>
-        <w:t xml:space="preserve"> string as “ACCEPT</w:t>
-      </w:r>
-      <w:proofErr w:type="gramStart"/>
-      <w:r>
-        <w:t>”,</w:t>
-      </w:r>
-      <w:proofErr w:type="gramEnd"/>
-      <w:r>
-        <w:t xml:space="preserve"> “REJECT</w:t>
-      </w:r>
-      <w:proofErr w:type="gramStart"/>
-      <w:r>
-        <w:t>”,</w:t>
-      </w:r>
-      <w:proofErr w:type="gramEnd"/>
-      <w:r>
-        <w:t xml:space="preserve"> or “HOLD". Typically, for pre-auth integrations, there is no need to configure a webhook as </w:t>
+        <w:t xml:space="preserve"> string as “ACCEPT”, “REJECT”, or “HOLD". Typically, for pre-auth integrations, there is no need to configure a webhook as </w:t>
       </w:r>
       <w:proofErr w:type="spellStart"/>
       <w:r>
@@ -7738,23 +7135,7 @@
         <w:t>ORDER_CHECKPOINT_ACTION_UPDATE</w:t>
       </w:r>
       <w:r>
-        <w:t xml:space="preserve"> webhook. In this scenario, Signifyd decisions (for manual review orders) will </w:t>
-      </w:r>
-      <w:proofErr w:type="gramStart"/>
-      <w:r>
-        <w:t>be returned</w:t>
-      </w:r>
-      <w:proofErr w:type="gramEnd"/>
-      <w:r>
-        <w:t xml:space="preserve"> asynchronously, so an HTTP callback (webhook) </w:t>
-      </w:r>
-      <w:proofErr w:type="gramStart"/>
-      <w:r>
-        <w:t>is used</w:t>
-      </w:r>
-      <w:proofErr w:type="gramEnd"/>
-      <w:r>
-        <w:t xml:space="preserve"> to return the guarantee decision.</w:t>
+        <w:t xml:space="preserve"> webhook. In this scenario, Signifyd decisions (for manual review orders) will be returned asynchronously, so an HTTP callback (webhook) is used to return the guarantee decision.</w:t>
       </w:r>
     </w:p>
     <w:p>
@@ -7795,16 +7176,11 @@
         <w:t>signifydId</w:t>
       </w:r>
       <w:proofErr w:type="spellEnd"/>
-      <w:proofErr w:type="gramStart"/>
       <w:r>
         <w:t>”</w:t>
       </w:r>
       <w:r>
-        <w:t>,</w:t>
-      </w:r>
-      <w:proofErr w:type="gramEnd"/>
-      <w:r>
-        <w:t xml:space="preserve"> which is </w:t>
+        <w:t xml:space="preserve">, which is </w:t>
       </w:r>
       <w:proofErr w:type="spellStart"/>
       <w:r>
@@ -7836,23 +7212,7 @@
     </w:p>
     <w:p>
       <w:r>
-        <w:t xml:space="preserve">Once the Signifyd decision has </w:t>
-      </w:r>
-      <w:proofErr w:type="gramStart"/>
-      <w:r>
-        <w:t>been made</w:t>
-      </w:r>
-      <w:proofErr w:type="gramEnd"/>
-      <w:r>
-        <w:t xml:space="preserve">, it will </w:t>
-      </w:r>
-      <w:proofErr w:type="gramStart"/>
-      <w:r>
-        <w:t>be listed</w:t>
-      </w:r>
-      <w:proofErr w:type="gramEnd"/>
-      <w:r>
-        <w:t xml:space="preserve"> under order attributes</w:t>
+        <w:t>Once the Signifyd decision has been made, it will be listed under order attributes</w:t>
       </w:r>
       <w:r>
         <w:t>.</w:t>
@@ -7863,7 +7223,7 @@
       <w:pPr>
         <w:pStyle w:val="Ttulo3"/>
       </w:pPr>
-      <w:bookmarkStart w:id="26" w:name="_Toc203403282"/>
+      <w:bookmarkStart w:id="26" w:name="_Toc207269109"/>
       <w:r>
         <w:t>4.1.</w:t>
       </w:r>
@@ -7989,26 +7349,10 @@
     </w:p>
     <w:p>
       <w:r>
-        <w:t xml:space="preserve">Orders with an excluded payment method from the preference will </w:t>
-      </w:r>
-      <w:proofErr w:type="gramStart"/>
-      <w:r>
-        <w:t>be ignored</w:t>
-      </w:r>
-      <w:proofErr w:type="gramEnd"/>
-      <w:r>
-        <w:t xml:space="preserve"> during checkout and will not trigger a request to Signifyd. </w:t>
-      </w:r>
-      <w:r>
-        <w:t xml:space="preserve">These orders will instead </w:t>
-      </w:r>
-      <w:proofErr w:type="gramStart"/>
-      <w:r>
-        <w:t>be directly sent</w:t>
-      </w:r>
-      <w:proofErr w:type="gramEnd"/>
-      <w:r>
-        <w:t xml:space="preserve"> for payment authorization. </w:t>
+        <w:t xml:space="preserve">Orders with an excluded payment method from the preference will be ignored during checkout and will not trigger a request to Signifyd. </w:t>
+      </w:r>
+      <w:r>
+        <w:t xml:space="preserve">These orders will instead be directly sent for payment authorization. </w:t>
       </w:r>
       <w:r>
         <w:t xml:space="preserve">The </w:t>
@@ -8031,15 +7375,7 @@
       </w:r>
       <w:proofErr w:type="spellEnd"/>
       <w:r>
-        <w:t xml:space="preserve"> in the order will indicate that this order </w:t>
-      </w:r>
-      <w:proofErr w:type="gramStart"/>
-      <w:r>
-        <w:t>was ignored</w:t>
-      </w:r>
-      <w:proofErr w:type="gramEnd"/>
-      <w:r>
-        <w:t xml:space="preserve"> by Signifyd.</w:t>
+        <w:t xml:space="preserve"> in the order will indicate that this order was ignored by Signifyd.</w:t>
       </w:r>
     </w:p>
     <w:p/>
@@ -8047,7 +7383,7 @@
       <w:pPr>
         <w:pStyle w:val="Ttulo3"/>
       </w:pPr>
-      <w:bookmarkStart w:id="27" w:name="_Toc203403283"/>
+      <w:bookmarkStart w:id="27" w:name="_Toc207269110"/>
       <w:r>
         <w:t>4.1.</w:t>
       </w:r>
@@ -8072,15 +7408,42 @@
           <w:b/>
           <w:bCs/>
         </w:rPr>
-        <w:t>Signifyd-</w:t>
+        <w:t>Signifyd-CreateMissingOrders</w:t>
+      </w:r>
+      <w:r>
+        <w:rPr>
+          <w:b/>
+          <w:bCs/>
+        </w:rPr>
+        <w:t xml:space="preserve"> </w:t>
+      </w:r>
+      <w:r>
+        <w:t>job</w:t>
+      </w:r>
+      <w:r>
+        <w:t xml:space="preserve"> can be scheduled by the merchant to run periodically and catch orders that do not have a case</w:t>
+      </w:r>
+      <w:r>
+        <w:t xml:space="preserve"> ID</w:t>
+      </w:r>
+      <w:r>
+        <w:t xml:space="preserve"> (</w:t>
       </w:r>
       <w:proofErr w:type="spellStart"/>
       <w:r>
+        <w:t>SignifydCaseID</w:t>
+      </w:r>
+      <w:proofErr w:type="spellEnd"/>
+      <w:r>
+        <w:t xml:space="preserve"> attribute = null), have a retry count less than the maximum retry count configured in the custom preference </w:t>
+      </w:r>
+      <w:proofErr w:type="spellStart"/>
+      <w:r>
         <w:rPr>
           <w:b/>
           <w:bCs/>
         </w:rPr>
-        <w:t>CreateMissingOrders</w:t>
+        <w:t>SignifydMaxRetryCount</w:t>
       </w:r>
       <w:proofErr w:type="spellEnd"/>
       <w:r>
@@ -8091,95 +7454,35 @@
         <w:t xml:space="preserve"> </w:t>
       </w:r>
       <w:r>
-        <w:t>job</w:t>
-      </w:r>
-      <w:r>
-        <w:t xml:space="preserve"> can be scheduled by the merchant to run periodically and catch orders that do not have a case</w:t>
-      </w:r>
-      <w:r>
-        <w:t xml:space="preserve"> ID</w:t>
-      </w:r>
-      <w:r>
-        <w:t xml:space="preserve"> (</w:t>
+        <w:t>(default is 3)</w:t>
+      </w:r>
+      <w:r>
+        <w:t xml:space="preserve">, and do not have the status </w:t>
+      </w:r>
+      <w:r>
+        <w:t>FAILED</w:t>
+      </w:r>
+      <w:r>
+        <w:t xml:space="preserve"> or CANCELLED. Additionally, orders that were ignored due to the payment method being listed in the payment exclusion custom preference and have the attribute </w:t>
       </w:r>
       <w:proofErr w:type="spellStart"/>
       <w:r>
-        <w:t>SignifydCaseID</w:t>
+        <w:rPr>
+          <w:b/>
+          <w:bCs/>
+        </w:rPr>
+        <w:t>SignifydPaymentMethodExclusionFlag</w:t>
       </w:r>
       <w:proofErr w:type="spellEnd"/>
       <w:r>
-        <w:t xml:space="preserve"> attribute = null), have a retry count less than the maximum retry count configured in the custom preference </w:t>
-      </w:r>
-      <w:proofErr w:type="spellStart"/>
-      <w:r>
-        <w:rPr>
-          <w:b/>
-          <w:bCs/>
-        </w:rPr>
-        <w:t>SignifydMaxRetryCount</w:t>
-      </w:r>
-      <w:proofErr w:type="spellEnd"/>
-      <w:r>
-        <w:rPr>
-          <w:b/>
-          <w:bCs/>
-        </w:rPr>
-        <w:t xml:space="preserve"> </w:t>
-      </w:r>
-      <w:r>
-        <w:t>(default is 3)</w:t>
-      </w:r>
-      <w:r>
-        <w:t xml:space="preserve">, and do not have the status </w:t>
-      </w:r>
-      <w:r>
-        <w:t>FAILED</w:t>
-      </w:r>
-      <w:r>
-        <w:t xml:space="preserve"> or CANCELLED. Additionally, orders that </w:t>
-      </w:r>
-      <w:proofErr w:type="gramStart"/>
-      <w:r>
-        <w:t>were ignored</w:t>
-      </w:r>
-      <w:proofErr w:type="gramEnd"/>
-      <w:r>
-        <w:t xml:space="preserve"> due to the payment method </w:t>
-      </w:r>
-      <w:proofErr w:type="gramStart"/>
-      <w:r>
-        <w:t>being listed</w:t>
-      </w:r>
-      <w:proofErr w:type="gramEnd"/>
-      <w:r>
-        <w:t xml:space="preserve"> in the payment exclusion custom preference and have the attribute </w:t>
-      </w:r>
-      <w:proofErr w:type="spellStart"/>
-      <w:r>
-        <w:rPr>
-          <w:b/>
-          <w:bCs/>
-        </w:rPr>
-        <w:t>SignifydPaymentMethodExclusionFlag</w:t>
-      </w:r>
-      <w:proofErr w:type="spellEnd"/>
-      <w:r>
-        <w:t xml:space="preserve"> set as true, will not </w:t>
-      </w:r>
-      <w:proofErr w:type="gramStart"/>
-      <w:r>
-        <w:t>be processed</w:t>
-      </w:r>
-      <w:proofErr w:type="gramEnd"/>
-      <w:r>
-        <w:t xml:space="preserve"> by the job.</w:t>
+        <w:t xml:space="preserve"> set as true, will not be processed by the job.</w:t>
       </w:r>
     </w:p>
     <w:p>
       <w:pPr>
         <w:pStyle w:val="Ttulo1"/>
       </w:pPr>
-      <w:bookmarkStart w:id="28" w:name="_Toc203403284"/>
+      <w:bookmarkStart w:id="28" w:name="_Toc207269111"/>
       <w:r>
         <w:lastRenderedPageBreak/>
         <w:t xml:space="preserve">5. </w:t>
@@ -8194,7 +7497,7 @@
       <w:pPr>
         <w:pStyle w:val="Ttulo2"/>
       </w:pPr>
-      <w:bookmarkStart w:id="29" w:name="_Toc203403285"/>
+      <w:bookmarkStart w:id="29" w:name="_Toc207269112"/>
       <w:r>
         <w:t>5</w:t>
       </w:r>
@@ -8211,7 +7514,7 @@
       <w:pPr>
         <w:pStyle w:val="Ttulo3"/>
       </w:pPr>
-      <w:bookmarkStart w:id="30" w:name="_Toc203403286"/>
+      <w:bookmarkStart w:id="30" w:name="_Toc207269113"/>
       <w:r>
         <w:t>5.1.1 System Object Type Extensions</w:t>
       </w:r>
@@ -8235,21 +7538,7 @@
         <w:rPr>
           <w:rFonts w:cstheme="minorHAnsi"/>
         </w:rPr>
-        <w:t xml:space="preserve">First step is to import system object definitions for the Signifyd attributes for Order and Site Preferences. These </w:t>
-      </w:r>
-      <w:proofErr w:type="gramStart"/>
-      <w:r>
-        <w:rPr>
-          <w:rFonts w:cstheme="minorHAnsi"/>
-        </w:rPr>
-        <w:t>are provided</w:t>
-      </w:r>
-      <w:proofErr w:type="gramEnd"/>
-      <w:r>
-        <w:rPr>
-          <w:rFonts w:cstheme="minorHAnsi"/>
-        </w:rPr>
-        <w:t xml:space="preserve"> with </w:t>
+        <w:t xml:space="preserve">First step is to import system object definitions for the Signifyd attributes for Order and Site Preferences. These are provided with </w:t>
       </w:r>
       <w:r>
         <w:rPr>
@@ -8502,21 +7791,7 @@
         <w:rPr>
           <w:rFonts w:cstheme="minorHAnsi"/>
         </w:rPr>
-        <w:t xml:space="preserve"> "</w:t>
-      </w:r>
-      <w:proofErr w:type="gramStart"/>
-      <w:r>
-        <w:rPr>
-          <w:rFonts w:cstheme="minorHAnsi"/>
-        </w:rPr>
-        <w:t>Upload</w:t>
-      </w:r>
-      <w:proofErr w:type="gramEnd"/>
-      <w:r>
-        <w:rPr>
-          <w:rFonts w:cstheme="minorHAnsi"/>
-        </w:rPr>
-        <w:t xml:space="preserve">" </w:t>
+        <w:t xml:space="preserve"> "Upload" </w:t>
       </w:r>
     </w:p>
     <w:p>
@@ -9022,7 +8297,7 @@
       <w:pPr>
         <w:pStyle w:val="Ttulo3"/>
       </w:pPr>
-      <w:bookmarkStart w:id="31" w:name="_Toc203403287"/>
+      <w:bookmarkStart w:id="31" w:name="_Toc207269114"/>
       <w:r>
         <w:t>5.1.2 Services</w:t>
       </w:r>
@@ -9157,21 +8432,7 @@
           <w:rFonts w:cstheme="minorHAnsi"/>
         </w:rPr>
         <w:lastRenderedPageBreak/>
-        <w:t xml:space="preserve">Once the services file </w:t>
-      </w:r>
-      <w:proofErr w:type="gramStart"/>
-      <w:r>
-        <w:rPr>
-          <w:rFonts w:cstheme="minorHAnsi"/>
-        </w:rPr>
-        <w:t>is uploaded</w:t>
-      </w:r>
-      <w:proofErr w:type="gramEnd"/>
-      <w:r>
-        <w:rPr>
-          <w:rFonts w:cstheme="minorHAnsi"/>
-        </w:rPr>
-        <w:t xml:space="preserve"> click Import and </w:t>
+        <w:t xml:space="preserve">Once the services file is uploaded click Import and </w:t>
       </w:r>
       <w:r>
         <w:rPr>
@@ -9301,7 +8562,7 @@
       <w:pPr>
         <w:pStyle w:val="Ttulo3"/>
       </w:pPr>
-      <w:bookmarkStart w:id="32" w:name="_Toc203403288"/>
+      <w:bookmarkStart w:id="32" w:name="_Toc207269115"/>
       <w:r>
         <w:t>5.1.3</w:t>
       </w:r>
@@ -9436,16 +8697,8 @@
           <w:rFonts w:cstheme="minorHAnsi"/>
         </w:rPr>
         <w:lastRenderedPageBreak/>
-        <w:t xml:space="preserve">Once the jobs file </w:t>
-      </w:r>
-      <w:proofErr w:type="gramStart"/>
-      <w:r>
-        <w:rPr>
-          <w:rFonts w:cstheme="minorHAnsi"/>
-        </w:rPr>
-        <w:t>is uploaded</w:t>
-      </w:r>
-      <w:proofErr w:type="gramEnd"/>
+        <w:t>Once the jobs file is uploaded</w:t>
+      </w:r>
       <w:r>
         <w:rPr>
           <w:rFonts w:cstheme="minorHAnsi"/>
@@ -9510,35 +8763,7 @@
         <w:rPr>
           <w:rFonts w:cstheme="minorHAnsi"/>
         </w:rPr>
-        <w:t>In Business Manager go to Administration-&gt;Operations-&gt;Job Schedules. The Signifyd-</w:t>
-      </w:r>
-      <w:proofErr w:type="spellStart"/>
-      <w:r>
-        <w:rPr>
-          <w:rFonts w:cstheme="minorHAnsi"/>
-        </w:rPr>
-        <w:t>CreateMissingOrders</w:t>
-      </w:r>
-      <w:proofErr w:type="spellEnd"/>
-      <w:r>
-        <w:rPr>
-          <w:rFonts w:cstheme="minorHAnsi"/>
-        </w:rPr>
-        <w:t xml:space="preserve"> job will </w:t>
-      </w:r>
-      <w:proofErr w:type="gramStart"/>
-      <w:r>
-        <w:rPr>
-          <w:rFonts w:cstheme="minorHAnsi"/>
-        </w:rPr>
-        <w:t>be displayed</w:t>
-      </w:r>
-      <w:proofErr w:type="gramEnd"/>
-      <w:r>
-        <w:rPr>
-          <w:rFonts w:cstheme="minorHAnsi"/>
-        </w:rPr>
-        <w:t>:</w:t>
+        <w:t>In Business Manager go to Administration-&gt;Operations-&gt;Job Schedules. The Signifyd-CreateMissingOrders job will be displayed:</w:t>
       </w:r>
     </w:p>
     <w:p>
@@ -9612,21 +8837,7 @@
         <w:rPr>
           <w:rFonts w:cstheme="minorHAnsi"/>
         </w:rPr>
-        <w:t>Select Signifyd-</w:t>
-      </w:r>
-      <w:proofErr w:type="spellStart"/>
-      <w:r>
-        <w:rPr>
-          <w:rFonts w:cstheme="minorHAnsi"/>
-        </w:rPr>
-        <w:t>CreateMissingOrders</w:t>
-      </w:r>
-      <w:proofErr w:type="spellEnd"/>
-      <w:r>
-        <w:rPr>
-          <w:rFonts w:cstheme="minorHAnsi"/>
-        </w:rPr>
-        <w:t xml:space="preserve"> to enter the Job Schedule configuration. Configure your Job Schedule to run once, daily, or on any desired schedule. We recommend </w:t>
+        <w:t xml:space="preserve">Select Signifyd-CreateMissingOrders to enter the Job Schedule configuration. Configure your Job Schedule to run once, daily, or on any desired schedule. We recommend </w:t>
       </w:r>
       <w:r>
         <w:rPr>
@@ -9713,7 +8924,7 @@
       <w:pPr>
         <w:pStyle w:val="Ttulo2"/>
       </w:pPr>
-      <w:bookmarkStart w:id="33" w:name="_Toc203403289"/>
+      <w:bookmarkStart w:id="33" w:name="_Toc207269116"/>
       <w:r>
         <w:t>5.2 SFRA Integration</w:t>
       </w:r>
@@ -9724,7 +8935,7 @@
       <w:pPr>
         <w:pStyle w:val="Ttulo3"/>
       </w:pPr>
-      <w:bookmarkStart w:id="34" w:name="_Toc203403290"/>
+      <w:bookmarkStart w:id="34" w:name="_Toc207269117"/>
       <w:r>
         <w:t xml:space="preserve">5.2.1 </w:t>
       </w:r>
@@ -9886,21 +9097,12 @@
         </w:rPr>
         <w:t xml:space="preserve">checkoutHelpers.js </w:t>
       </w:r>
-      <w:proofErr w:type="gramStart"/>
-      <w:r>
-        <w:rPr>
-          <w:rFonts w:cstheme="minorHAnsi"/>
-          <w:color w:val="00000A"/>
-        </w:rPr>
-        <w:t>was modified</w:t>
-      </w:r>
-      <w:proofErr w:type="gramEnd"/>
-      <w:r>
-        <w:rPr>
-          <w:rFonts w:cstheme="minorHAnsi"/>
-          <w:color w:val="00000A"/>
-        </w:rPr>
-        <w:t xml:space="preserve"> to add the following logic:</w:t>
+      <w:r>
+        <w:rPr>
+          <w:rFonts w:cstheme="minorHAnsi"/>
+          <w:color w:val="00000A"/>
+        </w:rPr>
+        <w:t>was modified to add the following logic:</w:t>
       </w:r>
     </w:p>
     <w:p>
@@ -9986,23 +9188,7 @@
           <w:rFonts w:cstheme="minorHAnsi"/>
           <w:color w:val="00000A"/>
         </w:rPr>
-        <w:t xml:space="preserve">, then the order export status will be set to Not Exported and will later </w:t>
-      </w:r>
-      <w:proofErr w:type="gramStart"/>
-      <w:r>
-        <w:rPr>
-          <w:rFonts w:cstheme="minorHAnsi"/>
-          <w:color w:val="00000A"/>
-        </w:rPr>
-        <w:t>be updated</w:t>
-      </w:r>
-      <w:proofErr w:type="gramEnd"/>
-      <w:r>
-        <w:rPr>
-          <w:rFonts w:cstheme="minorHAnsi"/>
-          <w:color w:val="00000A"/>
-        </w:rPr>
-        <w:t xml:space="preserve"> based on </w:t>
+        <w:t xml:space="preserve">, then the order export status will be set to Not Exported and will later be updated based on </w:t>
       </w:r>
       <w:proofErr w:type="spellStart"/>
       <w:r>
@@ -10148,23 +9334,7 @@
           <w:rFonts w:cstheme="minorHAnsi"/>
           <w:color w:val="00000A"/>
         </w:rPr>
-        <w:t xml:space="preserve">Different logic can </w:t>
-      </w:r>
-      <w:proofErr w:type="gramStart"/>
-      <w:r>
-        <w:rPr>
-          <w:rFonts w:cstheme="minorHAnsi"/>
-          <w:color w:val="00000A"/>
-        </w:rPr>
-        <w:t>be added</w:t>
-      </w:r>
-      <w:proofErr w:type="gramEnd"/>
-      <w:r>
-        <w:rPr>
-          <w:rFonts w:cstheme="minorHAnsi"/>
-          <w:color w:val="00000A"/>
-        </w:rPr>
-        <w:t xml:space="preserve"> if the merchant wants to have customization for specific payments.</w:t>
+        <w:t>Different logic can be added if the merchant wants to have customization for specific payments.</w:t>
       </w:r>
     </w:p>
     <w:p>
@@ -10185,19 +9355,14 @@
       <w:pPr>
         <w:pStyle w:val="Ttulo3"/>
       </w:pPr>
-      <w:bookmarkStart w:id="35" w:name="_Toc203403291"/>
+      <w:bookmarkStart w:id="35" w:name="_Toc207269118"/>
       <w:r>
         <w:t xml:space="preserve">5.2.2 </w:t>
       </w:r>
       <w:r>
-        <w:t xml:space="preserve">Adding the necessary </w:t>
-      </w:r>
-      <w:proofErr w:type="gramStart"/>
-      <w:r>
-        <w:t>changes</w:t>
+        <w:t>Adding the necessary changes</w:t>
       </w:r>
       <w:bookmarkEnd w:id="35"/>
-      <w:proofErr w:type="gramEnd"/>
     </w:p>
     <w:p>
       <w:pPr>
@@ -10236,39 +9401,8 @@
           <w:bCs/>
           <w:color w:val="00000A"/>
         </w:rPr>
-        <w:t xml:space="preserve">Case 1 - Merchant </w:t>
-      </w:r>
-      <w:proofErr w:type="gramStart"/>
-      <w:r>
-        <w:rPr>
-          <w:rFonts w:cstheme="minorHAnsi"/>
-          <w:b/>
-          <w:bCs/>
-          <w:color w:val="00000A"/>
-        </w:rPr>
-        <w:t>didn’t</w:t>
-      </w:r>
-      <w:proofErr w:type="gramEnd"/>
-      <w:r>
-        <w:rPr>
-          <w:rFonts w:cstheme="minorHAnsi"/>
-          <w:b/>
-          <w:bCs/>
-          <w:color w:val="00000A"/>
-        </w:rPr>
-        <w:t xml:space="preserve"> customize the base SFRA checkoutHelpers.js </w:t>
-      </w:r>
-      <w:proofErr w:type="gramStart"/>
-      <w:r>
-        <w:rPr>
-          <w:rFonts w:cstheme="minorHAnsi"/>
-          <w:b/>
-          <w:bCs/>
-          <w:color w:val="00000A"/>
-        </w:rPr>
-        <w:t>file</w:t>
-      </w:r>
-      <w:proofErr w:type="gramEnd"/>
+        <w:t>Case 1 - Merchant didn’t customize the base SFRA checkoutHelpers.js file</w:t>
+      </w:r>
     </w:p>
     <w:p>
       <w:pPr>
@@ -10408,23 +9542,7 @@
           <w:rFonts w:cstheme="minorHAnsi"/>
           <w:color w:val="00000A"/>
         </w:rPr>
-        <w:t xml:space="preserve">The file should </w:t>
-      </w:r>
-      <w:proofErr w:type="gramStart"/>
-      <w:r>
-        <w:rPr>
-          <w:rFonts w:cstheme="minorHAnsi"/>
-          <w:color w:val="00000A"/>
-        </w:rPr>
-        <w:t>be placed</w:t>
-      </w:r>
-      <w:proofErr w:type="gramEnd"/>
-      <w:r>
-        <w:rPr>
-          <w:rFonts w:cstheme="minorHAnsi"/>
-          <w:color w:val="00000A"/>
-        </w:rPr>
-        <w:t xml:space="preserve"> on the following path, to extend the existing SFRA file:</w:t>
+        <w:t>The file should be placed on the following path, to extend the existing SFRA file:</w:t>
       </w:r>
     </w:p>
     <w:p>
@@ -10499,19 +9617,8 @@
           <w:bCs/>
           <w:color w:val="00000A"/>
         </w:rPr>
-        <w:t xml:space="preserve">Case 2 - Merchant already customized the base SFRA checkoutHelpers.js </w:t>
-      </w:r>
-      <w:proofErr w:type="gramStart"/>
-      <w:r>
-        <w:rPr>
-          <w:rFonts w:cstheme="minorHAnsi"/>
-          <w:b/>
-          <w:bCs/>
-          <w:color w:val="00000A"/>
-        </w:rPr>
-        <w:t>file</w:t>
-      </w:r>
-      <w:proofErr w:type="gramEnd"/>
+        <w:t>Case 2 - Merchant already customized the base SFRA checkoutHelpers.js file</w:t>
+      </w:r>
     </w:p>
     <w:p>
       <w:pPr>
@@ -10546,23 +9653,7 @@
           <w:rFonts w:cstheme="minorHAnsi"/>
           <w:color w:val="00000A"/>
         </w:rPr>
-        <w:t xml:space="preserve">If the merchant already has custom logic added on his own checkoutHelpers.js file, only the necessary changes can </w:t>
-      </w:r>
-      <w:proofErr w:type="gramStart"/>
-      <w:r>
-        <w:rPr>
-          <w:rFonts w:cstheme="minorHAnsi"/>
-          <w:color w:val="00000A"/>
-        </w:rPr>
-        <w:t>be added</w:t>
-      </w:r>
-      <w:proofErr w:type="gramEnd"/>
-      <w:r>
-        <w:rPr>
-          <w:rFonts w:cstheme="minorHAnsi"/>
-          <w:color w:val="00000A"/>
-        </w:rPr>
-        <w:t xml:space="preserve"> (example file available on </w:t>
+        <w:t xml:space="preserve">If the merchant already has custom logic added on his own checkoutHelpers.js file, only the necessary changes can be added (example file available on </w:t>
       </w:r>
       <w:r>
         <w:rPr>
@@ -10653,7 +9744,7 @@
       <w:pPr>
         <w:pStyle w:val="Ttulo2"/>
       </w:pPr>
-      <w:bookmarkStart w:id="36" w:name="_Toc203403292"/>
+      <w:bookmarkStart w:id="36" w:name="_Toc207269119"/>
       <w:r>
         <w:t>5.3 SiteGenesis Integration – Controllers</w:t>
       </w:r>
@@ -10664,7 +9755,7 @@
       <w:pPr>
         <w:pStyle w:val="Ttulo3"/>
       </w:pPr>
-      <w:bookmarkStart w:id="37" w:name="_Toc203403293"/>
+      <w:bookmarkStart w:id="37" w:name="_Toc207269120"/>
       <w:r>
         <w:t>5.3.1 Modifications in System Controller</w:t>
       </w:r>
@@ -10688,7 +9779,6 @@
         </w:rPr>
         <w:t xml:space="preserve">Enabling SFCC to send requests to Signifyd requires a modification to the system controller file: </w:t>
       </w:r>
-      <w:proofErr w:type="gramStart"/>
       <w:r>
         <w:rPr>
           <w:rFonts w:cstheme="minorHAnsi"/>
@@ -10698,7 +9788,6 @@
         </w:rPr>
         <w:t>controllers/COSummary.js</w:t>
       </w:r>
-      <w:proofErr w:type="gramEnd"/>
     </w:p>
     <w:p>
       <w:pPr>
@@ -11232,7 +10321,7 @@
       <w:pPr>
         <w:pStyle w:val="Ttulo3"/>
       </w:pPr>
-      <w:bookmarkStart w:id="38" w:name="_Toc203403294"/>
+      <w:bookmarkStart w:id="38" w:name="_Toc207269121"/>
       <w:r>
         <w:t xml:space="preserve">5.3.2 </w:t>
       </w:r>
@@ -11557,7 +10646,7 @@
       <w:pPr>
         <w:pStyle w:val="Ttulo2"/>
       </w:pPr>
-      <w:bookmarkStart w:id="39" w:name="_Toc203403295"/>
+      <w:bookmarkStart w:id="39" w:name="_Toc207269122"/>
       <w:r>
         <w:lastRenderedPageBreak/>
         <w:t>5.4 SiteGenesis Integration – Pipelines</w:t>
@@ -11604,35 +10693,7 @@
         <w:rPr>
           <w:rFonts w:cstheme="minorHAnsi"/>
         </w:rPr>
-        <w:t xml:space="preserve"> system pipeline for pipeline-based site implementations. Since the pipeline-based approach could eventually </w:t>
-      </w:r>
-      <w:proofErr w:type="gramStart"/>
-      <w:r>
-        <w:rPr>
-          <w:rFonts w:cstheme="minorHAnsi"/>
-        </w:rPr>
-        <w:t>be deprecated</w:t>
-      </w:r>
-      <w:proofErr w:type="gramEnd"/>
-      <w:r>
-        <w:rPr>
-          <w:rFonts w:cstheme="minorHAnsi"/>
-        </w:rPr>
-        <w:t xml:space="preserve"> by Salesforce Commerce Cloud, the controller-based approach </w:t>
-      </w:r>
-      <w:proofErr w:type="gramStart"/>
-      <w:r>
-        <w:rPr>
-          <w:rFonts w:cstheme="minorHAnsi"/>
-        </w:rPr>
-        <w:t>is recommended</w:t>
-      </w:r>
-      <w:proofErr w:type="gramEnd"/>
-      <w:r>
-        <w:rPr>
-          <w:rFonts w:cstheme="minorHAnsi"/>
-        </w:rPr>
-        <w:t xml:space="preserve"> </w:t>
+        <w:t xml:space="preserve"> system pipeline for pipeline-based site implementations. Since the pipeline-based approach could eventually be deprecated by Salesforce Commerce Cloud, the controller-based approach is recommended </w:t>
       </w:r>
       <w:r>
         <w:rPr>
@@ -11991,7 +11052,7 @@
       <w:pPr>
         <w:pStyle w:val="Ttulo2"/>
       </w:pPr>
-      <w:bookmarkStart w:id="40" w:name="_Toc203403296"/>
+      <w:bookmarkStart w:id="40" w:name="_Toc207269123"/>
       <w:r>
         <w:t xml:space="preserve">5.5 </w:t>
       </w:r>
@@ -12005,7 +11066,7 @@
       <w:pPr>
         <w:pStyle w:val="Ttulo3"/>
       </w:pPr>
-      <w:bookmarkStart w:id="41" w:name="_Toc203403297"/>
+      <w:bookmarkStart w:id="41" w:name="_Toc207269124"/>
       <w:r>
         <w:t>5.5.1 AVS and CVV Response Codes</w:t>
       </w:r>
@@ -12041,23 +11102,7 @@
           <w:rFonts w:cstheme="minorHAnsi"/>
           <w:color w:val="00000A"/>
         </w:rPr>
-        <w:t xml:space="preserve">The Signifyd fraud service relies on transaction data passed back from the payment gateway. If a custom payment gateway </w:t>
-      </w:r>
-      <w:proofErr w:type="gramStart"/>
-      <w:r>
-        <w:rPr>
-          <w:rFonts w:cstheme="minorHAnsi"/>
-          <w:color w:val="00000A"/>
-        </w:rPr>
-        <w:t>is implemented</w:t>
-      </w:r>
-      <w:proofErr w:type="gramEnd"/>
-      <w:r>
-        <w:rPr>
-          <w:rFonts w:cstheme="minorHAnsi"/>
-          <w:color w:val="00000A"/>
-        </w:rPr>
-        <w:t xml:space="preserve">, make sure to pass required information to Signifyd by modifying the </w:t>
+        <w:t xml:space="preserve">The Signifyd fraud service relies on transaction data passed back from the payment gateway. If a custom payment gateway is implemented, make sure to pass required information to Signifyd by modifying the </w:t>
       </w:r>
       <w:r>
         <w:rPr>
@@ -12122,23 +11167,7 @@
           <w:rFonts w:cstheme="minorHAnsi"/>
           <w:color w:val="00000A"/>
         </w:rPr>
-        <w:t xml:space="preserve"> for valid response codes. AVS and CVV values should </w:t>
-      </w:r>
-      <w:proofErr w:type="gramStart"/>
-      <w:r>
-        <w:rPr>
-          <w:rFonts w:cstheme="minorHAnsi"/>
-          <w:color w:val="00000A"/>
-        </w:rPr>
-        <w:t>be updated</w:t>
-      </w:r>
-      <w:proofErr w:type="gramEnd"/>
-      <w:r>
-        <w:rPr>
-          <w:rFonts w:cstheme="minorHAnsi"/>
-          <w:color w:val="00000A"/>
-        </w:rPr>
-        <w:t xml:space="preserve"> by the merchant for </w:t>
+        <w:t xml:space="preserve"> for valid response codes. AVS and CVV values should be updated by the merchant for </w:t>
       </w:r>
       <w:proofErr w:type="spellStart"/>
       <w:proofErr w:type="gramStart"/>
@@ -12474,7 +11503,7 @@
       <w:pPr>
         <w:pStyle w:val="Ttulo3"/>
       </w:pPr>
-      <w:bookmarkStart w:id="42" w:name="_Toc203403298"/>
+      <w:bookmarkStart w:id="42" w:name="_Toc207269125"/>
       <w:r>
         <w:t>5.5.</w:t>
       </w:r>
@@ -12531,23 +11560,7 @@
           <w:rFonts w:cstheme="minorHAnsi"/>
           <w:color w:val="00000A"/>
         </w:rPr>
-        <w:t xml:space="preserve">Order channel information should </w:t>
-      </w:r>
-      <w:proofErr w:type="gramStart"/>
-      <w:r>
-        <w:rPr>
-          <w:rFonts w:cstheme="minorHAnsi"/>
-          <w:color w:val="00000A"/>
-        </w:rPr>
-        <w:t>be updated</w:t>
-      </w:r>
-      <w:proofErr w:type="gramEnd"/>
-      <w:r>
-        <w:rPr>
-          <w:rFonts w:cstheme="minorHAnsi"/>
-          <w:color w:val="00000A"/>
-        </w:rPr>
-        <w:t xml:space="preserve"> by the merchant in the </w:t>
+        <w:t xml:space="preserve">Order channel information should be updated by the merchant in the </w:t>
       </w:r>
       <w:proofErr w:type="spellStart"/>
       <w:proofErr w:type="gramStart"/>
@@ -12735,7 +11748,7 @@
       <w:pPr>
         <w:pStyle w:val="Ttulo3"/>
       </w:pPr>
-      <w:bookmarkStart w:id="43" w:name="_Toc203403299"/>
+      <w:bookmarkStart w:id="43" w:name="_Toc207269126"/>
       <w:r>
         <w:lastRenderedPageBreak/>
         <w:t xml:space="preserve">5.5.3 </w:t>
@@ -12914,7 +11927,7 @@
       <w:pPr>
         <w:pStyle w:val="Ttulo3"/>
       </w:pPr>
-      <w:bookmarkStart w:id="44" w:name="_Toc203403300"/>
+      <w:bookmarkStart w:id="44" w:name="_Toc207269127"/>
       <w:r>
         <w:t xml:space="preserve">5.5.4 </w:t>
       </w:r>
@@ -12953,39 +11966,7 @@
           <w:rFonts w:cs="Trebuchet MS"/>
           <w:color w:val="00000A"/>
         </w:rPr>
-        <w:t xml:space="preserve">When an order </w:t>
-      </w:r>
-      <w:proofErr w:type="gramStart"/>
-      <w:r>
-        <w:rPr>
-          <w:rFonts w:cs="Trebuchet MS"/>
-          <w:color w:val="00000A"/>
-        </w:rPr>
-        <w:t>is failed</w:t>
-      </w:r>
-      <w:proofErr w:type="gramEnd"/>
-      <w:r>
-        <w:rPr>
-          <w:rFonts w:cs="Trebuchet MS"/>
-          <w:color w:val="00000A"/>
-        </w:rPr>
-        <w:t xml:space="preserve"> during Pre-auth flow, the default SFCC technical error message </w:t>
-      </w:r>
-      <w:proofErr w:type="gramStart"/>
-      <w:r>
-        <w:rPr>
-          <w:rFonts w:cs="Trebuchet MS"/>
-          <w:color w:val="00000A"/>
-        </w:rPr>
-        <w:t>is displayed</w:t>
-      </w:r>
-      <w:proofErr w:type="gramEnd"/>
-      <w:r>
-        <w:rPr>
-          <w:rFonts w:cs="Trebuchet MS"/>
-          <w:color w:val="00000A"/>
-        </w:rPr>
-        <w:t>. The merchant can customize the code to display a different error message on the code below:</w:t>
+        <w:t>When an order is failed during Pre-auth flow, the default SFCC technical error message is displayed. The merchant can customize the code to display a different error message on the code below:</w:t>
       </w:r>
     </w:p>
     <w:p>
@@ -13068,7 +12049,7 @@
       <w:pPr>
         <w:pStyle w:val="Ttulo3"/>
       </w:pPr>
-      <w:bookmarkStart w:id="45" w:name="_Toc203403301"/>
+      <w:bookmarkStart w:id="45" w:name="_Toc207269128"/>
       <w:r>
         <w:t>5.5.6 Digital items</w:t>
       </w:r>
@@ -13106,15 +12087,7 @@
       </w:r>
       <w:proofErr w:type="gramEnd"/>
       <w:r>
-        <w:t xml:space="preserve"> object should </w:t>
-      </w:r>
-      <w:proofErr w:type="gramStart"/>
-      <w:r>
-        <w:t>be updated</w:t>
-      </w:r>
-      <w:proofErr w:type="gramEnd"/>
-      <w:r>
-        <w:t xml:space="preserve"> to true. By default, the value is </w:t>
+        <w:t xml:space="preserve"> object should be updated to true. By default, the value is </w:t>
       </w:r>
       <w:r>
         <w:t xml:space="preserve">set to </w:t>
@@ -13169,7 +12142,7 @@
       <w:pPr>
         <w:pStyle w:val="Ttulo3"/>
       </w:pPr>
-      <w:bookmarkStart w:id="46" w:name="_Toc203403302"/>
+      <w:bookmarkStart w:id="46" w:name="_Toc207269129"/>
       <w:r>
         <w:t>5.5.</w:t>
       </w:r>
@@ -13221,27 +12194,7 @@
           <w:iCs/>
           <w:color w:val="00000A"/>
         </w:rPr>
-        <w:t xml:space="preserve"> development-xxx.demandware.net) that does not originate from the platform itself, which means that any attempt from third-party integrations that access the Storefront through a link will not be able unless passed through a vanity hostname, such as yourbrand.com, www.yourbrand.com, etc. This should </w:t>
-      </w:r>
-      <w:proofErr w:type="gramStart"/>
-      <w:r>
-        <w:rPr>
-          <w:rFonts w:cs="Trebuchet MS"/>
-          <w:bCs/>
-          <w:iCs/>
-          <w:color w:val="00000A"/>
-        </w:rPr>
-        <w:t>be taken</w:t>
-      </w:r>
-      <w:proofErr w:type="gramEnd"/>
-      <w:r>
-        <w:rPr>
-          <w:rFonts w:cs="Trebuchet MS"/>
-          <w:bCs/>
-          <w:iCs/>
-          <w:color w:val="00000A"/>
-        </w:rPr>
-        <w:t xml:space="preserve"> into consideration while configuring the URLs</w:t>
+        <w:t xml:space="preserve"> development-xxx.demandware.net) that does not originate from the platform itself, which means that any attempt from third-party integrations that access the Storefront through a link will not be able unless passed through a vanity hostname, such as yourbrand.com, www.yourbrand.com, etc. This should be taken into consideration while configuring the URLs</w:t>
       </w:r>
       <w:r>
         <w:rPr>
@@ -13302,27 +12255,7 @@
           <w:iCs/>
           <w:color w:val="00000A"/>
         </w:rPr>
-        <w:t xml:space="preserve"> Rule like below, for the Staging and sandbox instances this way can </w:t>
-      </w:r>
-      <w:proofErr w:type="gramStart"/>
-      <w:r>
-        <w:rPr>
-          <w:rFonts w:cs="Trebuchet MS"/>
-          <w:bCs/>
-          <w:iCs/>
-          <w:color w:val="00000A"/>
-        </w:rPr>
-        <w:t>be used</w:t>
-      </w:r>
-      <w:proofErr w:type="gramEnd"/>
-      <w:r>
-        <w:rPr>
-          <w:rFonts w:cs="Trebuchet MS"/>
-          <w:bCs/>
-          <w:iCs/>
-          <w:color w:val="00000A"/>
-        </w:rPr>
-        <w:t xml:space="preserve"> as well, but it is not mandatory</w:t>
+        <w:t xml:space="preserve"> Rule like below, for the Staging and sandbox instances this way can be used as well, but it is not mandatory</w:t>
       </w:r>
       <w:r>
         <w:rPr>
@@ -13419,23 +12352,7 @@
           <w:rFonts w:cs="Trebuchet MS"/>
           <w:color w:val="00000A"/>
         </w:rPr>
-        <w:t xml:space="preserve">And add </w:t>
-      </w:r>
-      <w:proofErr w:type="gramStart"/>
-      <w:r>
-        <w:rPr>
-          <w:rFonts w:cs="Trebuchet MS"/>
-          <w:color w:val="00000A"/>
-        </w:rPr>
-        <w:t>e.g.</w:t>
-      </w:r>
-      <w:proofErr w:type="gramEnd"/>
-      <w:r>
-        <w:rPr>
-          <w:rFonts w:cs="Trebuchet MS"/>
-          <w:color w:val="00000A"/>
-        </w:rPr>
-        <w:t xml:space="preserve"> https://</w:t>
+        <w:t>And add e.g. https://</w:t>
       </w:r>
       <w:r>
         <w:rPr>
@@ -13524,27 +12441,7 @@
           <w:iCs/>
           <w:color w:val="00000A"/>
         </w:rPr>
-        <w:t>is set to ‘PRE_AUTH</w:t>
-      </w:r>
-      <w:proofErr w:type="gramStart"/>
-      <w:r>
-        <w:rPr>
-          <w:rFonts w:cs="Trebuchet MS"/>
-          <w:bCs/>
-          <w:iCs/>
-          <w:color w:val="00000A"/>
-        </w:rPr>
-        <w:t>’,</w:t>
-      </w:r>
-      <w:proofErr w:type="gramEnd"/>
-      <w:r>
-        <w:rPr>
-          <w:rFonts w:cs="Trebuchet MS"/>
-          <w:bCs/>
-          <w:iCs/>
-          <w:color w:val="00000A"/>
-        </w:rPr>
-        <w:t xml:space="preserve"> there is no need to configure a webhook to receive the decision back</w:t>
+        <w:t>is set to ‘PRE_AUTH’, there is no need to configure a webhook to receive the decision back</w:t>
       </w:r>
       <w:r>
         <w:rPr>
@@ -13614,7 +12511,7 @@
       <w:pPr>
         <w:pStyle w:val="Ttulo2"/>
       </w:pPr>
-      <w:bookmarkStart w:id="47" w:name="_Toc203403303"/>
+      <w:bookmarkStart w:id="47" w:name="_Toc207269130"/>
       <w:r>
         <w:t>5.6 Updating from V2 to V3</w:t>
       </w:r>
@@ -13638,23 +12535,7 @@
           <w:rFonts w:cs="Trebuchet MS"/>
           <w:color w:val="00000A"/>
         </w:rPr>
-        <w:t xml:space="preserve">Merchants who are upgrading from the V2 API to the V3 API should install the V3 compatible cartridge on top of their existing V2 cartridge. This installation process will overwrite the existing cartridge files. It is important to import all files in the metadata folder to ensure that the respective metadata, jobs, and services </w:t>
-      </w:r>
-      <w:proofErr w:type="gramStart"/>
-      <w:r>
-        <w:rPr>
-          <w:rFonts w:cs="Trebuchet MS"/>
-          <w:color w:val="00000A"/>
-        </w:rPr>
-        <w:t>are updated</w:t>
-      </w:r>
-      <w:proofErr w:type="gramEnd"/>
-      <w:r>
-        <w:rPr>
-          <w:rFonts w:cs="Trebuchet MS"/>
-          <w:color w:val="00000A"/>
-        </w:rPr>
-        <w:t xml:space="preserve"> to be compatible with the V3 API.</w:t>
+        <w:t>Merchants who are upgrading from the V2 API to the V3 API should install the V3 compatible cartridge on top of their existing V2 cartridge. This installation process will overwrite the existing cartridge files. It is important to import all files in the metadata folder to ensure that the respective metadata, jobs, and services are updated to be compatible with the V3 API.</w:t>
       </w:r>
     </w:p>
     <w:p>
@@ -13722,55 +12603,7 @@
           <w:rFonts w:cs="Trebuchet MS"/>
           <w:color w:val="00000A"/>
         </w:rPr>
-        <w:t xml:space="preserve">Any outdated services and custom preferences from the V2 cartridge that will not </w:t>
-      </w:r>
-      <w:proofErr w:type="gramStart"/>
-      <w:r>
-        <w:rPr>
-          <w:rFonts w:cs="Trebuchet MS"/>
-          <w:color w:val="00000A"/>
-        </w:rPr>
-        <w:t>be used</w:t>
-      </w:r>
-      <w:proofErr w:type="gramEnd"/>
-      <w:r>
-        <w:rPr>
-          <w:rFonts w:cs="Trebuchet MS"/>
-          <w:color w:val="00000A"/>
-        </w:rPr>
-        <w:t xml:space="preserve"> in the V3 version can </w:t>
-      </w:r>
-      <w:proofErr w:type="gramStart"/>
-      <w:r>
-        <w:rPr>
-          <w:rFonts w:cs="Trebuchet MS"/>
-          <w:color w:val="00000A"/>
-        </w:rPr>
-        <w:t>be safely removed</w:t>
-      </w:r>
-      <w:proofErr w:type="gramEnd"/>
-      <w:r>
-        <w:rPr>
-          <w:rFonts w:cs="Trebuchet MS"/>
-          <w:color w:val="00000A"/>
-        </w:rPr>
-        <w:t xml:space="preserve"> once the successful installation of the V3 cartridge has </w:t>
-      </w:r>
-      <w:proofErr w:type="gramStart"/>
-      <w:r>
-        <w:rPr>
-          <w:rFonts w:cs="Trebuchet MS"/>
-          <w:color w:val="00000A"/>
-        </w:rPr>
-        <w:t>been confirmed</w:t>
-      </w:r>
-      <w:proofErr w:type="gramEnd"/>
-      <w:r>
-        <w:rPr>
-          <w:rFonts w:cs="Trebuchet MS"/>
-          <w:color w:val="00000A"/>
-        </w:rPr>
-        <w:t>.</w:t>
+        <w:t>Any outdated services and custom preferences from the V2 cartridge that will not be used in the V3 version can be safely removed once the successful installation of the V3 cartridge has been confirmed.</w:t>
       </w:r>
     </w:p>
     <w:p>
@@ -13804,39 +12637,7 @@
           <w:rFonts w:cs="Trebuchet MS"/>
           <w:color w:val="00000A"/>
         </w:rPr>
-        <w:t xml:space="preserve">The outdated V2 services that can </w:t>
-      </w:r>
-      <w:proofErr w:type="gramStart"/>
-      <w:r>
-        <w:rPr>
-          <w:rFonts w:cs="Trebuchet MS"/>
-          <w:color w:val="00000A"/>
-        </w:rPr>
-        <w:t>be removed</w:t>
-      </w:r>
-      <w:proofErr w:type="gramEnd"/>
-      <w:r>
-        <w:rPr>
-          <w:rFonts w:cs="Trebuchet MS"/>
-          <w:color w:val="00000A"/>
-        </w:rPr>
-        <w:t xml:space="preserve"> </w:t>
-      </w:r>
-      <w:proofErr w:type="gramStart"/>
-      <w:r>
-        <w:rPr>
-          <w:rFonts w:cs="Trebuchet MS"/>
-          <w:color w:val="00000A"/>
-        </w:rPr>
-        <w:t>are shown</w:t>
-      </w:r>
-      <w:proofErr w:type="gramEnd"/>
-      <w:r>
-        <w:rPr>
-          <w:rFonts w:cs="Trebuchet MS"/>
-          <w:color w:val="00000A"/>
-        </w:rPr>
-        <w:t xml:space="preserve"> on the image below:</w:t>
+        <w:t>The outdated V2 services that can be removed are shown on the image below:</w:t>
       </w:r>
     </w:p>
     <w:p>
@@ -13925,23 +12726,7 @@
           <w:rFonts w:cs="Trebuchet MS"/>
           <w:color w:val="00000A"/>
         </w:rPr>
-        <w:t xml:space="preserve">In V3, those services </w:t>
-      </w:r>
-      <w:proofErr w:type="gramStart"/>
-      <w:r>
-        <w:rPr>
-          <w:rFonts w:cs="Trebuchet MS"/>
-          <w:color w:val="00000A"/>
-        </w:rPr>
-        <w:t>were replaced</w:t>
-      </w:r>
-      <w:proofErr w:type="gramEnd"/>
-      <w:r>
-        <w:rPr>
-          <w:rFonts w:cs="Trebuchet MS"/>
-          <w:color w:val="00000A"/>
-        </w:rPr>
-        <w:t xml:space="preserve"> with new services that reflect the V3 API structure:</w:t>
+        <w:t>In V3, those services were replaced with new services that reflect the V3 API structure:</w:t>
       </w:r>
     </w:p>
     <w:p>
@@ -14126,7 +12911,7 @@
       <w:pPr>
         <w:pStyle w:val="Ttulo2"/>
       </w:pPr>
-      <w:bookmarkStart w:id="48" w:name="_Toc203403304"/>
+      <w:bookmarkStart w:id="48" w:name="_Toc207269131"/>
       <w:r>
         <w:t xml:space="preserve">5.7 </w:t>
       </w:r>
@@ -14208,23 +12993,7 @@
           <w:rFonts w:cs="Trebuchet MS"/>
           <w:color w:val="00000A"/>
         </w:rPr>
-        <w:t xml:space="preserve">. But </w:t>
-      </w:r>
-      <w:proofErr w:type="gramStart"/>
-      <w:r>
-        <w:rPr>
-          <w:rFonts w:cs="Trebuchet MS"/>
-          <w:color w:val="00000A"/>
-        </w:rPr>
-        <w:t>don't</w:t>
-      </w:r>
-      <w:proofErr w:type="gramEnd"/>
-      <w:r>
-        <w:rPr>
-          <w:rFonts w:cs="Trebuchet MS"/>
-          <w:color w:val="00000A"/>
-        </w:rPr>
-        <w:t xml:space="preserve"> forget to disable it after debug</w:t>
+        <w:t>. But don't forget to disable it after debug</w:t>
       </w:r>
       <w:r>
         <w:rPr>
@@ -14308,7 +13077,6 @@
         </w:rPr>
         <w:t>Custom Log Settings</w:t>
       </w:r>
-      <w:proofErr w:type="gramStart"/>
       <w:r>
         <w:rPr>
           <w:rFonts w:cs="Trebuchet MS"/>
@@ -14323,23 +13091,13 @@
         </w:rPr>
         <w:t xml:space="preserve"> </w:t>
       </w:r>
-      <w:proofErr w:type="gramEnd"/>
       <w:r>
         <w:rPr>
           <w:rFonts w:cs="Trebuchet MS"/>
           <w:color w:val="00000A"/>
         </w:rPr>
-        <w:t xml:space="preserve">You can enable specific levels of logging for Signifyd. Each level brings a different or higher level of detail in the </w:t>
-      </w:r>
-      <w:proofErr w:type="gramStart"/>
-      <w:r>
-        <w:rPr>
-          <w:rFonts w:cs="Trebuchet MS"/>
-          <w:color w:val="00000A"/>
-        </w:rPr>
-        <w:t>logs</w:t>
-      </w:r>
-      <w:proofErr w:type="gramEnd"/>
+        <w:t>You can enable specific levels of logging for Signifyd. Each level brings a different or higher level of detail in the logs</w:t>
+      </w:r>
     </w:p>
     <w:p>
       <w:pPr>
@@ -14434,21 +13192,7 @@
         <w:rPr>
           <w:bCs/>
         </w:rPr>
-        <w:t xml:space="preserve">any log level above DEBUG can </w:t>
-      </w:r>
-      <w:proofErr w:type="gramStart"/>
-      <w:r>
-        <w:rPr>
-          <w:bCs/>
-        </w:rPr>
-        <w:t>be used</w:t>
-      </w:r>
-      <w:proofErr w:type="gramEnd"/>
-      <w:r>
-        <w:rPr>
-          <w:bCs/>
-        </w:rPr>
-        <w:t>.</w:t>
+        <w:t>any log level above DEBUG can be used.</w:t>
       </w:r>
     </w:p>
     <w:p/>
@@ -14458,7 +13202,7 @@
       <w:pPr>
         <w:pStyle w:val="Ttulo2"/>
       </w:pPr>
-      <w:bookmarkStart w:id="49" w:name="_Toc203403305"/>
+      <w:bookmarkStart w:id="49" w:name="_Toc207269132"/>
       <w:r>
         <w:t>5.</w:t>
       </w:r>
@@ -14509,23 +13253,7 @@
           <w:rFonts w:cs="Trebuchet MS"/>
           <w:color w:val="00000A"/>
         </w:rPr>
-        <w:t xml:space="preserve">order creation can </w:t>
-      </w:r>
-      <w:proofErr w:type="gramStart"/>
-      <w:r>
-        <w:rPr>
-          <w:rFonts w:cs="Trebuchet MS"/>
-          <w:color w:val="00000A"/>
-        </w:rPr>
-        <w:t>be viewed</w:t>
-      </w:r>
-      <w:proofErr w:type="gramEnd"/>
-      <w:r>
-        <w:rPr>
-          <w:rFonts w:cs="Trebuchet MS"/>
-          <w:color w:val="00000A"/>
-        </w:rPr>
-        <w:t xml:space="preserve"> here: </w:t>
+        <w:t xml:space="preserve">order creation can be viewed here: </w:t>
       </w:r>
       <w:hyperlink r:id="rId54" w:history="1">
         <w:r>
@@ -14699,7 +13427,7 @@
       <w:pPr>
         <w:pStyle w:val="Ttulo2"/>
       </w:pPr>
-      <w:bookmarkStart w:id="50" w:name="_Toc203403306"/>
+      <w:bookmarkStart w:id="50" w:name="_Toc207269133"/>
       <w:r>
         <w:t>5.9 Testing</w:t>
       </w:r>
@@ -14710,7 +13438,7 @@
       <w:pPr>
         <w:pStyle w:val="Ttulo3"/>
       </w:pPr>
-      <w:bookmarkStart w:id="51" w:name="_Toc203403307"/>
+      <w:bookmarkStart w:id="51" w:name="_Toc207269134"/>
       <w:r>
         <w:lastRenderedPageBreak/>
         <w:t xml:space="preserve">5.9.1 </w:t>
@@ -14772,13 +13500,8 @@
         <w:t xml:space="preserve"> </w:t>
       </w:r>
       <w:r>
-        <w:t xml:space="preserve">Signifyd response: </w:t>
-      </w:r>
-      <w:proofErr w:type="gramStart"/>
-      <w:r>
-        <w:t>Accept</w:t>
-      </w:r>
-      <w:proofErr w:type="gramEnd"/>
+        <w:t>Signifyd response: Accept</w:t>
+      </w:r>
     </w:p>
     <w:p>
       <w:r>
@@ -14802,29 +13525,16 @@
         <w:spacing w:after="0" w:line="240" w:lineRule="auto"/>
       </w:pPr>
       <w:r>
-        <w:t xml:space="preserve">Before the payment processor authorization, a synchronous call to Checkout API </w:t>
-      </w:r>
-      <w:proofErr w:type="gramStart"/>
-      <w:r>
-        <w:t>is made</w:t>
-      </w:r>
-      <w:proofErr w:type="gramEnd"/>
-      <w:r>
-        <w:t xml:space="preserve"> and a</w:t>
+        <w:t>Before the payment processor authorization, a synchronous call to Checkout API is made and a</w:t>
       </w:r>
       <w:r>
         <w:t xml:space="preserve"> case </w:t>
       </w:r>
-      <w:proofErr w:type="gramStart"/>
       <w:r>
         <w:t>is</w:t>
       </w:r>
       <w:r>
-        <w:t xml:space="preserve"> created</w:t>
-      </w:r>
-      <w:proofErr w:type="gramEnd"/>
-      <w:r>
-        <w:t xml:space="preserve"> on Signifyd. </w:t>
+        <w:t xml:space="preserve"> created on Signifyd. </w:t>
       </w:r>
     </w:p>
     <w:p>
@@ -14911,15 +13621,7 @@
       </w:r>
       <w:proofErr w:type="spellEnd"/>
       <w:r>
-        <w:t xml:space="preserve"> </w:t>
-      </w:r>
-      <w:proofErr w:type="gramStart"/>
-      <w:r>
-        <w:t>are saved</w:t>
-      </w:r>
-      <w:proofErr w:type="gramEnd"/>
-      <w:r>
-        <w:t xml:space="preserve"> on the </w:t>
+        <w:t xml:space="preserve"> are saved on the </w:t>
       </w:r>
       <w:proofErr w:type="gramStart"/>
       <w:r>
@@ -14953,31 +13655,7 @@
         <w:spacing w:after="0" w:line="240" w:lineRule="auto"/>
       </w:pPr>
       <w:r>
-        <w:t xml:space="preserve">Authorized: order proceeds to </w:t>
-      </w:r>
-      <w:proofErr w:type="gramStart"/>
-      <w:r>
-        <w:t>be placed</w:t>
-      </w:r>
-      <w:proofErr w:type="gramEnd"/>
-      <w:r>
-        <w:t xml:space="preserve">. A Transaction API call </w:t>
-      </w:r>
-      <w:proofErr w:type="gramStart"/>
-      <w:r>
-        <w:t>is made</w:t>
-      </w:r>
-      <w:proofErr w:type="gramEnd"/>
-      <w:r>
-        <w:t xml:space="preserve"> after the order </w:t>
-      </w:r>
-      <w:proofErr w:type="gramStart"/>
-      <w:r>
-        <w:t>is placed</w:t>
-      </w:r>
-      <w:proofErr w:type="gramEnd"/>
-      <w:r>
-        <w:t xml:space="preserve"> to update the order details in Signifyd.</w:t>
+        <w:t>Authorized: order proceeds to be placed. A Transaction API call is made after the order is placed to update the order details in Signifyd.</w:t>
       </w:r>
     </w:p>
     <w:p>
@@ -14990,15 +13668,7 @@
         <w:spacing w:after="0" w:line="240" w:lineRule="auto"/>
       </w:pPr>
       <w:r>
-        <w:t xml:space="preserve">Not authorized or error: the order fails. A Transaction API call </w:t>
-      </w:r>
-      <w:proofErr w:type="gramStart"/>
-      <w:r>
-        <w:t>is made</w:t>
-      </w:r>
-      <w:proofErr w:type="gramEnd"/>
-      <w:r>
-        <w:t xml:space="preserve"> to update the order details in Signifyd.</w:t>
+        <w:t>Not authorized or error: the order fails. A Transaction API call is made to update the order details in Signifyd.</w:t>
       </w:r>
       <w:r>
         <w:br/>
@@ -15071,29 +13741,16 @@
         <w:spacing w:after="0" w:line="240" w:lineRule="auto"/>
       </w:pPr>
       <w:r>
-        <w:t xml:space="preserve">Before the payment processor authorization, a synchronous call to Checkout API </w:t>
-      </w:r>
-      <w:proofErr w:type="gramStart"/>
-      <w:r>
-        <w:t>is made</w:t>
-      </w:r>
-      <w:proofErr w:type="gramEnd"/>
-      <w:r>
-        <w:t xml:space="preserve"> and a</w:t>
+        <w:t>Before the payment processor authorization, a synchronous call to Checkout API is made and a</w:t>
       </w:r>
       <w:r>
         <w:t xml:space="preserve"> case </w:t>
       </w:r>
-      <w:proofErr w:type="gramStart"/>
       <w:r>
         <w:t>is</w:t>
       </w:r>
       <w:r>
-        <w:t xml:space="preserve"> created</w:t>
-      </w:r>
-      <w:proofErr w:type="gramEnd"/>
-      <w:r>
-        <w:t xml:space="preserve"> on Signifyd. </w:t>
+        <w:t xml:space="preserve"> created on Signifyd. </w:t>
       </w:r>
     </w:p>
     <w:p>
@@ -15180,15 +13837,7 @@
       </w:r>
       <w:proofErr w:type="spellEnd"/>
       <w:r>
-        <w:t xml:space="preserve"> </w:t>
-      </w:r>
-      <w:proofErr w:type="gramStart"/>
-      <w:r>
-        <w:t>are saved</w:t>
-      </w:r>
-      <w:proofErr w:type="gramEnd"/>
-      <w:r>
-        <w:t xml:space="preserve"> on the order.</w:t>
+        <w:t xml:space="preserve"> are saved on the order.</w:t>
       </w:r>
     </w:p>
     <w:p>
@@ -15213,15 +13862,7 @@
       </w:r>
       <w:proofErr w:type="spellEnd"/>
       <w:r>
-        <w:t xml:space="preserve"> </w:t>
-      </w:r>
-      <w:proofErr w:type="gramStart"/>
-      <w:r>
-        <w:t>is updated</w:t>
-      </w:r>
-      <w:proofErr w:type="gramEnd"/>
-      <w:r>
-        <w:t xml:space="preserve"> on the order.</w:t>
+        <w:t xml:space="preserve"> is updated on the order.</w:t>
       </w:r>
     </w:p>
     <w:p>
@@ -15234,21 +13875,8 @@
         <w:spacing w:after="0" w:line="240" w:lineRule="auto"/>
       </w:pPr>
       <w:r>
-        <w:t xml:space="preserve">The default error message </w:t>
-      </w:r>
-      <w:proofErr w:type="gramStart"/>
-      <w:r>
-        <w:t>is shown</w:t>
-      </w:r>
-      <w:proofErr w:type="gramEnd"/>
-      <w:r>
-        <w:t xml:space="preserve"> to the user on the checkout </w:t>
-      </w:r>
-      <w:proofErr w:type="gramStart"/>
-      <w:r>
-        <w:t>page</w:t>
-      </w:r>
-      <w:proofErr w:type="gramEnd"/>
+        <w:t>The default error message is shown to the user on the checkout page</w:t>
+      </w:r>
     </w:p>
     <w:p>
       <w:pPr>
@@ -15326,29 +13954,16 @@
         <w:spacing w:after="0" w:line="240" w:lineRule="auto"/>
       </w:pPr>
       <w:r>
-        <w:t xml:space="preserve">Before the payment processor authorization, a synchronous call to Checkout API </w:t>
-      </w:r>
-      <w:proofErr w:type="gramStart"/>
-      <w:r>
-        <w:t>is made</w:t>
-      </w:r>
-      <w:proofErr w:type="gramEnd"/>
-      <w:r>
-        <w:t xml:space="preserve"> and a</w:t>
+        <w:t>Before the payment processor authorization, a synchronous call to Checkout API is made and a</w:t>
       </w:r>
       <w:r>
         <w:t xml:space="preserve"> case </w:t>
       </w:r>
-      <w:proofErr w:type="gramStart"/>
       <w:r>
         <w:t>is</w:t>
       </w:r>
       <w:r>
-        <w:t xml:space="preserve"> created</w:t>
-      </w:r>
-      <w:proofErr w:type="gramEnd"/>
-      <w:r>
-        <w:t xml:space="preserve"> on Signifyd. </w:t>
+        <w:t xml:space="preserve"> created on Signifyd. </w:t>
       </w:r>
     </w:p>
     <w:p>
@@ -15435,15 +14050,7 @@
       </w:r>
       <w:proofErr w:type="spellEnd"/>
       <w:r>
-        <w:t xml:space="preserve"> </w:t>
-      </w:r>
-      <w:proofErr w:type="gramStart"/>
-      <w:r>
-        <w:t>are saved</w:t>
-      </w:r>
-      <w:proofErr w:type="gramEnd"/>
-      <w:r>
-        <w:t xml:space="preserve"> on the order.</w:t>
+        <w:t xml:space="preserve"> are saved on the order.</w:t>
       </w:r>
     </w:p>
     <w:p>
@@ -15468,23 +14075,7 @@
       </w:r>
       <w:proofErr w:type="spellEnd"/>
       <w:r>
-        <w:t xml:space="preserve"> </w:t>
-      </w:r>
-      <w:proofErr w:type="gramStart"/>
-      <w:r>
-        <w:t>is updated</w:t>
-      </w:r>
-      <w:proofErr w:type="gramEnd"/>
-      <w:r>
-        <w:t xml:space="preserve"> on the order and the order proceeds to </w:t>
-      </w:r>
-      <w:proofErr w:type="gramStart"/>
-      <w:r>
-        <w:t>be authorized</w:t>
-      </w:r>
-      <w:proofErr w:type="gramEnd"/>
-      <w:r>
-        <w:t>.</w:t>
+        <w:t xml:space="preserve"> is updated on the order and the order proceeds to be authorized.</w:t>
       </w:r>
     </w:p>
     <w:p>
@@ -15510,31 +14101,7 @@
         <w:spacing w:after="0" w:line="240" w:lineRule="auto"/>
       </w:pPr>
       <w:r>
-        <w:t xml:space="preserve">Authorized: order proceeds to </w:t>
-      </w:r>
-      <w:proofErr w:type="gramStart"/>
-      <w:r>
-        <w:t>be placed</w:t>
-      </w:r>
-      <w:proofErr w:type="gramEnd"/>
-      <w:r>
-        <w:t xml:space="preserve">. A Transaction API call </w:t>
-      </w:r>
-      <w:proofErr w:type="gramStart"/>
-      <w:r>
-        <w:t>is made</w:t>
-      </w:r>
-      <w:proofErr w:type="gramEnd"/>
-      <w:r>
-        <w:t xml:space="preserve"> after the order </w:t>
-      </w:r>
-      <w:proofErr w:type="gramStart"/>
-      <w:r>
-        <w:t>is placed</w:t>
-      </w:r>
-      <w:proofErr w:type="gramEnd"/>
-      <w:r>
-        <w:t xml:space="preserve"> to update the order details in Signifyd.</w:t>
+        <w:t>Authorized: order proceeds to be placed. A Transaction API call is made after the order is placed to update the order details in Signifyd.</w:t>
       </w:r>
     </w:p>
     <w:p>
@@ -15547,15 +14114,7 @@
         <w:spacing w:after="0" w:line="240" w:lineRule="auto"/>
       </w:pPr>
       <w:r>
-        <w:t xml:space="preserve">Not authorized or error: the order fails. A Transaction API call </w:t>
-      </w:r>
-      <w:proofErr w:type="gramStart"/>
-      <w:r>
-        <w:t>is made</w:t>
-      </w:r>
-      <w:proofErr w:type="gramEnd"/>
-      <w:r>
-        <w:t xml:space="preserve"> to update the order details in Signifyd.</w:t>
+        <w:t>Not authorized or error: the order fails. A Transaction API call is made to update the order details in Signifyd.</w:t>
       </w:r>
     </w:p>
     <w:p>
@@ -15634,29 +14193,16 @@
         <w:spacing w:after="0" w:line="240" w:lineRule="auto"/>
       </w:pPr>
       <w:r>
-        <w:t xml:space="preserve">Before the payment processor authorization, a synchronous call to Checkout API </w:t>
-      </w:r>
-      <w:proofErr w:type="gramStart"/>
-      <w:r>
-        <w:t>is made</w:t>
-      </w:r>
-      <w:proofErr w:type="gramEnd"/>
-      <w:r>
-        <w:t xml:space="preserve"> and a</w:t>
+        <w:t>Before the payment processor authorization, a synchronous call to Checkout API is made and a</w:t>
       </w:r>
       <w:r>
         <w:t xml:space="preserve"> case </w:t>
       </w:r>
-      <w:proofErr w:type="gramStart"/>
       <w:r>
         <w:t>is</w:t>
       </w:r>
       <w:r>
-        <w:t xml:space="preserve"> created</w:t>
-      </w:r>
-      <w:proofErr w:type="gramEnd"/>
-      <w:r>
-        <w:t xml:space="preserve"> on Signifyd. </w:t>
+        <w:t xml:space="preserve"> created on Signifyd. </w:t>
       </w:r>
     </w:p>
     <w:p>
@@ -15743,15 +14289,7 @@
       </w:r>
       <w:proofErr w:type="spellEnd"/>
       <w:r>
-        <w:t xml:space="preserve"> </w:t>
-      </w:r>
-      <w:proofErr w:type="gramStart"/>
-      <w:r>
-        <w:t>are saved</w:t>
-      </w:r>
-      <w:proofErr w:type="gramEnd"/>
-      <w:r>
-        <w:t xml:space="preserve"> on the order.</w:t>
+        <w:t xml:space="preserve"> are saved on the order.</w:t>
       </w:r>
     </w:p>
     <w:p>
@@ -15777,31 +14315,7 @@
         <w:spacing w:after="0" w:line="240" w:lineRule="auto"/>
       </w:pPr>
       <w:r>
-        <w:t xml:space="preserve">Authorized: order proceeds to </w:t>
-      </w:r>
-      <w:proofErr w:type="gramStart"/>
-      <w:r>
-        <w:t>be placed</w:t>
-      </w:r>
-      <w:proofErr w:type="gramEnd"/>
-      <w:r>
-        <w:t xml:space="preserve">. A Transaction API call </w:t>
-      </w:r>
-      <w:proofErr w:type="gramStart"/>
-      <w:r>
-        <w:t>is made</w:t>
-      </w:r>
-      <w:proofErr w:type="gramEnd"/>
-      <w:r>
-        <w:t xml:space="preserve"> after the order </w:t>
-      </w:r>
-      <w:proofErr w:type="gramStart"/>
-      <w:r>
-        <w:t>is placed</w:t>
-      </w:r>
-      <w:proofErr w:type="gramEnd"/>
-      <w:r>
-        <w:t xml:space="preserve"> to update the order details in Signifyd.</w:t>
+        <w:t>Authorized: order proceeds to be placed. A Transaction API call is made after the order is placed to update the order details in Signifyd.</w:t>
       </w:r>
     </w:p>
     <w:p>
@@ -15815,15 +14329,7 @@
       </w:pPr>
       <w:r>
         <w:lastRenderedPageBreak/>
-        <w:t xml:space="preserve">Not authorized or error: the order fails. A Transaction API call </w:t>
-      </w:r>
-      <w:proofErr w:type="gramStart"/>
-      <w:r>
-        <w:t>is made</w:t>
-      </w:r>
-      <w:proofErr w:type="gramEnd"/>
-      <w:r>
-        <w:t xml:space="preserve"> to update the order details in Signifyd.</w:t>
+        <w:t>Not authorized or error: the order fails. A Transaction API call is made to update the order details in Signifyd.</w:t>
       </w:r>
     </w:p>
     <w:p>
@@ -15839,15 +14345,7 @@
         <w:t>ORDER_CHECKPOINT_ACTION_UPDATE</w:t>
       </w:r>
       <w:r>
-        <w:t xml:space="preserve"> Webhook will </w:t>
-      </w:r>
-      <w:proofErr w:type="gramStart"/>
-      <w:r>
-        <w:t>be triggered</w:t>
-      </w:r>
-      <w:proofErr w:type="gramEnd"/>
-      <w:r>
-        <w:t xml:space="preserve"> to send a new </w:t>
+        <w:t xml:space="preserve"> Webhook will be triggered to send a new </w:t>
       </w:r>
       <w:proofErr w:type="spellStart"/>
       <w:r>
@@ -15897,7 +14395,7 @@
       <w:pPr>
         <w:pStyle w:val="Ttulo3"/>
       </w:pPr>
-      <w:bookmarkStart w:id="52" w:name="_Toc203403308"/>
+      <w:bookmarkStart w:id="52" w:name="_Toc207269135"/>
       <w:r>
         <w:t xml:space="preserve">5.9.2 </w:t>
       </w:r>
@@ -15973,13 +14471,8 @@
         <w:t xml:space="preserve"> </w:t>
       </w:r>
       <w:r>
-        <w:t xml:space="preserve">Signifyd response: </w:t>
-      </w:r>
-      <w:proofErr w:type="gramStart"/>
-      <w:r>
-        <w:t>Accept</w:t>
-      </w:r>
-      <w:proofErr w:type="gramEnd"/>
+        <w:t>Signifyd response: Accept</w:t>
+      </w:r>
     </w:p>
     <w:p>
       <w:pPr>
@@ -15994,23 +14487,7 @@
         <w:t>After</w:t>
       </w:r>
       <w:r>
-        <w:t xml:space="preserve"> the order </w:t>
-      </w:r>
-      <w:proofErr w:type="gramStart"/>
-      <w:r>
-        <w:t>is successfully placed</w:t>
-      </w:r>
-      <w:proofErr w:type="gramEnd"/>
-      <w:r>
-        <w:t xml:space="preserve">, a call to Sale API </w:t>
-      </w:r>
-      <w:proofErr w:type="gramStart"/>
-      <w:r>
-        <w:t>is made</w:t>
-      </w:r>
-      <w:proofErr w:type="gramEnd"/>
-      <w:r>
-        <w:t>.</w:t>
+        <w:t xml:space="preserve"> the order is successfully placed, a call to Sale API is made.</w:t>
       </w:r>
     </w:p>
     <w:p>
@@ -16070,13 +14547,8 @@
         </w:rPr>
         <w:t xml:space="preserve"> </w:t>
       </w:r>
-      <w:proofErr w:type="gramStart"/>
-      <w:r>
-        <w:t>are saved</w:t>
-      </w:r>
-      <w:proofErr w:type="gramEnd"/>
-      <w:r>
-        <w:t xml:space="preserve"> on the order.</w:t>
+      <w:r>
+        <w:t>are saved on the order.</w:t>
       </w:r>
     </w:p>
     <w:p>
@@ -16095,23 +14567,7 @@
         <w:t xml:space="preserve">ORDER_CHECKPOINT_ACTION_UPDATE </w:t>
       </w:r>
       <w:r>
-        <w:t xml:space="preserve">Webhook </w:t>
-      </w:r>
-      <w:proofErr w:type="gramStart"/>
-      <w:r>
-        <w:t>is triggered</w:t>
-      </w:r>
-      <w:proofErr w:type="gramEnd"/>
-      <w:r>
-        <w:t xml:space="preserve">, a callback </w:t>
-      </w:r>
-      <w:proofErr w:type="gramStart"/>
-      <w:r>
-        <w:t>is made</w:t>
-      </w:r>
-      <w:proofErr w:type="gramEnd"/>
-      <w:r>
-        <w:t xml:space="preserve"> to SFCC to update the order attribute </w:t>
+        <w:t xml:space="preserve">Webhook is triggered, a callback is made to SFCC to update the order attribute </w:t>
       </w:r>
       <w:proofErr w:type="spellStart"/>
       <w:r>
@@ -16156,15 +14612,7 @@
       </w:r>
       <w:proofErr w:type="spellEnd"/>
       <w:r>
-        <w:t xml:space="preserve"> custom preference is set to Yes, the order export status </w:t>
-      </w:r>
-      <w:proofErr w:type="gramStart"/>
-      <w:r>
-        <w:t>is updated</w:t>
-      </w:r>
-      <w:proofErr w:type="gramEnd"/>
-      <w:r>
-        <w:t xml:space="preserve"> to Ready to Export.</w:t>
+        <w:t xml:space="preserve"> custom preference is set to Yes, the order export status is updated to Ready to Export.</w:t>
       </w:r>
     </w:p>
     <w:p>
@@ -16239,23 +14687,7 @@
         <w:t>After</w:t>
       </w:r>
       <w:r>
-        <w:t xml:space="preserve"> the order </w:t>
-      </w:r>
-      <w:proofErr w:type="gramStart"/>
-      <w:r>
-        <w:t>is successfully placed</w:t>
-      </w:r>
-      <w:proofErr w:type="gramEnd"/>
-      <w:r>
-        <w:t xml:space="preserve">, a call to Sale API </w:t>
-      </w:r>
-      <w:proofErr w:type="gramStart"/>
-      <w:r>
-        <w:t>is made</w:t>
-      </w:r>
-      <w:proofErr w:type="gramEnd"/>
-      <w:r>
-        <w:t>.</w:t>
+        <w:t xml:space="preserve"> the order is successfully placed, a call to Sale API is made.</w:t>
       </w:r>
     </w:p>
     <w:p>
@@ -16315,13 +14747,8 @@
         </w:rPr>
         <w:t xml:space="preserve"> </w:t>
       </w:r>
-      <w:proofErr w:type="gramStart"/>
-      <w:r>
-        <w:t>are saved</w:t>
-      </w:r>
-      <w:proofErr w:type="gramEnd"/>
-      <w:r>
-        <w:t xml:space="preserve"> on the order.</w:t>
+      <w:r>
+        <w:t>are saved on the order.</w:t>
       </w:r>
     </w:p>
     <w:p>
@@ -16340,23 +14767,7 @@
         <w:t>ORDER_CHECKPOINT_ACTION_UPDATE</w:t>
       </w:r>
       <w:r>
-        <w:t xml:space="preserve"> Webhook </w:t>
-      </w:r>
-      <w:proofErr w:type="gramStart"/>
-      <w:r>
-        <w:t>is triggered</w:t>
-      </w:r>
-      <w:proofErr w:type="gramEnd"/>
-      <w:r>
-        <w:t xml:space="preserve">, a callback </w:t>
-      </w:r>
-      <w:proofErr w:type="gramStart"/>
-      <w:r>
-        <w:t>is made</w:t>
-      </w:r>
-      <w:proofErr w:type="gramEnd"/>
-      <w:r>
-        <w:t xml:space="preserve"> to SFCC to update the order attribute </w:t>
+        <w:t xml:space="preserve"> Webhook is triggered, a callback is made to SFCC to update the order attribute </w:t>
       </w:r>
       <w:proofErr w:type="spellStart"/>
       <w:r>
@@ -16401,15 +14812,7 @@
       </w:r>
       <w:proofErr w:type="spellEnd"/>
       <w:r>
-        <w:t xml:space="preserve"> custom preference is set to Yes, the order export status </w:t>
-      </w:r>
-      <w:proofErr w:type="gramStart"/>
-      <w:r>
-        <w:t>is updated</w:t>
-      </w:r>
-      <w:proofErr w:type="gramEnd"/>
-      <w:r>
-        <w:t xml:space="preserve"> to Not Exported.</w:t>
+        <w:t xml:space="preserve"> custom preference is set to Yes, the order export status is updated to Not Exported.</w:t>
       </w:r>
     </w:p>
     <w:p>
@@ -16420,7 +14823,7 @@
         </w:rPr>
       </w:pPr>
       <w:bookmarkStart w:id="53" w:name="_Toc104994176"/>
-      <w:bookmarkStart w:id="54" w:name="_Toc203403309"/>
+      <w:bookmarkStart w:id="54" w:name="_Toc207269136"/>
       <w:r>
         <w:rPr>
           <w:rFonts w:asciiTheme="minorHAnsi" w:hAnsiTheme="minorHAnsi" w:cstheme="minorHAnsi"/>
@@ -16511,111 +14914,75 @@
         <w:rPr>
           <w:rFonts w:cstheme="minorHAnsi"/>
         </w:rPr>
-        <w:t xml:space="preserve"> run test</w:t>
+        <w:t xml:space="preserve"> run test”, this will test the functionalities within the cartridge source code</w:t>
+      </w:r>
+      <w:bookmarkStart w:id="56" w:name="_Toc104994178"/>
+      <w:r>
+        <w:rPr>
+          <w:rFonts w:cstheme="minorHAnsi"/>
+        </w:rPr>
+        <w:t>.</w:t>
+      </w:r>
+    </w:p>
+    <w:p>
+      <w:pPr>
+        <w:pStyle w:val="Ttulo4"/>
+      </w:pPr>
+      <w:r>
+        <w:t xml:space="preserve">5.9.3.2 </w:t>
+      </w:r>
+      <w:r>
+        <w:t>Integration testing</w:t>
+      </w:r>
+      <w:bookmarkEnd w:id="56"/>
+    </w:p>
+    <w:p>
+      <w:pPr>
+        <w:rPr>
+          <w:rFonts w:cstheme="minorHAnsi"/>
+        </w:rPr>
+      </w:pPr>
+    </w:p>
+    <w:p>
+      <w:pPr>
+        <w:rPr>
+          <w:rFonts w:cstheme="minorHAnsi"/>
+        </w:rPr>
+      </w:pPr>
+      <w:r>
+        <w:rPr>
+          <w:rFonts w:cstheme="minorHAnsi"/>
+        </w:rPr>
+        <w:t xml:space="preserve">To run the automated integration testing create a </w:t>
+      </w:r>
+      <w:proofErr w:type="spellStart"/>
+      <w:r>
+        <w:rPr>
+          <w:rFonts w:cstheme="minorHAnsi"/>
+        </w:rPr>
+        <w:t>dw.json</w:t>
+      </w:r>
+      <w:proofErr w:type="spellEnd"/>
+      <w:r>
+        <w:rPr>
+          <w:rFonts w:cstheme="minorHAnsi"/>
+        </w:rPr>
+        <w:t xml:space="preserve"> file on the </w:t>
       </w:r>
       <w:proofErr w:type="gramStart"/>
       <w:r>
         <w:rPr>
           <w:rFonts w:cstheme="minorHAnsi"/>
         </w:rPr>
-        <w:t>”,</w:t>
+        <w:t>navigate</w:t>
       </w:r>
       <w:proofErr w:type="gramEnd"/>
       <w:r>
         <w:rPr>
           <w:rFonts w:cstheme="minorHAnsi"/>
         </w:rPr>
-        <w:t xml:space="preserve"> this will </w:t>
-      </w:r>
-      <w:proofErr w:type="gramStart"/>
-      <w:r>
-        <w:rPr>
-          <w:rFonts w:cstheme="minorHAnsi"/>
-        </w:rPr>
-        <w:t>test</w:t>
-      </w:r>
-      <w:proofErr w:type="gramEnd"/>
-      <w:r>
-        <w:rPr>
-          <w:rFonts w:cstheme="minorHAnsi"/>
-        </w:rPr>
-        <w:t xml:space="preserve"> the functionalities within the cartridge source code</w:t>
-      </w:r>
-      <w:bookmarkStart w:id="56" w:name="_Toc104994178"/>
-      <w:r>
-        <w:rPr>
-          <w:rFonts w:cstheme="minorHAnsi"/>
-        </w:rPr>
-        <w:t>.</w:t>
-      </w:r>
-    </w:p>
-    <w:p>
-      <w:pPr>
-        <w:pStyle w:val="Ttulo4"/>
-      </w:pPr>
-      <w:r>
-        <w:t xml:space="preserve">5.9.3.2 </w:t>
-      </w:r>
-      <w:r>
-        <w:t>Integration testing</w:t>
-      </w:r>
-      <w:bookmarkEnd w:id="56"/>
-    </w:p>
-    <w:p>
-      <w:pPr>
-        <w:rPr>
-          <w:rFonts w:cstheme="minorHAnsi"/>
-        </w:rPr>
-      </w:pPr>
-    </w:p>
-    <w:p>
-      <w:pPr>
-        <w:rPr>
-          <w:rFonts w:cstheme="minorHAnsi"/>
-        </w:rPr>
-      </w:pPr>
-      <w:r>
-        <w:rPr>
-          <w:rFonts w:cstheme="minorHAnsi"/>
-        </w:rPr>
-        <w:t xml:space="preserve">To run the automated integration testing create a </w:t>
-      </w:r>
-      <w:proofErr w:type="spellStart"/>
-      <w:r>
-        <w:rPr>
-          <w:rFonts w:cstheme="minorHAnsi"/>
-        </w:rPr>
-        <w:t>dw.json</w:t>
-      </w:r>
-      <w:proofErr w:type="spellEnd"/>
-      <w:r>
-        <w:rPr>
-          <w:rFonts w:cstheme="minorHAnsi"/>
-        </w:rPr>
-        <w:t xml:space="preserve"> file on the </w:t>
-      </w:r>
-      <w:proofErr w:type="gramStart"/>
-      <w:r>
-        <w:rPr>
-          <w:rFonts w:cstheme="minorHAnsi"/>
-        </w:rPr>
-        <w:t>navigate</w:t>
-      </w:r>
-      <w:proofErr w:type="gramEnd"/>
-      <w:r>
-        <w:rPr>
-          <w:rFonts w:cstheme="minorHAnsi"/>
-        </w:rPr>
-        <w:t xml:space="preserve"> to the folder above the </w:t>
-      </w:r>
-      <w:proofErr w:type="gramStart"/>
-      <w:r>
-        <w:rPr>
-          <w:rFonts w:cstheme="minorHAnsi"/>
-        </w:rPr>
-        <w:t>cartridges</w:t>
-      </w:r>
-      <w:proofErr w:type="gramEnd"/>
+        <w:t xml:space="preserve"> to the folder above the cartridges</w:t>
+      </w:r>
     </w:p>
     <w:p>
       <w:pPr>
@@ -16927,7 +15294,7 @@
       <w:pPr>
         <w:pStyle w:val="Ttulo2"/>
       </w:pPr>
-      <w:bookmarkStart w:id="57" w:name="_Toc203403310"/>
+      <w:bookmarkStart w:id="57" w:name="_Toc207269137"/>
       <w:r>
         <w:lastRenderedPageBreak/>
         <w:t>5.10</w:t>
@@ -16946,7 +15313,7 @@
         </w:rPr>
       </w:pPr>
       <w:bookmarkStart w:id="58" w:name="_Toc104994180"/>
-      <w:bookmarkStart w:id="59" w:name="_Toc203403311"/>
+      <w:bookmarkStart w:id="59" w:name="_Toc207269138"/>
       <w:r>
         <w:rPr>
           <w:rFonts w:asciiTheme="minorHAnsi" w:hAnsiTheme="minorHAnsi" w:cstheme="minorHAnsi"/>
@@ -16986,35 +15353,7 @@
         <w:rPr>
           <w:rFonts w:cstheme="minorHAnsi"/>
         </w:rPr>
-        <w:t xml:space="preserve">If the API key provided by Signifyd </w:t>
-      </w:r>
-      <w:proofErr w:type="gramStart"/>
-      <w:r>
-        <w:rPr>
-          <w:rFonts w:cstheme="minorHAnsi"/>
-        </w:rPr>
-        <w:t>is not correctly informed</w:t>
-      </w:r>
-      <w:proofErr w:type="gramEnd"/>
-      <w:r>
-        <w:rPr>
-          <w:rFonts w:cstheme="minorHAnsi"/>
-        </w:rPr>
-        <w:t xml:space="preserve"> in the site custom preferences, the following error will </w:t>
-      </w:r>
-      <w:proofErr w:type="gramStart"/>
-      <w:r>
-        <w:rPr>
-          <w:rFonts w:cstheme="minorHAnsi"/>
-        </w:rPr>
-        <w:t>be seen</w:t>
-      </w:r>
-      <w:proofErr w:type="gramEnd"/>
-      <w:r>
-        <w:rPr>
-          <w:rFonts w:cstheme="minorHAnsi"/>
-        </w:rPr>
-        <w:t xml:space="preserve"> in the logs for any of the services:</w:t>
+        <w:t>If the API key provided by Signifyd is not correctly informed in the site custom preferences, the following error will be seen in the logs for any of the services:</w:t>
       </w:r>
     </w:p>
     <w:p>
@@ -17029,78 +15368,70 @@
         <w:rPr>
           <w:rFonts w:asciiTheme="minorHAnsi" w:hAnsiTheme="minorHAnsi" w:cstheme="minorHAnsi"/>
         </w:rPr>
-        <w:t xml:space="preserve">Null Arguments in The given string to encode was </w:t>
-      </w:r>
-      <w:proofErr w:type="gramStart"/>
-      <w:r>
+        <w:t>Null Arguments in The given string to encode was null</w:t>
+      </w:r>
+    </w:p>
+    <w:p>
+      <w:pPr>
+        <w:rPr>
+          <w:rFonts w:cstheme="minorHAnsi"/>
+        </w:rPr>
+      </w:pPr>
+      <w:r>
+        <w:rPr>
+          <w:rFonts w:cstheme="minorHAnsi"/>
+          <w:b/>
+          <w:bCs/>
+        </w:rPr>
+        <w:t>Solution</w:t>
+      </w:r>
+      <w:r>
+        <w:rPr>
+          <w:rFonts w:cstheme="minorHAnsi"/>
+        </w:rPr>
+        <w:t xml:space="preserve">: The merchant should verify if the custom preference </w:t>
+      </w:r>
+      <w:proofErr w:type="spellStart"/>
+      <w:r>
+        <w:rPr>
+          <w:rFonts w:cstheme="minorHAnsi"/>
+          <w:b/>
+          <w:bCs/>
+        </w:rPr>
+        <w:t>SignifydApiKey</w:t>
+      </w:r>
+      <w:proofErr w:type="spellEnd"/>
+      <w:r>
+        <w:rPr>
+          <w:rFonts w:cstheme="minorHAnsi"/>
+          <w:b/>
+          <w:bCs/>
+        </w:rPr>
+        <w:t xml:space="preserve"> </w:t>
+      </w:r>
+      <w:r>
+        <w:rPr>
+          <w:rFonts w:cstheme="minorHAnsi"/>
+        </w:rPr>
+        <w:t>is correctly setup with the API key.</w:t>
+      </w:r>
+    </w:p>
+    <w:p>
+      <w:pPr>
+        <w:rPr>
+          <w:rFonts w:cstheme="minorHAnsi"/>
+        </w:rPr>
+      </w:pPr>
+    </w:p>
+    <w:p>
+      <w:pPr>
+        <w:pStyle w:val="Ttulo3"/>
         <w:rPr>
           <w:rFonts w:asciiTheme="minorHAnsi" w:hAnsiTheme="minorHAnsi" w:cstheme="minorHAnsi"/>
         </w:rPr>
-        <w:t>null</w:t>
-      </w:r>
-      <w:proofErr w:type="gramEnd"/>
-    </w:p>
-    <w:p>
-      <w:pPr>
-        <w:rPr>
-          <w:rFonts w:cstheme="minorHAnsi"/>
-        </w:rPr>
-      </w:pPr>
-      <w:r>
-        <w:rPr>
-          <w:rFonts w:cstheme="minorHAnsi"/>
-          <w:b/>
-          <w:bCs/>
-        </w:rPr>
-        <w:t>Solution</w:t>
-      </w:r>
-      <w:r>
-        <w:rPr>
-          <w:rFonts w:cstheme="minorHAnsi"/>
-        </w:rPr>
-        <w:t xml:space="preserve">: The merchant should verify if the custom preference </w:t>
-      </w:r>
-      <w:proofErr w:type="spellStart"/>
-      <w:r>
-        <w:rPr>
-          <w:rFonts w:cstheme="minorHAnsi"/>
-          <w:b/>
-          <w:bCs/>
-        </w:rPr>
-        <w:t>SignifydApiKey</w:t>
-      </w:r>
-      <w:proofErr w:type="spellEnd"/>
-      <w:r>
-        <w:rPr>
-          <w:rFonts w:cstheme="minorHAnsi"/>
-          <w:b/>
-          <w:bCs/>
-        </w:rPr>
-        <w:t xml:space="preserve"> </w:t>
-      </w:r>
-      <w:r>
-        <w:rPr>
-          <w:rFonts w:cstheme="minorHAnsi"/>
-        </w:rPr>
-        <w:t>is correctly setup with the API key.</w:t>
-      </w:r>
-    </w:p>
-    <w:p>
-      <w:pPr>
-        <w:rPr>
-          <w:rFonts w:cstheme="minorHAnsi"/>
-        </w:rPr>
-      </w:pPr>
-    </w:p>
-    <w:p>
-      <w:pPr>
-        <w:pStyle w:val="Ttulo3"/>
-        <w:rPr>
-          <w:rFonts w:asciiTheme="minorHAnsi" w:hAnsiTheme="minorHAnsi" w:cstheme="minorHAnsi"/>
-        </w:rPr>
       </w:pPr>
       <w:bookmarkStart w:id="60" w:name="_Toc104994181"/>
-      <w:bookmarkStart w:id="61" w:name="_Toc203403312"/>
+      <w:bookmarkStart w:id="61" w:name="_Toc207269139"/>
       <w:r>
         <w:rPr>
           <w:rFonts w:asciiTheme="minorHAnsi" w:hAnsiTheme="minorHAnsi" w:cstheme="minorHAnsi"/>
@@ -17134,21 +15465,7 @@
         <w:rPr>
           <w:rFonts w:cstheme="minorHAnsi"/>
         </w:rPr>
-        <w:t xml:space="preserve">If the API key is wrong, the following error will </w:t>
-      </w:r>
-      <w:proofErr w:type="gramStart"/>
-      <w:r>
-        <w:rPr>
-          <w:rFonts w:cstheme="minorHAnsi"/>
-        </w:rPr>
-        <w:t>be seen</w:t>
-      </w:r>
-      <w:proofErr w:type="gramEnd"/>
-      <w:r>
-        <w:rPr>
-          <w:rFonts w:cstheme="minorHAnsi"/>
-        </w:rPr>
-        <w:t xml:space="preserve"> in the logs for any of the services:</w:t>
+        <w:t>If the API key is wrong, the following error will be seen in the logs for any of the services:</w:t>
       </w:r>
     </w:p>
     <w:p>
@@ -17228,7 +15545,7 @@
           <w:rFonts w:asciiTheme="minorHAnsi" w:hAnsiTheme="minorHAnsi" w:cstheme="minorHAnsi"/>
         </w:rPr>
       </w:pPr>
-      <w:bookmarkStart w:id="63" w:name="_Toc203403313"/>
+      <w:bookmarkStart w:id="63" w:name="_Toc207269140"/>
       <w:r>
         <w:rPr>
           <w:rFonts w:asciiTheme="minorHAnsi" w:hAnsiTheme="minorHAnsi" w:cstheme="minorHAnsi"/>
@@ -17239,51 +15556,29 @@
         <w:rPr>
           <w:rFonts w:asciiTheme="minorHAnsi" w:hAnsiTheme="minorHAnsi" w:cstheme="minorHAnsi"/>
         </w:rPr>
-        <w:t xml:space="preserve">Service not </w:t>
-      </w:r>
-      <w:proofErr w:type="gramStart"/>
-      <w:r>
-        <w:rPr>
-          <w:rFonts w:asciiTheme="minorHAnsi" w:hAnsiTheme="minorHAnsi" w:cstheme="minorHAnsi"/>
-        </w:rPr>
-        <w:t>enabled</w:t>
+        <w:t>Service not enabled</w:t>
       </w:r>
       <w:bookmarkEnd w:id="62"/>
       <w:bookmarkEnd w:id="63"/>
-      <w:proofErr w:type="gramEnd"/>
-    </w:p>
-    <w:p>
-      <w:pPr>
-        <w:rPr>
-          <w:rFonts w:cstheme="minorHAnsi"/>
-        </w:rPr>
-      </w:pPr>
-    </w:p>
-    <w:p>
-      <w:pPr>
-        <w:rPr>
-          <w:rFonts w:cstheme="minorHAnsi"/>
-        </w:rPr>
-      </w:pPr>
-      <w:r>
-        <w:rPr>
-          <w:rFonts w:cstheme="minorHAnsi"/>
-        </w:rPr>
-        <w:t xml:space="preserve">If a service is not correctly enabled in Business Manager, the following error will </w:t>
-      </w:r>
-      <w:proofErr w:type="gramStart"/>
-      <w:r>
-        <w:rPr>
-          <w:rFonts w:cstheme="minorHAnsi"/>
-        </w:rPr>
-        <w:t>be triggered</w:t>
-      </w:r>
-      <w:proofErr w:type="gramEnd"/>
-      <w:r>
-        <w:rPr>
-          <w:rFonts w:cstheme="minorHAnsi"/>
-        </w:rPr>
-        <w:t>:</w:t>
+    </w:p>
+    <w:p>
+      <w:pPr>
+        <w:rPr>
+          <w:rFonts w:cstheme="minorHAnsi"/>
+        </w:rPr>
+      </w:pPr>
+    </w:p>
+    <w:p>
+      <w:pPr>
+        <w:rPr>
+          <w:rFonts w:cstheme="minorHAnsi"/>
+        </w:rPr>
+      </w:pPr>
+      <w:r>
+        <w:rPr>
+          <w:rFonts w:cstheme="minorHAnsi"/>
+        </w:rPr>
+        <w:t>If a service is not correctly enabled in Business Manager, the following error will be triggered:</w:t>
       </w:r>
     </w:p>
     <w:p>
@@ -17380,7 +15675,7 @@
         </w:rPr>
       </w:pPr>
       <w:bookmarkStart w:id="64" w:name="_Toc104994183"/>
-      <w:bookmarkStart w:id="65" w:name="_Toc203403314"/>
+      <w:bookmarkStart w:id="65" w:name="_Toc207269141"/>
       <w:r>
         <w:rPr>
           <w:rFonts w:asciiTheme="minorHAnsi" w:hAnsiTheme="minorHAnsi" w:cstheme="minorHAnsi"/>
@@ -17391,18 +15686,10 @@
         <w:rPr>
           <w:rFonts w:asciiTheme="minorHAnsi" w:hAnsiTheme="minorHAnsi" w:cstheme="minorHAnsi"/>
         </w:rPr>
-        <w:t xml:space="preserve">Order fields not being </w:t>
-      </w:r>
-      <w:proofErr w:type="gramStart"/>
-      <w:r>
-        <w:rPr>
-          <w:rFonts w:asciiTheme="minorHAnsi" w:hAnsiTheme="minorHAnsi" w:cstheme="minorHAnsi"/>
-        </w:rPr>
-        <w:t>updated</w:t>
+        <w:t>Order fields not being updated</w:t>
       </w:r>
       <w:bookmarkEnd w:id="64"/>
       <w:bookmarkEnd w:id="65"/>
-      <w:proofErr w:type="gramEnd"/>
     </w:p>
     <w:p>
       <w:pPr>
@@ -17422,21 +15709,7 @@
         <w:rPr>
           <w:rFonts w:cstheme="minorHAnsi"/>
         </w:rPr>
-        <w:t xml:space="preserve">If the Signifyd related fields in the orders are not </w:t>
-      </w:r>
-      <w:proofErr w:type="gramStart"/>
-      <w:r>
-        <w:rPr>
-          <w:rFonts w:cstheme="minorHAnsi"/>
-        </w:rPr>
-        <w:t>being updated</w:t>
-      </w:r>
-      <w:proofErr w:type="gramEnd"/>
-      <w:r>
-        <w:rPr>
-          <w:rFonts w:cstheme="minorHAnsi"/>
-        </w:rPr>
-        <w:t>, the possible reasons are:</w:t>
+        <w:t>If the Signifyd related fields in the orders are not being updated, the possible reasons are:</w:t>
       </w:r>
     </w:p>
     <w:p>
@@ -17463,21 +15736,7 @@
         <w:rPr>
           <w:rFonts w:cstheme="minorHAnsi"/>
         </w:rPr>
-        <w:t xml:space="preserve">. The merchant should check if all steps to integrate the cartridge </w:t>
-      </w:r>
-      <w:proofErr w:type="gramStart"/>
-      <w:r>
-        <w:rPr>
-          <w:rFonts w:cstheme="minorHAnsi"/>
-        </w:rPr>
-        <w:t>were correctly followed</w:t>
-      </w:r>
-      <w:proofErr w:type="gramEnd"/>
-      <w:r>
-        <w:rPr>
-          <w:rFonts w:cstheme="minorHAnsi"/>
-        </w:rPr>
-        <w:t>.</w:t>
+        <w:t>. The merchant should check if all steps to integrate the cartridge were correctly followed.</w:t>
       </w:r>
     </w:p>
     <w:p>
@@ -17504,21 +15763,7 @@
         <w:rPr>
           <w:rFonts w:cstheme="minorHAnsi"/>
         </w:rPr>
-        <w:t xml:space="preserve">. The merchant should check if only the ORDER_CHECKPOINT_ACTION_UPDATE webhook is </w:t>
-      </w:r>
-      <w:proofErr w:type="gramStart"/>
-      <w:r>
-        <w:rPr>
-          <w:rFonts w:cstheme="minorHAnsi"/>
-        </w:rPr>
-        <w:t>being used</w:t>
-      </w:r>
-      <w:proofErr w:type="gramEnd"/>
-      <w:r>
-        <w:rPr>
-          <w:rFonts w:cstheme="minorHAnsi"/>
-        </w:rPr>
-        <w:t xml:space="preserve"> and correctly setup in the Signifyd console.</w:t>
+        <w:t>. The merchant should check if only the ORDER_CHECKPOINT_ACTION_UPDATE webhook is being used and correctly setup in the Signifyd console.</w:t>
       </w:r>
     </w:p>
     <w:p>
@@ -17566,7 +15811,7 @@
           <w:b/>
           <w:bCs/>
         </w:rPr>
-        <w:t xml:space="preserve">Incorrect data </w:t>
+        <w:t xml:space="preserve">Incorrect data being passed </w:t>
       </w:r>
       <w:proofErr w:type="gramStart"/>
       <w:r>
@@ -17575,7 +15820,7 @@
           <w:b/>
           <w:bCs/>
         </w:rPr>
-        <w:t>being passed</w:t>
+        <w:t>in</w:t>
       </w:r>
       <w:proofErr w:type="gramEnd"/>
       <w:r>
@@ -17584,59 +15829,13 @@
           <w:b/>
           <w:bCs/>
         </w:rPr>
-        <w:t xml:space="preserve"> </w:t>
-      </w:r>
-      <w:proofErr w:type="gramStart"/>
-      <w:r>
-        <w:rPr>
-          <w:rFonts w:cstheme="minorHAnsi"/>
-          <w:b/>
-          <w:bCs/>
-        </w:rPr>
-        <w:t>in</w:t>
-      </w:r>
-      <w:proofErr w:type="gramEnd"/>
-      <w:r>
-        <w:rPr>
-          <w:rFonts w:cstheme="minorHAnsi"/>
-          <w:b/>
-          <w:bCs/>
-        </w:rPr>
         <w:t xml:space="preserve"> the service requests</w:t>
       </w:r>
       <w:r>
         <w:rPr>
           <w:rFonts w:cstheme="minorHAnsi"/>
         </w:rPr>
-        <w:t xml:space="preserve">. </w:t>
-      </w:r>
-      <w:proofErr w:type="gramStart"/>
-      <w:r>
-        <w:rPr>
-          <w:rFonts w:cstheme="minorHAnsi"/>
-        </w:rPr>
-        <w:t>Some of</w:t>
-      </w:r>
-      <w:proofErr w:type="gramEnd"/>
-      <w:r>
-        <w:rPr>
-          <w:rFonts w:cstheme="minorHAnsi"/>
-        </w:rPr>
-        <w:t xml:space="preserve"> the fields for Transaction and Fulfillment API need to </w:t>
-      </w:r>
-      <w:proofErr w:type="gramStart"/>
-      <w:r>
-        <w:rPr>
-          <w:rFonts w:cstheme="minorHAnsi"/>
-        </w:rPr>
-        <w:t>be manually mapped</w:t>
-      </w:r>
-      <w:proofErr w:type="gramEnd"/>
-      <w:r>
-        <w:rPr>
-          <w:rFonts w:cstheme="minorHAnsi"/>
-        </w:rPr>
-        <w:t xml:space="preserve"> by the merchant directly in the code during the integration. If a field is not correctly mapped or has a wrong value, this might cause the API to not work correctly, thus not updating the order.</w:t>
+        <w:t>. Some of the fields for Transaction and Fulfillment API need to be manually mapped by the merchant directly in the code during the integration. If a field is not correctly mapped or has a wrong value, this might cause the API to not work correctly, thus not updating the order.</w:t>
       </w:r>
     </w:p>
     <w:p>
@@ -17663,37 +15862,133 @@
         <w:rPr>
           <w:rFonts w:cstheme="minorHAnsi"/>
         </w:rPr>
-        <w:t xml:space="preserve">. The service timeout can </w:t>
-      </w:r>
-      <w:proofErr w:type="gramStart"/>
-      <w:r>
-        <w:rPr>
-          <w:rFonts w:cstheme="minorHAnsi"/>
-        </w:rPr>
-        <w:t>be increased</w:t>
-      </w:r>
-      <w:proofErr w:type="gramEnd"/>
-      <w:r>
-        <w:rPr>
-          <w:rFonts w:cstheme="minorHAnsi"/>
-        </w:rPr>
-        <w:t xml:space="preserve"> in the service configurations if needed, following SFCC default steps to do it. If the timeouts persist, Signifyd should </w:t>
-      </w:r>
-      <w:proofErr w:type="gramStart"/>
-      <w:r>
-        <w:rPr>
-          <w:rFonts w:cstheme="minorHAnsi"/>
-        </w:rPr>
-        <w:t>be contacted</w:t>
-      </w:r>
-      <w:proofErr w:type="gramEnd"/>
-      <w:r>
-        <w:rPr>
-          <w:rFonts w:cstheme="minorHAnsi"/>
-        </w:rPr>
-        <w:t>.</w:t>
-      </w:r>
-    </w:p>
+        <w:t>. The service timeout can be increased in the service configurations if needed, following SFCC default steps to do it. If the timeouts persist, Signifyd should be contacted.</w:t>
+      </w:r>
+    </w:p>
+    <w:p/>
+    <w:p>
+      <w:pPr>
+        <w:pStyle w:val="Ttulo3"/>
+        <w:rPr>
+          <w:rFonts w:asciiTheme="minorHAnsi" w:hAnsiTheme="minorHAnsi" w:cstheme="minorHAnsi"/>
+        </w:rPr>
+      </w:pPr>
+      <w:bookmarkStart w:id="66" w:name="_Toc207269142"/>
+      <w:r>
+        <w:rPr>
+          <w:rFonts w:asciiTheme="minorHAnsi" w:hAnsiTheme="minorHAnsi" w:cstheme="minorHAnsi"/>
+        </w:rPr>
+        <w:lastRenderedPageBreak/>
+        <w:t xml:space="preserve">5.10.5 </w:t>
+      </w:r>
+      <w:r>
+        <w:rPr>
+          <w:rFonts w:asciiTheme="minorHAnsi" w:hAnsiTheme="minorHAnsi" w:cstheme="minorHAnsi"/>
+        </w:rPr>
+        <w:t>Webhook Callbacks Are Blocked by SFCC</w:t>
+      </w:r>
+      <w:bookmarkEnd w:id="66"/>
+    </w:p>
+    <w:p/>
+    <w:p>
+      <w:r>
+        <w:t xml:space="preserve">If </w:t>
+      </w:r>
+      <w:r>
+        <w:t xml:space="preserve">a merchant has the </w:t>
+      </w:r>
+      <w:r>
+        <w:rPr>
+          <w:b/>
+          <w:bCs/>
+        </w:rPr>
+        <w:t>Limit Storefront Order Access</w:t>
+      </w:r>
+      <w:r>
+        <w:rPr>
+          <w:b/>
+          <w:bCs/>
+        </w:rPr>
+        <w:t xml:space="preserve"> </w:t>
+      </w:r>
+      <w:r>
+        <w:t>preference</w:t>
+      </w:r>
+      <w:r>
+        <w:rPr>
+          <w:b/>
+          <w:bCs/>
+        </w:rPr>
+        <w:t xml:space="preserve"> </w:t>
+      </w:r>
+      <w:r>
+        <w:t>under</w:t>
+      </w:r>
+      <w:r>
+        <w:rPr>
+          <w:b/>
+          <w:bCs/>
+        </w:rPr>
+        <w:t xml:space="preserve"> </w:t>
+      </w:r>
+      <w:r>
+        <w:rPr>
+          <w:b/>
+          <w:bCs/>
+        </w:rPr>
+        <w:t>Merchant Tools &gt; Site Preferences &gt; Order &gt; Order Access Settings</w:t>
+      </w:r>
+      <w:r>
+        <w:rPr>
+          <w:b/>
+          <w:bCs/>
+        </w:rPr>
+        <w:t xml:space="preserve"> </w:t>
+      </w:r>
+      <w:r>
+        <w:t xml:space="preserve">set as </w:t>
+      </w:r>
+      <w:r>
+        <w:rPr>
+          <w:b/>
+          <w:bCs/>
+        </w:rPr>
+        <w:t>Allow Lis</w:t>
+      </w:r>
+      <w:r>
+        <w:t xml:space="preserve">t, Signifyd </w:t>
+      </w:r>
+      <w:r>
+        <w:t xml:space="preserve">webhook callbacks </w:t>
+      </w:r>
+      <w:r>
+        <w:t>might</w:t>
+      </w:r>
+      <w:r>
+        <w:t xml:space="preserve"> be blocked</w:t>
+      </w:r>
+      <w:r>
+        <w:t>, if the Signifyd-Callback endpoint is not added to the allow list. V</w:t>
+      </w:r>
+      <w:r>
+        <w:t xml:space="preserve">erify the Limit Storefront Order Access allow list in your SFCC </w:t>
+      </w:r>
+      <w:r>
+        <w:t>instance to make sure that the Signifyd-Callback endpoint is added to the list of allowed endpoints</w:t>
+      </w:r>
+      <w:r>
+        <w:t xml:space="preserve">. This list controls which endpoints can access </w:t>
+      </w:r>
+      <w:r>
+        <w:t xml:space="preserve">and modify </w:t>
+      </w:r>
+      <w:r>
+        <w:t>order data.</w:t>
+      </w:r>
+    </w:p>
+    <w:p/>
+    <w:p/>
+    <w:p/>
     <w:p>
       <w:pPr>
         <w:spacing w:after="200" w:line="276" w:lineRule="auto"/>
@@ -17706,18 +16001,17 @@
       <w:pPr>
         <w:pStyle w:val="Ttulo1"/>
       </w:pPr>
-      <w:bookmarkStart w:id="66" w:name="_Toc104994184"/>
-      <w:bookmarkStart w:id="67" w:name="_Toc245264376"/>
-      <w:bookmarkStart w:id="68" w:name="_Toc203403315"/>
-      <w:r>
-        <w:lastRenderedPageBreak/>
+      <w:bookmarkStart w:id="67" w:name="_Toc104994184"/>
+      <w:bookmarkStart w:id="68" w:name="_Toc245264376"/>
+      <w:bookmarkStart w:id="69" w:name="_Toc207269143"/>
+      <w:r>
         <w:t xml:space="preserve">6 </w:t>
       </w:r>
       <w:r>
         <w:t>Operations, Maintenance</w:t>
       </w:r>
-      <w:bookmarkEnd w:id="66"/>
-      <w:bookmarkEnd w:id="68"/>
+      <w:bookmarkEnd w:id="67"/>
+      <w:bookmarkEnd w:id="69"/>
     </w:p>
     <w:p>
       <w:pPr>
@@ -17729,16 +16023,16 @@
       <w:pPr>
         <w:pStyle w:val="Ttulo2"/>
       </w:pPr>
-      <w:bookmarkStart w:id="69" w:name="_Toc104994185"/>
-      <w:bookmarkStart w:id="70" w:name="_Toc203403316"/>
+      <w:bookmarkStart w:id="70" w:name="_Toc104994185"/>
+      <w:bookmarkStart w:id="71" w:name="_Toc207269144"/>
       <w:r>
         <w:t xml:space="preserve">6.1 </w:t>
       </w:r>
       <w:r>
         <w:t>Availability</w:t>
       </w:r>
-      <w:bookmarkEnd w:id="69"/>
       <w:bookmarkEnd w:id="70"/>
+      <w:bookmarkEnd w:id="71"/>
     </w:p>
     <w:p>
       <w:pPr>
@@ -17761,25 +16055,23 @@
           <w:sz w:val="21"/>
           <w:szCs w:val="21"/>
         </w:rPr>
-        <w:t xml:space="preserve">Availability/Uptime is 24/7 is the intended access. But in case of service failure the order will </w:t>
-      </w:r>
-      <w:proofErr w:type="gramStart"/>
+        <w:t>Availability/Uptime is 24/7 is the intended access. But in case of service failure the order will get placed. And a script step job can be configurated to create the missing orders not sen</w:t>
+      </w:r>
       <w:r>
         <w:rPr>
           <w:rFonts w:asciiTheme="minorHAnsi" w:hAnsiTheme="minorHAnsi" w:cstheme="minorHAnsi"/>
           <w:sz w:val="21"/>
           <w:szCs w:val="21"/>
         </w:rPr>
-        <w:t>get placed</w:t>
-      </w:r>
-      <w:proofErr w:type="gramEnd"/>
+        <w:t>t</w:t>
+      </w:r>
       <w:r>
         <w:rPr>
           <w:rFonts w:asciiTheme="minorHAnsi" w:hAnsiTheme="minorHAnsi" w:cstheme="minorHAnsi"/>
           <w:sz w:val="21"/>
           <w:szCs w:val="21"/>
         </w:rPr>
-        <w:t>. And a script step job can be configurated to create the missing orders not sen</w:t>
+        <w:t xml:space="preserve"> to Signifyd</w:t>
       </w:r>
       <w:r>
         <w:rPr>
@@ -17787,22 +16079,6 @@
           <w:sz w:val="21"/>
           <w:szCs w:val="21"/>
         </w:rPr>
-        <w:t>t</w:t>
-      </w:r>
-      <w:r>
-        <w:rPr>
-          <w:rFonts w:asciiTheme="minorHAnsi" w:hAnsiTheme="minorHAnsi" w:cstheme="minorHAnsi"/>
-          <w:sz w:val="21"/>
-          <w:szCs w:val="21"/>
-        </w:rPr>
-        <w:t xml:space="preserve"> to Signifyd</w:t>
-      </w:r>
-      <w:r>
-        <w:rPr>
-          <w:rFonts w:asciiTheme="minorHAnsi" w:hAnsiTheme="minorHAnsi" w:cstheme="minorHAnsi"/>
-          <w:sz w:val="21"/>
-          <w:szCs w:val="21"/>
-        </w:rPr>
         <w:t>.</w:t>
       </w:r>
     </w:p>
@@ -17810,16 +16086,16 @@
       <w:pPr>
         <w:pStyle w:val="Ttulo2"/>
       </w:pPr>
-      <w:bookmarkStart w:id="71" w:name="_Toc104994186"/>
-      <w:bookmarkStart w:id="72" w:name="_Toc203403317"/>
+      <w:bookmarkStart w:id="72" w:name="_Toc104994186"/>
+      <w:bookmarkStart w:id="73" w:name="_Toc207269145"/>
       <w:r>
         <w:t xml:space="preserve">6.2 </w:t>
       </w:r>
       <w:r>
         <w:t>Support</w:t>
       </w:r>
-      <w:bookmarkEnd w:id="71"/>
       <w:bookmarkEnd w:id="72"/>
+      <w:bookmarkEnd w:id="73"/>
     </w:p>
     <w:p>
       <w:pPr>
@@ -17846,33 +16122,7 @@
           <w:sz w:val="21"/>
           <w:szCs w:val="21"/>
         </w:rPr>
-        <w:t xml:space="preserve">For implementation questions or issues please contact your assigned Customer Success Manager. For </w:t>
-      </w:r>
-      <w:proofErr w:type="gramStart"/>
-      <w:r>
-        <w:rPr>
-          <w:rStyle w:val="nfaseSutil"/>
-          <w:rFonts w:asciiTheme="minorHAnsi" w:hAnsiTheme="minorHAnsi" w:cstheme="minorHAnsi"/>
-          <w:i w:val="0"/>
-          <w:iCs w:val="0"/>
-          <w:color w:val="auto"/>
-          <w:sz w:val="21"/>
-          <w:szCs w:val="21"/>
-        </w:rPr>
-        <w:t>general support</w:t>
-      </w:r>
-      <w:proofErr w:type="gramEnd"/>
-      <w:r>
-        <w:rPr>
-          <w:rStyle w:val="nfaseSutil"/>
-          <w:rFonts w:asciiTheme="minorHAnsi" w:hAnsiTheme="minorHAnsi" w:cstheme="minorHAnsi"/>
-          <w:i w:val="0"/>
-          <w:iCs w:val="0"/>
-          <w:color w:val="auto"/>
-          <w:sz w:val="21"/>
-          <w:szCs w:val="21"/>
-        </w:rPr>
-        <w:t xml:space="preserve"> questions or issues </w:t>
+        <w:t xml:space="preserve">For implementation questions or issues please contact your assigned Customer Success Manager. For general support questions or issues </w:t>
       </w:r>
       <w:hyperlink r:id="rId58" w:history="1">
         <w:r>
@@ -17895,22 +16145,22 @@
         </w:rPr>
         <w:t xml:space="preserve">. </w:t>
       </w:r>
-      <w:bookmarkEnd w:id="67"/>
+      <w:bookmarkEnd w:id="68"/>
     </w:p>
     <w:p>
       <w:pPr>
         <w:pStyle w:val="Ttulo2"/>
       </w:pPr>
-      <w:bookmarkStart w:id="73" w:name="_Toc104994187"/>
-      <w:bookmarkStart w:id="74" w:name="_Toc203403318"/>
+      <w:bookmarkStart w:id="74" w:name="_Toc104994187"/>
+      <w:bookmarkStart w:id="75" w:name="_Toc207269146"/>
       <w:r>
         <w:t xml:space="preserve">6.3 </w:t>
       </w:r>
       <w:r>
         <w:t>Intended Locales</w:t>
       </w:r>
-      <w:bookmarkEnd w:id="73"/>
       <w:bookmarkEnd w:id="74"/>
+      <w:bookmarkEnd w:id="75"/>
     </w:p>
     <w:p>
       <w:pPr>
@@ -17975,9 +16225,9 @@
           <w:sz w:val="21"/>
           <w:szCs w:val="21"/>
         </w:rPr>
-        <w:t xml:space="preserve">” locale, but other locales may </w:t>
-      </w:r>
-      <w:proofErr w:type="gramStart"/>
+        <w:t xml:space="preserve">” locale, but other locales may be added according to </w:t>
+      </w:r>
+      <w:proofErr w:type="spellStart"/>
       <w:r>
         <w:rPr>
           <w:rStyle w:val="nfaseSutil"/>
@@ -17988,9 +16238,9 @@
           <w:sz w:val="21"/>
           <w:szCs w:val="21"/>
         </w:rPr>
-        <w:t>be added</w:t>
-      </w:r>
-      <w:proofErr w:type="gramEnd"/>
+        <w:t>Signifyd’s</w:t>
+      </w:r>
+      <w:proofErr w:type="spellEnd"/>
       <w:r>
         <w:rPr>
           <w:rStyle w:val="nfaseSutil"/>
@@ -18001,43 +16251,39 @@
           <w:sz w:val="21"/>
           <w:szCs w:val="21"/>
         </w:rPr>
-        <w:t xml:space="preserve"> according to </w:t>
-      </w:r>
-      <w:proofErr w:type="spellStart"/>
+        <w:t xml:space="preserve"> service availability, Signifyd has support for multiple countries and locales</w:t>
+      </w:r>
       <w:r>
         <w:rPr>
           <w:rStyle w:val="nfaseSutil"/>
           <w:rFonts w:asciiTheme="minorHAnsi" w:hAnsiTheme="minorHAnsi" w:cstheme="minorHAnsi"/>
           <w:i w:val="0"/>
           <w:iCs w:val="0"/>
-          <w:color w:val="auto"/>
-          <w:sz w:val="21"/>
-          <w:szCs w:val="21"/>
-        </w:rPr>
-        <w:t>Signifyd’s</w:t>
-      </w:r>
-      <w:proofErr w:type="spellEnd"/>
-      <w:r>
+        </w:rPr>
+        <w:t>.</w:t>
+      </w:r>
+    </w:p>
+    <w:p>
+      <w:pPr>
+        <w:pStyle w:val="Standard1"/>
         <w:rPr>
           <w:rStyle w:val="nfaseSutil"/>
           <w:rFonts w:asciiTheme="minorHAnsi" w:hAnsiTheme="minorHAnsi" w:cstheme="minorHAnsi"/>
           <w:i w:val="0"/>
           <w:iCs w:val="0"/>
-          <w:color w:val="auto"/>
-          <w:sz w:val="21"/>
-          <w:szCs w:val="21"/>
-        </w:rPr>
-        <w:t xml:space="preserve"> service availability, Signifyd has support for multiple countries and locales</w:t>
-      </w:r>
-      <w:r>
+        </w:rPr>
+      </w:pPr>
+    </w:p>
+    <w:p>
+      <w:pPr>
+        <w:pStyle w:val="Standard1"/>
         <w:rPr>
           <w:rStyle w:val="nfaseSutil"/>
           <w:rFonts w:asciiTheme="minorHAnsi" w:hAnsiTheme="minorHAnsi" w:cstheme="minorHAnsi"/>
           <w:i w:val="0"/>
           <w:iCs w:val="0"/>
         </w:rPr>
-        <w:t>.</w:t>
-      </w:r>
+      </w:pPr>
     </w:p>
     <w:p>
       <w:pPr>
@@ -18096,41 +16342,20 @@
     </w:p>
     <w:p>
       <w:pPr>
-        <w:pStyle w:val="Standard1"/>
-        <w:rPr>
-          <w:rStyle w:val="nfaseSutil"/>
-          <w:rFonts w:asciiTheme="minorHAnsi" w:hAnsiTheme="minorHAnsi" w:cstheme="minorHAnsi"/>
-          <w:i w:val="0"/>
-          <w:iCs w:val="0"/>
-        </w:rPr>
-      </w:pPr>
-    </w:p>
-    <w:p>
-      <w:pPr>
-        <w:pStyle w:val="Standard1"/>
-        <w:rPr>
-          <w:rStyle w:val="nfaseSutil"/>
-          <w:rFonts w:asciiTheme="minorHAnsi" w:hAnsiTheme="minorHAnsi" w:cstheme="minorHAnsi"/>
-          <w:i w:val="0"/>
-          <w:iCs w:val="0"/>
-        </w:rPr>
-      </w:pPr>
-    </w:p>
-    <w:p>
-      <w:pPr>
         <w:pStyle w:val="Ttulo1"/>
         <w:pBdr>
           <w:right w:val="dotted" w:sz="4" w:space="0" w:color="auto"/>
         </w:pBdr>
       </w:pPr>
-      <w:bookmarkStart w:id="75" w:name="_Toc104994188"/>
-      <w:bookmarkStart w:id="76" w:name="_Hlk75794236"/>
-      <w:bookmarkStart w:id="77" w:name="_Toc203403319"/>
-      <w:r>
+      <w:bookmarkStart w:id="76" w:name="_Toc104994188"/>
+      <w:bookmarkStart w:id="77" w:name="_Hlk75794236"/>
+      <w:bookmarkStart w:id="78" w:name="_Toc207269147"/>
+      <w:r>
+        <w:lastRenderedPageBreak/>
         <w:t>7 Release History</w:t>
       </w:r>
-      <w:bookmarkEnd w:id="75"/>
-      <w:bookmarkEnd w:id="77"/>
+      <w:bookmarkEnd w:id="76"/>
+      <w:bookmarkEnd w:id="78"/>
     </w:p>
     <w:p>
       <w:pPr>
@@ -18146,9 +16371,9 @@
           <w:szCs w:val="18"/>
         </w:rPr>
       </w:pPr>
-      <w:bookmarkStart w:id="78" w:name="_Toc279703501"/>
-      <w:bookmarkStart w:id="79" w:name="_Toc279703594"/>
-      <w:bookmarkEnd w:id="76"/>
+      <w:bookmarkStart w:id="79" w:name="_Toc279703501"/>
+      <w:bookmarkStart w:id="80" w:name="_Toc279703594"/>
+      <w:bookmarkEnd w:id="77"/>
     </w:p>
     <w:tbl>
       <w:tblPr>
@@ -18736,8 +16961,8 @@
           </w:p>
         </w:tc>
       </w:tr>
-      <w:bookmarkEnd w:id="78"/>
       <w:bookmarkEnd w:id="79"/>
+      <w:bookmarkEnd w:id="80"/>
     </w:tbl>
     <w:p>
       <w:pPr>
@@ -18752,12 +16977,11 @@
       <w:pPr>
         <w:pStyle w:val="Ttulo1"/>
       </w:pPr>
-      <w:bookmarkStart w:id="80" w:name="_Toc203403320"/>
-      <w:r>
-        <w:lastRenderedPageBreak/>
+      <w:bookmarkStart w:id="81" w:name="_Toc207269148"/>
+      <w:r>
         <w:t>8 Process Flow Diagrams</w:t>
       </w:r>
-      <w:bookmarkEnd w:id="80"/>
+      <w:bookmarkEnd w:id="81"/>
     </w:p>
     <w:p>
       <w:pPr>
@@ -18828,6 +17052,7 @@
         <w:rPr>
           <w:noProof/>
         </w:rPr>
+        <w:lastRenderedPageBreak/>
         <w:drawing>
           <wp:inline distT="0" distB="0" distL="0" distR="0" wp14:anchorId="7393E303" wp14:editId="51A4C346">
             <wp:extent cx="6188710" cy="2946335"/>
@@ -19046,18 +17271,8 @@
               <w:sz w:val="18"/>
               <w:szCs w:val="18"/>
             </w:rPr>
-            <w:t>3-1</w:t>
+            <w:t>3-17</w:t>
           </w:r>
-          <w:proofErr w:type="gramStart"/>
-          <w:r>
-            <w:rPr>
-              <w:rFonts w:ascii="Consolas" w:hAnsi="Consolas" w:cs="Arial"/>
-              <w:sz w:val="18"/>
-              <w:szCs w:val="18"/>
-            </w:rPr>
-            <w:t>7</w:t>
-          </w:r>
-          <w:proofErr w:type="gramEnd"/>
           <w:r>
             <w:rPr>
               <w:rFonts w:ascii="Consolas" w:hAnsi="Consolas" w:cs="Arial"/>
@@ -26599,24 +24814,6 @@
 </file>
 
 <file path=customXml/item5.xml><?xml version="1.0" encoding="utf-8"?>
-<b:Sources xmlns:b="http://schemas.openxmlformats.org/officeDocument/2006/bibliography" xmlns="http://schemas.openxmlformats.org/officeDocument/2006/bibliography" SelectedStyle="\CHICAGO.XSL" StyleName="Chicago"/>
-</file>
-
-<file path=customXml/item6.xml><?xml version="1.0" encoding="utf-8"?>
-<p:properties xmlns:p="http://schemas.microsoft.com/office/2006/metadata/properties" xmlns:xsi="http://www.w3.org/2001/XMLSchema-instance" xmlns:pc="http://schemas.microsoft.com/office/infopath/2007/PartnerControls">
-  <documentManagement>
-    <k0a767481f69401b9656bbf4dd6abb1d xmlns="2680ebc2-70e2-42cc-af17-343d078fef82">
-      <Terms xmlns="http://schemas.microsoft.com/office/infopath/2007/PartnerControls"/>
-    </k0a767481f69401b9656bbf4dd6abb1d>
-    <TaxCatchAll xmlns="41dbd0cf-c47a-4cea-8dfa-c6db00955148"/>
-    <l11c893632bd4f5284d827a786471c77 xmlns="2680ebc2-70e2-42cc-af17-343d078fef82">
-      <Terms xmlns="http://schemas.microsoft.com/office/infopath/2007/PartnerControls"/>
-    </l11c893632bd4f5284d827a786471c77>
-  </documentManagement>
-</p:properties>
-</file>
-
-<file path=customXml/item7.xml><?xml version="1.0" encoding="utf-8"?>
 <ct:contentTypeSchema xmlns:ct="http://schemas.microsoft.com/office/2006/metadata/contentType" xmlns:ma="http://schemas.microsoft.com/office/2006/metadata/properties/metaAttributes" ct:_="" ma:_="" ma:contentTypeName="Document" ma:contentTypeID="0x010100BAC6AAE9A7AC6F448B8E6AD308F25C33" ma:contentTypeVersion="9" ma:contentTypeDescription="Create a new document." ma:contentTypeScope="" ma:versionID="9947e9a47e1bfbe6ee25356abc8c556f">
   <xsd:schema xmlns:xsd="http://www.w3.org/2001/XMLSchema" xmlns:xs="http://www.w3.org/2001/XMLSchema" xmlns:p="http://schemas.microsoft.com/office/2006/metadata/properties" xmlns:ns2="41dbd0cf-c47a-4cea-8dfa-c6db00955148" xmlns:ns3="2680ebc2-70e2-42cc-af17-343d078fef82" xmlns:ns4="3ab059b2-6124-4199-bb85-3249ccb31308" targetNamespace="http://schemas.microsoft.com/office/2006/metadata/properties" ma:root="true" ma:fieldsID="784c332b4ff724ef588fa3376e0daf40" ns2:_="" ns3:_="" ns4:_="">
     <xsd:import namespace="41dbd0cf-c47a-4cea-8dfa-c6db00955148"/>
@@ -26814,8 +25011,26 @@
 </ct:contentTypeSchema>
 </file>
 
+<file path=customXml/item6.xml><?xml version="1.0" encoding="utf-8"?>
+<p:properties xmlns:p="http://schemas.microsoft.com/office/2006/metadata/properties" xmlns:xsi="http://www.w3.org/2001/XMLSchema-instance" xmlns:pc="http://schemas.microsoft.com/office/infopath/2007/PartnerControls">
+  <documentManagement>
+    <k0a767481f69401b9656bbf4dd6abb1d xmlns="2680ebc2-70e2-42cc-af17-343d078fef82">
+      <Terms xmlns="http://schemas.microsoft.com/office/infopath/2007/PartnerControls"/>
+    </k0a767481f69401b9656bbf4dd6abb1d>
+    <TaxCatchAll xmlns="41dbd0cf-c47a-4cea-8dfa-c6db00955148"/>
+    <l11c893632bd4f5284d827a786471c77 xmlns="2680ebc2-70e2-42cc-af17-343d078fef82">
+      <Terms xmlns="http://schemas.microsoft.com/office/infopath/2007/PartnerControls"/>
+    </l11c893632bd4f5284d827a786471c77>
+  </documentManagement>
+</p:properties>
+</file>
+
+<file path=customXml/item7.xml><?xml version="1.0" encoding="utf-8"?>
+<b:Sources xmlns:b="http://schemas.openxmlformats.org/officeDocument/2006/bibliography" xmlns="http://schemas.openxmlformats.org/officeDocument/2006/bibliography" SelectedStyle="\CHICAGO.XSL" StyleName="Chicago"/>
+</file>
+
 <file path=customXml/itemProps1.xml><?xml version="1.0" encoding="utf-8"?>
-<ds:datastoreItem xmlns:ds="http://schemas.openxmlformats.org/officeDocument/2006/customXml" ds:itemID="{74EDC720-C843-4BCC-ACEC-72DB380D8DF2}">
+<ds:datastoreItem xmlns:ds="http://schemas.openxmlformats.org/officeDocument/2006/customXml" ds:itemID="{0ACC11CF-7E2F-4A39-A1CC-435974F0A74C}">
   <ds:schemaRefs>
     <ds:schemaRef ds:uri="http://schemas.openxmlformats.org/officeDocument/2006/bibliography"/>
   </ds:schemaRefs>
@@ -26831,7 +25046,7 @@
 </file>
 
 <file path=customXml/itemProps3.xml><?xml version="1.0" encoding="utf-8"?>
-<ds:datastoreItem xmlns:ds="http://schemas.openxmlformats.org/officeDocument/2006/customXml" ds:itemID="{DFFD90AB-A9CA-48E9-A772-13C69588A728}">
+<ds:datastoreItem xmlns:ds="http://schemas.openxmlformats.org/officeDocument/2006/customXml" ds:itemID="{74EDC720-C843-4BCC-ACEC-72DB380D8DF2}">
   <ds:schemaRefs>
     <ds:schemaRef ds:uri="http://schemas.openxmlformats.org/officeDocument/2006/bibliography"/>
   </ds:schemaRefs>
@@ -26839,7 +25054,7 @@
 </file>
 
 <file path=customXml/itemProps4.xml><?xml version="1.0" encoding="utf-8"?>
-<ds:datastoreItem xmlns:ds="http://schemas.openxmlformats.org/officeDocument/2006/customXml" ds:itemID="{0ACC11CF-7E2F-4A39-A1CC-435974F0A74C}">
+<ds:datastoreItem xmlns:ds="http://schemas.openxmlformats.org/officeDocument/2006/customXml" ds:itemID="{05CD6A24-F136-463B-BF16-F15886741A5F}">
   <ds:schemaRefs>
     <ds:schemaRef ds:uri="http://schemas.openxmlformats.org/officeDocument/2006/bibliography"/>
   </ds:schemaRefs>
@@ -26847,25 +25062,6 @@
 </file>
 
 <file path=customXml/itemProps5.xml><?xml version="1.0" encoding="utf-8"?>
-<ds:datastoreItem xmlns:ds="http://schemas.openxmlformats.org/officeDocument/2006/customXml" ds:itemID="{05CD6A24-F136-463B-BF16-F15886741A5F}">
-  <ds:schemaRefs>
-    <ds:schemaRef ds:uri="http://schemas.openxmlformats.org/officeDocument/2006/bibliography"/>
-  </ds:schemaRefs>
-</ds:datastoreItem>
-</file>
-
-<file path=customXml/itemProps6.xml><?xml version="1.0" encoding="utf-8"?>
-<ds:datastoreItem xmlns:ds="http://schemas.openxmlformats.org/officeDocument/2006/customXml" ds:itemID="{D5C50300-BF55-4478-8C35-4D5C35D3EDD0}">
-  <ds:schemaRefs>
-    <ds:schemaRef ds:uri="http://schemas.microsoft.com/office/2006/metadata/properties"/>
-    <ds:schemaRef ds:uri="http://schemas.microsoft.com/office/infopath/2007/PartnerControls"/>
-    <ds:schemaRef ds:uri="2680ebc2-70e2-42cc-af17-343d078fef82"/>
-    <ds:schemaRef ds:uri="41dbd0cf-c47a-4cea-8dfa-c6db00955148"/>
-  </ds:schemaRefs>
-</ds:datastoreItem>
-</file>
-
-<file path=customXml/itemProps7.xml><?xml version="1.0" encoding="utf-8"?>
 <ds:datastoreItem xmlns:ds="http://schemas.openxmlformats.org/officeDocument/2006/customXml" ds:itemID="{AB403CD4-F922-4E1D-B3EA-72C1A6D547E2}">
   <ds:schemaRefs>
     <ds:schemaRef ds:uri="http://schemas.microsoft.com/office/2006/metadata/contentType"/>
@@ -26883,4 +25079,23 @@
     <ds:schemaRef ds:uri="http://schemas.microsoft.com/internal/obd"/>
   </ds:schemaRefs>
 </ds:datastoreItem>
+</file>
+
+<file path=customXml/itemProps6.xml><?xml version="1.0" encoding="utf-8"?>
+<ds:datastoreItem xmlns:ds="http://schemas.openxmlformats.org/officeDocument/2006/customXml" ds:itemID="{D5C50300-BF55-4478-8C35-4D5C35D3EDD0}">
+  <ds:schemaRefs>
+    <ds:schemaRef ds:uri="http://schemas.microsoft.com/office/2006/metadata/properties"/>
+    <ds:schemaRef ds:uri="http://schemas.microsoft.com/office/infopath/2007/PartnerControls"/>
+    <ds:schemaRef ds:uri="2680ebc2-70e2-42cc-af17-343d078fef82"/>
+    <ds:schemaRef ds:uri="41dbd0cf-c47a-4cea-8dfa-c6db00955148"/>
+  </ds:schemaRefs>
+</ds:datastoreItem>
+</file>
+
+<file path=customXml/itemProps7.xml><?xml version="1.0" encoding="utf-8"?>
+<ds:datastoreItem xmlns:ds="http://schemas.openxmlformats.org/officeDocument/2006/customXml" ds:itemID="{DFFD90AB-A9CA-48E9-A772-13C69588A728}">
+  <ds:schemaRefs>
+    <ds:schemaRef ds:uri="http://schemas.openxmlformats.org/officeDocument/2006/bibliography"/>
+  </ds:schemaRefs>
+</ds:datastoreItem>
 </file>
--- a/link/documentation/Signifyd LINK Integration Documentation 22.1.0.docx
+++ b/link/documentation/Signifyd LINK Integration Documentation 22.1.0.docx
@@ -56,7 +56,7 @@
         <w:rPr>
           <w:rFonts w:asciiTheme="majorHAnsi" w:hAnsiTheme="majorHAnsi"/>
         </w:rPr>
-        <w:t>4</w:t>
+        <w:t>5</w:t>
       </w:r>
       <w:r>
         <w:rPr>
@@ -236,7 +236,7 @@
           <w:r>
             <w:fldChar w:fldCharType="separate"/>
           </w:r>
-          <w:hyperlink w:anchor="_Toc207269090" w:history="1">
+          <w:hyperlink w:anchor="_Toc211501336" w:history="1">
             <w:r>
               <w:rPr>
                 <w:rStyle w:val="Hyperlink"/>
@@ -259,7 +259,7 @@
               <w:rPr>
                 <w:webHidden/>
               </w:rPr>
-              <w:instrText xml:space="preserve"> PAGEREF _Toc207269090 \h </w:instrText>
+              <w:instrText xml:space="preserve"> PAGEREF _Toc211501336 \h </w:instrText>
             </w:r>
             <w:r>
               <w:rPr>
@@ -297,7 +297,7 @@
               <w14:ligatures w14:val="standardContextual"/>
             </w:rPr>
           </w:pPr>
-          <w:hyperlink w:anchor="_Toc207269091" w:history="1">
+          <w:hyperlink w:anchor="_Toc211501337" w:history="1">
             <w:r>
               <w:rPr>
                 <w:rStyle w:val="Hyperlink"/>
@@ -320,7 +320,7 @@
               <w:rPr>
                 <w:webHidden/>
               </w:rPr>
-              <w:instrText xml:space="preserve"> PAGEREF _Toc207269091 \h </w:instrText>
+              <w:instrText xml:space="preserve"> PAGEREF _Toc211501337 \h </w:instrText>
             </w:r>
             <w:r>
               <w:rPr>
@@ -358,7 +358,7 @@
               <w14:ligatures w14:val="standardContextual"/>
             </w:rPr>
           </w:pPr>
-          <w:hyperlink w:anchor="_Toc207269092" w:history="1">
+          <w:hyperlink w:anchor="_Toc211501338" w:history="1">
             <w:r>
               <w:rPr>
                 <w:rStyle w:val="Hyperlink"/>
@@ -381,7 +381,7 @@
               <w:rPr>
                 <w:webHidden/>
               </w:rPr>
-              <w:instrText xml:space="preserve"> PAGEREF _Toc207269092 \h </w:instrText>
+              <w:instrText xml:space="preserve"> PAGEREF _Toc211501338 \h </w:instrText>
             </w:r>
             <w:r>
               <w:rPr>
@@ -419,7 +419,7 @@
               <w14:ligatures w14:val="standardContextual"/>
             </w:rPr>
           </w:pPr>
-          <w:hyperlink w:anchor="_Toc207269093" w:history="1">
+          <w:hyperlink w:anchor="_Toc211501339" w:history="1">
             <w:r>
               <w:rPr>
                 <w:rStyle w:val="Hyperlink"/>
@@ -442,7 +442,7 @@
               <w:rPr>
                 <w:webHidden/>
               </w:rPr>
-              <w:instrText xml:space="preserve"> PAGEREF _Toc207269093 \h </w:instrText>
+              <w:instrText xml:space="preserve"> PAGEREF _Toc211501339 \h </w:instrText>
             </w:r>
             <w:r>
               <w:rPr>
@@ -480,7 +480,7 @@
               <w14:ligatures w14:val="standardContextual"/>
             </w:rPr>
           </w:pPr>
-          <w:hyperlink w:anchor="_Toc207269094" w:history="1">
+          <w:hyperlink w:anchor="_Toc211501340" w:history="1">
             <w:r>
               <w:rPr>
                 <w:rStyle w:val="Hyperlink"/>
@@ -503,7 +503,7 @@
               <w:rPr>
                 <w:webHidden/>
               </w:rPr>
-              <w:instrText xml:space="preserve"> PAGEREF _Toc207269094 \h </w:instrText>
+              <w:instrText xml:space="preserve"> PAGEREF _Toc211501340 \h </w:instrText>
             </w:r>
             <w:r>
               <w:rPr>
@@ -541,7 +541,7 @@
               <w14:ligatures w14:val="standardContextual"/>
             </w:rPr>
           </w:pPr>
-          <w:hyperlink w:anchor="_Toc207269095" w:history="1">
+          <w:hyperlink w:anchor="_Toc211501341" w:history="1">
             <w:r>
               <w:rPr>
                 <w:rStyle w:val="Hyperlink"/>
@@ -564,7 +564,7 @@
               <w:rPr>
                 <w:webHidden/>
               </w:rPr>
-              <w:instrText xml:space="preserve"> PAGEREF _Toc207269095 \h </w:instrText>
+              <w:instrText xml:space="preserve"> PAGEREF _Toc211501341 \h </w:instrText>
             </w:r>
             <w:r>
               <w:rPr>
@@ -602,7 +602,7 @@
               <w14:ligatures w14:val="standardContextual"/>
             </w:rPr>
           </w:pPr>
-          <w:hyperlink w:anchor="_Toc207269096" w:history="1">
+          <w:hyperlink w:anchor="_Toc211501342" w:history="1">
             <w:r>
               <w:rPr>
                 <w:rStyle w:val="Hyperlink"/>
@@ -625,7 +625,7 @@
               <w:rPr>
                 <w:webHidden/>
               </w:rPr>
-              <w:instrText xml:space="preserve"> PAGEREF _Toc207269096 \h </w:instrText>
+              <w:instrText xml:space="preserve"> PAGEREF _Toc211501342 \h </w:instrText>
             </w:r>
             <w:r>
               <w:rPr>
@@ -663,7 +663,7 @@
               <w14:ligatures w14:val="standardContextual"/>
             </w:rPr>
           </w:pPr>
-          <w:hyperlink w:anchor="_Toc207269097" w:history="1">
+          <w:hyperlink w:anchor="_Toc211501343" w:history="1">
             <w:r>
               <w:rPr>
                 <w:rStyle w:val="Hyperlink"/>
@@ -686,7 +686,7 @@
               <w:rPr>
                 <w:webHidden/>
               </w:rPr>
-              <w:instrText xml:space="preserve"> PAGEREF _Toc207269097 \h </w:instrText>
+              <w:instrText xml:space="preserve"> PAGEREF _Toc211501343 \h </w:instrText>
             </w:r>
             <w:r>
               <w:rPr>
@@ -724,7 +724,7 @@
               <w14:ligatures w14:val="standardContextual"/>
             </w:rPr>
           </w:pPr>
-          <w:hyperlink w:anchor="_Toc207269098" w:history="1">
+          <w:hyperlink w:anchor="_Toc211501344" w:history="1">
             <w:r>
               <w:rPr>
                 <w:rStyle w:val="Hyperlink"/>
@@ -747,7 +747,7 @@
               <w:rPr>
                 <w:webHidden/>
               </w:rPr>
-              <w:instrText xml:space="preserve"> PAGEREF _Toc207269098 \h </w:instrText>
+              <w:instrText xml:space="preserve"> PAGEREF _Toc211501344 \h </w:instrText>
             </w:r>
             <w:r>
               <w:rPr>
@@ -785,7 +785,7 @@
               <w14:ligatures w14:val="standardContextual"/>
             </w:rPr>
           </w:pPr>
-          <w:hyperlink w:anchor="_Toc207269099" w:history="1">
+          <w:hyperlink w:anchor="_Toc211501345" w:history="1">
             <w:r>
               <w:rPr>
                 <w:rStyle w:val="Hyperlink"/>
@@ -808,7 +808,7 @@
               <w:rPr>
                 <w:webHidden/>
               </w:rPr>
-              <w:instrText xml:space="preserve"> PAGEREF _Toc207269099 \h </w:instrText>
+              <w:instrText xml:space="preserve"> PAGEREF _Toc211501345 \h </w:instrText>
             </w:r>
             <w:r>
               <w:rPr>
@@ -846,7 +846,7 @@
               <w14:ligatures w14:val="standardContextual"/>
             </w:rPr>
           </w:pPr>
-          <w:hyperlink w:anchor="_Toc207269100" w:history="1">
+          <w:hyperlink w:anchor="_Toc211501346" w:history="1">
             <w:r>
               <w:rPr>
                 <w:rStyle w:val="Hyperlink"/>
@@ -869,7 +869,7 @@
               <w:rPr>
                 <w:webHidden/>
               </w:rPr>
-              <w:instrText xml:space="preserve"> PAGEREF _Toc207269100 \h </w:instrText>
+              <w:instrText xml:space="preserve"> PAGEREF _Toc211501346 \h </w:instrText>
             </w:r>
             <w:r>
               <w:rPr>
@@ -907,7 +907,7 @@
               <w14:ligatures w14:val="standardContextual"/>
             </w:rPr>
           </w:pPr>
-          <w:hyperlink w:anchor="_Toc207269101" w:history="1">
+          <w:hyperlink w:anchor="_Toc211501347" w:history="1">
             <w:r>
               <w:rPr>
                 <w:rStyle w:val="Hyperlink"/>
@@ -930,7 +930,7 @@
               <w:rPr>
                 <w:webHidden/>
               </w:rPr>
-              <w:instrText xml:space="preserve"> PAGEREF _Toc207269101 \h </w:instrText>
+              <w:instrText xml:space="preserve"> PAGEREF _Toc211501347 \h </w:instrText>
             </w:r>
             <w:r>
               <w:rPr>
@@ -968,7 +968,7 @@
               <w14:ligatures w14:val="standardContextual"/>
             </w:rPr>
           </w:pPr>
-          <w:hyperlink w:anchor="_Toc207269102" w:history="1">
+          <w:hyperlink w:anchor="_Toc211501348" w:history="1">
             <w:r>
               <w:rPr>
                 <w:rStyle w:val="Hyperlink"/>
@@ -991,7 +991,7 @@
               <w:rPr>
                 <w:webHidden/>
               </w:rPr>
-              <w:instrText xml:space="preserve"> PAGEREF _Toc207269102 \h </w:instrText>
+              <w:instrText xml:space="preserve"> PAGEREF _Toc211501348 \h </w:instrText>
             </w:r>
             <w:r>
               <w:rPr>
@@ -1029,7 +1029,7 @@
               <w14:ligatures w14:val="standardContextual"/>
             </w:rPr>
           </w:pPr>
-          <w:hyperlink w:anchor="_Toc207269103" w:history="1">
+          <w:hyperlink w:anchor="_Toc211501349" w:history="1">
             <w:r>
               <w:rPr>
                 <w:rStyle w:val="Hyperlink"/>
@@ -1052,7 +1052,7 @@
               <w:rPr>
                 <w:webHidden/>
               </w:rPr>
-              <w:instrText xml:space="preserve"> PAGEREF _Toc207269103 \h </w:instrText>
+              <w:instrText xml:space="preserve"> PAGEREF _Toc211501349 \h </w:instrText>
             </w:r>
             <w:r>
               <w:rPr>
@@ -1090,7 +1090,7 @@
               <w14:ligatures w14:val="standardContextual"/>
             </w:rPr>
           </w:pPr>
-          <w:hyperlink w:anchor="_Toc207269104" w:history="1">
+          <w:hyperlink w:anchor="_Toc211501350" w:history="1">
             <w:r>
               <w:rPr>
                 <w:rStyle w:val="Hyperlink"/>
@@ -1113,7 +1113,7 @@
               <w:rPr>
                 <w:webHidden/>
               </w:rPr>
-              <w:instrText xml:space="preserve"> PAGEREF _Toc207269104 \h </w:instrText>
+              <w:instrText xml:space="preserve"> PAGEREF _Toc211501350 \h </w:instrText>
             </w:r>
             <w:r>
               <w:rPr>
@@ -1151,7 +1151,7 @@
               <w14:ligatures w14:val="standardContextual"/>
             </w:rPr>
           </w:pPr>
-          <w:hyperlink w:anchor="_Toc207269105" w:history="1">
+          <w:hyperlink w:anchor="_Toc211501351" w:history="1">
             <w:r>
               <w:rPr>
                 <w:rStyle w:val="Hyperlink"/>
@@ -1174,7 +1174,7 @@
               <w:rPr>
                 <w:webHidden/>
               </w:rPr>
-              <w:instrText xml:space="preserve"> PAGEREF _Toc207269105 \h </w:instrText>
+              <w:instrText xml:space="preserve"> PAGEREF _Toc211501351 \h </w:instrText>
             </w:r>
             <w:r>
               <w:rPr>
@@ -1212,7 +1212,7 @@
               <w14:ligatures w14:val="standardContextual"/>
             </w:rPr>
           </w:pPr>
-          <w:hyperlink w:anchor="_Toc207269106" w:history="1">
+          <w:hyperlink w:anchor="_Toc211501352" w:history="1">
             <w:r>
               <w:rPr>
                 <w:rStyle w:val="Hyperlink"/>
@@ -1235,7 +1235,7 @@
               <w:rPr>
                 <w:webHidden/>
               </w:rPr>
-              <w:instrText xml:space="preserve"> PAGEREF _Toc207269106 \h </w:instrText>
+              <w:instrText xml:space="preserve"> PAGEREF _Toc211501352 \h </w:instrText>
             </w:r>
             <w:r>
               <w:rPr>
@@ -1273,7 +1273,7 @@
               <w14:ligatures w14:val="standardContextual"/>
             </w:rPr>
           </w:pPr>
-          <w:hyperlink w:anchor="_Toc207269107" w:history="1">
+          <w:hyperlink w:anchor="_Toc211501353" w:history="1">
             <w:r>
               <w:rPr>
                 <w:rStyle w:val="Hyperlink"/>
@@ -1296,7 +1296,7 @@
               <w:rPr>
                 <w:webHidden/>
               </w:rPr>
-              <w:instrText xml:space="preserve"> PAGEREF _Toc207269107 \h </w:instrText>
+              <w:instrText xml:space="preserve"> PAGEREF _Toc211501353 \h </w:instrText>
             </w:r>
             <w:r>
               <w:rPr>
@@ -1334,7 +1334,7 @@
               <w14:ligatures w14:val="standardContextual"/>
             </w:rPr>
           </w:pPr>
-          <w:hyperlink w:anchor="_Toc207269108" w:history="1">
+          <w:hyperlink w:anchor="_Toc211501354" w:history="1">
             <w:r>
               <w:rPr>
                 <w:rStyle w:val="Hyperlink"/>
@@ -1357,7 +1357,7 @@
               <w:rPr>
                 <w:webHidden/>
               </w:rPr>
-              <w:instrText xml:space="preserve"> PAGEREF _Toc207269108 \h </w:instrText>
+              <w:instrText xml:space="preserve"> PAGEREF _Toc211501354 \h </w:instrText>
             </w:r>
             <w:r>
               <w:rPr>
@@ -1395,7 +1395,7 @@
               <w14:ligatures w14:val="standardContextual"/>
             </w:rPr>
           </w:pPr>
-          <w:hyperlink w:anchor="_Toc207269109" w:history="1">
+          <w:hyperlink w:anchor="_Toc211501355" w:history="1">
             <w:r>
               <w:rPr>
                 <w:rStyle w:val="Hyperlink"/>
@@ -1418,7 +1418,7 @@
               <w:rPr>
                 <w:webHidden/>
               </w:rPr>
-              <w:instrText xml:space="preserve"> PAGEREF _Toc207269109 \h </w:instrText>
+              <w:instrText xml:space="preserve"> PAGEREF _Toc211501355 \h </w:instrText>
             </w:r>
             <w:r>
               <w:rPr>
@@ -1456,7 +1456,7 @@
               <w14:ligatures w14:val="standardContextual"/>
             </w:rPr>
           </w:pPr>
-          <w:hyperlink w:anchor="_Toc207269110" w:history="1">
+          <w:hyperlink w:anchor="_Toc211501356" w:history="1">
             <w:r>
               <w:rPr>
                 <w:rStyle w:val="Hyperlink"/>
@@ -1479,7 +1479,7 @@
               <w:rPr>
                 <w:webHidden/>
               </w:rPr>
-              <w:instrText xml:space="preserve"> PAGEREF _Toc207269110 \h </w:instrText>
+              <w:instrText xml:space="preserve"> PAGEREF _Toc211501356 \h </w:instrText>
             </w:r>
             <w:r>
               <w:rPr>
@@ -1497,6 +1497,67 @@
                 <w:webHidden/>
               </w:rPr>
               <w:t>12</w:t>
+            </w:r>
+            <w:r>
+              <w:rPr>
+                <w:webHidden/>
+              </w:rPr>
+              <w:fldChar w:fldCharType="end"/>
+            </w:r>
+          </w:hyperlink>
+        </w:p>
+        <w:p>
+          <w:pPr>
+            <w:pStyle w:val="Sumrio3"/>
+            <w:rPr>
+              <w:kern w:val="2"/>
+              <w:sz w:val="24"/>
+              <w:szCs w:val="24"/>
+              <w:lang w:val="pt-BR" w:eastAsia="pt-BR"/>
+              <w14:ligatures w14:val="standardContextual"/>
+            </w:rPr>
+          </w:pPr>
+          <w:hyperlink w:anchor="_Toc211501357" w:history="1">
+            <w:r>
+              <w:rPr>
+                <w:rStyle w:val="Hyperlink"/>
+              </w:rPr>
+              <w:t>4.1.11 Order notes</w:t>
+            </w:r>
+            <w:r>
+              <w:rPr>
+                <w:webHidden/>
+              </w:rPr>
+              <w:tab/>
+            </w:r>
+            <w:r>
+              <w:rPr>
+                <w:webHidden/>
+              </w:rPr>
+              <w:fldChar w:fldCharType="begin"/>
+            </w:r>
+            <w:r>
+              <w:rPr>
+                <w:webHidden/>
+              </w:rPr>
+              <w:instrText xml:space="preserve"> PAGEREF _Toc211501357 \h </w:instrText>
+            </w:r>
+            <w:r>
+              <w:rPr>
+                <w:webHidden/>
+              </w:rPr>
+            </w:r>
+            <w:r>
+              <w:rPr>
+                <w:webHidden/>
+              </w:rPr>
+              <w:fldChar w:fldCharType="separate"/>
+            </w:r>
+            <w:r>
+              <w:rPr>
+                <w:webHidden/>
+              </w:rPr>
+              <w:t>13</w:t>
             </w:r>
             <w:r>
               <w:rPr>
@@ -1517,7 +1578,7 @@
               <w14:ligatures w14:val="standardContextual"/>
             </w:rPr>
           </w:pPr>
-          <w:hyperlink w:anchor="_Toc207269111" w:history="1">
+          <w:hyperlink w:anchor="_Toc211501358" w:history="1">
             <w:r>
               <w:rPr>
                 <w:rStyle w:val="Hyperlink"/>
@@ -1540,7 +1601,7 @@
               <w:rPr>
                 <w:webHidden/>
               </w:rPr>
-              <w:instrText xml:space="preserve"> PAGEREF _Toc207269111 \h </w:instrText>
+              <w:instrText xml:space="preserve"> PAGEREF _Toc211501358 \h </w:instrText>
             </w:r>
             <w:r>
               <w:rPr>
@@ -1578,7 +1639,7 @@
               <w14:ligatures w14:val="standardContextual"/>
             </w:rPr>
           </w:pPr>
-          <w:hyperlink w:anchor="_Toc207269112" w:history="1">
+          <w:hyperlink w:anchor="_Toc211501359" w:history="1">
             <w:r>
               <w:rPr>
                 <w:rStyle w:val="Hyperlink"/>
@@ -1601,7 +1662,7 @@
               <w:rPr>
                 <w:webHidden/>
               </w:rPr>
-              <w:instrText xml:space="preserve"> PAGEREF _Toc207269112 \h </w:instrText>
+              <w:instrText xml:space="preserve"> PAGEREF _Toc211501359 \h </w:instrText>
             </w:r>
             <w:r>
               <w:rPr>
@@ -1639,7 +1700,7 @@
               <w14:ligatures w14:val="standardContextual"/>
             </w:rPr>
           </w:pPr>
-          <w:hyperlink w:anchor="_Toc207269113" w:history="1">
+          <w:hyperlink w:anchor="_Toc211501360" w:history="1">
             <w:r>
               <w:rPr>
                 <w:rStyle w:val="Hyperlink"/>
@@ -1662,7 +1723,7 @@
               <w:rPr>
                 <w:webHidden/>
               </w:rPr>
-              <w:instrText xml:space="preserve"> PAGEREF _Toc207269113 \h </w:instrText>
+              <w:instrText xml:space="preserve"> PAGEREF _Toc211501360 \h </w:instrText>
             </w:r>
             <w:r>
               <w:rPr>
@@ -1700,7 +1761,7 @@
               <w14:ligatures w14:val="standardContextual"/>
             </w:rPr>
           </w:pPr>
-          <w:hyperlink w:anchor="_Toc207269114" w:history="1">
+          <w:hyperlink w:anchor="_Toc211501361" w:history="1">
             <w:r>
               <w:rPr>
                 <w:rStyle w:val="Hyperlink"/>
@@ -1723,7 +1784,7 @@
               <w:rPr>
                 <w:webHidden/>
               </w:rPr>
-              <w:instrText xml:space="preserve"> PAGEREF _Toc207269114 \h </w:instrText>
+              <w:instrText xml:space="preserve"> PAGEREF _Toc211501361 \h </w:instrText>
             </w:r>
             <w:r>
               <w:rPr>
@@ -1761,7 +1822,7 @@
               <w14:ligatures w14:val="standardContextual"/>
             </w:rPr>
           </w:pPr>
-          <w:hyperlink w:anchor="_Toc207269115" w:history="1">
+          <w:hyperlink w:anchor="_Toc211501362" w:history="1">
             <w:r>
               <w:rPr>
                 <w:rStyle w:val="Hyperlink"/>
@@ -1772,13 +1833,7 @@
               <w:rPr>
                 <w:rStyle w:val="Hyperlink"/>
               </w:rPr>
-              <w:t>………………</w:t>
-            </w:r>
-            <w:r>
-              <w:rPr>
-                <w:webHidden/>
-              </w:rPr>
-              <w:tab/>
+              <w:t>………………………………………………………………………………………………………..</w:t>
             </w:r>
             <w:r>
               <w:rPr>
@@ -1790,7 +1845,7 @@
               <w:rPr>
                 <w:webHidden/>
               </w:rPr>
-              <w:instrText xml:space="preserve"> PAGEREF _Toc207269115 \h </w:instrText>
+              <w:instrText xml:space="preserve"> PAGEREF _Toc211501362 \h </w:instrText>
             </w:r>
             <w:r>
               <w:rPr>
@@ -1828,7 +1883,7 @@
               <w14:ligatures w14:val="standardContextual"/>
             </w:rPr>
           </w:pPr>
-          <w:hyperlink w:anchor="_Toc207269116" w:history="1">
+          <w:hyperlink w:anchor="_Toc211501363" w:history="1">
             <w:r>
               <w:rPr>
                 <w:rStyle w:val="Hyperlink"/>
@@ -1851,7 +1906,7 @@
               <w:rPr>
                 <w:webHidden/>
               </w:rPr>
-              <w:instrText xml:space="preserve"> PAGEREF _Toc207269116 \h </w:instrText>
+              <w:instrText xml:space="preserve"> PAGEREF _Toc211501363 \h </w:instrText>
             </w:r>
             <w:r>
               <w:rPr>
@@ -1889,7 +1944,7 @@
               <w14:ligatures w14:val="standardContextual"/>
             </w:rPr>
           </w:pPr>
-          <w:hyperlink w:anchor="_Toc207269117" w:history="1">
+          <w:hyperlink w:anchor="_Toc211501364" w:history="1">
             <w:r>
               <w:rPr>
                 <w:rStyle w:val="Hyperlink"/>
@@ -1912,7 +1967,7 @@
               <w:rPr>
                 <w:webHidden/>
               </w:rPr>
-              <w:instrText xml:space="preserve"> PAGEREF _Toc207269117 \h </w:instrText>
+              <w:instrText xml:space="preserve"> PAGEREF _Toc211501364 \h </w:instrText>
             </w:r>
             <w:r>
               <w:rPr>
@@ -1950,7 +2005,7 @@
               <w14:ligatures w14:val="standardContextual"/>
             </w:rPr>
           </w:pPr>
-          <w:hyperlink w:anchor="_Toc207269118" w:history="1">
+          <w:hyperlink w:anchor="_Toc211501365" w:history="1">
             <w:r>
               <w:rPr>
                 <w:rStyle w:val="Hyperlink"/>
@@ -1973,7 +2028,7 @@
               <w:rPr>
                 <w:webHidden/>
               </w:rPr>
-              <w:instrText xml:space="preserve"> PAGEREF _Toc207269118 \h </w:instrText>
+              <w:instrText xml:space="preserve"> PAGEREF _Toc211501365 \h </w:instrText>
             </w:r>
             <w:r>
               <w:rPr>
@@ -1990,7 +2045,7 @@
               <w:rPr>
                 <w:webHidden/>
               </w:rPr>
-              <w:t>17</w:t>
+              <w:t>18</w:t>
             </w:r>
             <w:r>
               <w:rPr>
@@ -2011,7 +2066,7 @@
               <w14:ligatures w14:val="standardContextual"/>
             </w:rPr>
           </w:pPr>
-          <w:hyperlink w:anchor="_Toc207269119" w:history="1">
+          <w:hyperlink w:anchor="_Toc211501366" w:history="1">
             <w:r>
               <w:rPr>
                 <w:rStyle w:val="Hyperlink"/>
@@ -2034,7 +2089,7 @@
               <w:rPr>
                 <w:webHidden/>
               </w:rPr>
-              <w:instrText xml:space="preserve"> PAGEREF _Toc207269119 \h </w:instrText>
+              <w:instrText xml:space="preserve"> PAGEREF _Toc211501366 \h </w:instrText>
             </w:r>
             <w:r>
               <w:rPr>
@@ -2072,7 +2127,7 @@
               <w14:ligatures w14:val="standardContextual"/>
             </w:rPr>
           </w:pPr>
-          <w:hyperlink w:anchor="_Toc207269120" w:history="1">
+          <w:hyperlink w:anchor="_Toc211501367" w:history="1">
             <w:r>
               <w:rPr>
                 <w:rStyle w:val="Hyperlink"/>
@@ -2095,7 +2150,7 @@
               <w:rPr>
                 <w:webHidden/>
               </w:rPr>
-              <w:instrText xml:space="preserve"> PAGEREF _Toc207269120 \h </w:instrText>
+              <w:instrText xml:space="preserve"> PAGEREF _Toc211501367 \h </w:instrText>
             </w:r>
             <w:r>
               <w:rPr>
@@ -2133,7 +2188,7 @@
               <w14:ligatures w14:val="standardContextual"/>
             </w:rPr>
           </w:pPr>
-          <w:hyperlink w:anchor="_Toc207269121" w:history="1">
+          <w:hyperlink w:anchor="_Toc211501368" w:history="1">
             <w:r>
               <w:rPr>
                 <w:rStyle w:val="Hyperlink"/>
@@ -2156,7 +2211,7 @@
               <w:rPr>
                 <w:webHidden/>
               </w:rPr>
-              <w:instrText xml:space="preserve"> PAGEREF _Toc207269121 \h </w:instrText>
+              <w:instrText xml:space="preserve"> PAGEREF _Toc211501368 \h </w:instrText>
             </w:r>
             <w:r>
               <w:rPr>
@@ -2194,7 +2249,7 @@
               <w14:ligatures w14:val="standardContextual"/>
             </w:rPr>
           </w:pPr>
-          <w:hyperlink w:anchor="_Toc207269122" w:history="1">
+          <w:hyperlink w:anchor="_Toc211501369" w:history="1">
             <w:r>
               <w:rPr>
                 <w:rStyle w:val="Hyperlink"/>
@@ -2217,7 +2272,7 @@
               <w:rPr>
                 <w:webHidden/>
               </w:rPr>
-              <w:instrText xml:space="preserve"> PAGEREF _Toc207269122 \h </w:instrText>
+              <w:instrText xml:space="preserve"> PAGEREF _Toc211501369 \h </w:instrText>
             </w:r>
             <w:r>
               <w:rPr>
@@ -2255,7 +2310,7 @@
               <w14:ligatures w14:val="standardContextual"/>
             </w:rPr>
           </w:pPr>
-          <w:hyperlink w:anchor="_Toc207269123" w:history="1">
+          <w:hyperlink w:anchor="_Toc211501370" w:history="1">
             <w:r>
               <w:rPr>
                 <w:rStyle w:val="Hyperlink"/>
@@ -2278,7 +2333,7 @@
               <w:rPr>
                 <w:webHidden/>
               </w:rPr>
-              <w:instrText xml:space="preserve"> PAGEREF _Toc207269123 \h </w:instrText>
+              <w:instrText xml:space="preserve"> PAGEREF _Toc211501370 \h </w:instrText>
             </w:r>
             <w:r>
               <w:rPr>
@@ -2295,7 +2350,7 @@
               <w:rPr>
                 <w:webHidden/>
               </w:rPr>
-              <w:t>21</w:t>
+              <w:t>22</w:t>
             </w:r>
             <w:r>
               <w:rPr>
@@ -2316,7 +2371,7 @@
               <w14:ligatures w14:val="standardContextual"/>
             </w:rPr>
           </w:pPr>
-          <w:hyperlink w:anchor="_Toc207269124" w:history="1">
+          <w:hyperlink w:anchor="_Toc211501371" w:history="1">
             <w:r>
               <w:rPr>
                 <w:rStyle w:val="Hyperlink"/>
@@ -2339,7 +2394,7 @@
               <w:rPr>
                 <w:webHidden/>
               </w:rPr>
-              <w:instrText xml:space="preserve"> PAGEREF _Toc207269124 \h </w:instrText>
+              <w:instrText xml:space="preserve"> PAGEREF _Toc211501371 \h </w:instrText>
             </w:r>
             <w:r>
               <w:rPr>
@@ -2356,7 +2411,7 @@
               <w:rPr>
                 <w:webHidden/>
               </w:rPr>
-              <w:t>21</w:t>
+              <w:t>22</w:t>
             </w:r>
             <w:r>
               <w:rPr>
@@ -2377,7 +2432,7 @@
               <w14:ligatures w14:val="standardContextual"/>
             </w:rPr>
           </w:pPr>
-          <w:hyperlink w:anchor="_Toc207269125" w:history="1">
+          <w:hyperlink w:anchor="_Toc211501372" w:history="1">
             <w:r>
               <w:rPr>
                 <w:rStyle w:val="Hyperlink"/>
@@ -2400,7 +2455,7 @@
               <w:rPr>
                 <w:webHidden/>
               </w:rPr>
-              <w:instrText xml:space="preserve"> PAGEREF _Toc207269125 \h </w:instrText>
+              <w:instrText xml:space="preserve"> PAGEREF _Toc211501372 \h </w:instrText>
             </w:r>
             <w:r>
               <w:rPr>
@@ -2417,7 +2472,7 @@
               <w:rPr>
                 <w:webHidden/>
               </w:rPr>
-              <w:t>22</w:t>
+              <w:t>23</w:t>
             </w:r>
             <w:r>
               <w:rPr>
@@ -2438,7 +2493,7 @@
               <w14:ligatures w14:val="standardContextual"/>
             </w:rPr>
           </w:pPr>
-          <w:hyperlink w:anchor="_Toc207269126" w:history="1">
+          <w:hyperlink w:anchor="_Toc211501373" w:history="1">
             <w:r>
               <w:rPr>
                 <w:rStyle w:val="Hyperlink"/>
@@ -2461,7 +2516,7 @@
               <w:rPr>
                 <w:webHidden/>
               </w:rPr>
-              <w:instrText xml:space="preserve"> PAGEREF _Toc207269126 \h </w:instrText>
+              <w:instrText xml:space="preserve"> PAGEREF _Toc211501373 \h </w:instrText>
             </w:r>
             <w:r>
               <w:rPr>
@@ -2478,7 +2533,7 @@
               <w:rPr>
                 <w:webHidden/>
               </w:rPr>
-              <w:t>23</w:t>
+              <w:t>24</w:t>
             </w:r>
             <w:r>
               <w:rPr>
@@ -2499,7 +2554,7 @@
               <w14:ligatures w14:val="standardContextual"/>
             </w:rPr>
           </w:pPr>
-          <w:hyperlink w:anchor="_Toc207269127" w:history="1">
+          <w:hyperlink w:anchor="_Toc211501374" w:history="1">
             <w:r>
               <w:rPr>
                 <w:rStyle w:val="Hyperlink"/>
@@ -2522,7 +2577,7 @@
               <w:rPr>
                 <w:webHidden/>
               </w:rPr>
-              <w:instrText xml:space="preserve"> PAGEREF _Toc207269127 \h </w:instrText>
+              <w:instrText xml:space="preserve"> PAGEREF _Toc211501374 \h </w:instrText>
             </w:r>
             <w:r>
               <w:rPr>
@@ -2539,7 +2594,7 @@
               <w:rPr>
                 <w:webHidden/>
               </w:rPr>
-              <w:t>23</w:t>
+              <w:t>24</w:t>
             </w:r>
             <w:r>
               <w:rPr>
@@ -2560,7 +2615,7 @@
               <w14:ligatures w14:val="standardContextual"/>
             </w:rPr>
           </w:pPr>
-          <w:hyperlink w:anchor="_Toc207269128" w:history="1">
+          <w:hyperlink w:anchor="_Toc211501375" w:history="1">
             <w:r>
               <w:rPr>
                 <w:rStyle w:val="Hyperlink"/>
@@ -2583,7 +2638,7 @@
               <w:rPr>
                 <w:webHidden/>
               </w:rPr>
-              <w:instrText xml:space="preserve"> PAGEREF _Toc207269128 \h </w:instrText>
+              <w:instrText xml:space="preserve"> PAGEREF _Toc211501375 \h </w:instrText>
             </w:r>
             <w:r>
               <w:rPr>
@@ -2600,7 +2655,7 @@
               <w:rPr>
                 <w:webHidden/>
               </w:rPr>
-              <w:t>24</w:t>
+              <w:t>25</w:t>
             </w:r>
             <w:r>
               <w:rPr>
@@ -2621,7 +2676,7 @@
               <w14:ligatures w14:val="standardContextual"/>
             </w:rPr>
           </w:pPr>
-          <w:hyperlink w:anchor="_Toc207269129" w:history="1">
+          <w:hyperlink w:anchor="_Toc211501376" w:history="1">
             <w:r>
               <w:rPr>
                 <w:rStyle w:val="Hyperlink"/>
@@ -2644,7 +2699,7 @@
               <w:rPr>
                 <w:webHidden/>
               </w:rPr>
-              <w:instrText xml:space="preserve"> PAGEREF _Toc207269129 \h </w:instrText>
+              <w:instrText xml:space="preserve"> PAGEREF _Toc211501376 \h </w:instrText>
             </w:r>
             <w:r>
               <w:rPr>
@@ -2661,7 +2716,7 @@
               <w:rPr>
                 <w:webHidden/>
               </w:rPr>
-              <w:t>24</w:t>
+              <w:t>25</w:t>
             </w:r>
             <w:r>
               <w:rPr>
@@ -2682,7 +2737,7 @@
               <w14:ligatures w14:val="standardContextual"/>
             </w:rPr>
           </w:pPr>
-          <w:hyperlink w:anchor="_Toc207269130" w:history="1">
+          <w:hyperlink w:anchor="_Toc211501377" w:history="1">
             <w:r>
               <w:rPr>
                 <w:rStyle w:val="Hyperlink"/>
@@ -2705,7 +2760,7 @@
               <w:rPr>
                 <w:webHidden/>
               </w:rPr>
-              <w:instrText xml:space="preserve"> PAGEREF _Toc207269130 \h </w:instrText>
+              <w:instrText xml:space="preserve"> PAGEREF _Toc211501377 \h </w:instrText>
             </w:r>
             <w:r>
               <w:rPr>
@@ -2722,7 +2777,7 @@
               <w:rPr>
                 <w:webHidden/>
               </w:rPr>
-              <w:t>25</w:t>
+              <w:t>26</w:t>
             </w:r>
             <w:r>
               <w:rPr>
@@ -2743,7 +2798,7 @@
               <w14:ligatures w14:val="standardContextual"/>
             </w:rPr>
           </w:pPr>
-          <w:hyperlink w:anchor="_Toc207269131" w:history="1">
+          <w:hyperlink w:anchor="_Toc211501378" w:history="1">
             <w:r>
               <w:rPr>
                 <w:rStyle w:val="Hyperlink"/>
@@ -2766,7 +2821,7 @@
               <w:rPr>
                 <w:webHidden/>
               </w:rPr>
-              <w:instrText xml:space="preserve"> PAGEREF _Toc207269131 \h </w:instrText>
+              <w:instrText xml:space="preserve"> PAGEREF _Toc211501378 \h </w:instrText>
             </w:r>
             <w:r>
               <w:rPr>
@@ -2783,7 +2838,7 @@
               <w:rPr>
                 <w:webHidden/>
               </w:rPr>
-              <w:t>26</w:t>
+              <w:t>27</w:t>
             </w:r>
             <w:r>
               <w:rPr>
@@ -2804,7 +2859,7 @@
               <w14:ligatures w14:val="standardContextual"/>
             </w:rPr>
           </w:pPr>
-          <w:hyperlink w:anchor="_Toc207269132" w:history="1">
+          <w:hyperlink w:anchor="_Toc211501379" w:history="1">
             <w:r>
               <w:rPr>
                 <w:rStyle w:val="Hyperlink"/>
@@ -2827,7 +2882,7 @@
               <w:rPr>
                 <w:webHidden/>
               </w:rPr>
-              <w:instrText xml:space="preserve"> PAGEREF _Toc207269132 \h </w:instrText>
+              <w:instrText xml:space="preserve"> PAGEREF _Toc211501379 \h </w:instrText>
             </w:r>
             <w:r>
               <w:rPr>
@@ -2844,7 +2899,7 @@
               <w:rPr>
                 <w:webHidden/>
               </w:rPr>
-              <w:t>26</w:t>
+              <w:t>27</w:t>
             </w:r>
             <w:r>
               <w:rPr>
@@ -2865,7 +2920,7 @@
               <w14:ligatures w14:val="standardContextual"/>
             </w:rPr>
           </w:pPr>
-          <w:hyperlink w:anchor="_Toc207269133" w:history="1">
+          <w:hyperlink w:anchor="_Toc211501380" w:history="1">
             <w:r>
               <w:rPr>
                 <w:rStyle w:val="Hyperlink"/>
@@ -2888,7 +2943,7 @@
               <w:rPr>
                 <w:webHidden/>
               </w:rPr>
-              <w:instrText xml:space="preserve"> PAGEREF _Toc207269133 \h </w:instrText>
+              <w:instrText xml:space="preserve"> PAGEREF _Toc211501380 \h </w:instrText>
             </w:r>
             <w:r>
               <w:rPr>
@@ -2905,7 +2960,7 @@
               <w:rPr>
                 <w:webHidden/>
               </w:rPr>
-              <w:t>26</w:t>
+              <w:t>27</w:t>
             </w:r>
             <w:r>
               <w:rPr>
@@ -2926,7 +2981,7 @@
               <w14:ligatures w14:val="standardContextual"/>
             </w:rPr>
           </w:pPr>
-          <w:hyperlink w:anchor="_Toc207269134" w:history="1">
+          <w:hyperlink w:anchor="_Toc211501381" w:history="1">
             <w:r>
               <w:rPr>
                 <w:rStyle w:val="Hyperlink"/>
@@ -2949,7 +3004,7 @@
               <w:rPr>
                 <w:webHidden/>
               </w:rPr>
-              <w:instrText xml:space="preserve"> PAGEREF _Toc207269134 \h </w:instrText>
+              <w:instrText xml:space="preserve"> PAGEREF _Toc211501381 \h </w:instrText>
             </w:r>
             <w:r>
               <w:rPr>
@@ -2966,7 +3021,7 @@
               <w:rPr>
                 <w:webHidden/>
               </w:rPr>
-              <w:t>27</w:t>
+              <w:t>28</w:t>
             </w:r>
             <w:r>
               <w:rPr>
@@ -2987,7 +3042,7 @@
               <w14:ligatures w14:val="standardContextual"/>
             </w:rPr>
           </w:pPr>
-          <w:hyperlink w:anchor="_Toc207269135" w:history="1">
+          <w:hyperlink w:anchor="_Toc211501382" w:history="1">
             <w:r>
               <w:rPr>
                 <w:rStyle w:val="Hyperlink"/>
@@ -3010,7 +3065,7 @@
               <w:rPr>
                 <w:webHidden/>
               </w:rPr>
-              <w:instrText xml:space="preserve"> PAGEREF _Toc207269135 \h </w:instrText>
+              <w:instrText xml:space="preserve"> PAGEREF _Toc211501382 \h </w:instrText>
             </w:r>
             <w:r>
               <w:rPr>
@@ -3027,7 +3082,7 @@
               <w:rPr>
                 <w:webHidden/>
               </w:rPr>
-              <w:t>28</w:t>
+              <w:t>29</w:t>
             </w:r>
             <w:r>
               <w:rPr>
@@ -3048,7 +3103,7 @@
               <w14:ligatures w14:val="standardContextual"/>
             </w:rPr>
           </w:pPr>
-          <w:hyperlink w:anchor="_Toc207269136" w:history="1">
+          <w:hyperlink w:anchor="_Toc211501383" w:history="1">
             <w:r>
               <w:rPr>
                 <w:rStyle w:val="Hyperlink"/>
@@ -3072,7 +3127,7 @@
               <w:rPr>
                 <w:webHidden/>
               </w:rPr>
-              <w:instrText xml:space="preserve"> PAGEREF _Toc207269136 \h </w:instrText>
+              <w:instrText xml:space="preserve"> PAGEREF _Toc211501383 \h </w:instrText>
             </w:r>
             <w:r>
               <w:rPr>
@@ -3089,7 +3144,7 @@
               <w:rPr>
                 <w:webHidden/>
               </w:rPr>
-              <w:t>28</w:t>
+              <w:t>29</w:t>
             </w:r>
             <w:r>
               <w:rPr>
@@ -3110,7 +3165,7 @@
               <w14:ligatures w14:val="standardContextual"/>
             </w:rPr>
           </w:pPr>
-          <w:hyperlink w:anchor="_Toc207269137" w:history="1">
+          <w:hyperlink w:anchor="_Toc211501384" w:history="1">
             <w:r>
               <w:rPr>
                 <w:rStyle w:val="Hyperlink"/>
@@ -3133,7 +3188,7 @@
               <w:rPr>
                 <w:webHidden/>
               </w:rPr>
-              <w:instrText xml:space="preserve"> PAGEREF _Toc207269137 \h </w:instrText>
+              <w:instrText xml:space="preserve"> PAGEREF _Toc211501384 \h </w:instrText>
             </w:r>
             <w:r>
               <w:rPr>
@@ -3150,7 +3205,7 @@
               <w:rPr>
                 <w:webHidden/>
               </w:rPr>
-              <w:t>29</w:t>
+              <w:t>30</w:t>
             </w:r>
             <w:r>
               <w:rPr>
@@ -3171,7 +3226,7 @@
               <w14:ligatures w14:val="standardContextual"/>
             </w:rPr>
           </w:pPr>
-          <w:hyperlink w:anchor="_Toc207269138" w:history="1">
+          <w:hyperlink w:anchor="_Toc211501385" w:history="1">
             <w:r>
               <w:rPr>
                 <w:rStyle w:val="Hyperlink"/>
@@ -3195,7 +3250,7 @@
               <w:rPr>
                 <w:webHidden/>
               </w:rPr>
-              <w:instrText xml:space="preserve"> PAGEREF _Toc207269138 \h </w:instrText>
+              <w:instrText xml:space="preserve"> PAGEREF _Toc211501385 \h </w:instrText>
             </w:r>
             <w:r>
               <w:rPr>
@@ -3212,7 +3267,7 @@
               <w:rPr>
                 <w:webHidden/>
               </w:rPr>
-              <w:t>29</w:t>
+              <w:t>30</w:t>
             </w:r>
             <w:r>
               <w:rPr>
@@ -3233,7 +3288,7 @@
               <w14:ligatures w14:val="standardContextual"/>
             </w:rPr>
           </w:pPr>
-          <w:hyperlink w:anchor="_Toc207269139" w:history="1">
+          <w:hyperlink w:anchor="_Toc211501386" w:history="1">
             <w:r>
               <w:rPr>
                 <w:rStyle w:val="Hyperlink"/>
@@ -3257,7 +3312,7 @@
               <w:rPr>
                 <w:webHidden/>
               </w:rPr>
-              <w:instrText xml:space="preserve"> PAGEREF _Toc207269139 \h </w:instrText>
+              <w:instrText xml:space="preserve"> PAGEREF _Toc211501386 \h </w:instrText>
             </w:r>
             <w:r>
               <w:rPr>
@@ -3274,7 +3329,7 @@
               <w:rPr>
                 <w:webHidden/>
               </w:rPr>
-              <w:t>29</w:t>
+              <w:t>30</w:t>
             </w:r>
             <w:r>
               <w:rPr>
@@ -3295,7 +3350,7 @@
               <w14:ligatures w14:val="standardContextual"/>
             </w:rPr>
           </w:pPr>
-          <w:hyperlink w:anchor="_Toc207269140" w:history="1">
+          <w:hyperlink w:anchor="_Toc211501387" w:history="1">
             <w:r>
               <w:rPr>
                 <w:rStyle w:val="Hyperlink"/>
@@ -3319,7 +3374,7 @@
               <w:rPr>
                 <w:webHidden/>
               </w:rPr>
-              <w:instrText xml:space="preserve"> PAGEREF _Toc207269140 \h </w:instrText>
+              <w:instrText xml:space="preserve"> PAGEREF _Toc211501387 \h </w:instrText>
             </w:r>
             <w:r>
               <w:rPr>
@@ -3336,7 +3391,7 @@
               <w:rPr>
                 <w:webHidden/>
               </w:rPr>
-              <w:t>29</w:t>
+              <w:t>30</w:t>
             </w:r>
             <w:r>
               <w:rPr>
@@ -3357,7 +3412,7 @@
               <w14:ligatures w14:val="standardContextual"/>
             </w:rPr>
           </w:pPr>
-          <w:hyperlink w:anchor="_Toc207269141" w:history="1">
+          <w:hyperlink w:anchor="_Toc211501388" w:history="1">
             <w:r>
               <w:rPr>
                 <w:rStyle w:val="Hyperlink"/>
@@ -3381,7 +3436,7 @@
               <w:rPr>
                 <w:webHidden/>
               </w:rPr>
-              <w:instrText xml:space="preserve"> PAGEREF _Toc207269141 \h </w:instrText>
+              <w:instrText xml:space="preserve"> PAGEREF _Toc211501388 \h </w:instrText>
             </w:r>
             <w:r>
               <w:rPr>
@@ -3398,7 +3453,7 @@
               <w:rPr>
                 <w:webHidden/>
               </w:rPr>
-              <w:t>29</w:t>
+              <w:t>30</w:t>
             </w:r>
             <w:r>
               <w:rPr>
@@ -3419,7 +3474,7 @@
               <w14:ligatures w14:val="standardContextual"/>
             </w:rPr>
           </w:pPr>
-          <w:hyperlink w:anchor="_Toc207269142" w:history="1">
+          <w:hyperlink w:anchor="_Toc211501389" w:history="1">
             <w:r>
               <w:rPr>
                 <w:rStyle w:val="Hyperlink"/>
@@ -3443,7 +3498,7 @@
               <w:rPr>
                 <w:webHidden/>
               </w:rPr>
-              <w:instrText xml:space="preserve"> PAGEREF _Toc207269142 \h </w:instrText>
+              <w:instrText xml:space="preserve"> PAGEREF _Toc211501389 \h </w:instrText>
             </w:r>
             <w:r>
               <w:rPr>
@@ -3460,7 +3515,7 @@
               <w:rPr>
                 <w:webHidden/>
               </w:rPr>
-              <w:t>30</w:t>
+              <w:t>31</w:t>
             </w:r>
             <w:r>
               <w:rPr>
@@ -3481,7 +3536,7 @@
               <w14:ligatures w14:val="standardContextual"/>
             </w:rPr>
           </w:pPr>
-          <w:hyperlink w:anchor="_Toc207269143" w:history="1">
+          <w:hyperlink w:anchor="_Toc211501390" w:history="1">
             <w:r>
               <w:rPr>
                 <w:rStyle w:val="Hyperlink"/>
@@ -3504,7 +3559,7 @@
               <w:rPr>
                 <w:webHidden/>
               </w:rPr>
-              <w:instrText xml:space="preserve"> PAGEREF _Toc207269143 \h </w:instrText>
+              <w:instrText xml:space="preserve"> PAGEREF _Toc211501390 \h </w:instrText>
             </w:r>
             <w:r>
               <w:rPr>
@@ -3521,7 +3576,7 @@
               <w:rPr>
                 <w:webHidden/>
               </w:rPr>
-              <w:t>30</w:t>
+              <w:t>31</w:t>
             </w:r>
             <w:r>
               <w:rPr>
@@ -3542,7 +3597,7 @@
               <w14:ligatures w14:val="standardContextual"/>
             </w:rPr>
           </w:pPr>
-          <w:hyperlink w:anchor="_Toc207269144" w:history="1">
+          <w:hyperlink w:anchor="_Toc211501391" w:history="1">
             <w:r>
               <w:rPr>
                 <w:rStyle w:val="Hyperlink"/>
@@ -3565,7 +3620,7 @@
               <w:rPr>
                 <w:webHidden/>
               </w:rPr>
-              <w:instrText xml:space="preserve"> PAGEREF _Toc207269144 \h </w:instrText>
+              <w:instrText xml:space="preserve"> PAGEREF _Toc211501391 \h </w:instrText>
             </w:r>
             <w:r>
               <w:rPr>
@@ -3582,7 +3637,7 @@
               <w:rPr>
                 <w:webHidden/>
               </w:rPr>
-              <w:t>30</w:t>
+              <w:t>31</w:t>
             </w:r>
             <w:r>
               <w:rPr>
@@ -3603,7 +3658,7 @@
               <w14:ligatures w14:val="standardContextual"/>
             </w:rPr>
           </w:pPr>
-          <w:hyperlink w:anchor="_Toc207269145" w:history="1">
+          <w:hyperlink w:anchor="_Toc211501392" w:history="1">
             <w:r>
               <w:rPr>
                 <w:rStyle w:val="Hyperlink"/>
@@ -3626,7 +3681,7 @@
               <w:rPr>
                 <w:webHidden/>
               </w:rPr>
-              <w:instrText xml:space="preserve"> PAGEREF _Toc207269145 \h </w:instrText>
+              <w:instrText xml:space="preserve"> PAGEREF _Toc211501392 \h </w:instrText>
             </w:r>
             <w:r>
               <w:rPr>
@@ -3643,7 +3698,7 @@
               <w:rPr>
                 <w:webHidden/>
               </w:rPr>
-              <w:t>30</w:t>
+              <w:t>31</w:t>
             </w:r>
             <w:r>
               <w:rPr>
@@ -3664,7 +3719,7 @@
               <w14:ligatures w14:val="standardContextual"/>
             </w:rPr>
           </w:pPr>
-          <w:hyperlink w:anchor="_Toc207269146" w:history="1">
+          <w:hyperlink w:anchor="_Toc211501393" w:history="1">
             <w:r>
               <w:rPr>
                 <w:rStyle w:val="Hyperlink"/>
@@ -3687,7 +3742,7 @@
               <w:rPr>
                 <w:webHidden/>
               </w:rPr>
-              <w:instrText xml:space="preserve"> PAGEREF _Toc207269146 \h </w:instrText>
+              <w:instrText xml:space="preserve"> PAGEREF _Toc211501393 \h </w:instrText>
             </w:r>
             <w:r>
               <w:rPr>
@@ -3704,7 +3759,7 @@
               <w:rPr>
                 <w:webHidden/>
               </w:rPr>
-              <w:t>30</w:t>
+              <w:t>31</w:t>
             </w:r>
             <w:r>
               <w:rPr>
@@ -3725,7 +3780,7 @@
               <w14:ligatures w14:val="standardContextual"/>
             </w:rPr>
           </w:pPr>
-          <w:hyperlink w:anchor="_Toc207269147" w:history="1">
+          <w:hyperlink w:anchor="_Toc211501394" w:history="1">
             <w:r>
               <w:rPr>
                 <w:rStyle w:val="Hyperlink"/>
@@ -3748,7 +3803,7 @@
               <w:rPr>
                 <w:webHidden/>
               </w:rPr>
-              <w:instrText xml:space="preserve"> PAGEREF _Toc207269147 \h </w:instrText>
+              <w:instrText xml:space="preserve"> PAGEREF _Toc211501394 \h </w:instrText>
             </w:r>
             <w:r>
               <w:rPr>
@@ -3765,7 +3820,7 @@
               <w:rPr>
                 <w:webHidden/>
               </w:rPr>
-              <w:t>31</w:t>
+              <w:t>32</w:t>
             </w:r>
             <w:r>
               <w:rPr>
@@ -3786,7 +3841,7 @@
               <w14:ligatures w14:val="standardContextual"/>
             </w:rPr>
           </w:pPr>
-          <w:hyperlink w:anchor="_Toc207269148" w:history="1">
+          <w:hyperlink w:anchor="_Toc211501395" w:history="1">
             <w:r>
               <w:rPr>
                 <w:rStyle w:val="Hyperlink"/>
@@ -3809,7 +3864,7 @@
               <w:rPr>
                 <w:webHidden/>
               </w:rPr>
-              <w:instrText xml:space="preserve"> PAGEREF _Toc207269148 \h </w:instrText>
+              <w:instrText xml:space="preserve"> PAGEREF _Toc211501395 \h </w:instrText>
             </w:r>
             <w:r>
               <w:rPr>
@@ -3826,7 +3881,7 @@
               <w:rPr>
                 <w:webHidden/>
               </w:rPr>
-              <w:t>31</w:t>
+              <w:t>32</w:t>
             </w:r>
             <w:r>
               <w:rPr>
@@ -3853,7 +3908,7 @@
         <w:pStyle w:val="Ttulo1"/>
       </w:pPr>
       <w:bookmarkStart w:id="2" w:name="_Toc191549018"/>
-      <w:bookmarkStart w:id="3" w:name="_Toc207269090"/>
+      <w:bookmarkStart w:id="3" w:name="_Toc211501336"/>
       <w:r>
         <w:t>1</w:t>
       </w:r>
@@ -3884,7 +3939,7 @@
         <w:pStyle w:val="Ttulo1"/>
       </w:pPr>
       <w:bookmarkStart w:id="4" w:name="_Toc191549019"/>
-      <w:bookmarkStart w:id="5" w:name="_Toc207269091"/>
+      <w:bookmarkStart w:id="5" w:name="_Toc211501337"/>
       <w:r>
         <w:t>2</w:t>
       </w:r>
@@ -4037,7 +4092,7 @@
         <w:pStyle w:val="Ttulo1"/>
       </w:pPr>
       <w:bookmarkStart w:id="6" w:name="_Toc191549020"/>
-      <w:bookmarkStart w:id="7" w:name="_Toc207269092"/>
+      <w:bookmarkStart w:id="7" w:name="_Toc211501338"/>
       <w:r>
         <w:t>3</w:t>
       </w:r>
@@ -4062,7 +4117,7 @@
       <w:pPr>
         <w:pStyle w:val="Ttulo2"/>
       </w:pPr>
-      <w:bookmarkStart w:id="8" w:name="_Toc207269093"/>
+      <w:bookmarkStart w:id="8" w:name="_Toc211501339"/>
       <w:r>
         <w:t>3.1</w:t>
       </w:r>
@@ -4161,7 +4216,7 @@
       <w:pPr>
         <w:pStyle w:val="Ttulo2"/>
       </w:pPr>
-      <w:bookmarkStart w:id="9" w:name="_Toc207269094"/>
+      <w:bookmarkStart w:id="9" w:name="_Toc211501340"/>
       <w:r>
         <w:t>3.2 int_signifyd_sfra</w:t>
       </w:r>
@@ -4258,7 +4313,7 @@
       <w:pPr>
         <w:pStyle w:val="Ttulo2"/>
       </w:pPr>
-      <w:bookmarkStart w:id="10" w:name="_Toc207269095"/>
+      <w:bookmarkStart w:id="10" w:name="_Toc211501341"/>
       <w:r>
         <w:t>3.3 signifyd_sfra_changes</w:t>
       </w:r>
@@ -4356,7 +4411,7 @@
       <w:pPr>
         <w:pStyle w:val="Ttulo2"/>
       </w:pPr>
-      <w:bookmarkStart w:id="11" w:name="_Toc207269096"/>
+      <w:bookmarkStart w:id="11" w:name="_Toc211501342"/>
       <w:r>
         <w:t>3.4 Metadata</w:t>
       </w:r>
@@ -4427,7 +4482,7 @@
       <w:pPr>
         <w:pStyle w:val="Ttulo3"/>
       </w:pPr>
-      <w:bookmarkStart w:id="12" w:name="_Toc207269097"/>
+      <w:bookmarkStart w:id="12" w:name="_Toc211501343"/>
       <w:r>
         <w:t xml:space="preserve">3.4.1 </w:t>
       </w:r>
@@ -4636,7 +4691,7 @@
       <w:pPr>
         <w:pStyle w:val="Ttulo1"/>
       </w:pPr>
-      <w:bookmarkStart w:id="13" w:name="_Toc207269098"/>
+      <w:bookmarkStart w:id="13" w:name="_Toc211501344"/>
       <w:r>
         <w:lastRenderedPageBreak/>
         <w:t>4. F</w:t>
@@ -4651,7 +4706,7 @@
       <w:pPr>
         <w:pStyle w:val="Ttulo2"/>
       </w:pPr>
-      <w:bookmarkStart w:id="14" w:name="_Toc207269099"/>
+      <w:bookmarkStart w:id="14" w:name="_Toc211501345"/>
       <w:r>
         <w:t>4</w:t>
       </w:r>
@@ -4674,7 +4729,7 @@
       <w:pPr>
         <w:pStyle w:val="Ttulo3"/>
       </w:pPr>
-      <w:bookmarkStart w:id="15" w:name="_Toc207269100"/>
+      <w:bookmarkStart w:id="15" w:name="_Toc211501346"/>
       <w:r>
         <w:t xml:space="preserve">4.1.1 </w:t>
       </w:r>
@@ -5037,7 +5092,7 @@
         <w:pStyle w:val="Ttulo3"/>
       </w:pPr>
       <w:bookmarkStart w:id="16" w:name="_Hlk83804264"/>
-      <w:bookmarkStart w:id="17" w:name="_Toc207269101"/>
+      <w:bookmarkStart w:id="17" w:name="_Toc211501347"/>
       <w:r>
         <w:t>4.1.</w:t>
       </w:r>
@@ -5358,7 +5413,7 @@
       <w:pPr>
         <w:pStyle w:val="Ttulo3"/>
       </w:pPr>
-      <w:bookmarkStart w:id="18" w:name="_Toc207269102"/>
+      <w:bookmarkStart w:id="18" w:name="_Toc211501348"/>
       <w:r>
         <w:t>4.1.3 Passive Mode</w:t>
       </w:r>
@@ -5459,7 +5514,7 @@
       <w:pPr>
         <w:pStyle w:val="Ttulo3"/>
       </w:pPr>
-      <w:bookmarkStart w:id="20" w:name="_Toc207269103"/>
+      <w:bookmarkStart w:id="20" w:name="_Toc211501349"/>
       <w:r>
         <w:t>4.1.4 Post-Auth Fallback</w:t>
       </w:r>
@@ -5532,7 +5587,7 @@
       <w:pPr>
         <w:pStyle w:val="Ttulo3"/>
       </w:pPr>
-      <w:bookmarkStart w:id="21" w:name="_Toc207269104"/>
+      <w:bookmarkStart w:id="21" w:name="_Toc211501350"/>
       <w:r>
         <w:t>4.1.</w:t>
       </w:r>
@@ -5678,7 +5733,7 @@
       <w:pPr>
         <w:pStyle w:val="Ttulo3"/>
       </w:pPr>
-      <w:bookmarkStart w:id="22" w:name="_Toc207269105"/>
+      <w:bookmarkStart w:id="22" w:name="_Toc211501351"/>
       <w:r>
         <w:lastRenderedPageBreak/>
         <w:t>4.1.6 Re</w:t>
@@ -5809,7 +5864,7 @@
       <w:pPr>
         <w:pStyle w:val="Ttulo3"/>
       </w:pPr>
-      <w:bookmarkStart w:id="23" w:name="_Toc207269106"/>
+      <w:bookmarkStart w:id="23" w:name="_Toc211501352"/>
       <w:r>
         <w:t xml:space="preserve">4.1.6 </w:t>
       </w:r>
@@ -5953,7 +6008,7 @@
       <w:pPr>
         <w:pStyle w:val="Ttulo3"/>
       </w:pPr>
-      <w:bookmarkStart w:id="24" w:name="_Toc207269107"/>
+      <w:bookmarkStart w:id="24" w:name="_Toc211501353"/>
       <w:r>
         <w:t>4.1.</w:t>
       </w:r>
@@ -7085,7 +7140,7 @@
       <w:pPr>
         <w:pStyle w:val="Ttulo3"/>
       </w:pPr>
-      <w:bookmarkStart w:id="25" w:name="_Toc207269108"/>
+      <w:bookmarkStart w:id="25" w:name="_Toc211501354"/>
       <w:r>
         <w:t>4.1.</w:t>
       </w:r>
@@ -7223,7 +7278,7 @@
       <w:pPr>
         <w:pStyle w:val="Ttulo3"/>
       </w:pPr>
-      <w:bookmarkStart w:id="26" w:name="_Toc207269109"/>
+      <w:bookmarkStart w:id="26" w:name="_Toc211501355"/>
       <w:r>
         <w:t>4.1.</w:t>
       </w:r>
@@ -7383,7 +7438,7 @@
       <w:pPr>
         <w:pStyle w:val="Ttulo3"/>
       </w:pPr>
-      <w:bookmarkStart w:id="27" w:name="_Toc207269110"/>
+      <w:bookmarkStart w:id="27" w:name="_Toc211501356"/>
       <w:r>
         <w:t>4.1.</w:t>
       </w:r>
@@ -7480,24 +7535,142 @@
     </w:p>
     <w:p>
       <w:pPr>
+        <w:pStyle w:val="Ttulo3"/>
+      </w:pPr>
+      <w:bookmarkStart w:id="28" w:name="_Toc211501357"/>
+      <w:r>
+        <w:lastRenderedPageBreak/>
+        <w:t>4.1.1</w:t>
+      </w:r>
+      <w:r>
+        <w:t>1</w:t>
+      </w:r>
+      <w:r>
+        <w:t xml:space="preserve"> </w:t>
+      </w:r>
+      <w:r>
+        <w:t>Order notes</w:t>
+      </w:r>
+      <w:bookmarkEnd w:id="28"/>
+    </w:p>
+    <w:p/>
+    <w:p>
+      <w:r>
+        <w:t xml:space="preserve">Merchants can enable the custom site preference </w:t>
+      </w:r>
+      <w:proofErr w:type="spellStart"/>
+      <w:r>
+        <w:rPr>
+          <w:b/>
+          <w:bCs/>
+        </w:rPr>
+        <w:t>SignifydEnableOrderNotes</w:t>
+      </w:r>
+      <w:proofErr w:type="spellEnd"/>
+      <w:r>
+        <w:rPr>
+          <w:b/>
+          <w:bCs/>
+        </w:rPr>
+        <w:t xml:space="preserve"> </w:t>
+      </w:r>
+      <w:r>
+        <w:t xml:space="preserve">to add order notes related to Signifyd errors and information messages, in addition to the normal logging. When this functionality is enabled, the preference </w:t>
+      </w:r>
+      <w:proofErr w:type="spellStart"/>
+      <w:r>
+        <w:rPr>
+          <w:b/>
+          <w:bCs/>
+        </w:rPr>
+        <w:t>SignifydOrderNotesLogLevel</w:t>
+      </w:r>
+      <w:proofErr w:type="spellEnd"/>
+      <w:r>
+        <w:rPr>
+          <w:b/>
+          <w:bCs/>
+        </w:rPr>
+        <w:t xml:space="preserve"> </w:t>
+      </w:r>
+      <w:r>
+        <w:t>can be used to control if the order notes will be added only for errors or for general information.</w:t>
+      </w:r>
+    </w:p>
+    <w:p>
+      <w:r>
+        <w:rPr>
+          <w:noProof/>
+        </w:rPr>
+        <w:drawing>
+          <wp:inline distT="0" distB="0" distL="0" distR="0" wp14:anchorId="6AD6A403" wp14:editId="011DB284">
+            <wp:extent cx="6181725" cy="1219200"/>
+            <wp:effectExtent l="0" t="0" r="9525" b="0"/>
+            <wp:docPr id="218296133" name="Imagem 1"/>
+            <wp:cNvGraphicFramePr>
+              <a:graphicFrameLocks xmlns:a="http://schemas.openxmlformats.org/drawingml/2006/main" noChangeAspect="1"/>
+            </wp:cNvGraphicFramePr>
+            <a:graphic xmlns:a="http://schemas.openxmlformats.org/drawingml/2006/main">
+              <a:graphicData uri="http://schemas.openxmlformats.org/drawingml/2006/picture">
+                <pic:pic xmlns:pic="http://schemas.openxmlformats.org/drawingml/2006/picture">
+                  <pic:nvPicPr>
+                    <pic:cNvPr id="0" name="Picture 1"/>
+                    <pic:cNvPicPr>
+                      <a:picLocks noChangeAspect="1" noChangeArrowheads="1"/>
+                    </pic:cNvPicPr>
+                  </pic:nvPicPr>
+                  <pic:blipFill>
+                    <a:blip r:embed="rId28">
+                      <a:extLst>
+                        <a:ext uri="{28A0092B-C50C-407E-A947-70E740481C1C}">
+                          <a14:useLocalDpi xmlns:a14="http://schemas.microsoft.com/office/drawing/2010/main" val="0"/>
+                        </a:ext>
+                      </a:extLst>
+                    </a:blip>
+                    <a:srcRect/>
+                    <a:stretch>
+                      <a:fillRect/>
+                    </a:stretch>
+                  </pic:blipFill>
+                  <pic:spPr bwMode="auto">
+                    <a:xfrm>
+                      <a:off x="0" y="0"/>
+                      <a:ext cx="6181725" cy="1219200"/>
+                    </a:xfrm>
+                    <a:prstGeom prst="rect">
+                      <a:avLst/>
+                    </a:prstGeom>
+                    <a:noFill/>
+                    <a:ln>
+                      <a:noFill/>
+                    </a:ln>
+                  </pic:spPr>
+                </pic:pic>
+              </a:graphicData>
+            </a:graphic>
+          </wp:inline>
+        </w:drawing>
+      </w:r>
+    </w:p>
+    <w:p>
+      <w:pPr>
         <w:pStyle w:val="Ttulo1"/>
       </w:pPr>
-      <w:bookmarkStart w:id="28" w:name="_Toc207269111"/>
-      <w:r>
-        <w:lastRenderedPageBreak/>
+      <w:bookmarkStart w:id="29" w:name="_Toc211501358"/>
+      <w:r>
         <w:t xml:space="preserve">5. </w:t>
       </w:r>
       <w:r>
         <w:t>Integration</w:t>
       </w:r>
-      <w:bookmarkEnd w:id="28"/>
+      <w:bookmarkEnd w:id="29"/>
     </w:p>
     <w:p/>
     <w:p>
       <w:pPr>
         <w:pStyle w:val="Ttulo2"/>
       </w:pPr>
-      <w:bookmarkStart w:id="29" w:name="_Toc207269112"/>
+      <w:bookmarkStart w:id="30" w:name="_Toc211501359"/>
       <w:r>
         <w:t>5</w:t>
       </w:r>
@@ -7507,18 +7680,18 @@
       <w:r>
         <w:t>Metadata Import</w:t>
       </w:r>
-      <w:bookmarkEnd w:id="29"/>
+      <w:bookmarkEnd w:id="30"/>
     </w:p>
     <w:p/>
     <w:p>
       <w:pPr>
         <w:pStyle w:val="Ttulo3"/>
       </w:pPr>
-      <w:bookmarkStart w:id="30" w:name="_Toc207269113"/>
+      <w:bookmarkStart w:id="31" w:name="_Toc211501360"/>
       <w:r>
         <w:t>5.1.1 System Object Type Extensions</w:t>
       </w:r>
-      <w:bookmarkEnd w:id="30"/>
+      <w:bookmarkEnd w:id="31"/>
     </w:p>
     <w:p/>
     <w:p>
@@ -7732,7 +7905,7 @@
                     </pic:cNvPicPr>
                   </pic:nvPicPr>
                   <pic:blipFill>
-                    <a:blip r:embed="rId28">
+                    <a:blip r:embed="rId29">
                       <a:extLst>
                         <a:ext uri="{28A0092B-C50C-407E-A947-70E740481C1C}">
                           <a14:useLocalDpi xmlns:a14="http://schemas.microsoft.com/office/drawing/2010/main" val="0"/>
@@ -7814,6 +7987,7 @@
           <w:sz w:val="24"/>
           <w:szCs w:val="24"/>
         </w:rPr>
+        <w:lastRenderedPageBreak/>
         <w:drawing>
           <wp:inline distT="0" distB="0" distL="0" distR="0" wp14:anchorId="463D53B3" wp14:editId="39C0C6C1">
             <wp:extent cx="4135522" cy="1067231"/>
@@ -7830,7 +8004,7 @@
                     <pic:cNvPicPr/>
                   </pic:nvPicPr>
                   <pic:blipFill>
-                    <a:blip r:embed="rId29"/>
+                    <a:blip r:embed="rId30"/>
                     <a:stretch>
                       <a:fillRect/>
                     </a:stretch>
@@ -7931,7 +8105,6 @@
           <w:sz w:val="24"/>
           <w:szCs w:val="24"/>
         </w:rPr>
-        <w:lastRenderedPageBreak/>
         <w:drawing>
           <wp:inline distT="0" distB="0" distL="0" distR="0" wp14:anchorId="3066CDDD" wp14:editId="5FC78735">
             <wp:extent cx="5991225" cy="2781300"/>
@@ -7950,7 +8123,7 @@
                     </pic:cNvPicPr>
                   </pic:nvPicPr>
                   <pic:blipFill>
-                    <a:blip r:embed="rId28">
+                    <a:blip r:embed="rId29">
                       <a:extLst>
                         <a:ext uri="{28A0092B-C50C-407E-A947-70E740481C1C}">
                           <a14:useLocalDpi xmlns:a14="http://schemas.microsoft.com/office/drawing/2010/main" val="0"/>
@@ -8052,7 +8225,7 @@
                     <pic:cNvPicPr/>
                   </pic:nvPicPr>
                   <pic:blipFill>
-                    <a:blip r:embed="rId30"/>
+                    <a:blip r:embed="rId31"/>
                     <a:stretch>
                       <a:fillRect/>
                     </a:stretch>
@@ -8127,6 +8300,7 @@
           <w:sz w:val="24"/>
           <w:szCs w:val="24"/>
         </w:rPr>
+        <w:lastRenderedPageBreak/>
         <w:drawing>
           <wp:inline distT="0" distB="0" distL="0" distR="0" wp14:anchorId="6A804093" wp14:editId="0B1B1492">
             <wp:extent cx="6188710" cy="1637030"/>
@@ -8143,7 +8317,7 @@
                     <pic:cNvPicPr/>
                   </pic:nvPicPr>
                   <pic:blipFill>
-                    <a:blip r:embed="rId31"/>
+                    <a:blip r:embed="rId32"/>
                     <a:stretch>
                       <a:fillRect/>
                     </a:stretch>
@@ -8204,7 +8378,6 @@
           <w:sz w:val="24"/>
           <w:szCs w:val="24"/>
         </w:rPr>
-        <w:lastRenderedPageBreak/>
         <w:drawing>
           <wp:inline distT="0" distB="0" distL="0" distR="0" wp14:anchorId="329346C1" wp14:editId="6EE3DBF7">
             <wp:extent cx="6181725" cy="3324225"/>
@@ -8223,7 +8396,7 @@
                     </pic:cNvPicPr>
                   </pic:nvPicPr>
                   <pic:blipFill>
-                    <a:blip r:embed="rId32">
+                    <a:blip r:embed="rId33">
                       <a:extLst>
                         <a:ext uri="{28A0092B-C50C-407E-A947-70E740481C1C}">
                           <a14:useLocalDpi xmlns:a14="http://schemas.microsoft.com/office/drawing/2010/main" val="0"/>
@@ -8297,11 +8470,11 @@
       <w:pPr>
         <w:pStyle w:val="Ttulo3"/>
       </w:pPr>
-      <w:bookmarkStart w:id="31" w:name="_Toc207269114"/>
+      <w:bookmarkStart w:id="32" w:name="_Toc211501361"/>
       <w:r>
         <w:t>5.1.2 Services</w:t>
       </w:r>
-      <w:bookmarkEnd w:id="31"/>
+      <w:bookmarkEnd w:id="32"/>
     </w:p>
     <w:p/>
     <w:p>
@@ -8365,6 +8538,7 @@
           <w:sz w:val="24"/>
           <w:szCs w:val="24"/>
         </w:rPr>
+        <w:lastRenderedPageBreak/>
         <w:drawing>
           <wp:inline distT="0" distB="0" distL="0" distR="0" wp14:anchorId="6613D0E5" wp14:editId="09F633E3">
             <wp:extent cx="3886200" cy="3495675"/>
@@ -8383,7 +8557,7 @@
                     </pic:cNvPicPr>
                   </pic:nvPicPr>
                   <pic:blipFill>
-                    <a:blip r:embed="rId33">
+                    <a:blip r:embed="rId34">
                       <a:extLst>
                         <a:ext uri="{28A0092B-C50C-407E-A947-70E740481C1C}">
                           <a14:useLocalDpi xmlns:a14="http://schemas.microsoft.com/office/drawing/2010/main" val="0"/>
@@ -8431,7 +8605,6 @@
         <w:rPr>
           <w:rFonts w:cstheme="minorHAnsi"/>
         </w:rPr>
-        <w:lastRenderedPageBreak/>
         <w:t xml:space="preserve">Once the services file is uploaded click Import and </w:t>
       </w:r>
       <w:r>
@@ -8516,7 +8689,7 @@
                     </pic:cNvPicPr>
                   </pic:nvPicPr>
                   <pic:blipFill>
-                    <a:blip r:embed="rId34">
+                    <a:blip r:embed="rId35">
                       <a:extLst>
                         <a:ext uri="{28A0092B-C50C-407E-A947-70E740481C1C}">
                           <a14:useLocalDpi xmlns:a14="http://schemas.microsoft.com/office/drawing/2010/main" val="0"/>
@@ -8562,14 +8735,14 @@
       <w:pPr>
         <w:pStyle w:val="Ttulo3"/>
       </w:pPr>
-      <w:bookmarkStart w:id="32" w:name="_Toc207269115"/>
+      <w:bookmarkStart w:id="33" w:name="_Toc211501362"/>
       <w:r>
         <w:t>5.1.3</w:t>
       </w:r>
       <w:r>
         <w:t xml:space="preserve"> Jobs</w:t>
       </w:r>
-      <w:bookmarkEnd w:id="32"/>
+      <w:bookmarkEnd w:id="33"/>
     </w:p>
     <w:p/>
     <w:p>
@@ -8636,6 +8809,7 @@
           <w:sz w:val="24"/>
           <w:szCs w:val="24"/>
         </w:rPr>
+        <w:lastRenderedPageBreak/>
         <w:drawing>
           <wp:inline distT="0" distB="0" distL="0" distR="0" wp14:anchorId="6D6F8005" wp14:editId="22A519FB">
             <wp:extent cx="3886200" cy="3495675"/>
@@ -8654,7 +8828,7 @@
                     </pic:cNvPicPr>
                   </pic:nvPicPr>
                   <pic:blipFill>
-                    <a:blip r:embed="rId33">
+                    <a:blip r:embed="rId34">
                       <a:extLst>
                         <a:ext uri="{28A0092B-C50C-407E-A947-70E740481C1C}">
                           <a14:useLocalDpi xmlns:a14="http://schemas.microsoft.com/office/drawing/2010/main" val="0"/>
@@ -8696,7 +8870,6 @@
         <w:rPr>
           <w:rFonts w:cstheme="minorHAnsi"/>
         </w:rPr>
-        <w:lastRenderedPageBreak/>
         <w:t>Once the jobs file is uploaded</w:t>
       </w:r>
       <w:r>
@@ -8795,7 +8968,7 @@
                     </pic:cNvPicPr>
                   </pic:nvPicPr>
                   <pic:blipFill>
-                    <a:blip r:embed="rId35">
+                    <a:blip r:embed="rId36">
                       <a:extLst>
                         <a:ext uri="{28A0092B-C50C-407E-A947-70E740481C1C}">
                           <a14:useLocalDpi xmlns:a14="http://schemas.microsoft.com/office/drawing/2010/main" val="0"/>
@@ -8881,7 +9054,7 @@
                     </pic:cNvPicPr>
                   </pic:nvPicPr>
                   <pic:blipFill>
-                    <a:blip r:embed="rId36">
+                    <a:blip r:embed="rId37">
                       <a:extLst>
                         <a:ext uri="{28A0092B-C50C-407E-A947-70E740481C1C}">
                           <a14:useLocalDpi xmlns:a14="http://schemas.microsoft.com/office/drawing/2010/main" val="0"/>
@@ -8924,25 +9097,25 @@
       <w:pPr>
         <w:pStyle w:val="Ttulo2"/>
       </w:pPr>
-      <w:bookmarkStart w:id="33" w:name="_Toc207269116"/>
+      <w:bookmarkStart w:id="34" w:name="_Toc211501363"/>
       <w:r>
         <w:t>5.2 SFRA Integration</w:t>
       </w:r>
-      <w:bookmarkEnd w:id="33"/>
+      <w:bookmarkEnd w:id="34"/>
     </w:p>
     <w:p/>
     <w:p>
       <w:pPr>
         <w:pStyle w:val="Ttulo3"/>
       </w:pPr>
-      <w:bookmarkStart w:id="34" w:name="_Toc207269117"/>
+      <w:bookmarkStart w:id="35" w:name="_Toc211501364"/>
       <w:r>
         <w:t xml:space="preserve">5.2.1 </w:t>
       </w:r>
       <w:r>
         <w:t>Script changes</w:t>
       </w:r>
-      <w:bookmarkEnd w:id="34"/>
+      <w:bookmarkEnd w:id="35"/>
     </w:p>
     <w:p>
       <w:pPr>
@@ -8979,6 +9152,7 @@
           <w:bCs/>
           <w:color w:val="00000A"/>
         </w:rPr>
+        <w:lastRenderedPageBreak/>
         <w:t xml:space="preserve">Script: </w:t>
       </w:r>
       <w:r>
@@ -9355,14 +9529,14 @@
       <w:pPr>
         <w:pStyle w:val="Ttulo3"/>
       </w:pPr>
-      <w:bookmarkStart w:id="35" w:name="_Toc207269118"/>
+      <w:bookmarkStart w:id="36" w:name="_Toc211501365"/>
       <w:r>
         <w:t xml:space="preserve">5.2.2 </w:t>
       </w:r>
       <w:r>
         <w:t>Adding the necessary changes</w:t>
       </w:r>
-      <w:bookmarkEnd w:id="35"/>
+      <w:bookmarkEnd w:id="36"/>
     </w:p>
     <w:p>
       <w:pPr>
@@ -9717,7 +9891,7 @@
                     <pic:cNvPicPr/>
                   </pic:nvPicPr>
                   <pic:blipFill>
-                    <a:blip r:embed="rId37"/>
+                    <a:blip r:embed="rId38"/>
                     <a:stretch>
                       <a:fillRect/>
                     </a:stretch>
@@ -9744,22 +9918,22 @@
       <w:pPr>
         <w:pStyle w:val="Ttulo2"/>
       </w:pPr>
-      <w:bookmarkStart w:id="36" w:name="_Toc207269119"/>
+      <w:bookmarkStart w:id="37" w:name="_Toc211501366"/>
       <w:r>
         <w:t>5.3 SiteGenesis Integration – Controllers</w:t>
       </w:r>
-      <w:bookmarkEnd w:id="36"/>
+      <w:bookmarkEnd w:id="37"/>
     </w:p>
     <w:p/>
     <w:p>
       <w:pPr>
         <w:pStyle w:val="Ttulo3"/>
       </w:pPr>
-      <w:bookmarkStart w:id="37" w:name="_Toc207269120"/>
+      <w:bookmarkStart w:id="38" w:name="_Toc211501367"/>
       <w:r>
         <w:t>5.3.1 Modifications in System Controller</w:t>
       </w:r>
-      <w:bookmarkEnd w:id="37"/>
+      <w:bookmarkEnd w:id="38"/>
     </w:p>
     <w:p/>
     <w:p>
@@ -9935,6 +10109,7 @@
         <w:rPr>
           <w:rFonts w:cstheme="minorHAnsi"/>
         </w:rPr>
+        <w:lastRenderedPageBreak/>
         <w:t>Add those two rows near the end of the same function method:</w:t>
       </w:r>
     </w:p>
@@ -10252,7 +10427,6 @@
           <w:noProof/>
           <w:color w:val="0000FF"/>
         </w:rPr>
-        <w:lastRenderedPageBreak/>
         <w:drawing>
           <wp:inline distT="0" distB="0" distL="0" distR="0" wp14:anchorId="5FC5D161" wp14:editId="5F9DCE30">
             <wp:extent cx="4733925" cy="3657600"/>
@@ -10271,7 +10445,7 @@
                     </pic:cNvPicPr>
                   </pic:nvPicPr>
                   <pic:blipFill>
-                    <a:blip r:embed="rId38">
+                    <a:blip r:embed="rId39">
                       <a:extLst>
                         <a:ext uri="{28A0092B-C50C-407E-A947-70E740481C1C}">
                           <a14:useLocalDpi xmlns:a14="http://schemas.microsoft.com/office/drawing/2010/main" val="0"/>
@@ -10321,7 +10495,7 @@
       <w:pPr>
         <w:pStyle w:val="Ttulo3"/>
       </w:pPr>
-      <w:bookmarkStart w:id="38" w:name="_Toc207269121"/>
+      <w:bookmarkStart w:id="39" w:name="_Toc211501368"/>
       <w:r>
         <w:t xml:space="preserve">5.3.2 </w:t>
       </w:r>
@@ -10331,7 +10505,7 @@
       <w:r>
         <w:t xml:space="preserve"> – Device Fingerprinting</w:t>
       </w:r>
-      <w:bookmarkEnd w:id="38"/>
+      <w:bookmarkEnd w:id="39"/>
     </w:p>
     <w:p>
       <w:pPr>
@@ -10589,6 +10763,7 @@
           <w:rFonts w:cstheme="minorHAnsi"/>
           <w:noProof/>
         </w:rPr>
+        <w:lastRenderedPageBreak/>
         <w:drawing>
           <wp:inline distT="0" distB="0" distL="0" distR="0" wp14:anchorId="34456EF4" wp14:editId="43FBEBC4">
             <wp:extent cx="6181725" cy="1457325"/>
@@ -10607,7 +10782,7 @@
                     </pic:cNvPicPr>
                   </pic:nvPicPr>
                   <pic:blipFill>
-                    <a:blip r:embed="rId39">
+                    <a:blip r:embed="rId40">
                       <a:extLst>
                         <a:ext uri="{28A0092B-C50C-407E-A947-70E740481C1C}">
                           <a14:useLocalDpi xmlns:a14="http://schemas.microsoft.com/office/drawing/2010/main" val="0"/>
@@ -10646,12 +10821,11 @@
       <w:pPr>
         <w:pStyle w:val="Ttulo2"/>
       </w:pPr>
-      <w:bookmarkStart w:id="39" w:name="_Toc207269122"/>
-      <w:r>
-        <w:lastRenderedPageBreak/>
+      <w:bookmarkStart w:id="40" w:name="_Toc211501369"/>
+      <w:r>
         <w:t>5.4 SiteGenesis Integration – Pipelines</w:t>
       </w:r>
-      <w:bookmarkEnd w:id="39"/>
+      <w:bookmarkEnd w:id="40"/>
     </w:p>
     <w:p/>
     <w:p>
@@ -10877,6 +11051,7 @@
           <w:rFonts w:ascii="Times" w:hAnsi="Times" w:cs="Times"/>
           <w:noProof/>
         </w:rPr>
+        <w:lastRenderedPageBreak/>
         <w:drawing>
           <wp:inline distT="0" distB="0" distL="0" distR="0" wp14:anchorId="50D555ED" wp14:editId="690361BC">
             <wp:extent cx="4836160" cy="6518479"/>
@@ -10895,7 +11070,7 @@
                     </pic:cNvPicPr>
                   </pic:nvPicPr>
                   <pic:blipFill>
-                    <a:blip r:embed="rId40">
+                    <a:blip r:embed="rId41">
                       <a:extLst>
                         <a:ext uri="{28A0092B-C50C-407E-A947-70E740481C1C}">
                           <a14:useLocalDpi xmlns:a14="http://schemas.microsoft.com/office/drawing/2010/main" val="0"/>
@@ -11002,7 +11177,7 @@
                     </pic:cNvPicPr>
                   </pic:nvPicPr>
                   <pic:blipFill>
-                    <a:blip r:embed="rId41">
+                    <a:blip r:embed="rId42">
                       <a:extLst>
                         <a:ext uri="{28A0092B-C50C-407E-A947-70E740481C1C}">
                           <a14:useLocalDpi xmlns:a14="http://schemas.microsoft.com/office/drawing/2010/main" val="0"/>
@@ -11052,25 +11227,25 @@
       <w:pPr>
         <w:pStyle w:val="Ttulo2"/>
       </w:pPr>
-      <w:bookmarkStart w:id="40" w:name="_Toc207269123"/>
+      <w:bookmarkStart w:id="41" w:name="_Toc211501370"/>
       <w:r>
         <w:t xml:space="preserve">5.5 </w:t>
       </w:r>
       <w:r>
         <w:t>Limitations and Constraints</w:t>
       </w:r>
-      <w:bookmarkEnd w:id="40"/>
+      <w:bookmarkEnd w:id="41"/>
     </w:p>
     <w:p/>
     <w:p>
       <w:pPr>
         <w:pStyle w:val="Ttulo3"/>
       </w:pPr>
-      <w:bookmarkStart w:id="41" w:name="_Toc207269124"/>
+      <w:bookmarkStart w:id="42" w:name="_Toc211501371"/>
       <w:r>
         <w:t>5.5.1 AVS and CVV Response Codes</w:t>
       </w:r>
-      <w:bookmarkEnd w:id="41"/>
+      <w:bookmarkEnd w:id="42"/>
     </w:p>
     <w:p>
       <w:pPr>
@@ -11153,7 +11328,7 @@
         </w:rPr>
         <w:t xml:space="preserve">The values for AVS and CVV Response Code fields MUST map to standard response codes. See </w:t>
       </w:r>
-      <w:hyperlink r:id="rId42" w:history="1">
+      <w:hyperlink r:id="rId43" w:history="1">
         <w:r>
           <w:rPr>
             <w:rStyle w:val="Hyperlink"/>
@@ -11349,7 +11524,7 @@
                     <pic:cNvPicPr/>
                   </pic:nvPicPr>
                   <pic:blipFill>
-                    <a:blip r:embed="rId43"/>
+                    <a:blip r:embed="rId44"/>
                     <a:stretch>
                       <a:fillRect/>
                     </a:stretch>
@@ -11464,7 +11639,7 @@
                     <pic:cNvPicPr/>
                   </pic:nvPicPr>
                   <pic:blipFill>
-                    <a:blip r:embed="rId44"/>
+                    <a:blip r:embed="rId45"/>
                     <a:stretch>
                       <a:fillRect/>
                     </a:stretch>
@@ -11503,7 +11678,7 @@
       <w:pPr>
         <w:pStyle w:val="Ttulo3"/>
       </w:pPr>
-      <w:bookmarkStart w:id="42" w:name="_Toc207269125"/>
+      <w:bookmarkStart w:id="43" w:name="_Toc211501372"/>
       <w:r>
         <w:t>5.5.</w:t>
       </w:r>
@@ -11513,7 +11688,7 @@
       <w:r>
         <w:t xml:space="preserve"> Order Channel</w:t>
       </w:r>
-      <w:bookmarkEnd w:id="42"/>
+      <w:bookmarkEnd w:id="43"/>
     </w:p>
     <w:p>
       <w:pPr>
@@ -11655,7 +11830,7 @@
                     <pic:cNvPicPr/>
                   </pic:nvPicPr>
                   <pic:blipFill>
-                    <a:blip r:embed="rId45"/>
+                    <a:blip r:embed="rId46"/>
                     <a:stretch>
                       <a:fillRect/>
                     </a:stretch>
@@ -11748,7 +11923,7 @@
       <w:pPr>
         <w:pStyle w:val="Ttulo3"/>
       </w:pPr>
-      <w:bookmarkStart w:id="43" w:name="_Toc207269126"/>
+      <w:bookmarkStart w:id="44" w:name="_Toc211501373"/>
       <w:r>
         <w:lastRenderedPageBreak/>
         <w:t xml:space="preserve">5.5.3 </w:t>
@@ -11756,7 +11931,7 @@
       <w:r>
         <w:t>Fulfillment API</w:t>
       </w:r>
-      <w:bookmarkEnd w:id="43"/>
+      <w:bookmarkEnd w:id="44"/>
     </w:p>
     <w:p>
       <w:pPr>
@@ -11820,7 +11995,7 @@
         </w:rPr>
         <w:t xml:space="preserve">, according to the merchant’s shipping carrier and following the format specified on the </w:t>
       </w:r>
-      <w:hyperlink r:id="rId46" w:anchor="operation/Fulfillments" w:history="1">
+      <w:hyperlink r:id="rId47" w:anchor="operation/Fulfillments" w:history="1">
         <w:r>
           <w:rPr>
             <w:rStyle w:val="Hyperlink"/>
@@ -11884,7 +12059,7 @@
                     <pic:cNvPicPr/>
                   </pic:nvPicPr>
                   <pic:blipFill>
-                    <a:blip r:embed="rId47"/>
+                    <a:blip r:embed="rId48"/>
                     <a:stretch>
                       <a:fillRect/>
                     </a:stretch>
@@ -11927,14 +12102,14 @@
       <w:pPr>
         <w:pStyle w:val="Ttulo3"/>
       </w:pPr>
-      <w:bookmarkStart w:id="44" w:name="_Toc207269127"/>
+      <w:bookmarkStart w:id="45" w:name="_Toc211501374"/>
       <w:r>
         <w:t xml:space="preserve">5.5.4 </w:t>
       </w:r>
       <w:r>
         <w:t>Pre-auth default error message</w:t>
       </w:r>
-      <w:bookmarkEnd w:id="44"/>
+      <w:bookmarkEnd w:id="45"/>
     </w:p>
     <w:p>
       <w:pPr>
@@ -12023,7 +12198,7 @@
                     <pic:cNvPicPr/>
                   </pic:nvPicPr>
                   <pic:blipFill>
-                    <a:blip r:embed="rId48"/>
+                    <a:blip r:embed="rId49"/>
                     <a:stretch>
                       <a:fillRect/>
                     </a:stretch>
@@ -12049,11 +12224,11 @@
       <w:pPr>
         <w:pStyle w:val="Ttulo3"/>
       </w:pPr>
-      <w:bookmarkStart w:id="45" w:name="_Toc207269128"/>
+      <w:bookmarkStart w:id="46" w:name="_Toc211501375"/>
       <w:r>
         <w:t>5.5.6 Digital items</w:t>
       </w:r>
-      <w:bookmarkEnd w:id="45"/>
+      <w:bookmarkEnd w:id="46"/>
     </w:p>
     <w:p/>
     <w:p>
@@ -12117,7 +12292,7 @@
                     <pic:cNvPicPr/>
                   </pic:nvPicPr>
                   <pic:blipFill>
-                    <a:blip r:embed="rId49"/>
+                    <a:blip r:embed="rId50"/>
                     <a:stretch>
                       <a:fillRect/>
                     </a:stretch>
@@ -12142,7 +12317,7 @@
       <w:pPr>
         <w:pStyle w:val="Ttulo3"/>
       </w:pPr>
-      <w:bookmarkStart w:id="46" w:name="_Toc207269129"/>
+      <w:bookmarkStart w:id="47" w:name="_Toc211501376"/>
       <w:r>
         <w:t>5.5.</w:t>
       </w:r>
@@ -12152,7 +12327,7 @@
       <w:r>
         <w:t xml:space="preserve"> Vanity hostnames</w:t>
       </w:r>
-      <w:bookmarkEnd w:id="46"/>
+      <w:bookmarkEnd w:id="47"/>
     </w:p>
     <w:p/>
     <w:p>
@@ -12303,7 +12478,7 @@
                     </pic:cNvPicPr>
                   </pic:nvPicPr>
                   <pic:blipFill>
-                    <a:blip r:embed="rId50">
+                    <a:blip r:embed="rId51">
                       <a:extLst>
                         <a:ext uri="{28A0092B-C50C-407E-A947-70E740481C1C}">
                           <a14:useLocalDpi xmlns:a14="http://schemas.microsoft.com/office/drawing/2010/main" val="0"/>
@@ -12396,7 +12571,7 @@
         </w:rPr>
         <w:t xml:space="preserve"> in </w:t>
       </w:r>
-      <w:hyperlink r:id="rId51" w:history="1">
+      <w:hyperlink r:id="rId52" w:history="1">
         <w:r>
           <w:rPr>
             <w:rStyle w:val="Hyperlink"/>
@@ -12511,11 +12686,11 @@
       <w:pPr>
         <w:pStyle w:val="Ttulo2"/>
       </w:pPr>
-      <w:bookmarkStart w:id="47" w:name="_Toc207269130"/>
+      <w:bookmarkStart w:id="48" w:name="_Toc211501377"/>
       <w:r>
         <w:t>5.6 Updating from V2 to V3</w:t>
       </w:r>
-      <w:bookmarkEnd w:id="47"/>
+      <w:bookmarkEnd w:id="48"/>
     </w:p>
     <w:p/>
     <w:p>
@@ -12674,7 +12849,7 @@
                     <pic:cNvPicPr/>
                   </pic:nvPicPr>
                   <pic:blipFill>
-                    <a:blip r:embed="rId52"/>
+                    <a:blip r:embed="rId53"/>
                     <a:stretch>
                       <a:fillRect/>
                     </a:stretch>
@@ -12911,14 +13086,14 @@
       <w:pPr>
         <w:pStyle w:val="Ttulo2"/>
       </w:pPr>
-      <w:bookmarkStart w:id="48" w:name="_Toc207269131"/>
+      <w:bookmarkStart w:id="49" w:name="_Toc211501378"/>
       <w:r>
         <w:t xml:space="preserve">5.7 </w:t>
       </w:r>
       <w:r>
         <w:t>Logging</w:t>
       </w:r>
-      <w:bookmarkEnd w:id="48"/>
+      <w:bookmarkEnd w:id="49"/>
     </w:p>
     <w:p/>
     <w:p>
@@ -13133,7 +13308,7 @@
                     </pic:cNvPicPr>
                   </pic:nvPicPr>
                   <pic:blipFill>
-                    <a:blip r:embed="rId53">
+                    <a:blip r:embed="rId54">
                       <a:extLst>
                         <a:ext uri="{28A0092B-C50C-407E-A947-70E740481C1C}">
                           <a14:useLocalDpi xmlns:a14="http://schemas.microsoft.com/office/drawing/2010/main" val="0"/>
@@ -13202,7 +13377,7 @@
       <w:pPr>
         <w:pStyle w:val="Ttulo2"/>
       </w:pPr>
-      <w:bookmarkStart w:id="49" w:name="_Toc207269132"/>
+      <w:bookmarkStart w:id="50" w:name="_Toc211501379"/>
       <w:r>
         <w:t>5.</w:t>
       </w:r>
@@ -13212,7 +13387,7 @@
       <w:r>
         <w:t xml:space="preserve"> Configurations on Signifyd Console</w:t>
       </w:r>
-      <w:bookmarkEnd w:id="49"/>
+      <w:bookmarkEnd w:id="50"/>
     </w:p>
     <w:p/>
     <w:p>
@@ -13255,7 +13430,7 @@
         </w:rPr>
         <w:t xml:space="preserve">order creation can be viewed here: </w:t>
       </w:r>
-      <w:hyperlink r:id="rId54" w:history="1">
+      <w:hyperlink r:id="rId55" w:history="1">
         <w:r>
           <w:rPr>
             <w:rStyle w:val="Hyperlink"/>
@@ -13305,7 +13480,7 @@
         </w:rPr>
         <w:t xml:space="preserve"> </w:t>
       </w:r>
-      <w:hyperlink r:id="rId55" w:history="1">
+      <w:hyperlink r:id="rId56" w:history="1">
         <w:r>
           <w:rPr>
             <w:rStyle w:val="Hyperlink"/>
@@ -13353,7 +13528,7 @@
         </w:rPr>
         <w:t xml:space="preserve">webhook should be setup following the instructions on </w:t>
       </w:r>
-      <w:hyperlink r:id="rId56" w:history="1">
+      <w:hyperlink r:id="rId57" w:history="1">
         <w:r>
           <w:rPr>
             <w:rStyle w:val="Hyperlink"/>
@@ -13383,7 +13558,7 @@
         </w:rPr>
         <w:t xml:space="preserve">Webhooks can be set up directly in the console by going to </w:t>
       </w:r>
-      <w:hyperlink r:id="rId57" w:history="1">
+      <w:hyperlink r:id="rId58" w:history="1">
         <w:r>
           <w:rPr>
             <w:rStyle w:val="Hyperlink"/>
@@ -13427,18 +13602,18 @@
       <w:pPr>
         <w:pStyle w:val="Ttulo2"/>
       </w:pPr>
-      <w:bookmarkStart w:id="50" w:name="_Toc207269133"/>
+      <w:bookmarkStart w:id="51" w:name="_Toc211501380"/>
       <w:r>
         <w:t>5.9 Testing</w:t>
       </w:r>
-      <w:bookmarkEnd w:id="50"/>
+      <w:bookmarkEnd w:id="51"/>
     </w:p>
     <w:p/>
     <w:p>
       <w:pPr>
         <w:pStyle w:val="Ttulo3"/>
       </w:pPr>
-      <w:bookmarkStart w:id="51" w:name="_Toc207269134"/>
+      <w:bookmarkStart w:id="52" w:name="_Toc211501381"/>
       <w:r>
         <w:lastRenderedPageBreak/>
         <w:t xml:space="preserve">5.9.1 </w:t>
@@ -13446,7 +13621,7 @@
       <w:r>
         <w:t>Pre-auth flow</w:t>
       </w:r>
-      <w:bookmarkEnd w:id="51"/>
+      <w:bookmarkEnd w:id="52"/>
     </w:p>
     <w:p>
       <w:pPr>
@@ -14395,14 +14570,14 @@
       <w:pPr>
         <w:pStyle w:val="Ttulo3"/>
       </w:pPr>
-      <w:bookmarkStart w:id="52" w:name="_Toc207269135"/>
+      <w:bookmarkStart w:id="53" w:name="_Toc211501382"/>
       <w:r>
         <w:t xml:space="preserve">5.9.2 </w:t>
       </w:r>
       <w:r>
         <w:t>Post-auth flow</w:t>
       </w:r>
-      <w:bookmarkEnd w:id="52"/>
+      <w:bookmarkEnd w:id="53"/>
     </w:p>
     <w:p>
       <w:pPr>
@@ -14822,8 +14997,8 @@
           <w:rFonts w:asciiTheme="minorHAnsi" w:hAnsiTheme="minorHAnsi" w:cstheme="minorHAnsi"/>
         </w:rPr>
       </w:pPr>
-      <w:bookmarkStart w:id="53" w:name="_Toc104994176"/>
-      <w:bookmarkStart w:id="54" w:name="_Toc207269136"/>
+      <w:bookmarkStart w:id="54" w:name="_Toc104994176"/>
+      <w:bookmarkStart w:id="55" w:name="_Toc211501383"/>
       <w:r>
         <w:rPr>
           <w:rFonts w:asciiTheme="minorHAnsi" w:hAnsiTheme="minorHAnsi" w:cstheme="minorHAnsi"/>
@@ -14836,8 +15011,8 @@
         </w:rPr>
         <w:t>Automated Testing</w:t>
       </w:r>
-      <w:bookmarkEnd w:id="53"/>
       <w:bookmarkEnd w:id="54"/>
+      <w:bookmarkEnd w:id="55"/>
     </w:p>
     <w:p/>
     <w:p>
@@ -14858,7 +15033,7 @@
         </w:rPr>
         <w:t>.</w:t>
       </w:r>
-      <w:bookmarkStart w:id="55" w:name="_Toc104994177"/>
+      <w:bookmarkStart w:id="56" w:name="_Toc104994177"/>
     </w:p>
     <w:p>
       <w:pPr>
@@ -14877,7 +15052,7 @@
       <w:r>
         <w:t>Unit testing</w:t>
       </w:r>
-      <w:bookmarkEnd w:id="55"/>
+      <w:bookmarkEnd w:id="56"/>
     </w:p>
     <w:p/>
     <w:p>
@@ -14916,7 +15091,7 @@
         </w:rPr>
         <w:t xml:space="preserve"> run test”, this will test the functionalities within the cartridge source code</w:t>
       </w:r>
-      <w:bookmarkStart w:id="56" w:name="_Toc104994178"/>
+      <w:bookmarkStart w:id="57" w:name="_Toc104994178"/>
       <w:r>
         <w:rPr>
           <w:rFonts w:cstheme="minorHAnsi"/>
@@ -14934,7 +15109,7 @@
       <w:r>
         <w:t>Integration testing</w:t>
       </w:r>
-      <w:bookmarkEnd w:id="56"/>
+      <w:bookmarkEnd w:id="57"/>
     </w:p>
     <w:p>
       <w:pPr>
@@ -15294,7 +15469,7 @@
       <w:pPr>
         <w:pStyle w:val="Ttulo2"/>
       </w:pPr>
-      <w:bookmarkStart w:id="57" w:name="_Toc207269137"/>
+      <w:bookmarkStart w:id="58" w:name="_Toc211501384"/>
       <w:r>
         <w:lastRenderedPageBreak/>
         <w:t>5.10</w:t>
@@ -15302,7 +15477,7 @@
       <w:r>
         <w:t xml:space="preserve"> Troubleshoot</w:t>
       </w:r>
-      <w:bookmarkEnd w:id="57"/>
+      <w:bookmarkEnd w:id="58"/>
     </w:p>
     <w:p/>
     <w:p>
@@ -15312,8 +15487,8 @@
           <w:rFonts w:asciiTheme="minorHAnsi" w:hAnsiTheme="minorHAnsi" w:cstheme="minorHAnsi"/>
         </w:rPr>
       </w:pPr>
-      <w:bookmarkStart w:id="58" w:name="_Toc104994180"/>
-      <w:bookmarkStart w:id="59" w:name="_Toc207269138"/>
+      <w:bookmarkStart w:id="59" w:name="_Toc104994180"/>
+      <w:bookmarkStart w:id="60" w:name="_Toc211501385"/>
       <w:r>
         <w:rPr>
           <w:rFonts w:asciiTheme="minorHAnsi" w:hAnsiTheme="minorHAnsi" w:cstheme="minorHAnsi"/>
@@ -15332,8 +15507,8 @@
         </w:rPr>
         <w:t>Missing API Key</w:t>
       </w:r>
-      <w:bookmarkEnd w:id="58"/>
       <w:bookmarkEnd w:id="59"/>
+      <w:bookmarkEnd w:id="60"/>
     </w:p>
     <w:p>
       <w:pPr>
@@ -15430,8 +15605,8 @@
           <w:rFonts w:asciiTheme="minorHAnsi" w:hAnsiTheme="minorHAnsi" w:cstheme="minorHAnsi"/>
         </w:rPr>
       </w:pPr>
-      <w:bookmarkStart w:id="60" w:name="_Toc104994181"/>
-      <w:bookmarkStart w:id="61" w:name="_Toc207269139"/>
+      <w:bookmarkStart w:id="61" w:name="_Toc104994181"/>
+      <w:bookmarkStart w:id="62" w:name="_Toc211501386"/>
       <w:r>
         <w:rPr>
           <w:rFonts w:asciiTheme="minorHAnsi" w:hAnsiTheme="minorHAnsi" w:cstheme="minorHAnsi"/>
@@ -15444,8 +15619,8 @@
         </w:rPr>
         <w:t>Wrong API Key</w:t>
       </w:r>
-      <w:bookmarkEnd w:id="60"/>
       <w:bookmarkEnd w:id="61"/>
+      <w:bookmarkEnd w:id="62"/>
     </w:p>
     <w:p>
       <w:pPr>
@@ -15536,7 +15711,7 @@
           <w:rFonts w:asciiTheme="minorHAnsi" w:hAnsiTheme="minorHAnsi" w:cstheme="minorHAnsi"/>
         </w:rPr>
       </w:pPr>
-      <w:bookmarkStart w:id="62" w:name="_Toc104994182"/>
+      <w:bookmarkStart w:id="63" w:name="_Toc104994182"/>
     </w:p>
     <w:p>
       <w:pPr>
@@ -15545,7 +15720,7 @@
           <w:rFonts w:asciiTheme="minorHAnsi" w:hAnsiTheme="minorHAnsi" w:cstheme="minorHAnsi"/>
         </w:rPr>
       </w:pPr>
-      <w:bookmarkStart w:id="63" w:name="_Toc207269140"/>
+      <w:bookmarkStart w:id="64" w:name="_Toc211501387"/>
       <w:r>
         <w:rPr>
           <w:rFonts w:asciiTheme="minorHAnsi" w:hAnsiTheme="minorHAnsi" w:cstheme="minorHAnsi"/>
@@ -15558,8 +15733,8 @@
         </w:rPr>
         <w:t>Service not enabled</w:t>
       </w:r>
-      <w:bookmarkEnd w:id="62"/>
       <w:bookmarkEnd w:id="63"/>
+      <w:bookmarkEnd w:id="64"/>
     </w:p>
     <w:p>
       <w:pPr>
@@ -15674,8 +15849,8 @@
           <w:rFonts w:asciiTheme="minorHAnsi" w:hAnsiTheme="minorHAnsi" w:cstheme="minorHAnsi"/>
         </w:rPr>
       </w:pPr>
-      <w:bookmarkStart w:id="64" w:name="_Toc104994183"/>
-      <w:bookmarkStart w:id="65" w:name="_Toc207269141"/>
+      <w:bookmarkStart w:id="65" w:name="_Toc104994183"/>
+      <w:bookmarkStart w:id="66" w:name="_Toc211501388"/>
       <w:r>
         <w:rPr>
           <w:rFonts w:asciiTheme="minorHAnsi" w:hAnsiTheme="minorHAnsi" w:cstheme="minorHAnsi"/>
@@ -15688,8 +15863,8 @@
         </w:rPr>
         <w:t>Order fields not being updated</w:t>
       </w:r>
-      <w:bookmarkEnd w:id="64"/>
       <w:bookmarkEnd w:id="65"/>
+      <w:bookmarkEnd w:id="66"/>
     </w:p>
     <w:p>
       <w:pPr>
@@ -15873,7 +16048,7 @@
           <w:rFonts w:asciiTheme="minorHAnsi" w:hAnsiTheme="minorHAnsi" w:cstheme="minorHAnsi"/>
         </w:rPr>
       </w:pPr>
-      <w:bookmarkStart w:id="66" w:name="_Toc207269142"/>
+      <w:bookmarkStart w:id="67" w:name="_Toc211501389"/>
       <w:r>
         <w:rPr>
           <w:rFonts w:asciiTheme="minorHAnsi" w:hAnsiTheme="minorHAnsi" w:cstheme="minorHAnsi"/>
@@ -15887,7 +16062,7 @@
         </w:rPr>
         <w:t>Webhook Callbacks Are Blocked by SFCC</w:t>
       </w:r>
-      <w:bookmarkEnd w:id="66"/>
+      <w:bookmarkEnd w:id="67"/>
     </w:p>
     <w:p/>
     <w:p>
@@ -16001,17 +16176,17 @@
       <w:pPr>
         <w:pStyle w:val="Ttulo1"/>
       </w:pPr>
-      <w:bookmarkStart w:id="67" w:name="_Toc104994184"/>
-      <w:bookmarkStart w:id="68" w:name="_Toc245264376"/>
-      <w:bookmarkStart w:id="69" w:name="_Toc207269143"/>
+      <w:bookmarkStart w:id="68" w:name="_Toc104994184"/>
+      <w:bookmarkStart w:id="69" w:name="_Toc245264376"/>
+      <w:bookmarkStart w:id="70" w:name="_Toc211501390"/>
       <w:r>
         <w:t xml:space="preserve">6 </w:t>
       </w:r>
       <w:r>
         <w:t>Operations, Maintenance</w:t>
       </w:r>
-      <w:bookmarkEnd w:id="67"/>
-      <w:bookmarkEnd w:id="69"/>
+      <w:bookmarkEnd w:id="68"/>
+      <w:bookmarkEnd w:id="70"/>
     </w:p>
     <w:p>
       <w:pPr>
@@ -16023,16 +16198,16 @@
       <w:pPr>
         <w:pStyle w:val="Ttulo2"/>
       </w:pPr>
-      <w:bookmarkStart w:id="70" w:name="_Toc104994185"/>
-      <w:bookmarkStart w:id="71" w:name="_Toc207269144"/>
+      <w:bookmarkStart w:id="71" w:name="_Toc104994185"/>
+      <w:bookmarkStart w:id="72" w:name="_Toc211501391"/>
       <w:r>
         <w:t xml:space="preserve">6.1 </w:t>
       </w:r>
       <w:r>
         <w:t>Availability</w:t>
       </w:r>
-      <w:bookmarkEnd w:id="70"/>
       <w:bookmarkEnd w:id="71"/>
+      <w:bookmarkEnd w:id="72"/>
     </w:p>
     <w:p>
       <w:pPr>
@@ -16086,16 +16261,16 @@
       <w:pPr>
         <w:pStyle w:val="Ttulo2"/>
       </w:pPr>
-      <w:bookmarkStart w:id="72" w:name="_Toc104994186"/>
-      <w:bookmarkStart w:id="73" w:name="_Toc207269145"/>
+      <w:bookmarkStart w:id="73" w:name="_Toc104994186"/>
+      <w:bookmarkStart w:id="74" w:name="_Toc211501392"/>
       <w:r>
         <w:t xml:space="preserve">6.2 </w:t>
       </w:r>
       <w:r>
         <w:t>Support</w:t>
       </w:r>
-      <w:bookmarkEnd w:id="72"/>
       <w:bookmarkEnd w:id="73"/>
+      <w:bookmarkEnd w:id="74"/>
     </w:p>
     <w:p>
       <w:pPr>
@@ -16124,7 +16299,7 @@
         </w:rPr>
         <w:t xml:space="preserve">For implementation questions or issues please contact your assigned Customer Success Manager. For general support questions or issues </w:t>
       </w:r>
-      <w:hyperlink r:id="rId58" w:history="1">
+      <w:hyperlink r:id="rId59" w:history="1">
         <w:r>
           <w:rPr>
             <w:rStyle w:val="Hyperlink"/>
@@ -16145,22 +16320,22 @@
         </w:rPr>
         <w:t xml:space="preserve">. </w:t>
       </w:r>
-      <w:bookmarkEnd w:id="68"/>
+      <w:bookmarkEnd w:id="69"/>
     </w:p>
     <w:p>
       <w:pPr>
         <w:pStyle w:val="Ttulo2"/>
       </w:pPr>
-      <w:bookmarkStart w:id="74" w:name="_Toc104994187"/>
-      <w:bookmarkStart w:id="75" w:name="_Toc207269146"/>
+      <w:bookmarkStart w:id="75" w:name="_Toc104994187"/>
+      <w:bookmarkStart w:id="76" w:name="_Toc211501393"/>
       <w:r>
         <w:t xml:space="preserve">6.3 </w:t>
       </w:r>
       <w:r>
         <w:t>Intended Locales</w:t>
       </w:r>
-      <w:bookmarkEnd w:id="74"/>
       <w:bookmarkEnd w:id="75"/>
+      <w:bookmarkEnd w:id="76"/>
     </w:p>
     <w:p>
       <w:pPr>
@@ -16347,15 +16522,15 @@
           <w:right w:val="dotted" w:sz="4" w:space="0" w:color="auto"/>
         </w:pBdr>
       </w:pPr>
-      <w:bookmarkStart w:id="76" w:name="_Toc104994188"/>
-      <w:bookmarkStart w:id="77" w:name="_Hlk75794236"/>
-      <w:bookmarkStart w:id="78" w:name="_Toc207269147"/>
+      <w:bookmarkStart w:id="77" w:name="_Toc104994188"/>
+      <w:bookmarkStart w:id="78" w:name="_Hlk75794236"/>
+      <w:bookmarkStart w:id="79" w:name="_Toc211501394"/>
       <w:r>
         <w:lastRenderedPageBreak/>
         <w:t>7 Release History</w:t>
       </w:r>
-      <w:bookmarkEnd w:id="76"/>
-      <w:bookmarkEnd w:id="78"/>
+      <w:bookmarkEnd w:id="77"/>
+      <w:bookmarkEnd w:id="79"/>
     </w:p>
     <w:p>
       <w:pPr>
@@ -16371,9 +16546,9 @@
           <w:szCs w:val="18"/>
         </w:rPr>
       </w:pPr>
-      <w:bookmarkStart w:id="79" w:name="_Toc279703501"/>
-      <w:bookmarkStart w:id="80" w:name="_Toc279703594"/>
-      <w:bookmarkEnd w:id="77"/>
+      <w:bookmarkStart w:id="80" w:name="_Toc279703501"/>
+      <w:bookmarkStart w:id="81" w:name="_Toc279703594"/>
+      <w:bookmarkEnd w:id="78"/>
     </w:p>
     <w:tbl>
       <w:tblPr>
@@ -16961,8 +17136,8 @@
           </w:p>
         </w:tc>
       </w:tr>
-      <w:bookmarkEnd w:id="79"/>
       <w:bookmarkEnd w:id="80"/>
+      <w:bookmarkEnd w:id="81"/>
     </w:tbl>
     <w:p>
       <w:pPr>
@@ -16977,11 +17152,11 @@
       <w:pPr>
         <w:pStyle w:val="Ttulo1"/>
       </w:pPr>
-      <w:bookmarkStart w:id="81" w:name="_Toc207269148"/>
+      <w:bookmarkStart w:id="82" w:name="_Toc211501395"/>
       <w:r>
         <w:t>8 Process Flow Diagrams</w:t>
       </w:r>
-      <w:bookmarkEnd w:id="81"/>
+      <w:bookmarkEnd w:id="82"/>
     </w:p>
     <w:p>
       <w:pPr>
@@ -17014,7 +17189,7 @@
                     </pic:cNvPicPr>
                   </pic:nvPicPr>
                   <pic:blipFill>
-                    <a:blip r:embed="rId59">
+                    <a:blip r:embed="rId60">
                       <a:extLst>
                         <a:ext uri="{28A0092B-C50C-407E-A947-70E740481C1C}">
                           <a14:useLocalDpi xmlns:a14="http://schemas.microsoft.com/office/drawing/2010/main" val="0"/>
@@ -17071,7 +17246,7 @@
                     </pic:cNvPicPr>
                   </pic:nvPicPr>
                   <pic:blipFill>
-                    <a:blip r:embed="rId60">
+                    <a:blip r:embed="rId61">
                       <a:extLst>
                         <a:ext uri="{28A0092B-C50C-407E-A947-70E740481C1C}">
                           <a14:useLocalDpi xmlns:a14="http://schemas.microsoft.com/office/drawing/2010/main" val="0"/>
@@ -17104,11 +17279,11 @@
       </w:r>
     </w:p>
     <w:sectPr>
-      <w:headerReference w:type="even" r:id="rId61"/>
-      <w:headerReference w:type="default" r:id="rId62"/>
-      <w:footerReference w:type="default" r:id="rId63"/>
-      <w:headerReference w:type="first" r:id="rId64"/>
-      <w:footerReference w:type="first" r:id="rId65"/>
+      <w:headerReference w:type="even" r:id="rId62"/>
+      <w:headerReference w:type="default" r:id="rId63"/>
+      <w:footerReference w:type="default" r:id="rId64"/>
+      <w:headerReference w:type="first" r:id="rId65"/>
+      <w:footerReference w:type="first" r:id="rId66"/>
       <w:type w:val="continuous"/>
       <w:pgSz w:w="11906" w:h="16838" w:code="9"/>
       <w:pgMar w:top="1440" w:right="1080" w:bottom="1440" w:left="1080" w:header="720" w:footer="215" w:gutter="0"/>
@@ -21926,7 +22101,6 @@
   <w:style w:type="character" w:default="1" w:styleId="Fontepargpadro">
     <w:name w:val="Default Paragraph Font"/>
     <w:uiPriority w:val="1"/>
-    <w:semiHidden/>
     <w:unhideWhenUsed/>
   </w:style>
   <w:style w:type="table" w:default="1" w:styleId="Tabelanormal">
@@ -24806,14 +24980,6 @@
 </file>
 
 <file path=customXml/item3.xml><?xml version="1.0" encoding="utf-8"?>
-<b:Sources xmlns:b="http://schemas.openxmlformats.org/officeDocument/2006/bibliography" xmlns="http://schemas.openxmlformats.org/officeDocument/2006/bibliography" SelectedStyle="\CHICAGO.XSL" StyleName="Chicago"/>
-</file>
-
-<file path=customXml/item4.xml><?xml version="1.0" encoding="utf-8"?>
-<b:Sources xmlns:b="http://schemas.openxmlformats.org/officeDocument/2006/bibliography" xmlns="http://schemas.openxmlformats.org/officeDocument/2006/bibliography" SelectedStyle="\CHICAGO.XSL" StyleName="Chicago"/>
-</file>
-
-<file path=customXml/item5.xml><?xml version="1.0" encoding="utf-8"?>
 <ct:contentTypeSchema xmlns:ct="http://schemas.microsoft.com/office/2006/metadata/contentType" xmlns:ma="http://schemas.microsoft.com/office/2006/metadata/properties/metaAttributes" ct:_="" ma:_="" ma:contentTypeName="Document" ma:contentTypeID="0x010100BAC6AAE9A7AC6F448B8E6AD308F25C33" ma:contentTypeVersion="9" ma:contentTypeDescription="Create a new document." ma:contentTypeScope="" ma:versionID="9947e9a47e1bfbe6ee25356abc8c556f">
   <xsd:schema xmlns:xsd="http://www.w3.org/2001/XMLSchema" xmlns:xs="http://www.w3.org/2001/XMLSchema" xmlns:p="http://schemas.microsoft.com/office/2006/metadata/properties" xmlns:ns2="41dbd0cf-c47a-4cea-8dfa-c6db00955148" xmlns:ns3="2680ebc2-70e2-42cc-af17-343d078fef82" xmlns:ns4="3ab059b2-6124-4199-bb85-3249ccb31308" targetNamespace="http://schemas.microsoft.com/office/2006/metadata/properties" ma:root="true" ma:fieldsID="784c332b4ff724ef588fa3376e0daf40" ns2:_="" ns3:_="" ns4:_="">
     <xsd:import namespace="41dbd0cf-c47a-4cea-8dfa-c6db00955148"/>
@@ -25011,6 +25177,14 @@
 </ct:contentTypeSchema>
 </file>
 
+<file path=customXml/item4.xml><?xml version="1.0" encoding="utf-8"?>
+<b:Sources xmlns:b="http://schemas.openxmlformats.org/officeDocument/2006/bibliography" xmlns="http://schemas.openxmlformats.org/officeDocument/2006/bibliography" SelectedStyle="\CHICAGO.XSL" StyleName="Chicago"/>
+</file>
+
+<file path=customXml/item5.xml><?xml version="1.0" encoding="utf-8"?>
+<b:Sources xmlns:b="http://schemas.openxmlformats.org/officeDocument/2006/bibliography" xmlns="http://schemas.openxmlformats.org/officeDocument/2006/bibliography" SelectedStyle="\CHICAGO.XSL" StyleName="Chicago"/>
+</file>
+
 <file path=customXml/item6.xml><?xml version="1.0" encoding="utf-8"?>
 <p:properties xmlns:p="http://schemas.microsoft.com/office/2006/metadata/properties" xmlns:xsi="http://www.w3.org/2001/XMLSchema-instance" xmlns:pc="http://schemas.microsoft.com/office/infopath/2007/PartnerControls">
   <documentManagement>
@@ -25030,7 +25204,7 @@
 </file>
 
 <file path=customXml/itemProps1.xml><?xml version="1.0" encoding="utf-8"?>
-<ds:datastoreItem xmlns:ds="http://schemas.openxmlformats.org/officeDocument/2006/customXml" ds:itemID="{0ACC11CF-7E2F-4A39-A1CC-435974F0A74C}">
+<ds:datastoreItem xmlns:ds="http://schemas.openxmlformats.org/officeDocument/2006/customXml" ds:itemID="{DFFD90AB-A9CA-48E9-A772-13C69588A728}">
   <ds:schemaRefs>
     <ds:schemaRef ds:uri="http://schemas.openxmlformats.org/officeDocument/2006/bibliography"/>
   </ds:schemaRefs>
@@ -25046,22 +25220,6 @@
 </file>
 
 <file path=customXml/itemProps3.xml><?xml version="1.0" encoding="utf-8"?>
-<ds:datastoreItem xmlns:ds="http://schemas.openxmlformats.org/officeDocument/2006/customXml" ds:itemID="{74EDC720-C843-4BCC-ACEC-72DB380D8DF2}">
-  <ds:schemaRefs>
-    <ds:schemaRef ds:uri="http://schemas.openxmlformats.org/officeDocument/2006/bibliography"/>
-  </ds:schemaRefs>
-</ds:datastoreItem>
-</file>
-
-<file path=customXml/itemProps4.xml><?xml version="1.0" encoding="utf-8"?>
-<ds:datastoreItem xmlns:ds="http://schemas.openxmlformats.org/officeDocument/2006/customXml" ds:itemID="{05CD6A24-F136-463B-BF16-F15886741A5F}">
-  <ds:schemaRefs>
-    <ds:schemaRef ds:uri="http://schemas.openxmlformats.org/officeDocument/2006/bibliography"/>
-  </ds:schemaRefs>
-</ds:datastoreItem>
-</file>
-
-<file path=customXml/itemProps5.xml><?xml version="1.0" encoding="utf-8"?>
 <ds:datastoreItem xmlns:ds="http://schemas.openxmlformats.org/officeDocument/2006/customXml" ds:itemID="{AB403CD4-F922-4E1D-B3EA-72C1A6D547E2}">
   <ds:schemaRefs>
     <ds:schemaRef ds:uri="http://schemas.microsoft.com/office/2006/metadata/contentType"/>
@@ -25081,6 +25239,22 @@
 </ds:datastoreItem>
 </file>
 
+<file path=customXml/itemProps4.xml><?xml version="1.0" encoding="utf-8"?>
+<ds:datastoreItem xmlns:ds="http://schemas.openxmlformats.org/officeDocument/2006/customXml" ds:itemID="{74EDC720-C843-4BCC-ACEC-72DB380D8DF2}">
+  <ds:schemaRefs>
+    <ds:schemaRef ds:uri="http://schemas.openxmlformats.org/officeDocument/2006/bibliography"/>
+  </ds:schemaRefs>
+</ds:datastoreItem>
+</file>
+
+<file path=customXml/itemProps5.xml><?xml version="1.0" encoding="utf-8"?>
+<ds:datastoreItem xmlns:ds="http://schemas.openxmlformats.org/officeDocument/2006/customXml" ds:itemID="{0ACC11CF-7E2F-4A39-A1CC-435974F0A74C}">
+  <ds:schemaRefs>
+    <ds:schemaRef ds:uri="http://schemas.openxmlformats.org/officeDocument/2006/bibliography"/>
+  </ds:schemaRefs>
+</ds:datastoreItem>
+</file>
+
 <file path=customXml/itemProps6.xml><?xml version="1.0" encoding="utf-8"?>
 <ds:datastoreItem xmlns:ds="http://schemas.openxmlformats.org/officeDocument/2006/customXml" ds:itemID="{D5C50300-BF55-4478-8C35-4D5C35D3EDD0}">
   <ds:schemaRefs>
@@ -25093,7 +25267,7 @@
 </file>
 
 <file path=customXml/itemProps7.xml><?xml version="1.0" encoding="utf-8"?>
-<ds:datastoreItem xmlns:ds="http://schemas.openxmlformats.org/officeDocument/2006/customXml" ds:itemID="{DFFD90AB-A9CA-48E9-A772-13C69588A728}">
+<ds:datastoreItem xmlns:ds="http://schemas.openxmlformats.org/officeDocument/2006/customXml" ds:itemID="{05CD6A24-F136-463B-BF16-F15886741A5F}">
   <ds:schemaRefs>
     <ds:schemaRef ds:uri="http://schemas.openxmlformats.org/officeDocument/2006/bibliography"/>
   </ds:schemaRefs>

--- a/link/documentation/Signifyd LINK Integration Documentation 22.1.0.docx
+++ b/link/documentation/Signifyd LINK Integration Documentation 22.1.0.docx
@@ -4620,15 +4620,7 @@
         <w:t xml:space="preserve">references </w:t>
       </w:r>
       <w:r>
-        <w:t xml:space="preserve">are inside the group Signifyd Settings. The preferences are used to control </w:t>
-      </w:r>
-      <w:proofErr w:type="gramStart"/>
-      <w:r>
-        <w:t>the cartridge</w:t>
-      </w:r>
-      <w:proofErr w:type="gramEnd"/>
-      <w:r>
-        <w:t xml:space="preserve"> behavior.</w:t>
+        <w:t>are inside the group Signifyd Settings. The preferences are used to control the cartridge behavior.</w:t>
       </w:r>
     </w:p>
     <w:p>
@@ -5066,6 +5058,15 @@
       <w:r>
         <w:t xml:space="preserve"> This triggers an update to the order in SFCC and could also indicate that the order is ready to export (depending on settings).</w:t>
       </w:r>
+      <w:r>
+        <w:t xml:space="preserve"> In case of failure during the callback function execution that prevents the SFCC order object to be updated (for example an ‘o</w:t>
+      </w:r>
+      <w:r>
+        <w:t>ptimistic locking failure</w:t>
+      </w:r>
+      <w:r>
+        <w:t>’), the cartridge will retry 3 times.</w:t>
+      </w:r>
     </w:p>
     <w:p>
       <w:r>
@@ -5077,13 +5078,8 @@
       <w:r>
         <w:t xml:space="preserve">, </w:t>
       </w:r>
-      <w:proofErr w:type="gramStart"/>
-      <w:r>
-        <w:t>the communication</w:t>
-      </w:r>
-      <w:proofErr w:type="gramEnd"/>
-      <w:r>
-        <w:t xml:space="preserve"> to the client should also be done by the merchant, since the checkout experience on the storefront itself is complete at this stage.</w:t>
+      <w:r>
+        <w:t>the communication to the client should also be done by the merchant, since the checkout experience on the storefront itself is complete at this stage.</w:t>
       </w:r>
     </w:p>
     <w:p/>
@@ -5091,8 +5087,8 @@
       <w:pPr>
         <w:pStyle w:val="Ttulo3"/>
       </w:pPr>
-      <w:bookmarkStart w:id="16" w:name="_Hlk83804264"/>
-      <w:bookmarkStart w:id="17" w:name="_Toc211501347"/>
+      <w:bookmarkStart w:id="16" w:name="_Toc211501347"/>
+      <w:bookmarkStart w:id="17" w:name="_Hlk83804264"/>
       <w:r>
         <w:t>4.1.</w:t>
       </w:r>
@@ -5108,7 +5104,7 @@
       <w:r>
         <w:t>authorization</w:t>
       </w:r>
-      <w:bookmarkEnd w:id="17"/>
+      <w:bookmarkEnd w:id="16"/>
     </w:p>
     <w:p/>
     <w:p>
@@ -5147,7 +5143,7 @@
       <w:r>
         <w:t xml:space="preserve">Signifyd decisions are returned synchronously </w:t>
       </w:r>
-      <w:bookmarkEnd w:id="16"/>
+      <w:bookmarkEnd w:id="17"/>
       <w:r>
         <w:t xml:space="preserve">after the </w:t>
       </w:r>
@@ -5233,6 +5229,7 @@
           <w:b/>
           <w:bCs/>
         </w:rPr>
+        <w:lastRenderedPageBreak/>
         <w:t>Action 1.</w:t>
       </w:r>
       <w:r>
@@ -5279,7 +5276,7 @@
           <w:iCs/>
           <w:color w:val="00000A"/>
         </w:rPr>
-        <w:t xml:space="preserve">If Signifyd returns a declined/rejected response, the </w:t>
+        <w:t>If Signifyd returns a declined/rejected response, the authorization call will not happen, and the order will be failed.</w:t>
       </w:r>
       <w:r>
         <w:rPr>
@@ -5288,8 +5285,7 @@
           <w:iCs/>
           <w:color w:val="00000A"/>
         </w:rPr>
-        <w:lastRenderedPageBreak/>
-        <w:t>authorization call will not happen, and the order will be failed.</w:t>
+        <w:t xml:space="preserve"> The failed order will be in “failed” status in Business Manager, where the merchant can also check the Signifyd order attributes, like the score received and the reason it failed.</w:t>
       </w:r>
       <w:r>
         <w:rPr>
@@ -5298,7 +5294,7 @@
           <w:iCs/>
           <w:color w:val="00000A"/>
         </w:rPr>
-        <w:t xml:space="preserve"> The failed order will be in “failed” status in Business Manager, where the merchant can also check the Signifyd order attributes, like the score received and the reason it failed.</w:t>
+        <w:t xml:space="preserve"> The storefront will display a default error message </w:t>
       </w:r>
       <w:r>
         <w:rPr>
@@ -5307,7 +5303,7 @@
           <w:iCs/>
           <w:color w:val="00000A"/>
         </w:rPr>
-        <w:t xml:space="preserve"> The storefront will display a default error message </w:t>
+        <w:t>to</w:t>
       </w:r>
       <w:r>
         <w:rPr>
@@ -5316,7 +5312,7 @@
           <w:iCs/>
           <w:color w:val="00000A"/>
         </w:rPr>
-        <w:t>to</w:t>
+        <w:t xml:space="preserve"> the customer. If the merchant wants to customize this message, it can be changed directly in the code.</w:t>
       </w:r>
       <w:r>
         <w:rPr>
@@ -5325,7 +5321,7 @@
           <w:iCs/>
           <w:color w:val="00000A"/>
         </w:rPr>
-        <w:t xml:space="preserve"> the customer. If the merchant wants to customize this message, it can be changed directly in the code.</w:t>
+        <w:t xml:space="preserve"> If Signifyd returns an accept/approved response, Salesforce Commerce Cloud proceeds with the </w:t>
       </w:r>
       <w:r>
         <w:rPr>
@@ -5334,7 +5330,7 @@
           <w:iCs/>
           <w:color w:val="00000A"/>
         </w:rPr>
-        <w:t xml:space="preserve"> If Signifyd returns an accept/approved response, Salesforce Commerce Cloud proceeds with the </w:t>
+        <w:t>authorization</w:t>
       </w:r>
       <w:r>
         <w:rPr>
@@ -5343,15 +5339,6 @@
           <w:iCs/>
           <w:color w:val="00000A"/>
         </w:rPr>
-        <w:t>authorization</w:t>
-      </w:r>
-      <w:r>
-        <w:rPr>
-          <w:rFonts w:cs="Trebuchet MS"/>
-          <w:bCs/>
-          <w:iCs/>
-          <w:color w:val="00000A"/>
-        </w:rPr>
         <w:t xml:space="preserve"> process against the payment provider.</w:t>
       </w:r>
     </w:p>
@@ -5498,15 +5485,7 @@
         <w:t xml:space="preserve">When the passive mode is switched off, Signifyd decision will be updated </w:t>
       </w:r>
       <w:r>
-        <w:t xml:space="preserve">on the </w:t>
-      </w:r>
-      <w:proofErr w:type="gramStart"/>
-      <w:r>
-        <w:t>order</w:t>
-      </w:r>
-      <w:proofErr w:type="gramEnd"/>
-      <w:r>
-        <w:t xml:space="preserve"> and the order status will be impacted according to the accept/reject decisions.</w:t>
+        <w:t>on the order and the order status will be impacted according to the accept/reject decisions.</w:t>
       </w:r>
     </w:p>
     <w:p/>
@@ -5679,6 +5658,7 @@
         <w:rPr>
           <w:noProof/>
         </w:rPr>
+        <w:lastRenderedPageBreak/>
         <w:drawing>
           <wp:inline distT="0" distB="0" distL="0" distR="0" wp14:anchorId="7A1BE199" wp14:editId="3AE8E5FB">
             <wp:extent cx="2790525" cy="1936750"/>
@@ -5735,7 +5715,6 @@
       </w:pPr>
       <w:bookmarkStart w:id="22" w:name="_Toc211501351"/>
       <w:r>
-        <w:lastRenderedPageBreak/>
         <w:t>4.1.6 Re</w:t>
       </w:r>
       <w:r>
@@ -5896,7 +5875,11 @@
       </w:r>
       <w:proofErr w:type="spellEnd"/>
       <w:r>
-        <w:t xml:space="preserve"> and if set to true this indicates that the Salesforce Commerce Cloud order is held until the webhook listener is called and indicates that the order is approved. This is accomplished by marking </w:t>
+        <w:t xml:space="preserve"> and if set to true this indicates that the Salesforce Commerce Cloud order is held until the webhook listener is called and indicates that the order </w:t>
+      </w:r>
+      <w:r>
+        <w:lastRenderedPageBreak/>
+        <w:t xml:space="preserve">is approved. This is accomplished by marking </w:t>
       </w:r>
       <w:r>
         <w:t>the order</w:t>
@@ -6026,7 +6009,6 @@
     <w:p/>
     <w:p>
       <w:r>
-        <w:lastRenderedPageBreak/>
         <w:t xml:space="preserve">To use </w:t>
       </w:r>
       <w:proofErr w:type="spellStart"/>
@@ -6825,6 +6807,7 @@
                 <w:sz w:val="20"/>
                 <w:szCs w:val="20"/>
               </w:rPr>
+              <w:lastRenderedPageBreak/>
               <w:t xml:space="preserve">- In case the payment was captured prior to receiving </w:t>
             </w:r>
             <w:proofErr w:type="spellStart"/>
@@ -6868,6 +6851,7 @@
                 <w:sz w:val="20"/>
                 <w:szCs w:val="20"/>
               </w:rPr>
+              <w:lastRenderedPageBreak/>
               <w:t>N/A</w:t>
             </w:r>
           </w:p>
@@ -7005,19 +6989,19 @@
                 <w:sz w:val="20"/>
                 <w:szCs w:val="20"/>
               </w:rPr>
-              <w:t xml:space="preserve"> would need to resubmit </w:t>
-            </w:r>
-            <w:proofErr w:type="gramStart"/>
-            <w:r>
+              <w:t xml:space="preserve"> would need to resubmit order from the console and add additional details related to why this declined order is being resubmitted.</w:t>
+            </w:r>
+          </w:p>
+          <w:p>
+            <w:pPr>
+              <w:cnfStyle w:val="000000000000" w:firstRow="0" w:lastRow="0" w:firstColumn="0" w:lastColumn="0" w:oddVBand="0" w:evenVBand="0" w:oddHBand="0" w:evenHBand="0" w:firstRowFirstColumn="0" w:firstRowLastColumn="0" w:lastRowFirstColumn="0" w:lastRowLastColumn="0"/>
               <w:rPr>
                 <w:rFonts w:cstheme="minorHAnsi"/>
                 <w:color w:val="000000" w:themeColor="text1"/>
                 <w:sz w:val="20"/>
                 <w:szCs w:val="20"/>
               </w:rPr>
-              <w:t>order</w:t>
-            </w:r>
-            <w:proofErr w:type="gramEnd"/>
+            </w:pPr>
             <w:r>
               <w:rPr>
                 <w:rFonts w:cstheme="minorHAnsi"/>
@@ -7025,57 +7009,7 @@
                 <w:sz w:val="20"/>
                 <w:szCs w:val="20"/>
               </w:rPr>
-              <w:t xml:space="preserve"> from the console and add additional details related to why this </w:t>
-            </w:r>
-            <w:proofErr w:type="gramStart"/>
-            <w:r>
-              <w:rPr>
-                <w:rFonts w:cstheme="minorHAnsi"/>
-                <w:color w:val="000000" w:themeColor="text1"/>
-                <w:sz w:val="20"/>
-                <w:szCs w:val="20"/>
-              </w:rPr>
-              <w:t>declined</w:t>
-            </w:r>
-            <w:proofErr w:type="gramEnd"/>
-            <w:r>
-              <w:rPr>
-                <w:rFonts w:cstheme="minorHAnsi"/>
-                <w:color w:val="000000" w:themeColor="text1"/>
-                <w:sz w:val="20"/>
-                <w:szCs w:val="20"/>
-              </w:rPr>
-              <w:t xml:space="preserve"> order is being resubmitted.</w:t>
-            </w:r>
-          </w:p>
-          <w:p>
-            <w:pPr>
-              <w:cnfStyle w:val="000000000000" w:firstRow="0" w:lastRow="0" w:firstColumn="0" w:lastColumn="0" w:oddVBand="0" w:evenVBand="0" w:oddHBand="0" w:evenHBand="0" w:firstRowFirstColumn="0" w:firstRowLastColumn="0" w:lastRowFirstColumn="0" w:lastRowLastColumn="0"/>
-              <w:rPr>
-                <w:rFonts w:cstheme="minorHAnsi"/>
-                <w:color w:val="000000" w:themeColor="text1"/>
-                <w:sz w:val="20"/>
-                <w:szCs w:val="20"/>
-              </w:rPr>
-            </w:pPr>
-            <w:r>
-              <w:rPr>
-                <w:rFonts w:cstheme="minorHAnsi"/>
-                <w:color w:val="000000" w:themeColor="text1"/>
-                <w:sz w:val="20"/>
-                <w:szCs w:val="20"/>
-              </w:rPr>
-              <w:t xml:space="preserve">-  If Signifyd subsequently approves this order post resubmit, then order should be progressed to the OMS for </w:t>
-            </w:r>
-            <w:r>
-              <w:rPr>
-                <w:rFonts w:cstheme="minorHAnsi"/>
-                <w:color w:val="000000" w:themeColor="text1"/>
-                <w:sz w:val="20"/>
-                <w:szCs w:val="20"/>
-              </w:rPr>
-              <w:lastRenderedPageBreak/>
-              <w:t>fulfillment (this would happen automatically via webhooks)</w:t>
+              <w:t>-  If Signifyd subsequently approves this order post resubmit, then order should be progressed to the OMS for fulfillment (this would happen automatically via webhooks)</w:t>
             </w:r>
           </w:p>
           <w:p>
@@ -7208,7 +7142,6 @@
         <w:t>“</w:t>
       </w:r>
       <w:proofErr w:type="spellStart"/>
-      <w:proofErr w:type="gramStart"/>
       <w:r>
         <w:t>caseId</w:t>
       </w:r>
@@ -7217,11 +7150,7 @@
         <w:t>”</w:t>
       </w:r>
       <w:r>
-        <w:t>=</w:t>
-      </w:r>
-      <w:proofErr w:type="gramEnd"/>
-      <w:r>
-        <w:t xml:space="preserve"> </w:t>
+        <w:t xml:space="preserve">= </w:t>
       </w:r>
       <w:r>
         <w:t>“</w:t>
@@ -7322,39 +7251,7 @@
           <w:b/>
           <w:bCs/>
         </w:rPr>
-        <w:t xml:space="preserve">Merchant Tools </w:t>
-      </w:r>
-      <w:proofErr w:type="gramStart"/>
-      <w:r>
-        <w:rPr>
-          <w:b/>
-          <w:bCs/>
-        </w:rPr>
-        <w:t>&gt;  Ordering</w:t>
-      </w:r>
-      <w:proofErr w:type="gramEnd"/>
-      <w:r>
-        <w:rPr>
-          <w:b/>
-          <w:bCs/>
-        </w:rPr>
-        <w:t xml:space="preserve"> </w:t>
-      </w:r>
-      <w:proofErr w:type="gramStart"/>
-      <w:r>
-        <w:rPr>
-          <w:b/>
-          <w:bCs/>
-        </w:rPr>
-        <w:t>&gt;  Payment</w:t>
-      </w:r>
-      <w:proofErr w:type="gramEnd"/>
-      <w:r>
-        <w:rPr>
-          <w:b/>
-          <w:bCs/>
-        </w:rPr>
-        <w:t xml:space="preserve"> Methods</w:t>
+        <w:t>Merchant Tools &gt;  Ordering &gt;  Payment Methods</w:t>
       </w:r>
       <w:r>
         <w:t>.</w:t>
@@ -7539,17 +7436,7 @@
       </w:pPr>
       <w:bookmarkStart w:id="28" w:name="_Toc211501357"/>
       <w:r>
-        <w:lastRenderedPageBreak/>
-        <w:t>4.1.1</w:t>
-      </w:r>
-      <w:r>
-        <w:t>1</w:t>
-      </w:r>
-      <w:r>
-        <w:t xml:space="preserve"> </w:t>
-      </w:r>
-      <w:r>
-        <w:t>Order notes</w:t>
+        <w:t>4.1.11 Order notes</w:t>
       </w:r>
       <w:bookmarkEnd w:id="28"/>
     </w:p>
@@ -7773,21 +7660,7 @@
         <w:rPr>
           <w:rFonts w:cstheme="minorHAnsi"/>
         </w:rPr>
-        <w:t xml:space="preserve">anager </w:t>
-      </w:r>
-      <w:proofErr w:type="gramStart"/>
-      <w:r>
-        <w:rPr>
-          <w:rFonts w:cstheme="minorHAnsi"/>
-        </w:rPr>
-        <w:t>into</w:t>
-      </w:r>
-      <w:proofErr w:type="gramEnd"/>
-      <w:r>
-        <w:rPr>
-          <w:rFonts w:cstheme="minorHAnsi"/>
-        </w:rPr>
-        <w:t xml:space="preserve"> your site:</w:t>
+        <w:t>anager into your site:</w:t>
       </w:r>
       <w:r>
         <w:rPr>
@@ -7887,6 +7760,7 @@
           <w:sz w:val="24"/>
           <w:szCs w:val="24"/>
         </w:rPr>
+        <w:lastRenderedPageBreak/>
         <w:drawing>
           <wp:inline distT="0" distB="0" distL="0" distR="0" wp14:anchorId="66F81BE5" wp14:editId="3391D529">
             <wp:extent cx="5991225" cy="2781300"/>
@@ -7987,7 +7861,6 @@
           <w:sz w:val="24"/>
           <w:szCs w:val="24"/>
         </w:rPr>
-        <w:lastRenderedPageBreak/>
         <w:drawing>
           <wp:inline distT="0" distB="0" distL="0" distR="0" wp14:anchorId="463D53B3" wp14:editId="39C0C6C1">
             <wp:extent cx="4135522" cy="1067231"/>
@@ -8209,6 +8082,7 @@
           <w:sz w:val="24"/>
           <w:szCs w:val="24"/>
         </w:rPr>
+        <w:lastRenderedPageBreak/>
         <w:drawing>
           <wp:inline distT="0" distB="0" distL="0" distR="0" wp14:anchorId="6345FB73" wp14:editId="0ECC5F5E">
             <wp:extent cx="6188710" cy="1596390"/>
@@ -8300,7 +8174,6 @@
           <w:sz w:val="24"/>
           <w:szCs w:val="24"/>
         </w:rPr>
-        <w:lastRenderedPageBreak/>
         <w:drawing>
           <wp:inline distT="0" distB="0" distL="0" distR="0" wp14:anchorId="6A804093" wp14:editId="0B1B1492">
             <wp:extent cx="6188710" cy="1637030"/>
@@ -8493,6 +8366,7 @@
         <w:rPr>
           <w:rFonts w:cstheme="minorHAnsi"/>
         </w:rPr>
+        <w:lastRenderedPageBreak/>
         <w:t xml:space="preserve">In Business Manager go to Administration-&gt;Operations-&gt;Import Export and select ‘upload’ then browse to the </w:t>
       </w:r>
       <w:r>
@@ -8538,7 +8412,6 @@
           <w:sz w:val="24"/>
           <w:szCs w:val="24"/>
         </w:rPr>
-        <w:lastRenderedPageBreak/>
         <w:drawing>
           <wp:inline distT="0" distB="0" distL="0" distR="0" wp14:anchorId="6613D0E5" wp14:editId="09F633E3">
             <wp:extent cx="3886200" cy="3495675"/>
@@ -8761,6 +8634,7 @@
         <w:rPr>
           <w:rFonts w:cstheme="minorHAnsi"/>
         </w:rPr>
+        <w:lastRenderedPageBreak/>
         <w:t>In Business Manager</w:t>
       </w:r>
       <w:r>
@@ -8809,7 +8683,6 @@
           <w:sz w:val="24"/>
           <w:szCs w:val="24"/>
         </w:rPr>
-        <w:lastRenderedPageBreak/>
         <w:drawing>
           <wp:inline distT="0" distB="0" distL="0" distR="0" wp14:anchorId="6D6F8005" wp14:editId="22A519FB">
             <wp:extent cx="3886200" cy="3495675"/>
@@ -9110,6 +8983,7 @@
       </w:pPr>
       <w:bookmarkStart w:id="35" w:name="_Toc211501364"/>
       <w:r>
+        <w:lastRenderedPageBreak/>
         <w:t xml:space="preserve">5.2.1 </w:t>
       </w:r>
       <w:r>
@@ -9152,7 +9026,6 @@
           <w:bCs/>
           <w:color w:val="00000A"/>
         </w:rPr>
-        <w:lastRenderedPageBreak/>
         <w:t xml:space="preserve">Script: </w:t>
       </w:r>
       <w:r>
@@ -9225,7 +9098,6 @@
         <w:t xml:space="preserve">Function </w:t>
       </w:r>
       <w:proofErr w:type="spellStart"/>
-      <w:proofErr w:type="gramStart"/>
       <w:r>
         <w:rPr>
           <w:rFonts w:cstheme="minorHAnsi"/>
@@ -9243,17 +9115,7 @@
           <w:bCs/>
           <w:color w:val="00000A"/>
         </w:rPr>
-        <w:t>(</w:t>
-      </w:r>
-      <w:proofErr w:type="gramEnd"/>
-      <w:r>
-        <w:rPr>
-          <w:rFonts w:cstheme="minorHAnsi"/>
-          <w:b/>
-          <w:bCs/>
-          <w:color w:val="00000A"/>
-        </w:rPr>
-        <w:t>)</w:t>
+        <w:t>()</w:t>
       </w:r>
       <w:r>
         <w:rPr>
@@ -9453,7 +9315,6 @@
         <w:t xml:space="preserve">, then the order export status will be set to Ready For Export as in the default </w:t>
       </w:r>
       <w:proofErr w:type="spellStart"/>
-      <w:proofErr w:type="gramStart"/>
       <w:r>
         <w:rPr>
           <w:rFonts w:cstheme="minorHAnsi"/>
@@ -9471,17 +9332,7 @@
           <w:bCs/>
           <w:color w:val="00000A"/>
         </w:rPr>
-        <w:t>(</w:t>
-      </w:r>
-      <w:proofErr w:type="gramEnd"/>
-      <w:r>
-        <w:rPr>
-          <w:rFonts w:cstheme="minorHAnsi"/>
-          <w:b/>
-          <w:bCs/>
-          <w:color w:val="00000A"/>
-        </w:rPr>
-        <w:t xml:space="preserve">) </w:t>
+        <w:t xml:space="preserve">() </w:t>
       </w:r>
       <w:r>
         <w:rPr>
@@ -9630,7 +9481,6 @@
         <w:t xml:space="preserve">contains code to override the SFRA default function </w:t>
       </w:r>
       <w:proofErr w:type="spellStart"/>
-      <w:proofErr w:type="gramStart"/>
       <w:r>
         <w:rPr>
           <w:rFonts w:cstheme="minorHAnsi"/>
@@ -9648,17 +9498,7 @@
           <w:bCs/>
           <w:color w:val="00000A"/>
         </w:rPr>
-        <w:t>(</w:t>
-      </w:r>
-      <w:proofErr w:type="gramEnd"/>
-      <w:r>
-        <w:rPr>
-          <w:rFonts w:cstheme="minorHAnsi"/>
-          <w:b/>
-          <w:bCs/>
-          <w:color w:val="00000A"/>
-        </w:rPr>
-        <w:t>)</w:t>
+        <w:t>()</w:t>
       </w:r>
       <w:r>
         <w:rPr>
@@ -9740,19 +9580,8 @@
           <w:bCs/>
           <w:color w:val="00000A"/>
         </w:rPr>
-        <w:t>{merchant_customized_</w:t>
-      </w:r>
-      <w:proofErr w:type="gramStart"/>
-      <w:r>
-        <w:rPr>
-          <w:rFonts w:cstheme="minorHAnsi"/>
-          <w:b/>
-          <w:bCs/>
-          <w:color w:val="00000A"/>
-        </w:rPr>
-        <w:t>cartridge}/cartridge/scripts/checkout/checkoutHelpers.js</w:t>
-      </w:r>
-      <w:proofErr w:type="gramEnd"/>
+        <w:t>{merchant_customized_cartridge}/cartridge/scripts/checkout/checkoutHelpers.js</w:t>
+      </w:r>
     </w:p>
     <w:p>
       <w:pPr>
@@ -10020,6 +9849,7 @@
           <w:rFonts w:eastAsia="Times New Roman" w:cstheme="minorHAnsi"/>
           <w:color w:val="4F81BD" w:themeColor="accent1"/>
         </w:rPr>
+        <w:lastRenderedPageBreak/>
         <w:t>var Signifyd = require('int_signifyd/cartridge/scripts/service/</w:t>
       </w:r>
       <w:proofErr w:type="spellStart"/>
@@ -10082,17 +9912,8 @@
           <w:rFonts w:eastAsia="Times New Roman" w:cstheme="minorHAnsi"/>
           <w:color w:val="4F81BD" w:themeColor="accent1"/>
         </w:rPr>
-        <w:t>(</w:t>
-      </w:r>
-      <w:proofErr w:type="gramStart"/>
-      <w:r>
-        <w:rPr>
-          <w:rFonts w:eastAsia="Times New Roman" w:cstheme="minorHAnsi"/>
-          <w:color w:val="4F81BD" w:themeColor="accent1"/>
-        </w:rPr>
-        <w:t>);</w:t>
-      </w:r>
-      <w:proofErr w:type="gramEnd"/>
+        <w:t>();</w:t>
+      </w:r>
     </w:p>
     <w:p>
       <w:pPr>
@@ -10109,7 +9930,6 @@
         <w:rPr>
           <w:rFonts w:cstheme="minorHAnsi"/>
         </w:rPr>
-        <w:lastRenderedPageBreak/>
         <w:t>Add those two rows near the end of the same function method:</w:t>
       </w:r>
     </w:p>
@@ -10163,7 +9983,6 @@
         <w:t>orderSessionID</w:t>
       </w:r>
       <w:proofErr w:type="spellEnd"/>
-      <w:proofErr w:type="gramStart"/>
       <w:r>
         <w:rPr>
           <w:rFonts w:eastAsia="Times New Roman" w:cstheme="minorHAnsi"/>
@@ -10171,7 +9990,6 @@
         </w:rPr>
         <w:t>);</w:t>
       </w:r>
-      <w:proofErr w:type="gramEnd"/>
     </w:p>
     <w:p>
       <w:pPr>
@@ -10207,7 +10025,6 @@
         <w:t>placeOrderResult.Order</w:t>
       </w:r>
       <w:proofErr w:type="spellEnd"/>
-      <w:proofErr w:type="gramStart"/>
       <w:r>
         <w:rPr>
           <w:rFonts w:eastAsia="Times New Roman" w:cstheme="minorHAnsi"/>
@@ -10215,7 +10032,6 @@
         </w:rPr>
         <w:t>);</w:t>
       </w:r>
-      <w:proofErr w:type="gramEnd"/>
     </w:p>
     <w:p>
       <w:pPr>
@@ -10335,34 +10151,14 @@
         </w:rPr>
         <w:br/>
       </w:r>
-      <w:proofErr w:type="gramStart"/>
       <w:r>
         <w:rPr>
           <w:rFonts w:cstheme="minorHAnsi"/>
           <w:b/>
           <w:color w:val="4F81BD" w:themeColor="accent1"/>
         </w:rPr>
-        <w:t>….&lt;</w:t>
-      </w:r>
-      <w:proofErr w:type="gramEnd"/>
-      <w:r>
-        <w:rPr>
-          <w:rFonts w:cstheme="minorHAnsi"/>
-          <w:b/>
-          <w:color w:val="4F81BD" w:themeColor="accent1"/>
-        </w:rPr>
-        <w:t>Insert code here&gt;</w:t>
-      </w:r>
-      <w:proofErr w:type="gramStart"/>
-      <w:r>
-        <w:rPr>
-          <w:rFonts w:cstheme="minorHAnsi"/>
-          <w:b/>
-          <w:color w:val="4F81BD" w:themeColor="accent1"/>
-        </w:rPr>
-        <w:t>…..</w:t>
-      </w:r>
-      <w:proofErr w:type="gramEnd"/>
+        <w:t>….&lt;Insert code here&gt;…..</w:t>
+      </w:r>
       <w:r>
         <w:rPr>
           <w:rFonts w:cstheme="minorHAnsi"/>
@@ -10640,39 +10436,7 @@
           <w:rFonts w:cstheme="minorHAnsi"/>
           <w:color w:val="4F81BD" w:themeColor="accent1"/>
         </w:rPr>
-        <w:t xml:space="preserve"> condition="${</w:t>
-      </w:r>
-      <w:proofErr w:type="gramStart"/>
-      <w:r>
-        <w:rPr>
-          <w:rFonts w:cstheme="minorHAnsi"/>
-          <w:color w:val="4F81BD" w:themeColor="accent1"/>
-        </w:rPr>
-        <w:t>dw.system</w:t>
-      </w:r>
-      <w:proofErr w:type="gramEnd"/>
-      <w:r>
-        <w:rPr>
-          <w:rFonts w:cstheme="minorHAnsi"/>
-          <w:color w:val="4F81BD" w:themeColor="accent1"/>
-        </w:rPr>
-        <w:t>.Site.getCurrent(</w:t>
-      </w:r>
-      <w:proofErr w:type="gramStart"/>
-      <w:r>
-        <w:rPr>
-          <w:rFonts w:cstheme="minorHAnsi"/>
-          <w:color w:val="4F81BD" w:themeColor="accent1"/>
-        </w:rPr>
-        <w:t>).getCustomPreferenceValue</w:t>
-      </w:r>
-      <w:proofErr w:type="gramEnd"/>
-      <w:r>
-        <w:rPr>
-          <w:rFonts w:cstheme="minorHAnsi"/>
-          <w:color w:val="4F81BD" w:themeColor="accent1"/>
-        </w:rPr>
-        <w:t>('SignifydEnableCartridge')}"&gt;</w:t>
+        <w:t xml:space="preserve"> condition="${dw.system.Site.getCurrent().getCustomPreferenceValue('SignifydEnableCartridge')}"&gt;</w:t>
       </w:r>
       <w:r>
         <w:rPr>
@@ -10749,6 +10513,7 @@
         <w:rPr>
           <w:rFonts w:cstheme="minorHAnsi"/>
         </w:rPr>
+        <w:lastRenderedPageBreak/>
         <w:t>The result should look like the following:</w:t>
       </w:r>
     </w:p>
@@ -10763,7 +10528,6 @@
           <w:rFonts w:cstheme="minorHAnsi"/>
           <w:noProof/>
         </w:rPr>
-        <w:lastRenderedPageBreak/>
         <w:drawing>
           <wp:inline distT="0" distB="0" distL="0" distR="0" wp14:anchorId="34456EF4" wp14:editId="43FBEBC4">
             <wp:extent cx="6181725" cy="1457325"/>
@@ -11345,7 +11109,6 @@
         <w:t xml:space="preserve"> for valid response codes. AVS and CVV values should be updated by the merchant for </w:t>
       </w:r>
       <w:proofErr w:type="spellStart"/>
-      <w:proofErr w:type="gramStart"/>
       <w:r>
         <w:rPr>
           <w:rFonts w:cstheme="minorHAnsi"/>
@@ -11359,56 +11122,23 @@
           <w:rFonts w:cstheme="minorHAnsi"/>
           <w:color w:val="00000A"/>
         </w:rPr>
-        <w:t>(</w:t>
-      </w:r>
-      <w:proofErr w:type="gramEnd"/>
+        <w:t xml:space="preserve">() (in case of Pre-auth enabled) and </w:t>
+      </w:r>
+      <w:proofErr w:type="spellStart"/>
       <w:r>
         <w:rPr>
           <w:rFonts w:cstheme="minorHAnsi"/>
           <w:color w:val="00000A"/>
         </w:rPr>
-        <w:t xml:space="preserve">) (in </w:t>
-      </w:r>
-      <w:proofErr w:type="gramStart"/>
+        <w:t>getParams</w:t>
+      </w:r>
+      <w:proofErr w:type="spellEnd"/>
       <w:r>
         <w:rPr>
           <w:rFonts w:cstheme="minorHAnsi"/>
           <w:color w:val="00000A"/>
         </w:rPr>
-        <w:t>case of</w:t>
-      </w:r>
-      <w:proofErr w:type="gramEnd"/>
-      <w:r>
-        <w:rPr>
-          <w:rFonts w:cstheme="minorHAnsi"/>
-          <w:color w:val="00000A"/>
-        </w:rPr>
-        <w:t xml:space="preserve"> Pre-auth enabled) and </w:t>
-      </w:r>
-      <w:proofErr w:type="spellStart"/>
-      <w:proofErr w:type="gramStart"/>
-      <w:r>
-        <w:rPr>
-          <w:rFonts w:cstheme="minorHAnsi"/>
-          <w:color w:val="00000A"/>
-        </w:rPr>
-        <w:t>getParams</w:t>
-      </w:r>
-      <w:proofErr w:type="spellEnd"/>
-      <w:r>
-        <w:rPr>
-          <w:rFonts w:cstheme="minorHAnsi"/>
-          <w:color w:val="00000A"/>
-        </w:rPr>
-        <w:t>(</w:t>
-      </w:r>
-      <w:proofErr w:type="gramEnd"/>
-      <w:r>
-        <w:rPr>
-          <w:rFonts w:cstheme="minorHAnsi"/>
-          <w:color w:val="00000A"/>
-        </w:rPr>
-        <w:t>) (in case Post-auth enabled) functions on signifyd.js file.</w:t>
+        <w:t>() (in case Post-auth enabled) functions on signifyd.js file.</w:t>
       </w:r>
     </w:p>
     <w:p>
@@ -11440,7 +11170,6 @@
         </w:rPr>
       </w:pPr>
       <w:proofErr w:type="spellStart"/>
-      <w:proofErr w:type="gramStart"/>
       <w:r>
         <w:rPr>
           <w:rFonts w:cstheme="minorHAnsi"/>
@@ -11458,17 +11187,7 @@
           <w:bCs/>
           <w:color w:val="00000A"/>
         </w:rPr>
-        <w:t>(</w:t>
-      </w:r>
-      <w:proofErr w:type="gramEnd"/>
-      <w:r>
-        <w:rPr>
-          <w:rFonts w:cstheme="minorHAnsi"/>
-          <w:b/>
-          <w:bCs/>
-          <w:color w:val="00000A"/>
-        </w:rPr>
-        <w:t>)</w:t>
+        <w:t>()</w:t>
       </w:r>
     </w:p>
     <w:p>
@@ -11560,7 +11279,6 @@
         </w:rPr>
       </w:pPr>
       <w:proofErr w:type="spellStart"/>
-      <w:proofErr w:type="gramStart"/>
       <w:r>
         <w:rPr>
           <w:rFonts w:cstheme="minorHAnsi"/>
@@ -11579,17 +11297,7 @@
           <w:bCs/>
           <w:color w:val="00000A"/>
         </w:rPr>
-        <w:t>(</w:t>
-      </w:r>
-      <w:proofErr w:type="gramEnd"/>
-      <w:r>
-        <w:rPr>
-          <w:rFonts w:cstheme="minorHAnsi"/>
-          <w:b/>
-          <w:bCs/>
-          <w:color w:val="00000A"/>
-        </w:rPr>
-        <w:t>)</w:t>
+        <w:t>()</w:t>
       </w:r>
     </w:p>
     <w:p>
@@ -11738,7 +11446,6 @@
         <w:t xml:space="preserve">Order channel information should be updated by the merchant in the </w:t>
       </w:r>
       <w:proofErr w:type="spellStart"/>
-      <w:proofErr w:type="gramStart"/>
       <w:r>
         <w:rPr>
           <w:rFonts w:cstheme="minorHAnsi"/>
@@ -11756,17 +11463,7 @@
           <w:bCs/>
           <w:color w:val="00000A"/>
         </w:rPr>
-        <w:t>(</w:t>
-      </w:r>
-      <w:proofErr w:type="gramEnd"/>
-      <w:r>
-        <w:rPr>
-          <w:rFonts w:cstheme="minorHAnsi"/>
-          <w:b/>
-          <w:bCs/>
-          <w:color w:val="00000A"/>
-        </w:rPr>
-        <w:t>)</w:t>
+        <w:t>()</w:t>
       </w:r>
       <w:r>
         <w:rPr>
@@ -12233,15 +11930,7 @@
     <w:p/>
     <w:p>
       <w:r>
-        <w:t xml:space="preserve">If the merchant is selling digital items, </w:t>
-      </w:r>
-      <w:proofErr w:type="gramStart"/>
-      <w:r>
-        <w:t>the</w:t>
-      </w:r>
-      <w:proofErr w:type="gramEnd"/>
-      <w:r>
-        <w:t xml:space="preserve"> </w:t>
+        <w:t xml:space="preserve">If the merchant is selling digital items, the </w:t>
       </w:r>
       <w:r>
         <w:rPr>
@@ -12256,11 +11945,9 @@
       <w:r>
         <w:t xml:space="preserve">inside the </w:t>
       </w:r>
-      <w:proofErr w:type="gramStart"/>
       <w:r>
         <w:t>purchase.products</w:t>
       </w:r>
-      <w:proofErr w:type="gramEnd"/>
       <w:r>
         <w:t xml:space="preserve"> object should be updated to true. By default, the value is </w:t>
       </w:r>
@@ -12636,7 +12323,6 @@
         </w:rPr>
         <w:t xml:space="preserve">unless the merchant needs </w:t>
       </w:r>
-      <w:proofErr w:type="gramStart"/>
       <w:r>
         <w:rPr>
           <w:rFonts w:cs="Trebuchet MS"/>
@@ -12657,7 +12343,6 @@
         <w:t>Signifyd's</w:t>
       </w:r>
       <w:proofErr w:type="spellEnd"/>
-      <w:proofErr w:type="gramEnd"/>
       <w:r>
         <w:rPr>
           <w:rFonts w:cs="Trebuchet MS"/>
@@ -12984,7 +12669,6 @@
         </w:rPr>
       </w:pPr>
       <w:proofErr w:type="spellStart"/>
-      <w:proofErr w:type="gramStart"/>
       <w:r>
         <w:rPr>
           <w:rFonts w:cs="Trebuchet MS"/>
@@ -12993,7 +12677,6 @@
         <w:t>SignifydSale</w:t>
       </w:r>
       <w:proofErr w:type="spellEnd"/>
-      <w:proofErr w:type="gramEnd"/>
       <w:r>
         <w:rPr>
           <w:rFonts w:cs="Trebuchet MS"/>
@@ -13796,15 +13479,7 @@
       </w:r>
       <w:proofErr w:type="spellEnd"/>
       <w:r>
-        <w:t xml:space="preserve"> are saved on the </w:t>
-      </w:r>
-      <w:proofErr w:type="gramStart"/>
-      <w:r>
-        <w:t>order</w:t>
-      </w:r>
-      <w:proofErr w:type="gramEnd"/>
-      <w:r>
-        <w:t xml:space="preserve"> and the order proceeds to authorization.</w:t>
+        <w:t xml:space="preserve"> are saved on the order and the order proceeds to authorization.</w:t>
       </w:r>
     </w:p>
     <w:p>
@@ -15142,21 +14817,7 @@
         <w:rPr>
           <w:rFonts w:cstheme="minorHAnsi"/>
         </w:rPr>
-        <w:t xml:space="preserve"> file on the </w:t>
-      </w:r>
-      <w:proofErr w:type="gramStart"/>
-      <w:r>
-        <w:rPr>
-          <w:rFonts w:cstheme="minorHAnsi"/>
-        </w:rPr>
-        <w:t>navigate</w:t>
-      </w:r>
-      <w:proofErr w:type="gramEnd"/>
-      <w:r>
-        <w:rPr>
-          <w:rFonts w:cstheme="minorHAnsi"/>
-        </w:rPr>
-        <w:t xml:space="preserve"> to the folder above the cartridges</w:t>
+        <w:t xml:space="preserve"> file on the navigate to the folder above the cartridges</w:t>
       </w:r>
     </w:p>
     <w:p>
@@ -15188,49 +14849,131 @@
           <w:rFonts w:asciiTheme="minorHAnsi" w:hAnsiTheme="minorHAnsi" w:cstheme="minorHAnsi"/>
           <w:color w:val="9876AA"/>
         </w:rPr>
-        <w:t>"hostname</w:t>
-      </w:r>
-      <w:proofErr w:type="gramStart"/>
+        <w:t xml:space="preserve">"hostname"  </w:t>
+      </w:r>
+      <w:r>
+        <w:rPr>
+          <w:rFonts w:asciiTheme="minorHAnsi" w:hAnsiTheme="minorHAnsi" w:cstheme="minorHAnsi"/>
+          <w:color w:val="CC7832"/>
+        </w:rPr>
+        <w:t xml:space="preserve">: </w:t>
+      </w:r>
+      <w:r>
+        <w:rPr>
+          <w:rFonts w:asciiTheme="minorHAnsi" w:hAnsiTheme="minorHAnsi" w:cstheme="minorHAnsi"/>
+        </w:rPr>
+        <w:t>"somesb.demandware.net"</w:t>
+      </w:r>
+      <w:r>
+        <w:rPr>
+          <w:rFonts w:asciiTheme="minorHAnsi" w:hAnsiTheme="minorHAnsi" w:cstheme="minorHAnsi"/>
+          <w:color w:val="CC7832"/>
+        </w:rPr>
+        <w:t>,</w:t>
+      </w:r>
+      <w:r>
+        <w:rPr>
+          <w:rFonts w:asciiTheme="minorHAnsi" w:hAnsiTheme="minorHAnsi" w:cstheme="minorHAnsi"/>
+          <w:color w:val="CC7832"/>
+        </w:rPr>
+        <w:br/>
+        <w:t xml:space="preserve">    </w:t>
+      </w:r>
       <w:r>
         <w:rPr>
           <w:rFonts w:asciiTheme="minorHAnsi" w:hAnsiTheme="minorHAnsi" w:cstheme="minorHAnsi"/>
           <w:color w:val="9876AA"/>
         </w:rPr>
-        <w:t xml:space="preserve">"  </w:t>
+        <w:t xml:space="preserve">"username"  </w:t>
       </w:r>
       <w:r>
         <w:rPr>
           <w:rFonts w:asciiTheme="minorHAnsi" w:hAnsiTheme="minorHAnsi" w:cstheme="minorHAnsi"/>
           <w:color w:val="CC7832"/>
         </w:rPr>
-        <w:t>:</w:t>
-      </w:r>
-      <w:proofErr w:type="gramEnd"/>
+        <w:t xml:space="preserve">: </w:t>
+      </w:r>
+      <w:r>
+        <w:rPr>
+          <w:rFonts w:asciiTheme="minorHAnsi" w:hAnsiTheme="minorHAnsi" w:cstheme="minorHAnsi"/>
+        </w:rPr>
+        <w:t>"</w:t>
+      </w:r>
+      <w:proofErr w:type="spellStart"/>
+      <w:r>
+        <w:rPr>
+          <w:rFonts w:asciiTheme="minorHAnsi" w:hAnsiTheme="minorHAnsi" w:cstheme="minorHAnsi"/>
+        </w:rPr>
+        <w:t>someUser</w:t>
+      </w:r>
+      <w:proofErr w:type="spellEnd"/>
+      <w:r>
+        <w:rPr>
+          <w:rFonts w:asciiTheme="minorHAnsi" w:hAnsiTheme="minorHAnsi" w:cstheme="minorHAnsi"/>
+        </w:rPr>
+        <w:t>"</w:t>
+      </w:r>
       <w:r>
         <w:rPr>
           <w:rFonts w:asciiTheme="minorHAnsi" w:hAnsiTheme="minorHAnsi" w:cstheme="minorHAnsi"/>
           <w:color w:val="CC7832"/>
         </w:rPr>
-        <w:t xml:space="preserve"> </w:t>
-      </w:r>
-      <w:r>
-        <w:rPr>
-          <w:rFonts w:asciiTheme="minorHAnsi" w:hAnsiTheme="minorHAnsi" w:cstheme="minorHAnsi"/>
-        </w:rPr>
-        <w:t>"somesb.demandware.net"</w:t>
+        <w:t>,</w:t>
       </w:r>
       <w:r>
         <w:rPr>
           <w:rFonts w:asciiTheme="minorHAnsi" w:hAnsiTheme="minorHAnsi" w:cstheme="minorHAnsi"/>
           <w:color w:val="CC7832"/>
         </w:rPr>
-        <w:t>,</w:t>
+        <w:br/>
+        <w:t xml:space="preserve">    </w:t>
+      </w:r>
+      <w:r>
+        <w:rPr>
+          <w:rFonts w:asciiTheme="minorHAnsi" w:hAnsiTheme="minorHAnsi" w:cstheme="minorHAnsi"/>
+          <w:color w:val="9876AA"/>
+        </w:rPr>
+        <w:t xml:space="preserve">"password"  </w:t>
       </w:r>
       <w:r>
         <w:rPr>
           <w:rFonts w:asciiTheme="minorHAnsi" w:hAnsiTheme="minorHAnsi" w:cstheme="minorHAnsi"/>
           <w:color w:val="CC7832"/>
         </w:rPr>
+        <w:t xml:space="preserve">: </w:t>
+      </w:r>
+      <w:r>
+        <w:rPr>
+          <w:rFonts w:asciiTheme="minorHAnsi" w:hAnsiTheme="minorHAnsi" w:cstheme="minorHAnsi"/>
+        </w:rPr>
+        <w:t>"</w:t>
+      </w:r>
+      <w:proofErr w:type="spellStart"/>
+      <w:r>
+        <w:rPr>
+          <w:rFonts w:asciiTheme="minorHAnsi" w:hAnsiTheme="minorHAnsi" w:cstheme="minorHAnsi"/>
+        </w:rPr>
+        <w:t>somePassoword</w:t>
+      </w:r>
+      <w:proofErr w:type="spellEnd"/>
+      <w:r>
+        <w:rPr>
+          <w:rFonts w:asciiTheme="minorHAnsi" w:hAnsiTheme="minorHAnsi" w:cstheme="minorHAnsi"/>
+        </w:rPr>
+        <w:t>"</w:t>
+      </w:r>
+      <w:r>
+        <w:rPr>
+          <w:rFonts w:asciiTheme="minorHAnsi" w:hAnsiTheme="minorHAnsi" w:cstheme="minorHAnsi"/>
+          <w:color w:val="CC7832"/>
+        </w:rPr>
+        <w:t>,</w:t>
+      </w:r>
+      <w:r>
+        <w:rPr>
+          <w:rFonts w:asciiTheme="minorHAnsi" w:hAnsiTheme="minorHAnsi" w:cstheme="minorHAnsi"/>
+          <w:color w:val="CC7832"/>
+        </w:rPr>
         <w:br/>
         <w:t xml:space="preserve">    </w:t>
       </w:r>
@@ -15239,160 +14982,14 @@
           <w:rFonts w:asciiTheme="minorHAnsi" w:hAnsiTheme="minorHAnsi" w:cstheme="minorHAnsi"/>
           <w:color w:val="9876AA"/>
         </w:rPr>
-        <w:t>"username</w:t>
-      </w:r>
-      <w:proofErr w:type="gramStart"/>
-      <w:r>
-        <w:rPr>
-          <w:rFonts w:asciiTheme="minorHAnsi" w:hAnsiTheme="minorHAnsi" w:cstheme="minorHAnsi"/>
-          <w:color w:val="9876AA"/>
-        </w:rPr>
-        <w:t xml:space="preserve">"  </w:t>
+        <w:t xml:space="preserve">"version"   </w:t>
       </w:r>
       <w:r>
         <w:rPr>
           <w:rFonts w:asciiTheme="minorHAnsi" w:hAnsiTheme="minorHAnsi" w:cstheme="minorHAnsi"/>
           <w:color w:val="CC7832"/>
         </w:rPr>
-        <w:t>:</w:t>
-      </w:r>
-      <w:proofErr w:type="gramEnd"/>
-      <w:r>
-        <w:rPr>
-          <w:rFonts w:asciiTheme="minorHAnsi" w:hAnsiTheme="minorHAnsi" w:cstheme="minorHAnsi"/>
-          <w:color w:val="CC7832"/>
-        </w:rPr>
-        <w:t xml:space="preserve"> </w:t>
-      </w:r>
-      <w:r>
-        <w:rPr>
-          <w:rFonts w:asciiTheme="minorHAnsi" w:hAnsiTheme="minorHAnsi" w:cstheme="minorHAnsi"/>
-        </w:rPr>
-        <w:t>"</w:t>
-      </w:r>
-      <w:proofErr w:type="spellStart"/>
-      <w:r>
-        <w:rPr>
-          <w:rFonts w:asciiTheme="minorHAnsi" w:hAnsiTheme="minorHAnsi" w:cstheme="minorHAnsi"/>
-        </w:rPr>
-        <w:t>someUser</w:t>
-      </w:r>
-      <w:proofErr w:type="spellEnd"/>
-      <w:r>
-        <w:rPr>
-          <w:rFonts w:asciiTheme="minorHAnsi" w:hAnsiTheme="minorHAnsi" w:cstheme="minorHAnsi"/>
-        </w:rPr>
-        <w:t>"</w:t>
-      </w:r>
-      <w:r>
-        <w:rPr>
-          <w:rFonts w:asciiTheme="minorHAnsi" w:hAnsiTheme="minorHAnsi" w:cstheme="minorHAnsi"/>
-          <w:color w:val="CC7832"/>
-        </w:rPr>
-        <w:t>,</w:t>
-      </w:r>
-      <w:r>
-        <w:rPr>
-          <w:rFonts w:asciiTheme="minorHAnsi" w:hAnsiTheme="minorHAnsi" w:cstheme="minorHAnsi"/>
-          <w:color w:val="CC7832"/>
-        </w:rPr>
-        <w:br/>
-        <w:t xml:space="preserve">    </w:t>
-      </w:r>
-      <w:r>
-        <w:rPr>
-          <w:rFonts w:asciiTheme="minorHAnsi" w:hAnsiTheme="minorHAnsi" w:cstheme="minorHAnsi"/>
-          <w:color w:val="9876AA"/>
-        </w:rPr>
-        <w:t>"password</w:t>
-      </w:r>
-      <w:proofErr w:type="gramStart"/>
-      <w:r>
-        <w:rPr>
-          <w:rFonts w:asciiTheme="minorHAnsi" w:hAnsiTheme="minorHAnsi" w:cstheme="minorHAnsi"/>
-          <w:color w:val="9876AA"/>
-        </w:rPr>
-        <w:t xml:space="preserve">"  </w:t>
-      </w:r>
-      <w:r>
-        <w:rPr>
-          <w:rFonts w:asciiTheme="minorHAnsi" w:hAnsiTheme="minorHAnsi" w:cstheme="minorHAnsi"/>
-          <w:color w:val="CC7832"/>
-        </w:rPr>
-        <w:t>:</w:t>
-      </w:r>
-      <w:proofErr w:type="gramEnd"/>
-      <w:r>
-        <w:rPr>
-          <w:rFonts w:asciiTheme="minorHAnsi" w:hAnsiTheme="minorHAnsi" w:cstheme="minorHAnsi"/>
-          <w:color w:val="CC7832"/>
-        </w:rPr>
-        <w:t xml:space="preserve"> </w:t>
-      </w:r>
-      <w:r>
-        <w:rPr>
-          <w:rFonts w:asciiTheme="minorHAnsi" w:hAnsiTheme="minorHAnsi" w:cstheme="minorHAnsi"/>
-        </w:rPr>
-        <w:t>"</w:t>
-      </w:r>
-      <w:proofErr w:type="spellStart"/>
-      <w:r>
-        <w:rPr>
-          <w:rFonts w:asciiTheme="minorHAnsi" w:hAnsiTheme="minorHAnsi" w:cstheme="minorHAnsi"/>
-        </w:rPr>
-        <w:t>somePassoword</w:t>
-      </w:r>
-      <w:proofErr w:type="spellEnd"/>
-      <w:r>
-        <w:rPr>
-          <w:rFonts w:asciiTheme="minorHAnsi" w:hAnsiTheme="minorHAnsi" w:cstheme="minorHAnsi"/>
-        </w:rPr>
-        <w:t>"</w:t>
-      </w:r>
-      <w:r>
-        <w:rPr>
-          <w:rFonts w:asciiTheme="minorHAnsi" w:hAnsiTheme="minorHAnsi" w:cstheme="minorHAnsi"/>
-          <w:color w:val="CC7832"/>
-        </w:rPr>
-        <w:t>,</w:t>
-      </w:r>
-      <w:r>
-        <w:rPr>
-          <w:rFonts w:asciiTheme="minorHAnsi" w:hAnsiTheme="minorHAnsi" w:cstheme="minorHAnsi"/>
-          <w:color w:val="CC7832"/>
-        </w:rPr>
-        <w:br/>
-        <w:t xml:space="preserve">    </w:t>
-      </w:r>
-      <w:r>
-        <w:rPr>
-          <w:rFonts w:asciiTheme="minorHAnsi" w:hAnsiTheme="minorHAnsi" w:cstheme="minorHAnsi"/>
-          <w:color w:val="9876AA"/>
-        </w:rPr>
-        <w:t xml:space="preserve">"version" </w:t>
-      </w:r>
-      <w:proofErr w:type="gramStart"/>
-      <w:r>
-        <w:rPr>
-          <w:rFonts w:asciiTheme="minorHAnsi" w:hAnsiTheme="minorHAnsi" w:cstheme="minorHAnsi"/>
-          <w:color w:val="9876AA"/>
-        </w:rPr>
-        <w:t xml:space="preserve">  </w:t>
-      </w:r>
-      <w:r>
-        <w:rPr>
-          <w:rFonts w:asciiTheme="minorHAnsi" w:hAnsiTheme="minorHAnsi" w:cstheme="minorHAnsi"/>
-          <w:color w:val="CC7832"/>
-        </w:rPr>
-        <w:t>:</w:t>
-      </w:r>
-      <w:proofErr w:type="gramEnd"/>
-      <w:r>
-        <w:rPr>
-          <w:rFonts w:asciiTheme="minorHAnsi" w:hAnsiTheme="minorHAnsi" w:cstheme="minorHAnsi"/>
-          <w:color w:val="CC7832"/>
-        </w:rPr>
-        <w:t xml:space="preserve"> </w:t>
+        <w:t xml:space="preserve">: </w:t>
       </w:r>
       <w:r>
         <w:rPr>
@@ -15455,7 +15052,6 @@
         <w:t xml:space="preserve"> run </w:t>
       </w:r>
       <w:proofErr w:type="spellStart"/>
-      <w:proofErr w:type="gramStart"/>
       <w:r>
         <w:rPr>
           <w:rFonts w:cstheme="minorHAnsi"/>
@@ -15463,7 +15059,6 @@
         <w:t>test:integration</w:t>
       </w:r>
       <w:proofErr w:type="spellEnd"/>
-      <w:proofErr w:type="gramEnd"/>
     </w:p>
     <w:p>
       <w:pPr>
@@ -15986,25 +15581,7 @@
           <w:b/>
           <w:bCs/>
         </w:rPr>
-        <w:t xml:space="preserve">Incorrect data being passed </w:t>
-      </w:r>
-      <w:proofErr w:type="gramStart"/>
-      <w:r>
-        <w:rPr>
-          <w:rFonts w:cstheme="minorHAnsi"/>
-          <w:b/>
-          <w:bCs/>
-        </w:rPr>
-        <w:t>in</w:t>
-      </w:r>
-      <w:proofErr w:type="gramEnd"/>
-      <w:r>
-        <w:rPr>
-          <w:rFonts w:cstheme="minorHAnsi"/>
-          <w:b/>
-          <w:bCs/>
-        </w:rPr>
-        <w:t xml:space="preserve"> the service requests</w:t>
+        <w:t>Incorrect data being passed in the service requests</w:t>
       </w:r>
       <w:r>
         <w:rPr>
@@ -16177,8 +15754,8 @@
         <w:pStyle w:val="Ttulo1"/>
       </w:pPr>
       <w:bookmarkStart w:id="68" w:name="_Toc104994184"/>
-      <w:bookmarkStart w:id="69" w:name="_Toc245264376"/>
-      <w:bookmarkStart w:id="70" w:name="_Toc211501390"/>
+      <w:bookmarkStart w:id="69" w:name="_Toc211501390"/>
+      <w:bookmarkStart w:id="70" w:name="_Toc245264376"/>
       <w:r>
         <w:t xml:space="preserve">6 </w:t>
       </w:r>
@@ -16186,7 +15763,7 @@
         <w:t>Operations, Maintenance</w:t>
       </w:r>
       <w:bookmarkEnd w:id="68"/>
-      <w:bookmarkEnd w:id="70"/>
+      <w:bookmarkEnd w:id="69"/>
     </w:p>
     <w:p>
       <w:pPr>
@@ -16320,7 +15897,7 @@
         </w:rPr>
         <w:t xml:space="preserve">. </w:t>
       </w:r>
-      <w:bookmarkEnd w:id="69"/>
+      <w:bookmarkEnd w:id="70"/>
     </w:p>
     <w:p>
       <w:pPr>
@@ -16523,14 +16100,14 @@
         </w:pBdr>
       </w:pPr>
       <w:bookmarkStart w:id="77" w:name="_Toc104994188"/>
-      <w:bookmarkStart w:id="78" w:name="_Hlk75794236"/>
-      <w:bookmarkStart w:id="79" w:name="_Toc211501394"/>
+      <w:bookmarkStart w:id="78" w:name="_Toc211501394"/>
+      <w:bookmarkStart w:id="79" w:name="_Hlk75794236"/>
       <w:r>
         <w:lastRenderedPageBreak/>
         <w:t>7 Release History</w:t>
       </w:r>
       <w:bookmarkEnd w:id="77"/>
-      <w:bookmarkEnd w:id="79"/>
+      <w:bookmarkEnd w:id="78"/>
     </w:p>
     <w:p>
       <w:pPr>
@@ -16548,7 +16125,7 @@
       </w:pPr>
       <w:bookmarkStart w:id="80" w:name="_Toc279703501"/>
       <w:bookmarkStart w:id="81" w:name="_Toc279703594"/>
-      <w:bookmarkEnd w:id="78"/>
+      <w:bookmarkEnd w:id="79"/>
     </w:p>
     <w:tbl>
       <w:tblPr>
@@ -24980,6 +24557,10 @@
 </file>
 
 <file path=customXml/item3.xml><?xml version="1.0" encoding="utf-8"?>
+<b:Sources xmlns:b="http://schemas.openxmlformats.org/officeDocument/2006/bibliography" xmlns="http://schemas.openxmlformats.org/officeDocument/2006/bibliography" SelectedStyle="\CHICAGO.XSL" StyleName="Chicago"/>
+</file>
+
+<file path=customXml/item4.xml><?xml version="1.0" encoding="utf-8"?>
 <ct:contentTypeSchema xmlns:ct="http://schemas.microsoft.com/office/2006/metadata/contentType" xmlns:ma="http://schemas.microsoft.com/office/2006/metadata/properties/metaAttributes" ct:_="" ma:_="" ma:contentTypeName="Document" ma:contentTypeID="0x010100BAC6AAE9A7AC6F448B8E6AD308F25C33" ma:contentTypeVersion="9" ma:contentTypeDescription="Create a new document." ma:contentTypeScope="" ma:versionID="9947e9a47e1bfbe6ee25356abc8c556f">
   <xsd:schema xmlns:xsd="http://www.w3.org/2001/XMLSchema" xmlns:xs="http://www.w3.org/2001/XMLSchema" xmlns:p="http://schemas.microsoft.com/office/2006/metadata/properties" xmlns:ns2="41dbd0cf-c47a-4cea-8dfa-c6db00955148" xmlns:ns3="2680ebc2-70e2-42cc-af17-343d078fef82" xmlns:ns4="3ab059b2-6124-4199-bb85-3249ccb31308" targetNamespace="http://schemas.microsoft.com/office/2006/metadata/properties" ma:root="true" ma:fieldsID="784c332b4ff724ef588fa3376e0daf40" ns2:_="" ns3:_="" ns4:_="">
     <xsd:import namespace="41dbd0cf-c47a-4cea-8dfa-c6db00955148"/>
@@ -25177,10 +24758,6 @@
 </ct:contentTypeSchema>
 </file>
 
-<file path=customXml/item4.xml><?xml version="1.0" encoding="utf-8"?>
-<b:Sources xmlns:b="http://schemas.openxmlformats.org/officeDocument/2006/bibliography" xmlns="http://schemas.openxmlformats.org/officeDocument/2006/bibliography" SelectedStyle="\CHICAGO.XSL" StyleName="Chicago"/>
-</file>
-
 <file path=customXml/item5.xml><?xml version="1.0" encoding="utf-8"?>
 <b:Sources xmlns:b="http://schemas.openxmlformats.org/officeDocument/2006/bibliography" xmlns="http://schemas.openxmlformats.org/officeDocument/2006/bibliography" SelectedStyle="\CHICAGO.XSL" StyleName="Chicago"/>
 </file>
@@ -25204,7 +24781,7 @@
 </file>
 
 <file path=customXml/itemProps1.xml><?xml version="1.0" encoding="utf-8"?>
-<ds:datastoreItem xmlns:ds="http://schemas.openxmlformats.org/officeDocument/2006/customXml" ds:itemID="{DFFD90AB-A9CA-48E9-A772-13C69588A728}">
+<ds:datastoreItem xmlns:ds="http://schemas.openxmlformats.org/officeDocument/2006/customXml" ds:itemID="{05CD6A24-F136-463B-BF16-F15886741A5F}">
   <ds:schemaRefs>
     <ds:schemaRef ds:uri="http://schemas.openxmlformats.org/officeDocument/2006/bibliography"/>
   </ds:schemaRefs>
@@ -25220,6 +24797,14 @@
 </file>
 
 <file path=customXml/itemProps3.xml><?xml version="1.0" encoding="utf-8"?>
+<ds:datastoreItem xmlns:ds="http://schemas.openxmlformats.org/officeDocument/2006/customXml" ds:itemID="{0ACC11CF-7E2F-4A39-A1CC-435974F0A74C}">
+  <ds:schemaRefs>
+    <ds:schemaRef ds:uri="http://schemas.openxmlformats.org/officeDocument/2006/bibliography"/>
+  </ds:schemaRefs>
+</ds:datastoreItem>
+</file>
+
+<file path=customXml/itemProps4.xml><?xml version="1.0" encoding="utf-8"?>
 <ds:datastoreItem xmlns:ds="http://schemas.openxmlformats.org/officeDocument/2006/customXml" ds:itemID="{AB403CD4-F922-4E1D-B3EA-72C1A6D547E2}">
   <ds:schemaRefs>
     <ds:schemaRef ds:uri="http://schemas.microsoft.com/office/2006/metadata/contentType"/>
@@ -25239,16 +24824,8 @@
 </ds:datastoreItem>
 </file>
 
-<file path=customXml/itemProps4.xml><?xml version="1.0" encoding="utf-8"?>
-<ds:datastoreItem xmlns:ds="http://schemas.openxmlformats.org/officeDocument/2006/customXml" ds:itemID="{74EDC720-C843-4BCC-ACEC-72DB380D8DF2}">
-  <ds:schemaRefs>
-    <ds:schemaRef ds:uri="http://schemas.openxmlformats.org/officeDocument/2006/bibliography"/>
-  </ds:schemaRefs>
-</ds:datastoreItem>
-</file>
-
 <file path=customXml/itemProps5.xml><?xml version="1.0" encoding="utf-8"?>
-<ds:datastoreItem xmlns:ds="http://schemas.openxmlformats.org/officeDocument/2006/customXml" ds:itemID="{0ACC11CF-7E2F-4A39-A1CC-435974F0A74C}">
+<ds:datastoreItem xmlns:ds="http://schemas.openxmlformats.org/officeDocument/2006/customXml" ds:itemID="{DFFD90AB-A9CA-48E9-A772-13C69588A728}">
   <ds:schemaRefs>
     <ds:schemaRef ds:uri="http://schemas.openxmlformats.org/officeDocument/2006/bibliography"/>
   </ds:schemaRefs>
@@ -25267,7 +24844,7 @@
 </file>
 
 <file path=customXml/itemProps7.xml><?xml version="1.0" encoding="utf-8"?>
-<ds:datastoreItem xmlns:ds="http://schemas.openxmlformats.org/officeDocument/2006/customXml" ds:itemID="{05CD6A24-F136-463B-BF16-F15886741A5F}">
+<ds:datastoreItem xmlns:ds="http://schemas.openxmlformats.org/officeDocument/2006/customXml" ds:itemID="{74EDC720-C843-4BCC-ACEC-72DB380D8DF2}">
   <ds:schemaRefs>
     <ds:schemaRef ds:uri="http://schemas.openxmlformats.org/officeDocument/2006/bibliography"/>
   </ds:schemaRefs>
